--- a/docs/倫理審査資料_SP-PS.docx
+++ b/docs/倫理審査資料_SP-PS.docx
@@ -28,7 +28,7 @@
           <w:b/>
           <w:sz w:val="21"/>
         </w:rPr>
-        <w:t>研究課題（案）：聴覚障害のある生徒を対象とした音声・映像フィードバック型発音練習アプリケーションの有効性と受容性の検討</w:t>
+        <w:t>研究課題（案）：聴覚障害のある生徒を対象とした音声・映像フィードバック型発音練習アプリケーションの発音改善効果の検証と利用者評価の収集</w:t>
       </w:r>
     </w:p>
     <w:tbl>
@@ -245,7 +245,7 @@
                 <w:b w:val="0"/>
                 <w:sz w:val="18"/>
               </w:rPr>
-              <w:t>第3版（教員確認用ドラフト）</w:t>
+              <w:t>第4版（教員確認用ドラフト）</w:t>
             </w:r>
           </w:p>
         </w:tc>
@@ -943,67 +943,242 @@
           <w:b w:val="0"/>
           <w:sz w:val="21"/>
         </w:rPr>
-        <w:t>上記のアプリケーションを聴覚特別支援学校の生徒に一定期間使用してもらい、以下の2点を検討する。</w:t>
+        <w:t>上記のアプリケーションを聴覚特別支援学校の生徒に一定期間（約1か月）使用してもらい、以下の</w:t>
       </w:r>
+      <w:r>
+        <w:rPr>
+          <w:rFonts w:ascii="游ゴシック" w:hAnsi="游ゴシック" w:eastAsia="游ゴシック"/>
+          <w:b/>
+          <w:sz w:val="21"/>
+        </w:rPr>
+        <w:t>2点</w:t>
+      </w:r>
+      <w:r>
+        <w:rPr>
+          <w:rFonts w:ascii="游ゴシック" w:hAnsi="游ゴシック" w:eastAsia="游ゴシック"/>
+          <w:b w:val="0"/>
+          <w:sz w:val="21"/>
+        </w:rPr>
+        <w:t>を明らかにする。</w:t>
+      </w:r>
+    </w:p>
+    <w:tbl>
+      <w:tblPr>
+        <w:tblStyle w:val="TableGrid"/>
+        <w:tblW w:type="auto" w:w="0"/>
+        <w:jc w:val="center"/>
+        <w:tblLook w:firstColumn="1" w:firstRow="1" w:lastColumn="0" w:lastRow="0" w:noHBand="0" w:noVBand="1" w:val="04A0"/>
+      </w:tblPr>
+      <w:tblGrid>
+        <w:gridCol w:w="3249"/>
+        <w:gridCol w:w="3249"/>
+        <w:gridCol w:w="3249"/>
+      </w:tblGrid>
+      <w:tr>
+        <w:tc>
+          <w:tcPr>
+            <w:tcW w:type="dxa" w:w="3249"/>
+            <w:shd w:val="clear" w:color="auto" w:fill="EEF1F7"/>
+          </w:tcPr>
+          <w:p>
+            <w:r/>
+            <w:r>
+              <w:rPr>
+                <w:rFonts w:ascii="游ゴシック" w:hAnsi="游ゴシック" w:eastAsia="游ゴシック"/>
+                <w:b/>
+                <w:color w:val="0E1E45"/>
+                <w:sz w:val="18"/>
+              </w:rPr>
+              <w:t>#</w:t>
+            </w:r>
+          </w:p>
+        </w:tc>
+        <w:tc>
+          <w:tcPr>
+            <w:tcW w:type="dxa" w:w="3249"/>
+            <w:shd w:val="clear" w:color="auto" w:fill="EEF1F7"/>
+          </w:tcPr>
+          <w:p>
+            <w:r/>
+            <w:r>
+              <w:rPr>
+                <w:rFonts w:ascii="游ゴシック" w:hAnsi="游ゴシック" w:eastAsia="游ゴシック"/>
+                <w:b/>
+                <w:color w:val="0E1E45"/>
+                <w:sz w:val="18"/>
+              </w:rPr>
+              <w:t>目的</w:t>
+            </w:r>
+          </w:p>
+        </w:tc>
+        <w:tc>
+          <w:tcPr>
+            <w:tcW w:type="dxa" w:w="3249"/>
+            <w:shd w:val="clear" w:color="auto" w:fill="EEF1F7"/>
+          </w:tcPr>
+          <w:p>
+            <w:r/>
+            <w:r>
+              <w:rPr>
+                <w:rFonts w:ascii="游ゴシック" w:hAnsi="游ゴシック" w:eastAsia="游ゴシック"/>
+                <w:b/>
+                <w:color w:val="0E1E45"/>
+                <w:sz w:val="18"/>
+              </w:rPr>
+              <w:t>具体的に確認すること</w:t>
+            </w:r>
+          </w:p>
+        </w:tc>
+      </w:tr>
+      <w:tr>
+        <w:tc>
+          <w:tcPr>
+            <w:tcW w:type="dxa" w:w="3249"/>
+          </w:tcPr>
+          <w:p>
+            <w:r/>
+            <w:r>
+              <w:rPr>
+                <w:rFonts w:ascii="游ゴシック" w:hAnsi="游ゴシック" w:eastAsia="游ゴシック"/>
+                <w:b/>
+                <w:sz w:val="18"/>
+              </w:rPr>
+              <w:t>①</w:t>
+            </w:r>
+          </w:p>
+        </w:tc>
+        <w:tc>
+          <w:tcPr>
+            <w:tcW w:type="dxa" w:w="3249"/>
+          </w:tcPr>
+          <w:p>
+            <w:r/>
+            <w:r>
+              <w:rPr>
+                <w:rFonts w:ascii="游ゴシック" w:hAnsi="游ゴシック" w:eastAsia="游ゴシック"/>
+                <w:b/>
+                <w:sz w:val="18"/>
+              </w:rPr>
+              <w:t>発音の改善がみられるか</w:t>
+            </w:r>
+          </w:p>
+        </w:tc>
+        <w:tc>
+          <w:tcPr>
+            <w:tcW w:type="dxa" w:w="3249"/>
+          </w:tcPr>
+          <w:p>
+            <w:r/>
+            <w:r>
+              <w:rPr>
+                <w:rFonts w:ascii="游ゴシック" w:hAnsi="游ゴシック" w:eastAsia="游ゴシック"/>
+                <w:b w:val="0"/>
+                <w:sz w:val="18"/>
+              </w:rPr>
+              <w:t>このアプリを使用することで、実際に発音が改善するのかを検証する</w:t>
+            </w:r>
+          </w:p>
+        </w:tc>
+      </w:tr>
+      <w:tr>
+        <w:tc>
+          <w:tcPr>
+            <w:tcW w:type="dxa" w:w="3249"/>
+          </w:tcPr>
+          <w:p>
+            <w:r/>
+            <w:r>
+              <w:rPr>
+                <w:rFonts w:ascii="游ゴシック" w:hAnsi="游ゴシック" w:eastAsia="游ゴシック"/>
+                <w:b/>
+                <w:sz w:val="18"/>
+              </w:rPr>
+              <w:t>②</w:t>
+            </w:r>
+          </w:p>
+        </w:tc>
+        <w:tc>
+          <w:tcPr>
+            <w:tcW w:type="dxa" w:w="3249"/>
+          </w:tcPr>
+          <w:p>
+            <w:r/>
+            <w:r>
+              <w:rPr>
+                <w:rFonts w:ascii="游ゴシック" w:hAnsi="游ゴシック" w:eastAsia="游ゴシック"/>
+                <w:b/>
+                <w:sz w:val="18"/>
+              </w:rPr>
+              <w:t>アプリへのフィードバックを得る</w:t>
+            </w:r>
+          </w:p>
+        </w:tc>
+        <w:tc>
+          <w:tcPr>
+            <w:tcW w:type="dxa" w:w="3249"/>
+          </w:tcPr>
+          <w:p>
+            <w:r/>
+            <w:r>
+              <w:rPr>
+                <w:rFonts w:ascii="游ゴシック" w:hAnsi="游ゴシック" w:eastAsia="游ゴシック"/>
+                <w:b w:val="0"/>
+                <w:sz w:val="18"/>
+              </w:rPr>
+              <w:t>実際に使った生徒から評価と改善要望を集め、アプリの改善につなげる</w:t>
+            </w:r>
+          </w:p>
+        </w:tc>
+      </w:tr>
+    </w:tbl>
+    <w:p>
+      <w:pPr>
+        <w:spacing w:after="120"/>
+      </w:pPr>
     </w:p>
     <w:p>
       <w:pPr>
-        <w:spacing w:after="40"/>
-        <w:ind w:left="340"/>
+        <w:spacing w:after="160" w:line="336" w:lineRule="auto"/>
       </w:pPr>
       <w:r>
         <w:rPr>
           <w:rFonts w:ascii="游ゴシック" w:hAnsi="游ゴシック" w:eastAsia="游ゴシック"/>
           <w:b w:val="0"/>
-          <w:sz w:val="20"/>
+          <w:sz w:val="21"/>
         </w:rPr>
-        <w:t xml:space="preserve">1. </w:t>
+        <w:t>目的①は開発したアプリの</w:t>
       </w:r>
       <w:r>
         <w:rPr>
           <w:rFonts w:ascii="游ゴシック" w:hAnsi="游ゴシック" w:eastAsia="游ゴシック"/>
           <w:b/>
-          <w:sz w:val="20"/>
+          <w:sz w:val="21"/>
         </w:rPr>
-        <w:t>有効性の検討</w:t>
+        <w:t>効果</w:t>
       </w:r>
       <w:r>
         <w:rPr>
           <w:rFonts w:ascii="游ゴシック" w:hAnsi="游ゴシック" w:eastAsia="游ゴシック"/>
           <w:b w:val="0"/>
-          <w:sz w:val="20"/>
+          <w:sz w:val="21"/>
         </w:rPr>
-        <w:t>：継続使用により、アプリが算出する発音スコアがどのように推移するか</w:t>
-      </w:r>
-    </w:p>
-    <w:p>
-      <w:pPr>
-        <w:spacing w:after="40"/>
-        <w:ind w:left="340"/>
-      </w:pPr>
-      <w:r>
-        <w:rPr>
-          <w:rFonts w:ascii="游ゴシック" w:hAnsi="游ゴシック" w:eastAsia="游ゴシック"/>
-          <w:b w:val="0"/>
-          <w:sz w:val="20"/>
-        </w:rPr>
-        <w:t xml:space="preserve">2. </w:t>
+        <w:t>を問うものであり、目的②はアプリを</w:t>
       </w:r>
       <w:r>
         <w:rPr>
           <w:rFonts w:ascii="游ゴシック" w:hAnsi="游ゴシック" w:eastAsia="游ゴシック"/>
           <w:b/>
-          <w:sz w:val="20"/>
+          <w:sz w:val="21"/>
         </w:rPr>
-        <w:t>受容性の検討</w:t>
+        <w:t>より良くするため</w:t>
       </w:r>
       <w:r>
         <w:rPr>
           <w:rFonts w:ascii="游ゴシック" w:hAnsi="游ゴシック" w:eastAsia="游ゴシック"/>
           <w:b w:val="0"/>
-          <w:sz w:val="20"/>
+          <w:sz w:val="21"/>
         </w:rPr>
-        <w:t>：実際の教育現場で、生徒が無理なく継続して使用できるか</w:t>
+        <w:t>の情報収集である。いずれも、本アプリを実際の利用場面で検証する初めての機会となる。</w:t>
       </w:r>
     </w:p>
     <w:p>
@@ -3211,14 +3386,15 @@
         <w:tblLook w:firstColumn="1" w:firstRow="1" w:lastColumn="0" w:lastRow="0" w:noHBand="0" w:noVBand="1" w:val="04A0"/>
       </w:tblPr>
       <w:tblGrid>
-        <w:gridCol w:w="3249"/>
-        <w:gridCol w:w="3249"/>
-        <w:gridCol w:w="3249"/>
+        <w:gridCol w:w="2436"/>
+        <w:gridCol w:w="2436"/>
+        <w:gridCol w:w="2436"/>
+        <w:gridCol w:w="2436"/>
       </w:tblGrid>
       <w:tr>
         <w:tc>
           <w:tcPr>
-            <w:tcW w:type="dxa" w:w="3249"/>
+            <w:tcW w:type="dxa" w:w="2436"/>
             <w:shd w:val="clear" w:color="auto" w:fill="EEF1F7"/>
           </w:tcPr>
           <w:p>
@@ -3230,13 +3406,13 @@
                 <w:color w:val="0E1E45"/>
                 <w:sz w:val="18"/>
               </w:rPr>
-              <w:t>検討事項</w:t>
-            </w:r>
-          </w:p>
-        </w:tc>
-        <w:tc>
-          <w:tcPr>
-            <w:tcW w:type="dxa" w:w="3249"/>
+              <w:t>#</w:t>
+            </w:r>
+          </w:p>
+        </w:tc>
+        <w:tc>
+          <w:tcPr>
+            <w:tcW w:type="dxa" w:w="2436"/>
             <w:shd w:val="clear" w:color="auto" w:fill="EEF1F7"/>
           </w:tcPr>
           <w:p>
@@ -3248,13 +3424,13 @@
                 <w:color w:val="0E1E45"/>
                 <w:sz w:val="18"/>
               </w:rPr>
-              <w:t>確認する内容</w:t>
-            </w:r>
-          </w:p>
-        </w:tc>
-        <w:tc>
-          <w:tcPr>
-            <w:tcW w:type="dxa" w:w="3249"/>
+              <w:t>目的</w:t>
+            </w:r>
+          </w:p>
+        </w:tc>
+        <w:tc>
+          <w:tcPr>
+            <w:tcW w:type="dxa" w:w="2436"/>
             <w:shd w:val="clear" w:color="auto" w:fill="EEF1F7"/>
           </w:tcPr>
           <w:p>
@@ -3266,6 +3442,24 @@
                 <w:color w:val="0E1E45"/>
                 <w:sz w:val="18"/>
               </w:rPr>
+              <w:t>確認する内容</w:t>
+            </w:r>
+          </w:p>
+        </w:tc>
+        <w:tc>
+          <w:tcPr>
+            <w:tcW w:type="dxa" w:w="2436"/>
+            <w:shd w:val="clear" w:color="auto" w:fill="EEF1F7"/>
+          </w:tcPr>
+          <w:p>
+            <w:r/>
+            <w:r>
+              <w:rPr>
+                <w:rFonts w:ascii="游ゴシック" w:hAnsi="游ゴシック" w:eastAsia="游ゴシック"/>
+                <w:b/>
+                <w:color w:val="0E1E45"/>
+                <w:sz w:val="18"/>
+              </w:rPr>
               <w:t>用いるデータ</w:t>
             </w:r>
           </w:p>
@@ -3274,7 +3468,39 @@
       <w:tr>
         <w:tc>
           <w:tcPr>
-            <w:tcW w:type="dxa" w:w="3249"/>
+            <w:tcW w:type="dxa" w:w="2436"/>
+          </w:tcPr>
+          <w:p>
+            <w:r/>
+            <w:r>
+              <w:rPr>
+                <w:rFonts w:ascii="游ゴシック" w:hAnsi="游ゴシック" w:eastAsia="游ゴシック"/>
+                <w:b/>
+                <w:sz w:val="18"/>
+              </w:rPr>
+              <w:t>①</w:t>
+            </w:r>
+          </w:p>
+        </w:tc>
+        <w:tc>
+          <w:tcPr>
+            <w:tcW w:type="dxa" w:w="2436"/>
+          </w:tcPr>
+          <w:p>
+            <w:r/>
+            <w:r>
+              <w:rPr>
+                <w:rFonts w:ascii="游ゴシック" w:hAnsi="游ゴシック" w:eastAsia="游ゴシック"/>
+                <w:b/>
+                <w:sz w:val="18"/>
+              </w:rPr>
+              <w:t>発音の改善がみられるか</w:t>
+            </w:r>
+          </w:p>
+        </w:tc>
+        <w:tc>
+          <w:tcPr>
+            <w:tcW w:type="dxa" w:w="2436"/>
           </w:tcPr>
           <w:p>
             <w:r/>
@@ -3284,13 +3510,13 @@
                 <w:b w:val="0"/>
                 <w:sz w:val="18"/>
               </w:rPr>
-              <w:t>有効性</w:t>
-            </w:r>
-          </w:p>
-        </w:tc>
-        <w:tc>
-          <w:tcPr>
-            <w:tcW w:type="dxa" w:w="3249"/>
+              <w:t>1か月間の継続使用により、発音スコアがどのように推移するか</w:t>
+            </w:r>
+          </w:p>
+        </w:tc>
+        <w:tc>
+          <w:tcPr>
+            <w:tcW w:type="dxa" w:w="2436"/>
           </w:tcPr>
           <w:p>
             <w:r/>
@@ -3300,23 +3526,7 @@
                 <w:b w:val="0"/>
                 <w:sz w:val="18"/>
               </w:rPr>
-              <w:t>1か月間の継続使用により、発音スコアがどのように推移するか</w:t>
-            </w:r>
-          </w:p>
-        </w:tc>
-        <w:tc>
-          <w:tcPr>
-            <w:tcW w:type="dxa" w:w="3249"/>
-          </w:tcPr>
-          <w:p>
-            <w:r/>
-            <w:r>
-              <w:rPr>
-                <w:rFonts w:ascii="游ゴシック" w:hAnsi="游ゴシック" w:eastAsia="游ゴシック"/>
-                <w:b w:val="0"/>
-                <w:sz w:val="18"/>
-              </w:rPr>
-              <w:t>アプリのスコア記録</w:t>
+              <w:t>アプリのスコア記録（練習ごとの得点・音ごとの得点）</w:t>
             </w:r>
           </w:p>
         </w:tc>
@@ -3324,7 +3534,39 @@
       <w:tr>
         <w:tc>
           <w:tcPr>
-            <w:tcW w:type="dxa" w:w="3249"/>
+            <w:tcW w:type="dxa" w:w="2436"/>
+          </w:tcPr>
+          <w:p>
+            <w:r/>
+            <w:r>
+              <w:rPr>
+                <w:rFonts w:ascii="游ゴシック" w:hAnsi="游ゴシック" w:eastAsia="游ゴシック"/>
+                <w:b/>
+                <w:sz w:val="18"/>
+              </w:rPr>
+              <w:t>②</w:t>
+            </w:r>
+          </w:p>
+        </w:tc>
+        <w:tc>
+          <w:tcPr>
+            <w:tcW w:type="dxa" w:w="2436"/>
+          </w:tcPr>
+          <w:p>
+            <w:r/>
+            <w:r>
+              <w:rPr>
+                <w:rFonts w:ascii="游ゴシック" w:hAnsi="游ゴシック" w:eastAsia="游ゴシック"/>
+                <w:b/>
+                <w:sz w:val="18"/>
+              </w:rPr>
+              <w:t>アプリへのフィードバック</w:t>
+            </w:r>
+          </w:p>
+        </w:tc>
+        <w:tc>
+          <w:tcPr>
+            <w:tcW w:type="dxa" w:w="2436"/>
           </w:tcPr>
           <w:p>
             <w:r/>
@@ -3334,55 +3576,31 @@
                 <w:b w:val="0"/>
                 <w:sz w:val="18"/>
               </w:rPr>
-              <w:t>受容性・アプリの評価</w:t>
-            </w:r>
-          </w:p>
-        </w:tc>
-        <w:tc>
-          <w:tcPr>
-            <w:tcW w:type="dxa" w:w="3249"/>
-          </w:tcPr>
-          <w:p>
-            <w:r/>
+              <w:t>使いやすかったか、続けやすかったか、どこを改善すべきか</w:t>
+            </w:r>
+          </w:p>
+        </w:tc>
+        <w:tc>
+          <w:tcPr>
+            <w:tcW w:type="dxa" w:w="2436"/>
+          </w:tcPr>
+          <w:p>
+            <w:r/>
+            <w:r>
+              <w:rPr>
+                <w:rFonts w:ascii="游ゴシック" w:hAnsi="游ゴシック" w:eastAsia="游ゴシック"/>
+                <w:b/>
+                <w:sz w:val="18"/>
+              </w:rPr>
+              <w:t>使用後アンケート</w:t>
+            </w:r>
             <w:r>
               <w:rPr>
                 <w:rFonts w:ascii="游ゴシック" w:hAnsi="游ゴシック" w:eastAsia="游ゴシック"/>
                 <w:b w:val="0"/>
                 <w:sz w:val="18"/>
               </w:rPr>
-              <w:t>生徒が無理なく継続して使用できるか、使いやすいと感じたか</w:t>
-            </w:r>
-          </w:p>
-        </w:tc>
-        <w:tc>
-          <w:tcPr>
-            <w:tcW w:type="dxa" w:w="3249"/>
-          </w:tcPr>
-          <w:p>
-            <w:r/>
-            <w:r>
-              <w:rPr>
-                <w:rFonts w:ascii="游ゴシック" w:hAnsi="游ゴシック" w:eastAsia="游ゴシック"/>
-                <w:b w:val="0"/>
-                <w:sz w:val="18"/>
-              </w:rPr>
-              <w:t>利用状況の記録＋</w:t>
-            </w:r>
-            <w:r>
-              <w:rPr>
-                <w:rFonts w:ascii="游ゴシック" w:hAnsi="游ゴシック" w:eastAsia="游ゴシック"/>
-                <w:b/>
-                <w:sz w:val="18"/>
-              </w:rPr>
-              <w:t>使用後アンケート</w:t>
-            </w:r>
-            <w:r>
-              <w:rPr>
-                <w:rFonts w:ascii="游ゴシック" w:hAnsi="游ゴシック" w:eastAsia="游ゴシック"/>
-                <w:b w:val="0"/>
-                <w:sz w:val="18"/>
-              </w:rPr>
-              <w:t>（自由記述のフィードバックを含む）</w:t>
+              <w:t>（選択式＋自由記述）／利用状況の記録</w:t>
             </w:r>
           </w:p>
         </w:tc>
@@ -3392,6 +3610,35 @@
       <w:pPr>
         <w:spacing w:after="120"/>
       </w:pPr>
+    </w:p>
+    <w:p>
+      <w:pPr>
+        <w:spacing w:after="160" w:line="336" w:lineRule="auto"/>
+      </w:pPr>
+      <w:r>
+        <w:rPr>
+          <w:rFonts w:ascii="游ゴシック" w:hAnsi="游ゴシック" w:eastAsia="游ゴシック"/>
+          <w:b w:val="0"/>
+          <w:sz w:val="21"/>
+        </w:rPr>
+        <w:t>いずれの目的も、参加者に特別な課題を課すものではなく、</w:t>
+      </w:r>
+      <w:r>
+        <w:rPr>
+          <w:rFonts w:ascii="游ゴシック" w:hAnsi="游ゴシック" w:eastAsia="游ゴシック"/>
+          <w:b/>
+          <w:sz w:val="21"/>
+        </w:rPr>
+        <w:t>通常の発音練習をアプリで行ってもらい、その記録と感想を収集する</w:t>
+      </w:r>
+      <w:r>
+        <w:rPr>
+          <w:rFonts w:ascii="游ゴシック" w:hAnsi="游ゴシック" w:eastAsia="游ゴシック"/>
+          <w:b w:val="0"/>
+          <w:sz w:val="21"/>
+        </w:rPr>
+        <w:t>という形式である。</w:t>
+      </w:r>
     </w:p>
     <w:p>
       <w:pPr>
@@ -6861,7 +7108,23 @@
           <w:b w:val="0"/>
           <w:sz w:val="21"/>
         </w:rPr>
-        <w:t>使用期間終了後、アプリの評価を目的としたアンケートを実施する。</w:t>
+        <w:t>使用期間終了後、アンケートを実施する。これは</w:t>
+      </w:r>
+      <w:r>
+        <w:rPr>
+          <w:rFonts w:ascii="游ゴシック" w:hAnsi="游ゴシック" w:eastAsia="游ゴシック"/>
+          <w:b/>
+          <w:sz w:val="21"/>
+        </w:rPr>
+        <w:t>本調査の目的②（アプリへのフィードバックを得る）を果たすための中心的な手段</w:t>
+      </w:r>
+      <w:r>
+        <w:rPr>
+          <w:rFonts w:ascii="游ゴシック" w:hAnsi="游ゴシック" w:eastAsia="游ゴシック"/>
+          <w:b w:val="0"/>
+          <w:sz w:val="21"/>
+        </w:rPr>
+        <w:t>であり、補足的な調査ではない。</w:t>
       </w:r>
     </w:p>
     <w:tbl>
@@ -7174,13 +7437,14 @@
         <w:tblLook w:firstColumn="1" w:firstRow="1" w:lastColumn="0" w:lastRow="0" w:noHBand="0" w:noVBand="1" w:val="04A0"/>
       </w:tblPr>
       <w:tblGrid>
-        <w:gridCol w:w="4873"/>
-        <w:gridCol w:w="4873"/>
+        <w:gridCol w:w="3249"/>
+        <w:gridCol w:w="3249"/>
+        <w:gridCol w:w="3249"/>
       </w:tblGrid>
       <w:tr>
         <w:tc>
           <w:tcPr>
-            <w:tcW w:type="dxa" w:w="4873"/>
+            <w:tcW w:type="dxa" w:w="3249"/>
             <w:shd w:val="clear" w:color="auto" w:fill="EEF1F7"/>
           </w:tcPr>
           <w:p>
@@ -7192,13 +7456,13 @@
                 <w:color w:val="0E1E45"/>
                 <w:sz w:val="18"/>
               </w:rPr>
-              <w:t>分析</w:t>
-            </w:r>
-          </w:p>
-        </w:tc>
-        <w:tc>
-          <w:tcPr>
-            <w:tcW w:type="dxa" w:w="4873"/>
+              <w:t>対応する目的</w:t>
+            </w:r>
+          </w:p>
+        </w:tc>
+        <w:tc>
+          <w:tcPr>
+            <w:tcW w:type="dxa" w:w="3249"/>
             <w:shd w:val="clear" w:color="auto" w:fill="EEF1F7"/>
           </w:tcPr>
           <w:p>
@@ -7210,6 +7474,24 @@
                 <w:color w:val="0E1E45"/>
                 <w:sz w:val="18"/>
               </w:rPr>
+              <w:t>分析</w:t>
+            </w:r>
+          </w:p>
+        </w:tc>
+        <w:tc>
+          <w:tcPr>
+            <w:tcW w:type="dxa" w:w="3249"/>
+            <w:shd w:val="clear" w:color="auto" w:fill="EEF1F7"/>
+          </w:tcPr>
+          <w:p>
+            <w:r/>
+            <w:r>
+              <w:rPr>
+                <w:rFonts w:ascii="游ゴシック" w:hAnsi="游ゴシック" w:eastAsia="游ゴシック"/>
+                <w:b/>
+                <w:color w:val="0E1E45"/>
+                <w:sz w:val="18"/>
+              </w:rPr>
               <w:t>内容</w:t>
             </w:r>
           </w:p>
@@ -7218,7 +7500,7 @@
       <w:tr>
         <w:tc>
           <w:tcPr>
-            <w:tcW w:type="dxa" w:w="4873"/>
+            <w:tcW w:type="dxa" w:w="3249"/>
           </w:tcPr>
           <w:p>
             <w:r/>
@@ -7228,13 +7510,29 @@
                 <w:b w:val="0"/>
                 <w:sz w:val="18"/>
               </w:rPr>
+              <w:t>① 発音の改善</w:t>
+            </w:r>
+          </w:p>
+        </w:tc>
+        <w:tc>
+          <w:tcPr>
+            <w:tcW w:type="dxa" w:w="3249"/>
+          </w:tcPr>
+          <w:p>
+            <w:r/>
+            <w:r>
+              <w:rPr>
+                <w:rFonts w:ascii="游ゴシック" w:hAnsi="游ゴシック" w:eastAsia="游ゴシック"/>
+                <w:b w:val="0"/>
+                <w:sz w:val="18"/>
+              </w:rPr>
               <w:t>スコアの推移</w:t>
             </w:r>
           </w:p>
         </w:tc>
         <w:tc>
           <w:tcPr>
-            <w:tcW w:type="dxa" w:w="4873"/>
+            <w:tcW w:type="dxa" w:w="3249"/>
           </w:tcPr>
           <w:p>
             <w:r/>
@@ -7252,7 +7550,7 @@
       <w:tr>
         <w:tc>
           <w:tcPr>
-            <w:tcW w:type="dxa" w:w="4873"/>
+            <w:tcW w:type="dxa" w:w="3249"/>
           </w:tcPr>
           <w:p>
             <w:r/>
@@ -7262,13 +7560,29 @@
                 <w:b w:val="0"/>
                 <w:sz w:val="18"/>
               </w:rPr>
+              <w:t>① 発音の改善</w:t>
+            </w:r>
+          </w:p>
+        </w:tc>
+        <w:tc>
+          <w:tcPr>
+            <w:tcW w:type="dxa" w:w="3249"/>
+          </w:tcPr>
+          <w:p>
+            <w:r/>
+            <w:r>
+              <w:rPr>
+                <w:rFonts w:ascii="游ゴシック" w:hAnsi="游ゴシック" w:eastAsia="游ゴシック"/>
+                <w:b w:val="0"/>
+                <w:sz w:val="18"/>
+              </w:rPr>
               <w:t>苦手な音の変化</w:t>
             </w:r>
           </w:p>
         </w:tc>
         <w:tc>
           <w:tcPr>
-            <w:tcW w:type="dxa" w:w="4873"/>
+            <w:tcW w:type="dxa" w:w="3249"/>
           </w:tcPr>
           <w:p>
             <w:r/>
@@ -7286,7 +7600,7 @@
       <w:tr>
         <w:tc>
           <w:tcPr>
-            <w:tcW w:type="dxa" w:w="4873"/>
+            <w:tcW w:type="dxa" w:w="3249"/>
           </w:tcPr>
           <w:p>
             <w:r/>
@@ -7296,13 +7610,13 @@
                 <w:b w:val="0"/>
                 <w:sz w:val="18"/>
               </w:rPr>
-              <w:t>利用状況</w:t>
-            </w:r>
-          </w:p>
-        </w:tc>
-        <w:tc>
-          <w:tcPr>
-            <w:tcW w:type="dxa" w:w="4873"/>
+              <w:t>① 発音の改善</w:t>
+            </w:r>
+          </w:p>
+        </w:tc>
+        <w:tc>
+          <w:tcPr>
+            <w:tcW w:type="dxa" w:w="3249"/>
           </w:tcPr>
           <w:p>
             <w:r/>
@@ -7312,7 +7626,23 @@
                 <w:b w:val="0"/>
                 <w:sz w:val="18"/>
               </w:rPr>
-              <w:t>練習回数・継続日数を集計し、無理なく使用できたかを検討する</w:t>
+              <w:t>属性との関連</w:t>
+            </w:r>
+          </w:p>
+        </w:tc>
+        <w:tc>
+          <w:tcPr>
+            <w:tcW w:type="dxa" w:w="3249"/>
+          </w:tcPr>
+          <w:p>
+            <w:r/>
+            <w:r>
+              <w:rPr>
+                <w:rFonts w:ascii="游ゴシック" w:hAnsi="游ゴシック" w:eastAsia="游ゴシック"/>
+                <w:b w:val="0"/>
+                <w:sz w:val="18"/>
+              </w:rPr>
+              <w:t>学年・障害の程度とスコアの推移との関連を検討する（§5.3 の配慮のうえ実施）</w:t>
             </w:r>
           </w:p>
         </w:tc>
@@ -7320,7 +7650,7 @@
       <w:tr>
         <w:tc>
           <w:tcPr>
-            <w:tcW w:type="dxa" w:w="4873"/>
+            <w:tcW w:type="dxa" w:w="3249"/>
           </w:tcPr>
           <w:p>
             <w:r/>
@@ -7330,13 +7660,13 @@
                 <w:b w:val="0"/>
                 <w:sz w:val="18"/>
               </w:rPr>
-              <w:t>属性との関連</w:t>
-            </w:r>
-          </w:p>
-        </w:tc>
-        <w:tc>
-          <w:tcPr>
-            <w:tcW w:type="dxa" w:w="4873"/>
+              <w:t>② フィードバック</w:t>
+            </w:r>
+          </w:p>
+        </w:tc>
+        <w:tc>
+          <w:tcPr>
+            <w:tcW w:type="dxa" w:w="3249"/>
           </w:tcPr>
           <w:p>
             <w:r/>
@@ -7346,7 +7676,23 @@
                 <w:b w:val="0"/>
                 <w:sz w:val="18"/>
               </w:rPr>
-              <w:t>学年・障害の程度とスコアの推移との関連を検討する（§5.3 の配慮のうえ実施）</w:t>
+              <w:t>アンケートの集計</w:t>
+            </w:r>
+          </w:p>
+        </w:tc>
+        <w:tc>
+          <w:tcPr>
+            <w:tcW w:type="dxa" w:w="3249"/>
+          </w:tcPr>
+          <w:p>
+            <w:r/>
+            <w:r>
+              <w:rPr>
+                <w:rFonts w:ascii="游ゴシック" w:hAnsi="游ゴシック" w:eastAsia="游ゴシック"/>
+                <w:b w:val="0"/>
+                <w:sz w:val="18"/>
+              </w:rPr>
+              <w:t>選択式は単純集計、自由記述は内容ごとに分類して整理する</w:t>
             </w:r>
           </w:p>
         </w:tc>
@@ -7354,7 +7700,7 @@
       <w:tr>
         <w:tc>
           <w:tcPr>
-            <w:tcW w:type="dxa" w:w="4873"/>
+            <w:tcW w:type="dxa" w:w="3249"/>
           </w:tcPr>
           <w:p>
             <w:r/>
@@ -7364,13 +7710,13 @@
                 <w:b w:val="0"/>
                 <w:sz w:val="18"/>
               </w:rPr>
-              <w:t>アンケートの集計</w:t>
-            </w:r>
-          </w:p>
-        </w:tc>
-        <w:tc>
-          <w:tcPr>
-            <w:tcW w:type="dxa" w:w="4873"/>
+              <w:t>② フィードバック</w:t>
+            </w:r>
+          </w:p>
+        </w:tc>
+        <w:tc>
+          <w:tcPr>
+            <w:tcW w:type="dxa" w:w="3249"/>
           </w:tcPr>
           <w:p>
             <w:r/>
@@ -7380,7 +7726,73 @@
                 <w:b w:val="0"/>
                 <w:sz w:val="18"/>
               </w:rPr>
-              <w:t>選択式は単純集計、自由記述は内容ごとに分類して整理する</w:t>
+              <w:t>改善要望の整理</w:t>
+            </w:r>
+          </w:p>
+        </w:tc>
+        <w:tc>
+          <w:tcPr>
+            <w:tcW w:type="dxa" w:w="3249"/>
+          </w:tcPr>
+          <w:p>
+            <w:r/>
+            <w:r>
+              <w:rPr>
+                <w:rFonts w:ascii="游ゴシック" w:hAnsi="游ゴシック" w:eastAsia="游ゴシック"/>
+                <w:b w:val="0"/>
+                <w:sz w:val="18"/>
+              </w:rPr>
+              <w:t>自由記述から改善要望を抽出し、優先度をつけて今後の開発計画に反映する</w:t>
+            </w:r>
+          </w:p>
+        </w:tc>
+      </w:tr>
+      <w:tr>
+        <w:tc>
+          <w:tcPr>
+            <w:tcW w:type="dxa" w:w="3249"/>
+          </w:tcPr>
+          <w:p>
+            <w:r/>
+            <w:r>
+              <w:rPr>
+                <w:rFonts w:ascii="游ゴシック" w:hAnsi="游ゴシック" w:eastAsia="游ゴシック"/>
+                <w:b w:val="0"/>
+                <w:sz w:val="18"/>
+              </w:rPr>
+              <w:t>両方</w:t>
+            </w:r>
+          </w:p>
+        </w:tc>
+        <w:tc>
+          <w:tcPr>
+            <w:tcW w:type="dxa" w:w="3249"/>
+          </w:tcPr>
+          <w:p>
+            <w:r/>
+            <w:r>
+              <w:rPr>
+                <w:rFonts w:ascii="游ゴシック" w:hAnsi="游ゴシック" w:eastAsia="游ゴシック"/>
+                <w:b w:val="0"/>
+                <w:sz w:val="18"/>
+              </w:rPr>
+              <w:t>利用状況</w:t>
+            </w:r>
+          </w:p>
+        </w:tc>
+        <w:tc>
+          <w:tcPr>
+            <w:tcW w:type="dxa" w:w="3249"/>
+          </w:tcPr>
+          <w:p>
+            <w:r/>
+            <w:r>
+              <w:rPr>
+                <w:rFonts w:ascii="游ゴシック" w:hAnsi="游ゴシック" w:eastAsia="游ゴシック"/>
+                <w:b w:val="0"/>
+                <w:sz w:val="18"/>
+              </w:rPr>
+              <w:t>練習回数・継続日数を集計し、無理なく使用できたかを確認する</w:t>
             </w:r>
           </w:p>
         </w:tc>
@@ -11106,7 +11518,7 @@
                 <w:b/>
                 <w:sz w:val="18"/>
               </w:rPr>
-              <w:t>評価指標の妥当性</w:t>
+              <w:t>評価指標の妥当性（最重要）</w:t>
             </w:r>
           </w:p>
         </w:tc>
@@ -11122,7 +11534,39 @@
                 <w:b w:val="0"/>
                 <w:sz w:val="18"/>
               </w:rPr>
-              <w:t>「発音が良くなった」の判断を、アプリが算出するスコアのみに依拠している。このスコアは本研究で開発した独自の指標であり、外部の基準（専門家による評価等）との一致は未検証である</w:t>
+              <w:t>目的①「発音の改善がみられるか」の判断を、</w:t>
+            </w:r>
+            <w:r>
+              <w:rPr>
+                <w:rFonts w:ascii="游ゴシック" w:hAnsi="游ゴシック" w:eastAsia="游ゴシック"/>
+                <w:b/>
+                <w:sz w:val="18"/>
+              </w:rPr>
+              <w:t>アプリが算出するスコアのみに依拠</w:t>
+            </w:r>
+            <w:r>
+              <w:rPr>
+                <w:rFonts w:ascii="游ゴシック" w:hAnsi="游ゴシック" w:eastAsia="游ゴシック"/>
+                <w:b w:val="0"/>
+                <w:sz w:val="18"/>
+              </w:rPr>
+              <w:t>している。このスコアは本研究で開発した独自の指標であり、外部の基準（言語聴覚士・教員による聴取評定等）との一致は未検証である。したがって本調査で示せるのは厳密には「</w:t>
+            </w:r>
+            <w:r>
+              <w:rPr>
+                <w:rFonts w:ascii="游ゴシック" w:hAnsi="游ゴシック" w:eastAsia="游ゴシック"/>
+                <w:b/>
+                <w:sz w:val="18"/>
+              </w:rPr>
+              <w:t>アプリの指標上で改善がみられたか</w:t>
+            </w:r>
+            <w:r>
+              <w:rPr>
+                <w:rFonts w:ascii="游ゴシック" w:hAnsi="游ゴシック" w:eastAsia="游ゴシック"/>
+                <w:b w:val="0"/>
+                <w:sz w:val="18"/>
+              </w:rPr>
+              <w:t>」であり、「発音が客観的に改善したか」と同一視はできない</w:t>
             </w:r>
           </w:p>
         </w:tc>
@@ -11325,14 +11769,15 @@
         <w:tblLook w:firstColumn="1" w:firstRow="1" w:lastColumn="0" w:lastRow="0" w:noHBand="0" w:noVBand="1" w:val="04A0"/>
       </w:tblPr>
       <w:tblGrid>
-        <w:gridCol w:w="3249"/>
-        <w:gridCol w:w="3249"/>
-        <w:gridCol w:w="3249"/>
+        <w:gridCol w:w="2436"/>
+        <w:gridCol w:w="2436"/>
+        <w:gridCol w:w="2436"/>
+        <w:gridCol w:w="2436"/>
       </w:tblGrid>
       <w:tr>
         <w:tc>
           <w:tcPr>
-            <w:tcW w:type="dxa" w:w="3249"/>
+            <w:tcW w:type="dxa" w:w="2436"/>
             <w:shd w:val="clear" w:color="auto" w:fill="EEF1F7"/>
           </w:tcPr>
           <w:p>
@@ -11350,7 +11795,7 @@
         </w:tc>
         <w:tc>
           <w:tcPr>
-            <w:tcW w:type="dxa" w:w="3249"/>
+            <w:tcW w:type="dxa" w:w="2436"/>
             <w:shd w:val="clear" w:color="auto" w:fill="EEF1F7"/>
           </w:tcPr>
           <w:p>
@@ -11362,13 +11807,13 @@
                 <w:color w:val="0E1E45"/>
                 <w:sz w:val="18"/>
               </w:rPr>
-              <w:t>得られるもの</w:t>
-            </w:r>
-          </w:p>
-        </w:tc>
-        <w:tc>
-          <w:tcPr>
-            <w:tcW w:type="dxa" w:w="3249"/>
+              <w:t>補強できる目的</w:t>
+            </w:r>
+          </w:p>
+        </w:tc>
+        <w:tc>
+          <w:tcPr>
+            <w:tcW w:type="dxa" w:w="2436"/>
             <w:shd w:val="clear" w:color="auto" w:fill="EEF1F7"/>
           </w:tcPr>
           <w:p>
@@ -11380,6 +11825,24 @@
                 <w:color w:val="0E1E45"/>
                 <w:sz w:val="18"/>
               </w:rPr>
+              <w:t>得られるもの</w:t>
+            </w:r>
+          </w:p>
+        </w:tc>
+        <w:tc>
+          <w:tcPr>
+            <w:tcW w:type="dxa" w:w="2436"/>
+            <w:shd w:val="clear" w:color="auto" w:fill="EEF1F7"/>
+          </w:tcPr>
+          <w:p>
+            <w:r/>
+            <w:r>
+              <w:rPr>
+                <w:rFonts w:ascii="游ゴシック" w:hAnsi="游ゴシック" w:eastAsia="游ゴシック"/>
+                <w:b/>
+                <w:color w:val="0E1E45"/>
+                <w:sz w:val="18"/>
+              </w:rPr>
               <w:t>負担</w:t>
             </w:r>
           </w:p>
@@ -11388,7 +11851,7 @@
       <w:tr>
         <w:tc>
           <w:tcPr>
-            <w:tcW w:type="dxa" w:w="3249"/>
+            <w:tcW w:type="dxa" w:w="2436"/>
           </w:tcPr>
           <w:p>
             <w:r/>
@@ -11398,13 +11861,29 @@
                 <w:b w:val="0"/>
                 <w:sz w:val="18"/>
               </w:rPr>
-              <w:t>担当教員へのヒアリング</w:t>
-            </w:r>
-          </w:p>
-        </w:tc>
-        <w:tc>
-          <w:tcPr>
-            <w:tcW w:type="dxa" w:w="3249"/>
+              <w:t>担当教員による前後の聴取評定</w:t>
+            </w:r>
+          </w:p>
+        </w:tc>
+        <w:tc>
+          <w:tcPr>
+            <w:tcW w:type="dxa" w:w="2436"/>
+          </w:tcPr>
+          <w:p>
+            <w:r/>
+            <w:r>
+              <w:rPr>
+                <w:rFonts w:ascii="游ゴシック" w:hAnsi="游ゴシック" w:eastAsia="游ゴシック"/>
+                <w:b/>
+                <w:sz w:val="18"/>
+              </w:rPr>
+              <w:t>①</w:t>
+            </w:r>
+          </w:p>
+        </w:tc>
+        <w:tc>
+          <w:tcPr>
+            <w:tcW w:type="dxa" w:w="2436"/>
           </w:tcPr>
           <w:p>
             <w:r/>
@@ -11414,13 +11893,13 @@
                 <w:b w:val="0"/>
                 <w:sz w:val="18"/>
               </w:rPr>
-              <w:t>教育現場から見た導入の現実性・改善点。生徒の主観評価では拾えない運用面の課題が把握できる</w:t>
-            </w:r>
-          </w:p>
-        </w:tc>
-        <w:tc>
-          <w:tcPr>
-            <w:tcW w:type="dxa" w:w="3249"/>
+              <w:t>アプリのスコア以外の基準で改善を確認でき、上記の「評価指標の妥当性」の限界を大きく補える</w:t>
+            </w:r>
+          </w:p>
+        </w:tc>
+        <w:tc>
+          <w:tcPr>
+            <w:tcW w:type="dxa" w:w="2436"/>
           </w:tcPr>
           <w:p>
             <w:r/>
@@ -11430,7 +11909,7 @@
                 <w:b w:val="0"/>
                 <w:sz w:val="18"/>
               </w:rPr>
-              <w:t>小（教員1〜2名への聞き取り）</w:t>
+              <w:t>中（教員が開始時・終了時に評定）</w:t>
             </w:r>
           </w:p>
         </w:tc>
@@ -11438,7 +11917,7 @@
       <w:tr>
         <w:tc>
           <w:tcPr>
-            <w:tcW w:type="dxa" w:w="3249"/>
+            <w:tcW w:type="dxa" w:w="2436"/>
           </w:tcPr>
           <w:p>
             <w:r/>
@@ -11448,13 +11927,79 @@
                 <w:b w:val="0"/>
                 <w:sz w:val="18"/>
               </w:rPr>
+              <w:t>担当教員へのヒアリング</w:t>
+            </w:r>
+          </w:p>
+        </w:tc>
+        <w:tc>
+          <w:tcPr>
+            <w:tcW w:type="dxa" w:w="2436"/>
+          </w:tcPr>
+          <w:p>
+            <w:r/>
+            <w:r>
+              <w:rPr>
+                <w:rFonts w:ascii="游ゴシック" w:hAnsi="游ゴシック" w:eastAsia="游ゴシック"/>
+                <w:b w:val="0"/>
+                <w:sz w:val="18"/>
+              </w:rPr>
+              <w:t>②</w:t>
+            </w:r>
+          </w:p>
+        </w:tc>
+        <w:tc>
+          <w:tcPr>
+            <w:tcW w:type="dxa" w:w="2436"/>
+          </w:tcPr>
+          <w:p>
+            <w:r/>
+            <w:r>
+              <w:rPr>
+                <w:rFonts w:ascii="游ゴシック" w:hAnsi="游ゴシック" w:eastAsia="游ゴシック"/>
+                <w:b w:val="0"/>
+                <w:sz w:val="18"/>
+              </w:rPr>
+              <w:t>教育現場から見た導入の現実性・改善点。生徒の主観評価では拾えない運用面の課題が把握できる</w:t>
+            </w:r>
+          </w:p>
+        </w:tc>
+        <w:tc>
+          <w:tcPr>
+            <w:tcW w:type="dxa" w:w="2436"/>
+          </w:tcPr>
+          <w:p>
+            <w:r/>
+            <w:r>
+              <w:rPr>
+                <w:rFonts w:ascii="游ゴシック" w:hAnsi="游ゴシック" w:eastAsia="游ゴシック"/>
+                <w:b w:val="0"/>
+                <w:sz w:val="18"/>
+              </w:rPr>
+              <w:t>小（教員1〜2名への聞き取り）</w:t>
+            </w:r>
+          </w:p>
+        </w:tc>
+      </w:tr>
+      <w:tr>
+        <w:tc>
+          <w:tcPr>
+            <w:tcW w:type="dxa" w:w="2436"/>
+          </w:tcPr>
+          <w:p>
+            <w:r/>
+            <w:r>
+              <w:rPr>
+                <w:rFonts w:ascii="游ゴシック" w:hAnsi="游ゴシック" w:eastAsia="游ゴシック"/>
+                <w:b w:val="0"/>
+                <w:sz w:val="18"/>
+              </w:rPr>
               <w:t>使用期間の途中でのアンケート</w:t>
             </w:r>
           </w:p>
         </w:tc>
         <w:tc>
           <w:tcPr>
-            <w:tcW w:type="dxa" w:w="3249"/>
+            <w:tcW w:type="dxa" w:w="2436"/>
           </w:tcPr>
           <w:p>
             <w:r/>
@@ -11464,13 +12009,29 @@
                 <w:b w:val="0"/>
                 <w:sz w:val="18"/>
               </w:rPr>
+              <w:t>②</w:t>
+            </w:r>
+          </w:p>
+        </w:tc>
+        <w:tc>
+          <w:tcPr>
+            <w:tcW w:type="dxa" w:w="2436"/>
+          </w:tcPr>
+          <w:p>
+            <w:r/>
+            <w:r>
+              <w:rPr>
+                <w:rFonts w:ascii="游ゴシック" w:hAnsi="游ゴシック" w:eastAsia="游ゴシック"/>
+                <w:b w:val="0"/>
+                <w:sz w:val="18"/>
+              </w:rPr>
               <w:t>初期の戸惑いと慣れた後の評価を区別できる</w:t>
             </w:r>
           </w:p>
         </w:tc>
         <w:tc>
           <w:tcPr>
-            <w:tcW w:type="dxa" w:w="3249"/>
+            <w:tcW w:type="dxa" w:w="2436"/>
           </w:tcPr>
           <w:p>
             <w:r/>
@@ -11490,6 +12051,30 @@
       <w:pPr>
         <w:spacing w:after="120"/>
       </w:pPr>
+    </w:p>
+    <w:p>
+      <w:pPr>
+        <w:spacing w:after="200"/>
+        <w:ind w:left="283"/>
+      </w:pPr>
+      <w:r>
+        <w:rPr>
+          <w:rFonts w:ascii="游ゴシック" w:hAnsi="游ゴシック" w:eastAsia="游ゴシック"/>
+          <w:b/>
+          <w:color w:val="555D6E"/>
+          <w:sz w:val="19"/>
+        </w:rPr>
+        <w:t>とくに1行目</w:t>
+      </w:r>
+      <w:r>
+        <w:rPr>
+          <w:rFonts w:ascii="游ゴシック" w:hAnsi="游ゴシック" w:eastAsia="游ゴシック"/>
+          <w:b w:val="0"/>
+          <w:color w:val="555D6E"/>
+          <w:sz w:val="19"/>
+        </w:rPr>
+        <w:t>は、目的①の説得力を左右する。アプリ自身のスコアだけで 「発音が改善した」と述べると、審査でも学会発表でも指摘を受けやすい。 担当教員が「良くなったと思うか」を5段階で答えるだけでも、独立した根拠になる。</w:t>
+      </w:r>
     </w:p>
     <w:p>
       <w:pPr>

--- a/docs/倫理審査資料_SP-PS.docx
+++ b/docs/倫理審査資料_SP-PS.docx
@@ -255,66 +255,6 @@
       <w:pPr>
         <w:spacing w:after="120"/>
       </w:pPr>
-    </w:p>
-    <w:p>
-      <w:pPr>
-        <w:spacing w:after="200"/>
-        <w:ind w:left="283"/>
-      </w:pPr>
-      <w:r>
-        <w:rPr>
-          <w:rFonts w:ascii="游ゴシック" w:hAnsi="游ゴシック" w:eastAsia="游ゴシック"/>
-          <w:b/>
-          <w:color w:val="555D6E"/>
-          <w:sz w:val="19"/>
-        </w:rPr>
-        <w:t>本資料の位置づけ</w:t>
-      </w:r>
-      <w:r>
-        <w:rPr>
-          <w:rFonts w:ascii="游ゴシック" w:hAnsi="游ゴシック" w:eastAsia="游ゴシック"/>
-          <w:b w:val="0"/>
-          <w:color w:val="555D6E"/>
-          <w:sz w:val="19"/>
-        </w:rPr>
-        <w:t xml:space="preserve"> 倫理審査申請書を作成するための素材です。「アプリの概要」「仕様」「調査計画とデータ」を 網羅しています。</w:t>
-      </w:r>
-      <w:r>
-        <w:rPr>
-          <w:rFonts w:ascii="游ゴシック" w:hAnsi="游ゴシック" w:eastAsia="游ゴシック"/>
-          <w:b/>
-          <w:color w:val="555D6E"/>
-          <w:sz w:val="19"/>
-        </w:rPr>
-        <w:t>未確定事項は §8 に一覧化</w:t>
-      </w:r>
-      <w:r>
-        <w:rPr>
-          <w:rFonts w:ascii="游ゴシック" w:hAnsi="游ゴシック" w:eastAsia="游ゴシック"/>
-          <w:b w:val="0"/>
-          <w:color w:val="555D6E"/>
-          <w:sz w:val="19"/>
-        </w:rPr>
-        <w:t>しているので、指導教員と協議のうえ確定してください。 なお、アプリ自体は発音に不安を抱えている人全般（外国人・難聴の方等）を想定して 開発しているが、</w:t>
-      </w:r>
-      <w:r>
-        <w:rPr>
-          <w:rFonts w:ascii="游ゴシック" w:hAnsi="游ゴシック" w:eastAsia="游ゴシック"/>
-          <w:b/>
-          <w:color w:val="555D6E"/>
-          <w:sz w:val="19"/>
-        </w:rPr>
-        <w:t>本調査の対象は聴覚特別支援学校の生徒に限定</w:t>
-      </w:r>
-      <w:r>
-        <w:rPr>
-          <w:rFonts w:ascii="游ゴシック" w:hAnsi="游ゴシック" w:eastAsia="游ゴシック"/>
-          <w:b w:val="0"/>
-          <w:color w:val="555D6E"/>
-          <w:sz w:val="19"/>
-        </w:rPr>
-        <w:t>している。</w:t>
-      </w:r>
     </w:p>
     <w:p>
       <w:pPr>

--- a/docs/倫理審査資料_SP-PS.docx
+++ b/docs/倫理審査資料_SP-PS.docx
@@ -381,20 +381,6 @@
           <w:sz w:val="20"/>
         </w:rPr>
         <w:t>8. 調査開始までに確定・実装が必要な事項</w:t>
-      </w:r>
-    </w:p>
-    <w:p>
-      <w:pPr>
-        <w:spacing w:after="40"/>
-        <w:ind w:left="340"/>
-      </w:pPr>
-      <w:r>
-        <w:rPr>
-          <w:rFonts w:ascii="游ゴシック" w:hAnsi="游ゴシック" w:eastAsia="游ゴシック"/>
-          <w:b w:val="0"/>
-          <w:sz w:val="20"/>
-        </w:rPr>
-        <w:t>9. 研究の限界</w:t>
       </w:r>
     </w:p>
     <w:p>
@@ -11366,669 +11352,6 @@
           <w:sz w:val="19"/>
         </w:rPr>
         <w:t>、研究者が別途管理する 名簿（参加者番号と属性の対応表）で保持することを推奨する。 こうすることで、アプリ本体が要配慮個人情報を扱わない構成にできる。</w:t>
-      </w:r>
-    </w:p>
-    <w:p>
-      <w:pPr>
-        <w:pStyle w:val="Heading2"/>
-        <w:spacing w:before="400" w:after="160"/>
-      </w:pPr>
-      <w:r>
-        <w:rPr>
-          <w:rFonts w:ascii="游ゴシック" w:hAnsi="游ゴシック" w:eastAsia="游ゴシック"/>
-          <w:b/>
-          <w:color w:val="0E1E45"/>
-          <w:sz w:val="27"/>
-        </w:rPr>
-        <w:t>9. 研究の限界</w:t>
-      </w:r>
-    </w:p>
-    <w:p>
-      <w:pPr>
-        <w:spacing w:after="160" w:line="336" w:lineRule="auto"/>
-      </w:pPr>
-      <w:r>
-        <w:rPr>
-          <w:rFonts w:ascii="游ゴシック" w:hAnsi="游ゴシック" w:eastAsia="游ゴシック"/>
-          <w:b w:val="0"/>
-          <w:sz w:val="21"/>
-        </w:rPr>
-        <w:t>申請書および結果の解釈にあたって、以下の限界を認識しておく必要がある。</w:t>
-      </w:r>
-    </w:p>
-    <w:tbl>
-      <w:tblPr>
-        <w:tblStyle w:val="TableGrid"/>
-        <w:tblW w:type="auto" w:w="0"/>
-        <w:jc w:val="center"/>
-        <w:tblLook w:firstColumn="1" w:firstRow="1" w:lastColumn="0" w:lastRow="0" w:noHBand="0" w:noVBand="1" w:val="04A0"/>
-      </w:tblPr>
-      <w:tblGrid>
-        <w:gridCol w:w="4873"/>
-        <w:gridCol w:w="4873"/>
-      </w:tblGrid>
-      <w:tr>
-        <w:tc>
-          <w:tcPr>
-            <w:tcW w:type="dxa" w:w="4873"/>
-            <w:shd w:val="clear" w:color="auto" w:fill="EEF1F7"/>
-          </w:tcPr>
-          <w:p>
-            <w:r/>
-            <w:r>
-              <w:rPr>
-                <w:rFonts w:ascii="游ゴシック" w:hAnsi="游ゴシック" w:eastAsia="游ゴシック"/>
-                <w:b/>
-                <w:color w:val="0E1E45"/>
-                <w:sz w:val="18"/>
-              </w:rPr>
-              <w:t>限界</w:t>
-            </w:r>
-          </w:p>
-        </w:tc>
-        <w:tc>
-          <w:tcPr>
-            <w:tcW w:type="dxa" w:w="4873"/>
-            <w:shd w:val="clear" w:color="auto" w:fill="EEF1F7"/>
-          </w:tcPr>
-          <w:p>
-            <w:r/>
-            <w:r>
-              <w:rPr>
-                <w:rFonts w:ascii="游ゴシック" w:hAnsi="游ゴシック" w:eastAsia="游ゴシック"/>
-                <w:b/>
-                <w:color w:val="0E1E45"/>
-                <w:sz w:val="18"/>
-              </w:rPr>
-              <w:t>内容</w:t>
-            </w:r>
-          </w:p>
-        </w:tc>
-      </w:tr>
-      <w:tr>
-        <w:tc>
-          <w:tcPr>
-            <w:tcW w:type="dxa" w:w="4873"/>
-          </w:tcPr>
-          <w:p>
-            <w:r/>
-            <w:r>
-              <w:rPr>
-                <w:rFonts w:ascii="游ゴシック" w:hAnsi="游ゴシック" w:eastAsia="游ゴシック"/>
-                <w:b/>
-                <w:sz w:val="18"/>
-              </w:rPr>
-              <w:t>評価指標の妥当性（最重要）</w:t>
-            </w:r>
-          </w:p>
-        </w:tc>
-        <w:tc>
-          <w:tcPr>
-            <w:tcW w:type="dxa" w:w="4873"/>
-          </w:tcPr>
-          <w:p>
-            <w:r/>
-            <w:r>
-              <w:rPr>
-                <w:rFonts w:ascii="游ゴシック" w:hAnsi="游ゴシック" w:eastAsia="游ゴシック"/>
-                <w:b w:val="0"/>
-                <w:sz w:val="18"/>
-              </w:rPr>
-              <w:t>目的①「発音の改善がみられるか」の判断を、</w:t>
-            </w:r>
-            <w:r>
-              <w:rPr>
-                <w:rFonts w:ascii="游ゴシック" w:hAnsi="游ゴシック" w:eastAsia="游ゴシック"/>
-                <w:b/>
-                <w:sz w:val="18"/>
-              </w:rPr>
-              <w:t>アプリが算出するスコアのみに依拠</w:t>
-            </w:r>
-            <w:r>
-              <w:rPr>
-                <w:rFonts w:ascii="游ゴシック" w:hAnsi="游ゴシック" w:eastAsia="游ゴシック"/>
-                <w:b w:val="0"/>
-                <w:sz w:val="18"/>
-              </w:rPr>
-              <w:t>している。このスコアは本研究で開発した独自の指標であり、外部の基準（言語聴覚士・教員による聴取評定等）との一致は未検証である。したがって本調査で示せるのは厳密には「</w:t>
-            </w:r>
-            <w:r>
-              <w:rPr>
-                <w:rFonts w:ascii="游ゴシック" w:hAnsi="游ゴシック" w:eastAsia="游ゴシック"/>
-                <w:b/>
-                <w:sz w:val="18"/>
-              </w:rPr>
-              <w:t>アプリの指標上で改善がみられたか</w:t>
-            </w:r>
-            <w:r>
-              <w:rPr>
-                <w:rFonts w:ascii="游ゴシック" w:hAnsi="游ゴシック" w:eastAsia="游ゴシック"/>
-                <w:b w:val="0"/>
-                <w:sz w:val="18"/>
-              </w:rPr>
-              <w:t>」であり、「発音が客観的に改善したか」と同一視はできない</w:t>
-            </w:r>
-          </w:p>
-        </w:tc>
-      </w:tr>
-      <w:tr>
-        <w:tc>
-          <w:tcPr>
-            <w:tcW w:type="dxa" w:w="4873"/>
-          </w:tcPr>
-          <w:p>
-            <w:r/>
-            <w:r>
-              <w:rPr>
-                <w:rFonts w:ascii="游ゴシック" w:hAnsi="游ゴシック" w:eastAsia="游ゴシック"/>
-                <w:b/>
-                <w:sz w:val="18"/>
-              </w:rPr>
-              <w:t>主観評価の偏り</w:t>
-            </w:r>
-          </w:p>
-        </w:tc>
-        <w:tc>
-          <w:tcPr>
-            <w:tcW w:type="dxa" w:w="4873"/>
-          </w:tcPr>
-          <w:p>
-            <w:r/>
-            <w:r>
-              <w:rPr>
-                <w:rFonts w:ascii="游ゴシック" w:hAnsi="游ゴシック" w:eastAsia="游ゴシック"/>
-                <w:b w:val="0"/>
-                <w:sz w:val="18"/>
-              </w:rPr>
-              <w:t>アンケートは使用後1回のみであり、回答時の印象に左右される。また、研究に協力しているという意識から肯定的な回答に偏る可能性がある（社会的望ましさバイアス）</w:t>
-            </w:r>
-          </w:p>
-        </w:tc>
-      </w:tr>
-      <w:tr>
-        <w:tc>
-          <w:tcPr>
-            <w:tcW w:type="dxa" w:w="4873"/>
-          </w:tcPr>
-          <w:p>
-            <w:r/>
-            <w:r>
-              <w:rPr>
-                <w:rFonts w:ascii="游ゴシック" w:hAnsi="游ゴシック" w:eastAsia="游ゴシック"/>
-                <w:b/>
-                <w:sz w:val="18"/>
-              </w:rPr>
-              <w:t>属性による層別分析の限界</w:t>
-            </w:r>
-          </w:p>
-        </w:tc>
-        <w:tc>
-          <w:tcPr>
-            <w:tcW w:type="dxa" w:w="4873"/>
-          </w:tcPr>
-          <w:p>
-            <w:r/>
-            <w:r>
-              <w:rPr>
-                <w:rFonts w:ascii="游ゴシック" w:hAnsi="游ゴシック" w:eastAsia="游ゴシック"/>
-                <w:b w:val="0"/>
-                <w:sz w:val="18"/>
-              </w:rPr>
-              <w:t>学年・障害の程度による違いを検討するが、各層の人数が少ないため、統計的な比較は困難であり、傾向の記述に留まる</w:t>
-            </w:r>
-          </w:p>
-        </w:tc>
-      </w:tr>
-      <w:tr>
-        <w:tc>
-          <w:tcPr>
-            <w:tcW w:type="dxa" w:w="4873"/>
-          </w:tcPr>
-          <w:p>
-            <w:r/>
-            <w:r>
-              <w:rPr>
-                <w:rFonts w:ascii="游ゴシック" w:hAnsi="游ゴシック" w:eastAsia="游ゴシック"/>
-                <w:b/>
-                <w:sz w:val="18"/>
-              </w:rPr>
-              <w:t>対照群がない</w:t>
-            </w:r>
-          </w:p>
-        </w:tc>
-        <w:tc>
-          <w:tcPr>
-            <w:tcW w:type="dxa" w:w="4873"/>
-          </w:tcPr>
-          <w:p>
-            <w:r/>
-            <w:r>
-              <w:rPr>
-                <w:rFonts w:ascii="游ゴシック" w:hAnsi="游ゴシック" w:eastAsia="游ゴシック"/>
-                <w:b w:val="0"/>
-                <w:sz w:val="18"/>
-              </w:rPr>
-              <w:t>アプリを使用しない群との比較を行わないため、スコアの変化がアプリによるものか、通常の授業や成長によるものかを分離できない</w:t>
-            </w:r>
-          </w:p>
-        </w:tc>
-      </w:tr>
-      <w:tr>
-        <w:tc>
-          <w:tcPr>
-            <w:tcW w:type="dxa" w:w="4873"/>
-          </w:tcPr>
-          <w:p>
-            <w:r/>
-            <w:r>
-              <w:rPr>
-                <w:rFonts w:ascii="游ゴシック" w:hAnsi="游ゴシック" w:eastAsia="游ゴシック"/>
-                <w:b/>
-                <w:sz w:val="18"/>
-              </w:rPr>
-              <w:t>参加者数</w:t>
-            </w:r>
-          </w:p>
-        </w:tc>
-        <w:tc>
-          <w:tcPr>
-            <w:tcW w:type="dxa" w:w="4873"/>
-          </w:tcPr>
-          <w:p>
-            <w:r/>
-            <w:r>
-              <w:rPr>
-                <w:rFonts w:ascii="游ゴシック" w:hAnsi="游ゴシック" w:eastAsia="游ゴシック"/>
-                <w:b w:val="0"/>
-                <w:sz w:val="18"/>
-              </w:rPr>
-              <w:t>対象が限られるため、統計的な一般化には限界がある</w:t>
-            </w:r>
-          </w:p>
-        </w:tc>
-      </w:tr>
-      <w:tr>
-        <w:tc>
-          <w:tcPr>
-            <w:tcW w:type="dxa" w:w="4873"/>
-          </w:tcPr>
-          <w:p>
-            <w:r/>
-            <w:r>
-              <w:rPr>
-                <w:rFonts w:ascii="游ゴシック" w:hAnsi="游ゴシック" w:eastAsia="游ゴシック"/>
-                <w:b/>
-                <w:sz w:val="18"/>
-              </w:rPr>
-              <w:t>お手本が1名</w:t>
-            </w:r>
-          </w:p>
-        </w:tc>
-        <w:tc>
-          <w:tcPr>
-            <w:tcW w:type="dxa" w:w="4873"/>
-          </w:tcPr>
-          <w:p>
-            <w:r/>
-            <w:r>
-              <w:rPr>
-                <w:rFonts w:ascii="游ゴシック" w:hAnsi="游ゴシック" w:eastAsia="游ゴシック"/>
-                <w:b w:val="0"/>
-                <w:sz w:val="18"/>
-              </w:rPr>
-              <w:t>単語ごとに1名分の手本しかなく、その話者の発話特性の影響を受ける</w:t>
-            </w:r>
-          </w:p>
-        </w:tc>
-      </w:tr>
-    </w:tbl>
-    <w:p>
-      <w:pPr>
-        <w:spacing w:after="120"/>
-      </w:pPr>
-    </w:p>
-    <w:p>
-      <w:pPr>
-        <w:pStyle w:val="Heading3"/>
-        <w:spacing w:before="280" w:after="120"/>
-      </w:pPr>
-      <w:r>
-        <w:rPr>
-          <w:rFonts w:ascii="游ゴシック" w:hAnsi="游ゴシック" w:eastAsia="游ゴシック"/>
-          <w:b/>
-          <w:sz w:val="23"/>
-        </w:rPr>
-        <w:t>補足：さらに検討の余地がある事項</w:t>
-      </w:r>
-    </w:p>
-    <w:tbl>
-      <w:tblPr>
-        <w:tblStyle w:val="TableGrid"/>
-        <w:tblW w:type="auto" w:w="0"/>
-        <w:jc w:val="center"/>
-        <w:tblLook w:firstColumn="1" w:firstRow="1" w:lastColumn="0" w:lastRow="0" w:noHBand="0" w:noVBand="1" w:val="04A0"/>
-      </w:tblPr>
-      <w:tblGrid>
-        <w:gridCol w:w="2436"/>
-        <w:gridCol w:w="2436"/>
-        <w:gridCol w:w="2436"/>
-        <w:gridCol w:w="2436"/>
-      </w:tblGrid>
-      <w:tr>
-        <w:tc>
-          <w:tcPr>
-            <w:tcW w:type="dxa" w:w="2436"/>
-            <w:shd w:val="clear" w:color="auto" w:fill="EEF1F7"/>
-          </w:tcPr>
-          <w:p>
-            <w:r/>
-            <w:r>
-              <w:rPr>
-                <w:rFonts w:ascii="游ゴシック" w:hAnsi="游ゴシック" w:eastAsia="游ゴシック"/>
-                <w:b/>
-                <w:color w:val="0E1E45"/>
-                <w:sz w:val="18"/>
-              </w:rPr>
-              <w:t>追加案</w:t>
-            </w:r>
-          </w:p>
-        </w:tc>
-        <w:tc>
-          <w:tcPr>
-            <w:tcW w:type="dxa" w:w="2436"/>
-            <w:shd w:val="clear" w:color="auto" w:fill="EEF1F7"/>
-          </w:tcPr>
-          <w:p>
-            <w:r/>
-            <w:r>
-              <w:rPr>
-                <w:rFonts w:ascii="游ゴシック" w:hAnsi="游ゴシック" w:eastAsia="游ゴシック"/>
-                <w:b/>
-                <w:color w:val="0E1E45"/>
-                <w:sz w:val="18"/>
-              </w:rPr>
-              <w:t>補強できる目的</w:t>
-            </w:r>
-          </w:p>
-        </w:tc>
-        <w:tc>
-          <w:tcPr>
-            <w:tcW w:type="dxa" w:w="2436"/>
-            <w:shd w:val="clear" w:color="auto" w:fill="EEF1F7"/>
-          </w:tcPr>
-          <w:p>
-            <w:r/>
-            <w:r>
-              <w:rPr>
-                <w:rFonts w:ascii="游ゴシック" w:hAnsi="游ゴシック" w:eastAsia="游ゴシック"/>
-                <w:b/>
-                <w:color w:val="0E1E45"/>
-                <w:sz w:val="18"/>
-              </w:rPr>
-              <w:t>得られるもの</w:t>
-            </w:r>
-          </w:p>
-        </w:tc>
-        <w:tc>
-          <w:tcPr>
-            <w:tcW w:type="dxa" w:w="2436"/>
-            <w:shd w:val="clear" w:color="auto" w:fill="EEF1F7"/>
-          </w:tcPr>
-          <w:p>
-            <w:r/>
-            <w:r>
-              <w:rPr>
-                <w:rFonts w:ascii="游ゴシック" w:hAnsi="游ゴシック" w:eastAsia="游ゴシック"/>
-                <w:b/>
-                <w:color w:val="0E1E45"/>
-                <w:sz w:val="18"/>
-              </w:rPr>
-              <w:t>負担</w:t>
-            </w:r>
-          </w:p>
-        </w:tc>
-      </w:tr>
-      <w:tr>
-        <w:tc>
-          <w:tcPr>
-            <w:tcW w:type="dxa" w:w="2436"/>
-          </w:tcPr>
-          <w:p>
-            <w:r/>
-            <w:r>
-              <w:rPr>
-                <w:rFonts w:ascii="游ゴシック" w:hAnsi="游ゴシック" w:eastAsia="游ゴシック"/>
-                <w:b w:val="0"/>
-                <w:sz w:val="18"/>
-              </w:rPr>
-              <w:t>担当教員による前後の聴取評定</w:t>
-            </w:r>
-          </w:p>
-        </w:tc>
-        <w:tc>
-          <w:tcPr>
-            <w:tcW w:type="dxa" w:w="2436"/>
-          </w:tcPr>
-          <w:p>
-            <w:r/>
-            <w:r>
-              <w:rPr>
-                <w:rFonts w:ascii="游ゴシック" w:hAnsi="游ゴシック" w:eastAsia="游ゴシック"/>
-                <w:b/>
-                <w:sz w:val="18"/>
-              </w:rPr>
-              <w:t>①</w:t>
-            </w:r>
-          </w:p>
-        </w:tc>
-        <w:tc>
-          <w:tcPr>
-            <w:tcW w:type="dxa" w:w="2436"/>
-          </w:tcPr>
-          <w:p>
-            <w:r/>
-            <w:r>
-              <w:rPr>
-                <w:rFonts w:ascii="游ゴシック" w:hAnsi="游ゴシック" w:eastAsia="游ゴシック"/>
-                <w:b w:val="0"/>
-                <w:sz w:val="18"/>
-              </w:rPr>
-              <w:t>アプリのスコア以外の基準で改善を確認でき、上記の「評価指標の妥当性」の限界を大きく補える</w:t>
-            </w:r>
-          </w:p>
-        </w:tc>
-        <w:tc>
-          <w:tcPr>
-            <w:tcW w:type="dxa" w:w="2436"/>
-          </w:tcPr>
-          <w:p>
-            <w:r/>
-            <w:r>
-              <w:rPr>
-                <w:rFonts w:ascii="游ゴシック" w:hAnsi="游ゴシック" w:eastAsia="游ゴシック"/>
-                <w:b w:val="0"/>
-                <w:sz w:val="18"/>
-              </w:rPr>
-              <w:t>中（教員が開始時・終了時に評定）</w:t>
-            </w:r>
-          </w:p>
-        </w:tc>
-      </w:tr>
-      <w:tr>
-        <w:tc>
-          <w:tcPr>
-            <w:tcW w:type="dxa" w:w="2436"/>
-          </w:tcPr>
-          <w:p>
-            <w:r/>
-            <w:r>
-              <w:rPr>
-                <w:rFonts w:ascii="游ゴシック" w:hAnsi="游ゴシック" w:eastAsia="游ゴシック"/>
-                <w:b w:val="0"/>
-                <w:sz w:val="18"/>
-              </w:rPr>
-              <w:t>担当教員へのヒアリング</w:t>
-            </w:r>
-          </w:p>
-        </w:tc>
-        <w:tc>
-          <w:tcPr>
-            <w:tcW w:type="dxa" w:w="2436"/>
-          </w:tcPr>
-          <w:p>
-            <w:r/>
-            <w:r>
-              <w:rPr>
-                <w:rFonts w:ascii="游ゴシック" w:hAnsi="游ゴシック" w:eastAsia="游ゴシック"/>
-                <w:b w:val="0"/>
-                <w:sz w:val="18"/>
-              </w:rPr>
-              <w:t>②</w:t>
-            </w:r>
-          </w:p>
-        </w:tc>
-        <w:tc>
-          <w:tcPr>
-            <w:tcW w:type="dxa" w:w="2436"/>
-          </w:tcPr>
-          <w:p>
-            <w:r/>
-            <w:r>
-              <w:rPr>
-                <w:rFonts w:ascii="游ゴシック" w:hAnsi="游ゴシック" w:eastAsia="游ゴシック"/>
-                <w:b w:val="0"/>
-                <w:sz w:val="18"/>
-              </w:rPr>
-              <w:t>教育現場から見た導入の現実性・改善点。生徒の主観評価では拾えない運用面の課題が把握できる</w:t>
-            </w:r>
-          </w:p>
-        </w:tc>
-        <w:tc>
-          <w:tcPr>
-            <w:tcW w:type="dxa" w:w="2436"/>
-          </w:tcPr>
-          <w:p>
-            <w:r/>
-            <w:r>
-              <w:rPr>
-                <w:rFonts w:ascii="游ゴシック" w:hAnsi="游ゴシック" w:eastAsia="游ゴシック"/>
-                <w:b w:val="0"/>
-                <w:sz w:val="18"/>
-              </w:rPr>
-              <w:t>小（教員1〜2名への聞き取り）</w:t>
-            </w:r>
-          </w:p>
-        </w:tc>
-      </w:tr>
-      <w:tr>
-        <w:tc>
-          <w:tcPr>
-            <w:tcW w:type="dxa" w:w="2436"/>
-          </w:tcPr>
-          <w:p>
-            <w:r/>
-            <w:r>
-              <w:rPr>
-                <w:rFonts w:ascii="游ゴシック" w:hAnsi="游ゴシック" w:eastAsia="游ゴシック"/>
-                <w:b w:val="0"/>
-                <w:sz w:val="18"/>
-              </w:rPr>
-              <w:t>使用期間の途中でのアンケート</w:t>
-            </w:r>
-          </w:p>
-        </w:tc>
-        <w:tc>
-          <w:tcPr>
-            <w:tcW w:type="dxa" w:w="2436"/>
-          </w:tcPr>
-          <w:p>
-            <w:r/>
-            <w:r>
-              <w:rPr>
-                <w:rFonts w:ascii="游ゴシック" w:hAnsi="游ゴシック" w:eastAsia="游ゴシック"/>
-                <w:b w:val="0"/>
-                <w:sz w:val="18"/>
-              </w:rPr>
-              <w:t>②</w:t>
-            </w:r>
-          </w:p>
-        </w:tc>
-        <w:tc>
-          <w:tcPr>
-            <w:tcW w:type="dxa" w:w="2436"/>
-          </w:tcPr>
-          <w:p>
-            <w:r/>
-            <w:r>
-              <w:rPr>
-                <w:rFonts w:ascii="游ゴシック" w:hAnsi="游ゴシック" w:eastAsia="游ゴシック"/>
-                <w:b w:val="0"/>
-                <w:sz w:val="18"/>
-              </w:rPr>
-              <w:t>初期の戸惑いと慣れた後の評価を区別できる</w:t>
-            </w:r>
-          </w:p>
-        </w:tc>
-        <w:tc>
-          <w:tcPr>
-            <w:tcW w:type="dxa" w:w="2436"/>
-          </w:tcPr>
-          <w:p>
-            <w:r/>
-            <w:r>
-              <w:rPr>
-                <w:rFonts w:ascii="游ゴシック" w:hAnsi="游ゴシック" w:eastAsia="游ゴシック"/>
-                <w:b w:val="0"/>
-                <w:sz w:val="18"/>
-              </w:rPr>
-              <w:t>小（5分程度、追加1回）</w:t>
-            </w:r>
-          </w:p>
-        </w:tc>
-      </w:tr>
-    </w:tbl>
-    <w:p>
-      <w:pPr>
-        <w:spacing w:after="120"/>
-      </w:pPr>
-    </w:p>
-    <w:p>
-      <w:pPr>
-        <w:spacing w:after="200"/>
-        <w:ind w:left="283"/>
-      </w:pPr>
-      <w:r>
-        <w:rPr>
-          <w:rFonts w:ascii="游ゴシック" w:hAnsi="游ゴシック" w:eastAsia="游ゴシック"/>
-          <w:b/>
-          <w:color w:val="555D6E"/>
-          <w:sz w:val="19"/>
-        </w:rPr>
-        <w:t>とくに1行目</w:t>
-      </w:r>
-      <w:r>
-        <w:rPr>
-          <w:rFonts w:ascii="游ゴシック" w:hAnsi="游ゴシック" w:eastAsia="游ゴシック"/>
-          <w:b w:val="0"/>
-          <w:color w:val="555D6E"/>
-          <w:sz w:val="19"/>
-        </w:rPr>
-        <w:t>は、目的①の説得力を左右する。アプリ自身のスコアだけで 「発音が改善した」と述べると、審査でも学会発表でも指摘を受けやすい。 担当教員が「良くなったと思うか」を5段階で答えるだけでも、独立した根拠になる。</w:t>
-      </w:r>
-    </w:p>
-    <w:p>
-      <w:pPr>
-        <w:spacing w:after="200"/>
-        <w:ind w:left="283"/>
-      </w:pPr>
-      <w:r>
-        <w:rPr>
-          <w:rFonts w:ascii="游ゴシック" w:hAnsi="游ゴシック" w:eastAsia="游ゴシック"/>
-          <w:b/>
-          <w:color w:val="555D6E"/>
-          <w:sz w:val="19"/>
-        </w:rPr>
-        <w:t>倫理審査は申請内容の変更に手続きを要するため、実施する可能性があるものは 最初の申請に含めておくことを推奨する。</w:t>
       </w:r>
     </w:p>
     <w:p>

--- a/docs/倫理審査資料_SP-PS.docx
+++ b/docs/倫理審査資料_SP-PS.docx
@@ -367,20 +367,6 @@
           <w:sz w:val="20"/>
         </w:rPr>
         <w:t>7. 倫理的配慮</w:t>
-      </w:r>
-    </w:p>
-    <w:p>
-      <w:pPr>
-        <w:spacing w:after="40"/>
-        <w:ind w:left="340"/>
-      </w:pPr>
-      <w:r>
-        <w:rPr>
-          <w:rFonts w:ascii="游ゴシック" w:hAnsi="游ゴシック" w:eastAsia="游ゴシック"/>
-          <w:b w:val="0"/>
-          <w:sz w:val="20"/>
-        </w:rPr>
-        <w:t>8. 調査開始までに確定・実装が必要な事項</w:t>
       </w:r>
     </w:p>
     <w:p>
@@ -9951,1407 +9937,6 @@
           <w:sz w:val="20"/>
         </w:rPr>
         <w:t>学校名についても、学校側の意向を確認したうえで匿名化の要否を判断する</w:t>
-      </w:r>
-    </w:p>
-    <w:p>
-      <w:pPr>
-        <w:pStyle w:val="Heading2"/>
-        <w:spacing w:before="400" w:after="160"/>
-      </w:pPr>
-      <w:r>
-        <w:rPr>
-          <w:rFonts w:ascii="游ゴシック" w:hAnsi="游ゴシック" w:eastAsia="游ゴシック"/>
-          <w:b/>
-          <w:color w:val="0E1E45"/>
-          <w:sz w:val="27"/>
-        </w:rPr>
-        <w:t>8. 調査開始までに確定・実装が必要な事項</w:t>
-      </w:r>
-    </w:p>
-    <w:p>
-      <w:pPr>
-        <w:spacing w:after="200"/>
-        <w:ind w:left="283"/>
-      </w:pPr>
-      <w:r>
-        <w:rPr>
-          <w:rFonts w:ascii="游ゴシック" w:hAnsi="游ゴシック" w:eastAsia="游ゴシック"/>
-          <w:b w:val="0"/>
-          <w:color w:val="555D6E"/>
-          <w:sz w:val="19"/>
-        </w:rPr>
-        <w:t>本節は、</w:t>
-      </w:r>
-      <w:r>
-        <w:rPr>
-          <w:rFonts w:ascii="游ゴシック" w:hAnsi="游ゴシック" w:eastAsia="游ゴシック"/>
-          <w:b/>
-          <w:color w:val="555D6E"/>
-          <w:sz w:val="19"/>
-        </w:rPr>
-        <w:t>審査申請前に解決すべき課題</w:t>
-      </w:r>
-      <w:r>
-        <w:rPr>
-          <w:rFonts w:ascii="游ゴシック" w:hAnsi="游ゴシック" w:eastAsia="游ゴシック"/>
-          <w:b w:val="0"/>
-          <w:color w:val="555D6E"/>
-          <w:sz w:val="19"/>
-        </w:rPr>
-        <w:t>の一覧である。</w:t>
-      </w:r>
-    </w:p>
-    <w:p>
-      <w:pPr>
-        <w:pStyle w:val="Heading3"/>
-        <w:spacing w:before="280" w:after="120"/>
-      </w:pPr>
-      <w:r>
-        <w:rPr>
-          <w:rFonts w:ascii="游ゴシック" w:hAnsi="游ゴシック" w:eastAsia="游ゴシック"/>
-          <w:b/>
-          <w:sz w:val="23"/>
-        </w:rPr>
-        <w:t>8.1 確定が必要な事項（協議事項）</w:t>
-      </w:r>
-    </w:p>
-    <w:tbl>
-      <w:tblPr>
-        <w:tblStyle w:val="TableGrid"/>
-        <w:tblW w:type="auto" w:w="0"/>
-        <w:jc w:val="center"/>
-        <w:tblLook w:firstColumn="1" w:firstRow="1" w:lastColumn="0" w:lastRow="0" w:noHBand="0" w:noVBand="1" w:val="04A0"/>
-      </w:tblPr>
-      <w:tblGrid>
-        <w:gridCol w:w="3249"/>
-        <w:gridCol w:w="3249"/>
-        <w:gridCol w:w="3249"/>
-      </w:tblGrid>
-      <w:tr>
-        <w:tc>
-          <w:tcPr>
-            <w:tcW w:type="dxa" w:w="3249"/>
-            <w:shd w:val="clear" w:color="auto" w:fill="EEF1F7"/>
-          </w:tcPr>
-          <w:p>
-            <w:r/>
-            <w:r>
-              <w:rPr>
-                <w:rFonts w:ascii="游ゴシック" w:hAnsi="游ゴシック" w:eastAsia="游ゴシック"/>
-                <w:b/>
-                <w:color w:val="0E1E45"/>
-                <w:sz w:val="18"/>
-              </w:rPr>
-              <w:t>#</w:t>
-            </w:r>
-          </w:p>
-        </w:tc>
-        <w:tc>
-          <w:tcPr>
-            <w:tcW w:type="dxa" w:w="3249"/>
-            <w:shd w:val="clear" w:color="auto" w:fill="EEF1F7"/>
-          </w:tcPr>
-          <w:p>
-            <w:r/>
-            <w:r>
-              <w:rPr>
-                <w:rFonts w:ascii="游ゴシック" w:hAnsi="游ゴシック" w:eastAsia="游ゴシック"/>
-                <w:b/>
-                <w:color w:val="0E1E45"/>
-                <w:sz w:val="18"/>
-              </w:rPr>
-              <w:t>項目</w:t>
-            </w:r>
-          </w:p>
-        </w:tc>
-        <w:tc>
-          <w:tcPr>
-            <w:tcW w:type="dxa" w:w="3249"/>
-            <w:shd w:val="clear" w:color="auto" w:fill="EEF1F7"/>
-          </w:tcPr>
-          <w:p>
-            <w:r/>
-            <w:r>
-              <w:rPr>
-                <w:rFonts w:ascii="游ゴシック" w:hAnsi="游ゴシック" w:eastAsia="游ゴシック"/>
-                <w:b/>
-                <w:color w:val="0E1E45"/>
-                <w:sz w:val="18"/>
-              </w:rPr>
-              <w:t>内容</w:t>
-            </w:r>
-          </w:p>
-        </w:tc>
-      </w:tr>
-      <w:tr>
-        <w:tc>
-          <w:tcPr>
-            <w:tcW w:type="dxa" w:w="3249"/>
-          </w:tcPr>
-          <w:p>
-            <w:r/>
-            <w:r>
-              <w:rPr>
-                <w:rFonts w:ascii="游ゴシック" w:hAnsi="游ゴシック" w:eastAsia="游ゴシック"/>
-                <w:b w:val="0"/>
-                <w:sz w:val="18"/>
-              </w:rPr>
-              <w:t>1</w:t>
-            </w:r>
-          </w:p>
-        </w:tc>
-        <w:tc>
-          <w:tcPr>
-            <w:tcW w:type="dxa" w:w="3249"/>
-          </w:tcPr>
-          <w:p>
-            <w:r/>
-            <w:r>
-              <w:rPr>
-                <w:rFonts w:ascii="游ゴシック" w:hAnsi="游ゴシック" w:eastAsia="游ゴシック"/>
-                <w:b/>
-                <w:sz w:val="18"/>
-              </w:rPr>
-              <w:t>運用形態</w:t>
-            </w:r>
-          </w:p>
-        </w:tc>
-        <w:tc>
-          <w:tcPr>
-            <w:tcW w:type="dxa" w:w="3249"/>
-          </w:tcPr>
-          <w:p>
-            <w:r/>
-            <w:r>
-              <w:rPr>
-                <w:rFonts w:ascii="游ゴシック" w:hAnsi="游ゴシック" w:eastAsia="游ゴシック"/>
-                <w:b w:val="0"/>
-                <w:sz w:val="18"/>
-              </w:rPr>
-              <w:t>§4.4 の案A/B/Cのいずれにするか。データの保管場所が決まらないと申請書が書けない</w:t>
-            </w:r>
-          </w:p>
-        </w:tc>
-      </w:tr>
-      <w:tr>
-        <w:tc>
-          <w:tcPr>
-            <w:tcW w:type="dxa" w:w="3249"/>
-          </w:tcPr>
-          <w:p>
-            <w:r/>
-            <w:r>
-              <w:rPr>
-                <w:rFonts w:ascii="游ゴシック" w:hAnsi="游ゴシック" w:eastAsia="游ゴシック"/>
-                <w:b w:val="0"/>
-                <w:sz w:val="18"/>
-              </w:rPr>
-              <w:t>2</w:t>
-            </w:r>
-          </w:p>
-        </w:tc>
-        <w:tc>
-          <w:tcPr>
-            <w:tcW w:type="dxa" w:w="3249"/>
-          </w:tcPr>
-          <w:p>
-            <w:r/>
-            <w:r>
-              <w:rPr>
-                <w:rFonts w:ascii="游ゴシック" w:hAnsi="游ゴシック" w:eastAsia="游ゴシック"/>
-                <w:b w:val="0"/>
-                <w:sz w:val="18"/>
-              </w:rPr>
-              <w:t>参加人数</w:t>
-            </w:r>
-          </w:p>
-        </w:tc>
-        <w:tc>
-          <w:tcPr>
-            <w:tcW w:type="dxa" w:w="3249"/>
-          </w:tcPr>
-          <w:p>
-            <w:r/>
-            <w:r>
-              <w:rPr>
-                <w:rFonts w:ascii="游ゴシック" w:hAnsi="游ゴシック" w:eastAsia="游ゴシック"/>
-                <w:b w:val="0"/>
-                <w:sz w:val="18"/>
-              </w:rPr>
-              <w:t>対象となる児童・生徒の人数</w:t>
-            </w:r>
-          </w:p>
-        </w:tc>
-      </w:tr>
-      <w:tr>
-        <w:tc>
-          <w:tcPr>
-            <w:tcW w:type="dxa" w:w="3249"/>
-          </w:tcPr>
-          <w:p>
-            <w:r/>
-            <w:r>
-              <w:rPr>
-                <w:rFonts w:ascii="游ゴシック" w:hAnsi="游ゴシック" w:eastAsia="游ゴシック"/>
-                <w:b w:val="0"/>
-                <w:sz w:val="18"/>
-              </w:rPr>
-              <w:t>3</w:t>
-            </w:r>
-          </w:p>
-        </w:tc>
-        <w:tc>
-          <w:tcPr>
-            <w:tcW w:type="dxa" w:w="3249"/>
-          </w:tcPr>
-          <w:p>
-            <w:r/>
-            <w:r>
-              <w:rPr>
-                <w:rFonts w:ascii="游ゴシック" w:hAnsi="游ゴシック" w:eastAsia="游ゴシック"/>
-                <w:b w:val="0"/>
-                <w:sz w:val="18"/>
-              </w:rPr>
-              <w:t>対応表の管理者</w:t>
-            </w:r>
-          </w:p>
-        </w:tc>
-        <w:tc>
-          <w:tcPr>
-            <w:tcW w:type="dxa" w:w="3249"/>
-          </w:tcPr>
-          <w:p>
-            <w:r/>
-            <w:r>
-              <w:rPr>
-                <w:rFonts w:ascii="游ゴシック" w:hAnsi="游ゴシック" w:eastAsia="游ゴシック"/>
-                <w:b w:val="0"/>
-                <w:sz w:val="18"/>
-              </w:rPr>
-              <w:t>氏名と参加者番号の対応表を誰がどう保管するか</w:t>
-            </w:r>
-          </w:p>
-        </w:tc>
-      </w:tr>
-      <w:tr>
-        <w:tc>
-          <w:tcPr>
-            <w:tcW w:type="dxa" w:w="3249"/>
-          </w:tcPr>
-          <w:p>
-            <w:r/>
-            <w:r>
-              <w:rPr>
-                <w:rFonts w:ascii="游ゴシック" w:hAnsi="游ゴシック" w:eastAsia="游ゴシック"/>
-                <w:b w:val="0"/>
-                <w:sz w:val="18"/>
-              </w:rPr>
-              <w:t>4</w:t>
-            </w:r>
-          </w:p>
-        </w:tc>
-        <w:tc>
-          <w:tcPr>
-            <w:tcW w:type="dxa" w:w="3249"/>
-          </w:tcPr>
-          <w:p>
-            <w:r/>
-            <w:r>
-              <w:rPr>
-                <w:rFonts w:ascii="游ゴシック" w:hAnsi="游ゴシック" w:eastAsia="游ゴシック"/>
-                <w:b w:val="0"/>
-                <w:sz w:val="18"/>
-              </w:rPr>
-              <w:t>データ保存期間</w:t>
-            </w:r>
-          </w:p>
-        </w:tc>
-        <w:tc>
-          <w:tcPr>
-            <w:tcW w:type="dxa" w:w="3249"/>
-          </w:tcPr>
-          <w:p>
-            <w:r/>
-            <w:r>
-              <w:rPr>
-                <w:rFonts w:ascii="游ゴシック" w:hAnsi="游ゴシック" w:eastAsia="游ゴシック"/>
-                <w:b w:val="0"/>
-                <w:sz w:val="18"/>
-              </w:rPr>
-              <w:t>大学の研究倫理規程に定められた年数</w:t>
-            </w:r>
-          </w:p>
-        </w:tc>
-      </w:tr>
-      <w:tr>
-        <w:tc>
-          <w:tcPr>
-            <w:tcW w:type="dxa" w:w="3249"/>
-          </w:tcPr>
-          <w:p>
-            <w:r/>
-            <w:r>
-              <w:rPr>
-                <w:rFonts w:ascii="游ゴシック" w:hAnsi="游ゴシック" w:eastAsia="游ゴシック"/>
-                <w:b w:val="0"/>
-                <w:sz w:val="18"/>
-              </w:rPr>
-              <w:t>5</w:t>
-            </w:r>
-          </w:p>
-        </w:tc>
-        <w:tc>
-          <w:tcPr>
-            <w:tcW w:type="dxa" w:w="3249"/>
-          </w:tcPr>
-          <w:p>
-            <w:r/>
-            <w:r>
-              <w:rPr>
-                <w:rFonts w:ascii="游ゴシック" w:hAnsi="游ゴシック" w:eastAsia="游ゴシック"/>
-                <w:b w:val="0"/>
-                <w:sz w:val="18"/>
-              </w:rPr>
-              <w:t>練習対象の単語</w:t>
-            </w:r>
-          </w:p>
-        </w:tc>
-        <w:tc>
-          <w:tcPr>
-            <w:tcW w:type="dxa" w:w="3249"/>
-          </w:tcPr>
-          <w:p>
-            <w:r/>
-            <w:r>
-              <w:rPr>
-                <w:rFonts w:ascii="游ゴシック" w:hAnsi="游ゴシック" w:eastAsia="游ゴシック"/>
-                <w:b w:val="0"/>
-                <w:sz w:val="18"/>
-              </w:rPr>
-              <w:t>どの単語を登録するか（学校の指導内容に合わせる）</w:t>
-            </w:r>
-          </w:p>
-        </w:tc>
-      </w:tr>
-      <w:tr>
-        <w:tc>
-          <w:tcPr>
-            <w:tcW w:type="dxa" w:w="3249"/>
-          </w:tcPr>
-          <w:p>
-            <w:r/>
-            <w:r>
-              <w:rPr>
-                <w:rFonts w:ascii="游ゴシック" w:hAnsi="游ゴシック" w:eastAsia="游ゴシック"/>
-                <w:b w:val="0"/>
-                <w:sz w:val="18"/>
-              </w:rPr>
-              <w:t>6</w:t>
-            </w:r>
-          </w:p>
-        </w:tc>
-        <w:tc>
-          <w:tcPr>
-            <w:tcW w:type="dxa" w:w="3249"/>
-          </w:tcPr>
-          <w:p>
-            <w:r/>
-            <w:r>
-              <w:rPr>
-                <w:rFonts w:ascii="游ゴシック" w:hAnsi="游ゴシック" w:eastAsia="游ゴシック"/>
-                <w:b w:val="0"/>
-                <w:sz w:val="18"/>
-              </w:rPr>
-              <w:t>お手本の話者</w:t>
-            </w:r>
-          </w:p>
-        </w:tc>
-        <w:tc>
-          <w:tcPr>
-            <w:tcW w:type="dxa" w:w="3249"/>
-          </w:tcPr>
-          <w:p>
-            <w:r/>
-            <w:r>
-              <w:rPr>
-                <w:rFonts w:ascii="游ゴシック" w:hAnsi="游ゴシック" w:eastAsia="游ゴシック"/>
-                <w:b w:val="0"/>
-                <w:sz w:val="18"/>
-              </w:rPr>
-              <w:t>誰が手本を録画するか（担当教員を想定）とその同意</w:t>
-            </w:r>
-          </w:p>
-        </w:tc>
-      </w:tr>
-      <w:tr>
-        <w:tc>
-          <w:tcPr>
-            <w:tcW w:type="dxa" w:w="3249"/>
-          </w:tcPr>
-          <w:p>
-            <w:r/>
-            <w:r>
-              <w:rPr>
-                <w:rFonts w:ascii="游ゴシック" w:hAnsi="游ゴシック" w:eastAsia="游ゴシック"/>
-                <w:b w:val="0"/>
-                <w:sz w:val="18"/>
-              </w:rPr>
-              <w:t>7</w:t>
-            </w:r>
-          </w:p>
-        </w:tc>
-        <w:tc>
-          <w:tcPr>
-            <w:tcW w:type="dxa" w:w="3249"/>
-          </w:tcPr>
-          <w:p>
-            <w:r/>
-            <w:r>
-              <w:rPr>
-                <w:rFonts w:ascii="游ゴシック" w:hAnsi="游ゴシック" w:eastAsia="游ゴシック"/>
-                <w:b/>
-                <w:sz w:val="18"/>
-              </w:rPr>
-              <w:t>障害の程度の取得項目</w:t>
-            </w:r>
-          </w:p>
-        </w:tc>
-        <w:tc>
-          <w:tcPr>
-            <w:tcW w:type="dxa" w:w="3249"/>
-          </w:tcPr>
-          <w:p>
-            <w:r/>
-            <w:r>
-              <w:rPr>
-                <w:rFonts w:ascii="游ゴシック" w:hAnsi="游ゴシック" w:eastAsia="游ゴシック"/>
-                <w:b w:val="0"/>
-                <w:sz w:val="18"/>
-              </w:rPr>
-              <w:t>聴力レベルをどの粒度で取得するか（§5.2）。必要最小限に絞る</w:t>
-            </w:r>
-          </w:p>
-        </w:tc>
-      </w:tr>
-      <w:tr>
-        <w:tc>
-          <w:tcPr>
-            <w:tcW w:type="dxa" w:w="3249"/>
-          </w:tcPr>
-          <w:p>
-            <w:r/>
-            <w:r>
-              <w:rPr>
-                <w:rFonts w:ascii="游ゴシック" w:hAnsi="游ゴシック" w:eastAsia="游ゴシック"/>
-                <w:b w:val="0"/>
-                <w:sz w:val="18"/>
-              </w:rPr>
-              <w:t>8</w:t>
-            </w:r>
-          </w:p>
-        </w:tc>
-        <w:tc>
-          <w:tcPr>
-            <w:tcW w:type="dxa" w:w="3249"/>
-          </w:tcPr>
-          <w:p>
-            <w:r/>
-            <w:r>
-              <w:rPr>
-                <w:rFonts w:ascii="游ゴシック" w:hAnsi="游ゴシック" w:eastAsia="游ゴシック"/>
-                <w:b/>
-                <w:sz w:val="18"/>
-              </w:rPr>
-              <w:t>ID の付与方式</w:t>
-            </w:r>
-          </w:p>
-        </w:tc>
-        <w:tc>
-          <w:tcPr>
-            <w:tcW w:type="dxa" w:w="3249"/>
-          </w:tcPr>
-          <w:p>
-            <w:r/>
-            <w:r>
-              <w:rPr>
-                <w:rFonts w:ascii="游ゴシック" w:hAnsi="游ゴシック" w:eastAsia="游ゴシック"/>
-                <w:b w:val="0"/>
-                <w:sz w:val="18"/>
-              </w:rPr>
-              <w:t>参加者番号を割り当てるか、本人に決めさせるか（§6.1・匿名性に直結）</w:t>
-            </w:r>
-          </w:p>
-        </w:tc>
-      </w:tr>
-      <w:tr>
-        <w:tc>
-          <w:tcPr>
-            <w:tcW w:type="dxa" w:w="3249"/>
-          </w:tcPr>
-          <w:p>
-            <w:r/>
-            <w:r>
-              <w:rPr>
-                <w:rFonts w:ascii="游ゴシック" w:hAnsi="游ゴシック" w:eastAsia="游ゴシック"/>
-                <w:b w:val="0"/>
-                <w:sz w:val="18"/>
-              </w:rPr>
-              <w:t>9</w:t>
-            </w:r>
-          </w:p>
-        </w:tc>
-        <w:tc>
-          <w:tcPr>
-            <w:tcW w:type="dxa" w:w="3249"/>
-          </w:tcPr>
-          <w:p>
-            <w:r/>
-            <w:r>
-              <w:rPr>
-                <w:rFonts w:ascii="游ゴシック" w:hAnsi="游ゴシック" w:eastAsia="游ゴシック"/>
-                <w:b w:val="0"/>
-                <w:sz w:val="18"/>
-              </w:rPr>
-              <w:t>低学年のパスワード運用</w:t>
-            </w:r>
-          </w:p>
-        </w:tc>
-        <w:tc>
-          <w:tcPr>
-            <w:tcW w:type="dxa" w:w="3249"/>
-          </w:tcPr>
-          <w:p>
-            <w:r/>
-            <w:r>
-              <w:rPr>
-                <w:rFonts w:ascii="游ゴシック" w:hAnsi="游ゴシック" w:eastAsia="游ゴシック"/>
-                <w:b w:val="0"/>
-                <w:sz w:val="18"/>
-              </w:rPr>
-              <w:t>小学部の児童が自力で管理できない場合の代替手段</w:t>
-            </w:r>
-          </w:p>
-        </w:tc>
-      </w:tr>
-      <w:tr>
-        <w:tc>
-          <w:tcPr>
-            <w:tcW w:type="dxa" w:w="3249"/>
-          </w:tcPr>
-          <w:p>
-            <w:r/>
-            <w:r>
-              <w:rPr>
-                <w:rFonts w:ascii="游ゴシック" w:hAnsi="游ゴシック" w:eastAsia="游ゴシック"/>
-                <w:b w:val="0"/>
-                <w:sz w:val="18"/>
-              </w:rPr>
-              <w:t>10</w:t>
-            </w:r>
-          </w:p>
-        </w:tc>
-        <w:tc>
-          <w:tcPr>
-            <w:tcW w:type="dxa" w:w="3249"/>
-          </w:tcPr>
-          <w:p>
-            <w:r/>
-            <w:r>
-              <w:rPr>
-                <w:rFonts w:ascii="游ゴシック" w:hAnsi="游ゴシック" w:eastAsia="游ゴシック"/>
-                <w:b w:val="0"/>
-                <w:sz w:val="18"/>
-              </w:rPr>
-              <w:t>アンケートの設問</w:t>
-            </w:r>
-          </w:p>
-        </w:tc>
-        <w:tc>
-          <w:tcPr>
-            <w:tcW w:type="dxa" w:w="3249"/>
-          </w:tcPr>
-          <w:p>
-            <w:r/>
-            <w:r>
-              <w:rPr>
-                <w:rFonts w:ascii="游ゴシック" w:hAnsi="游ゴシック" w:eastAsia="游ゴシック"/>
-                <w:b w:val="0"/>
-                <w:sz w:val="18"/>
-              </w:rPr>
-              <w:t>具体的な設問文（§5.5）。平易な表現・図の併用を前提に作成する</w:t>
-            </w:r>
-          </w:p>
-        </w:tc>
-      </w:tr>
-    </w:tbl>
-    <w:p>
-      <w:pPr>
-        <w:spacing w:after="120"/>
-      </w:pPr>
-    </w:p>
-    <w:p>
-      <w:pPr>
-        <w:pStyle w:val="Heading3"/>
-        <w:spacing w:before="280" w:after="120"/>
-      </w:pPr>
-      <w:r>
-        <w:rPr>
-          <w:rFonts w:ascii="游ゴシック" w:hAnsi="游ゴシック" w:eastAsia="游ゴシック"/>
-          <w:b/>
-          <w:sz w:val="23"/>
-        </w:rPr>
-        <w:t>8.2 実装が必要な事項（技術的課題）</w:t>
-      </w:r>
-    </w:p>
-    <w:p>
-      <w:pPr>
-        <w:spacing w:after="160" w:line="336" w:lineRule="auto"/>
-      </w:pPr>
-      <w:r>
-        <w:rPr>
-          <w:rFonts w:ascii="游ゴシック" w:hAnsi="游ゴシック" w:eastAsia="游ゴシック"/>
-          <w:b w:val="0"/>
-          <w:sz w:val="21"/>
-        </w:rPr>
-        <w:t>現在のアプリは</w:t>
-      </w:r>
-      <w:r>
-        <w:rPr>
-          <w:rFonts w:ascii="游ゴシック" w:hAnsi="游ゴシック" w:eastAsia="游ゴシック"/>
-          <w:b/>
-          <w:sz w:val="21"/>
-        </w:rPr>
-        <w:t>1人で使用する前提</w:t>
-      </w:r>
-      <w:r>
-        <w:rPr>
-          <w:rFonts w:ascii="游ゴシック" w:hAnsi="游ゴシック" w:eastAsia="游ゴシック"/>
-          <w:b w:val="0"/>
-          <w:sz w:val="21"/>
-        </w:rPr>
-        <w:t>で作られているため、複数名で使用するには以下の実装が必要である。</w:t>
-      </w:r>
-    </w:p>
-    <w:tbl>
-      <w:tblPr>
-        <w:tblStyle w:val="TableGrid"/>
-        <w:tblW w:type="auto" w:w="0"/>
-        <w:jc w:val="center"/>
-        <w:tblLook w:firstColumn="1" w:firstRow="1" w:lastColumn="0" w:lastRow="0" w:noHBand="0" w:noVBand="1" w:val="04A0"/>
-      </w:tblPr>
-      <w:tblGrid>
-        <w:gridCol w:w="2436"/>
-        <w:gridCol w:w="2436"/>
-        <w:gridCol w:w="2436"/>
-        <w:gridCol w:w="2436"/>
-      </w:tblGrid>
-      <w:tr>
-        <w:tc>
-          <w:tcPr>
-            <w:tcW w:type="dxa" w:w="2436"/>
-            <w:shd w:val="clear" w:color="auto" w:fill="EEF1F7"/>
-          </w:tcPr>
-          <w:p>
-            <w:r/>
-            <w:r>
-              <w:rPr>
-                <w:rFonts w:ascii="游ゴシック" w:hAnsi="游ゴシック" w:eastAsia="游ゴシック"/>
-                <w:b/>
-                <w:color w:val="0E1E45"/>
-                <w:sz w:val="18"/>
-              </w:rPr>
-              <w:t>#</w:t>
-            </w:r>
-          </w:p>
-        </w:tc>
-        <w:tc>
-          <w:tcPr>
-            <w:tcW w:type="dxa" w:w="2436"/>
-            <w:shd w:val="clear" w:color="auto" w:fill="EEF1F7"/>
-          </w:tcPr>
-          <w:p>
-            <w:r/>
-            <w:r>
-              <w:rPr>
-                <w:rFonts w:ascii="游ゴシック" w:hAnsi="游ゴシック" w:eastAsia="游ゴシック"/>
-                <w:b/>
-                <w:color w:val="0E1E45"/>
-                <w:sz w:val="18"/>
-              </w:rPr>
-              <w:t>課題</w:t>
-            </w:r>
-          </w:p>
-        </w:tc>
-        <w:tc>
-          <w:tcPr>
-            <w:tcW w:type="dxa" w:w="2436"/>
-            <w:shd w:val="clear" w:color="auto" w:fill="EEF1F7"/>
-          </w:tcPr>
-          <w:p>
-            <w:r/>
-            <w:r>
-              <w:rPr>
-                <w:rFonts w:ascii="游ゴシック" w:hAnsi="游ゴシック" w:eastAsia="游ゴシック"/>
-                <w:b/>
-                <w:color w:val="0E1E45"/>
-                <w:sz w:val="18"/>
-              </w:rPr>
-              <w:t>現状</w:t>
-            </w:r>
-          </w:p>
-        </w:tc>
-        <w:tc>
-          <w:tcPr>
-            <w:tcW w:type="dxa" w:w="2436"/>
-            <w:shd w:val="clear" w:color="auto" w:fill="EEF1F7"/>
-          </w:tcPr>
-          <w:p>
-            <w:r/>
-            <w:r>
-              <w:rPr>
-                <w:rFonts w:ascii="游ゴシック" w:hAnsi="游ゴシック" w:eastAsia="游ゴシック"/>
-                <w:b/>
-                <w:color w:val="0E1E45"/>
-                <w:sz w:val="18"/>
-              </w:rPr>
-              <w:t>必要な対応</w:t>
-            </w:r>
-          </w:p>
-        </w:tc>
-      </w:tr>
-      <w:tr>
-        <w:tc>
-          <w:tcPr>
-            <w:tcW w:type="dxa" w:w="2436"/>
-          </w:tcPr>
-          <w:p>
-            <w:r/>
-            <w:r>
-              <w:rPr>
-                <w:rFonts w:ascii="游ゴシック" w:hAnsi="游ゴシック" w:eastAsia="游ゴシック"/>
-                <w:b w:val="0"/>
-                <w:sz w:val="18"/>
-              </w:rPr>
-              <w:t>1</w:t>
-            </w:r>
-          </w:p>
-        </w:tc>
-        <w:tc>
-          <w:tcPr>
-            <w:tcW w:type="dxa" w:w="2436"/>
-          </w:tcPr>
-          <w:p>
-            <w:r/>
-            <w:r>
-              <w:rPr>
-                <w:rFonts w:ascii="游ゴシック" w:hAnsi="游ゴシック" w:eastAsia="游ゴシック"/>
-                <w:b/>
-                <w:sz w:val="18"/>
-              </w:rPr>
-              <w:t>利用者の識別ができない</w:t>
-            </w:r>
-          </w:p>
-        </w:tc>
-        <w:tc>
-          <w:tcPr>
-            <w:tcW w:type="dxa" w:w="2436"/>
-          </w:tcPr>
-          <w:p>
-            <w:r/>
-            <w:r>
-              <w:rPr>
-                <w:rFonts w:ascii="游ゴシック" w:hAnsi="游ゴシック" w:eastAsia="游ゴシック"/>
-                <w:b w:val="0"/>
-                <w:sz w:val="18"/>
-              </w:rPr>
-              <w:t>利用者を区別する仕組みが一切なく、全員の練習記録が1つのファイルに混在してしまう</w:t>
-            </w:r>
-          </w:p>
-        </w:tc>
-        <w:tc>
-          <w:tcPr>
-            <w:tcW w:type="dxa" w:w="2436"/>
-          </w:tcPr>
-          <w:p>
-            <w:r/>
-            <w:r>
-              <w:rPr>
-                <w:rFonts w:ascii="游ゴシック" w:hAnsi="游ゴシック" w:eastAsia="游ゴシック"/>
-                <w:b/>
-                <w:sz w:val="18"/>
-              </w:rPr>
-              <w:t>ログイン機能を実装する</w:t>
-            </w:r>
-            <w:r>
-              <w:rPr>
-                <w:rFonts w:ascii="游ゴシック" w:hAnsi="游ゴシック" w:eastAsia="游ゴシック"/>
-                <w:b w:val="0"/>
-                <w:sz w:val="18"/>
-              </w:rPr>
-              <w:t>（下記の要件を満たすこと）</w:t>
-            </w:r>
-          </w:p>
-        </w:tc>
-      </w:tr>
-      <w:tr>
-        <w:tc>
-          <w:tcPr>
-            <w:tcW w:type="dxa" w:w="2436"/>
-          </w:tcPr>
-          <w:p>
-            <w:r/>
-            <w:r>
-              <w:rPr>
-                <w:rFonts w:ascii="游ゴシック" w:hAnsi="游ゴシック" w:eastAsia="游ゴシック"/>
-                <w:b w:val="0"/>
-                <w:sz w:val="18"/>
-              </w:rPr>
-              <w:t>2</w:t>
-            </w:r>
-          </w:p>
-        </w:tc>
-        <w:tc>
-          <w:tcPr>
-            <w:tcW w:type="dxa" w:w="2436"/>
-          </w:tcPr>
-          <w:p>
-            <w:r/>
-            <w:r>
-              <w:rPr>
-                <w:rFonts w:ascii="游ゴシック" w:hAnsi="游ゴシック" w:eastAsia="游ゴシック"/>
-                <w:b/>
-                <w:sz w:val="18"/>
-              </w:rPr>
-              <w:t>記録が500件で打ち切られる</w:t>
-            </w:r>
-          </w:p>
-        </w:tc>
-        <w:tc>
-          <w:tcPr>
-            <w:tcW w:type="dxa" w:w="2436"/>
-          </w:tcPr>
-          <w:p>
-            <w:r/>
-            <w:r>
-              <w:rPr>
-                <w:rFonts w:ascii="游ゴシック" w:hAnsi="游ゴシック" w:eastAsia="游ゴシック"/>
-                <w:b w:val="0"/>
-                <w:sz w:val="18"/>
-              </w:rPr>
-              <w:t>保存件数の上限が500件で、それを超えると古い記録から自動的に削除される</w:t>
-            </w:r>
-          </w:p>
-        </w:tc>
-        <w:tc>
-          <w:tcPr>
-            <w:tcW w:type="dxa" w:w="2436"/>
-          </w:tcPr>
-          <w:p>
-            <w:r/>
-            <w:r>
-              <w:rPr>
-                <w:rFonts w:ascii="游ゴシック" w:hAnsi="游ゴシック" w:eastAsia="游ゴシック"/>
-                <w:b w:val="0"/>
-                <w:sz w:val="18"/>
-              </w:rPr>
-              <w:t>上限を引き上げる、または参加者ごとに保存する</w:t>
-            </w:r>
-          </w:p>
-        </w:tc>
-      </w:tr>
-      <w:tr>
-        <w:tc>
-          <w:tcPr>
-            <w:tcW w:type="dxa" w:w="2436"/>
-          </w:tcPr>
-          <w:p>
-            <w:r/>
-            <w:r>
-              <w:rPr>
-                <w:rFonts w:ascii="游ゴシック" w:hAnsi="游ゴシック" w:eastAsia="游ゴシック"/>
-                <w:b w:val="0"/>
-                <w:sz w:val="18"/>
-              </w:rPr>
-              <w:t>3</w:t>
-            </w:r>
-          </w:p>
-        </w:tc>
-        <w:tc>
-          <w:tcPr>
-            <w:tcW w:type="dxa" w:w="2436"/>
-          </w:tcPr>
-          <w:p>
-            <w:r/>
-            <w:r>
-              <w:rPr>
-                <w:rFonts w:ascii="游ゴシック" w:hAnsi="游ゴシック" w:eastAsia="游ゴシック"/>
-                <w:b w:val="0"/>
-                <w:sz w:val="18"/>
-              </w:rPr>
-              <w:t>誤操作による他者データの変更</w:t>
-            </w:r>
-          </w:p>
-        </w:tc>
-        <w:tc>
-          <w:tcPr>
-            <w:tcW w:type="dxa" w:w="2436"/>
-          </w:tcPr>
-          <w:p>
-            <w:r/>
-            <w:r>
-              <w:rPr>
-                <w:rFonts w:ascii="游ゴシック" w:hAnsi="游ゴシック" w:eastAsia="游ゴシック"/>
-                <w:b w:val="0"/>
-                <w:sz w:val="18"/>
-              </w:rPr>
-              <w:t>単語の削除・編集が誰でも実行できる</w:t>
-            </w:r>
-          </w:p>
-        </w:tc>
-        <w:tc>
-          <w:tcPr>
-            <w:tcW w:type="dxa" w:w="2436"/>
-          </w:tcPr>
-          <w:p>
-            <w:r/>
-            <w:r>
-              <w:rPr>
-                <w:rFonts w:ascii="游ゴシック" w:hAnsi="游ゴシック" w:eastAsia="游ゴシック"/>
-                <w:b w:val="0"/>
-                <w:sz w:val="18"/>
-              </w:rPr>
-              <w:t>管理機能を教員のみが使えるよう保護する</w:t>
-            </w:r>
-          </w:p>
-        </w:tc>
-      </w:tr>
-    </w:tbl>
-    <w:p>
-      <w:pPr>
-        <w:spacing w:after="120"/>
-      </w:pPr>
-    </w:p>
-    <w:p>
-      <w:pPr>
-        <w:spacing w:after="200"/>
-        <w:ind w:left="283"/>
-      </w:pPr>
-      <w:r>
-        <w:rPr>
-          <w:rFonts w:ascii="游ゴシック" w:hAnsi="游ゴシック" w:eastAsia="游ゴシック"/>
-          <w:b/>
-          <w:color w:val="8A5D00"/>
-          <w:sz w:val="19"/>
-        </w:rPr>
-        <w:t>注意：</w:t>
-      </w:r>
-      <w:r>
-        <w:rPr>
-          <w:rFonts w:ascii="游ゴシック" w:hAnsi="游ゴシック" w:eastAsia="游ゴシック"/>
-          <w:b w:val="0"/>
-          <w:color w:val="8A5D00"/>
-          <w:sz w:val="19"/>
-        </w:rPr>
-        <w:t xml:space="preserve"> 課題1が未解決のまま調査を開始すると、</w:t>
-      </w:r>
-      <w:r>
-        <w:rPr>
-          <w:rFonts w:ascii="游ゴシック" w:hAnsi="游ゴシック" w:eastAsia="游ゴシック"/>
-          <w:b/>
-          <w:color w:val="8A5D00"/>
-          <w:sz w:val="19"/>
-        </w:rPr>
-        <w:t>誰のデータか区別できず、 研究データとして使用できない</w:t>
-      </w:r>
-      <w:r>
-        <w:rPr>
-          <w:rFonts w:ascii="游ゴシック" w:hAnsi="游ゴシック" w:eastAsia="游ゴシック"/>
-          <w:b w:val="0"/>
-          <w:color w:val="8A5D00"/>
-          <w:sz w:val="19"/>
-        </w:rPr>
-        <w:t>。調査開始前に必ず実装する必要がある。</w:t>
-      </w:r>
-    </w:p>
-    <w:p>
-      <w:pPr>
-        <w:pStyle w:val="Heading4"/>
-        <w:spacing w:before="200" w:after="80"/>
-      </w:pPr>
-      <w:r>
-        <w:rPr>
-          <w:rFonts w:ascii="游ゴシック" w:hAnsi="游ゴシック" w:eastAsia="游ゴシック"/>
-          <w:b/>
-          <w:color w:val="555D6E"/>
-          <w:sz w:val="21"/>
-        </w:rPr>
-        <w:t>ログイン機能に求められる要件</w:t>
-      </w:r>
-    </w:p>
-    <w:tbl>
-      <w:tblPr>
-        <w:tblStyle w:val="TableGrid"/>
-        <w:tblW w:type="auto" w:w="0"/>
-        <w:jc w:val="center"/>
-        <w:tblLook w:firstColumn="1" w:firstRow="1" w:lastColumn="0" w:lastRow="0" w:noHBand="0" w:noVBand="1" w:val="04A0"/>
-      </w:tblPr>
-      <w:tblGrid>
-        <w:gridCol w:w="3249"/>
-        <w:gridCol w:w="3249"/>
-        <w:gridCol w:w="3249"/>
-      </w:tblGrid>
-      <w:tr>
-        <w:tc>
-          <w:tcPr>
-            <w:tcW w:type="dxa" w:w="3249"/>
-            <w:shd w:val="clear" w:color="auto" w:fill="EEF1F7"/>
-          </w:tcPr>
-          <w:p>
-            <w:r/>
-            <w:r>
-              <w:rPr>
-                <w:rFonts w:ascii="游ゴシック" w:hAnsi="游ゴシック" w:eastAsia="游ゴシック"/>
-                <w:b/>
-                <w:color w:val="0E1E45"/>
-                <w:sz w:val="18"/>
-              </w:rPr>
-              <w:t>#</w:t>
-            </w:r>
-          </w:p>
-        </w:tc>
-        <w:tc>
-          <w:tcPr>
-            <w:tcW w:type="dxa" w:w="3249"/>
-            <w:shd w:val="clear" w:color="auto" w:fill="EEF1F7"/>
-          </w:tcPr>
-          <w:p>
-            <w:r/>
-            <w:r>
-              <w:rPr>
-                <w:rFonts w:ascii="游ゴシック" w:hAnsi="游ゴシック" w:eastAsia="游ゴシック"/>
-                <w:b/>
-                <w:color w:val="0E1E45"/>
-                <w:sz w:val="18"/>
-              </w:rPr>
-              <w:t>要件</w:t>
-            </w:r>
-          </w:p>
-        </w:tc>
-        <w:tc>
-          <w:tcPr>
-            <w:tcW w:type="dxa" w:w="3249"/>
-            <w:shd w:val="clear" w:color="auto" w:fill="EEF1F7"/>
-          </w:tcPr>
-          <w:p>
-            <w:r/>
-            <w:r>
-              <w:rPr>
-                <w:rFonts w:ascii="游ゴシック" w:hAnsi="游ゴシック" w:eastAsia="游ゴシック"/>
-                <w:b/>
-                <w:color w:val="0E1E45"/>
-                <w:sz w:val="18"/>
-              </w:rPr>
-              <w:t>理由</w:t>
-            </w:r>
-          </w:p>
-        </w:tc>
-      </w:tr>
-      <w:tr>
-        <w:tc>
-          <w:tcPr>
-            <w:tcW w:type="dxa" w:w="3249"/>
-          </w:tcPr>
-          <w:p>
-            <w:r/>
-            <w:r>
-              <w:rPr>
-                <w:rFonts w:ascii="游ゴシック" w:hAnsi="游ゴシック" w:eastAsia="游ゴシック"/>
-                <w:b w:val="0"/>
-                <w:sz w:val="18"/>
-              </w:rPr>
-              <w:t>1</w:t>
-            </w:r>
-          </w:p>
-        </w:tc>
-        <w:tc>
-          <w:tcPr>
-            <w:tcW w:type="dxa" w:w="3249"/>
-          </w:tcPr>
-          <w:p>
-            <w:r/>
-            <w:r>
-              <w:rPr>
-                <w:rFonts w:ascii="游ゴシック" w:hAnsi="游ゴシック" w:eastAsia="游ゴシック"/>
-                <w:b w:val="0"/>
-                <w:sz w:val="18"/>
-              </w:rPr>
-              <w:t>利用者ごとに練習記録を分離して保存する</w:t>
-            </w:r>
-          </w:p>
-        </w:tc>
-        <w:tc>
-          <w:tcPr>
-            <w:tcW w:type="dxa" w:w="3249"/>
-          </w:tcPr>
-          <w:p>
-            <w:r/>
-            <w:r>
-              <w:rPr>
-                <w:rFonts w:ascii="游ゴシック" w:hAnsi="游ゴシック" w:eastAsia="游ゴシック"/>
-                <w:b w:val="0"/>
-                <w:sz w:val="18"/>
-              </w:rPr>
-              <w:t>個人ごとの推移を分析するため</w:t>
-            </w:r>
-          </w:p>
-        </w:tc>
-      </w:tr>
-      <w:tr>
-        <w:tc>
-          <w:tcPr>
-            <w:tcW w:type="dxa" w:w="3249"/>
-          </w:tcPr>
-          <w:p>
-            <w:r/>
-            <w:r>
-              <w:rPr>
-                <w:rFonts w:ascii="游ゴシック" w:hAnsi="游ゴシック" w:eastAsia="游ゴシック"/>
-                <w:b w:val="0"/>
-                <w:sz w:val="18"/>
-              </w:rPr>
-              <w:t>2</w:t>
-            </w:r>
-          </w:p>
-        </w:tc>
-        <w:tc>
-          <w:tcPr>
-            <w:tcW w:type="dxa" w:w="3249"/>
-          </w:tcPr>
-          <w:p>
-            <w:r/>
-            <w:r>
-              <w:rPr>
-                <w:rFonts w:ascii="游ゴシック" w:hAnsi="游ゴシック" w:eastAsia="游ゴシック"/>
-                <w:b w:val="0"/>
-                <w:sz w:val="18"/>
-              </w:rPr>
-              <w:t>パスワードは平文で保存せず、ハッシュ化する</w:t>
-            </w:r>
-          </w:p>
-        </w:tc>
-        <w:tc>
-          <w:tcPr>
-            <w:tcW w:type="dxa" w:w="3249"/>
-          </w:tcPr>
-          <w:p>
-            <w:r/>
-            <w:r>
-              <w:rPr>
-                <w:rFonts w:ascii="游ゴシック" w:hAnsi="游ゴシック" w:eastAsia="游ゴシック"/>
-                <w:b w:val="0"/>
-                <w:sz w:val="18"/>
-              </w:rPr>
-              <w:t>参加者が他サービスと同じパスワードを使い回した場合の被害を防ぐため</w:t>
-            </w:r>
-          </w:p>
-        </w:tc>
-      </w:tr>
-      <w:tr>
-        <w:tc>
-          <w:tcPr>
-            <w:tcW w:type="dxa" w:w="3249"/>
-          </w:tcPr>
-          <w:p>
-            <w:r/>
-            <w:r>
-              <w:rPr>
-                <w:rFonts w:ascii="游ゴシック" w:hAnsi="游ゴシック" w:eastAsia="游ゴシック"/>
-                <w:b w:val="0"/>
-                <w:sz w:val="18"/>
-              </w:rPr>
-              <w:t>3</w:t>
-            </w:r>
-          </w:p>
-        </w:tc>
-        <w:tc>
-          <w:tcPr>
-            <w:tcW w:type="dxa" w:w="3249"/>
-          </w:tcPr>
-          <w:p>
-            <w:r/>
-            <w:r>
-              <w:rPr>
-                <w:rFonts w:ascii="游ゴシック" w:hAnsi="游ゴシック" w:eastAsia="游ゴシック"/>
-                <w:b w:val="0"/>
-                <w:sz w:val="18"/>
-              </w:rPr>
-              <w:t>ID に氏名等が入力されないようにする</w:t>
-            </w:r>
-          </w:p>
-        </w:tc>
-        <w:tc>
-          <w:tcPr>
-            <w:tcW w:type="dxa" w:w="3249"/>
-          </w:tcPr>
-          <w:p>
-            <w:r/>
-            <w:r>
-              <w:rPr>
-                <w:rFonts w:ascii="游ゴシック" w:hAnsi="游ゴシック" w:eastAsia="游ゴシック"/>
-                <w:b w:val="0"/>
-                <w:sz w:val="18"/>
-              </w:rPr>
-              <w:t>匿名性を確保するため（§6.1）</w:t>
-            </w:r>
-          </w:p>
-        </w:tc>
-      </w:tr>
-      <w:tr>
-        <w:tc>
-          <w:tcPr>
-            <w:tcW w:type="dxa" w:w="3249"/>
-          </w:tcPr>
-          <w:p>
-            <w:r/>
-            <w:r>
-              <w:rPr>
-                <w:rFonts w:ascii="游ゴシック" w:hAnsi="游ゴシック" w:eastAsia="游ゴシック"/>
-                <w:b w:val="0"/>
-                <w:sz w:val="18"/>
-              </w:rPr>
-              <w:t>4</w:t>
-            </w:r>
-          </w:p>
-        </w:tc>
-        <w:tc>
-          <w:tcPr>
-            <w:tcW w:type="dxa" w:w="3249"/>
-          </w:tcPr>
-          <w:p>
-            <w:r/>
-            <w:r>
-              <w:rPr>
-                <w:rFonts w:ascii="游ゴシック" w:hAnsi="游ゴシック" w:eastAsia="游ゴシック"/>
-                <w:b w:val="0"/>
-                <w:sz w:val="18"/>
-              </w:rPr>
-              <w:t>他の参加者の記録を閲覧・変更できないようにする</w:t>
-            </w:r>
-          </w:p>
-        </w:tc>
-        <w:tc>
-          <w:tcPr>
-            <w:tcW w:type="dxa" w:w="3249"/>
-          </w:tcPr>
-          <w:p>
-            <w:r/>
-            <w:r>
-              <w:rPr>
-                <w:rFonts w:ascii="游ゴシック" w:hAnsi="游ゴシック" w:eastAsia="游ゴシック"/>
-                <w:b w:val="0"/>
-                <w:sz w:val="18"/>
-              </w:rPr>
-              <w:t>参加者間のプライバシーを守るため</w:t>
-            </w:r>
-          </w:p>
-        </w:tc>
-      </w:tr>
-      <w:tr>
-        <w:tc>
-          <w:tcPr>
-            <w:tcW w:type="dxa" w:w="3249"/>
-          </w:tcPr>
-          <w:p>
-            <w:r/>
-            <w:r>
-              <w:rPr>
-                <w:rFonts w:ascii="游ゴシック" w:hAnsi="游ゴシック" w:eastAsia="游ゴシック"/>
-                <w:b w:val="0"/>
-                <w:sz w:val="18"/>
-              </w:rPr>
-              <w:t>5</w:t>
-            </w:r>
-          </w:p>
-        </w:tc>
-        <w:tc>
-          <w:tcPr>
-            <w:tcW w:type="dxa" w:w="3249"/>
-          </w:tcPr>
-          <w:p>
-            <w:r/>
-            <w:r>
-              <w:rPr>
-                <w:rFonts w:ascii="游ゴシック" w:hAnsi="游ゴシック" w:eastAsia="游ゴシック"/>
-                <w:b w:val="0"/>
-                <w:sz w:val="18"/>
-              </w:rPr>
-              <w:t>学年・障害の程度はアプリに入力させない</w:t>
-            </w:r>
-          </w:p>
-        </w:tc>
-        <w:tc>
-          <w:tcPr>
-            <w:tcW w:type="dxa" w:w="3249"/>
-          </w:tcPr>
-          <w:p>
-            <w:r/>
-            <w:r>
-              <w:rPr>
-                <w:rFonts w:ascii="游ゴシック" w:hAnsi="游ゴシック" w:eastAsia="游ゴシック"/>
-                <w:b w:val="0"/>
-                <w:sz w:val="18"/>
-              </w:rPr>
-              <w:t>要配慮個人情報をアプリ側に持たせず、研究者側で別管理するため</w:t>
-            </w:r>
-          </w:p>
-        </w:tc>
-      </w:tr>
-    </w:tbl>
-    <w:p>
-      <w:pPr>
-        <w:spacing w:after="120"/>
-      </w:pPr>
-    </w:p>
-    <w:p>
-      <w:pPr>
-        <w:spacing w:after="200"/>
-        <w:ind w:left="283"/>
-      </w:pPr>
-      <w:r>
-        <w:rPr>
-          <w:rFonts w:ascii="游ゴシック" w:hAnsi="游ゴシック" w:eastAsia="游ゴシック"/>
-          <w:b/>
-          <w:color w:val="555D6E"/>
-          <w:sz w:val="19"/>
-        </w:rPr>
-        <w:t>設計方針：</w:t>
-      </w:r>
-      <w:r>
-        <w:rPr>
-          <w:rFonts w:ascii="游ゴシック" w:hAnsi="游ゴシック" w:eastAsia="游ゴシック"/>
-          <w:b w:val="0"/>
-          <w:color w:val="555D6E"/>
-          <w:sz w:val="19"/>
-        </w:rPr>
-        <w:t xml:space="preserve"> 学年・聴覚障害の程度は</w:t>
-      </w:r>
-      <w:r>
-        <w:rPr>
-          <w:rFonts w:ascii="游ゴシック" w:hAnsi="游ゴシック" w:eastAsia="游ゴシック"/>
-          <w:b/>
-          <w:color w:val="555D6E"/>
-          <w:sz w:val="19"/>
-        </w:rPr>
-        <w:t>アプリには保存せず</w:t>
-      </w:r>
-      <w:r>
-        <w:rPr>
-          <w:rFonts w:ascii="游ゴシック" w:hAnsi="游ゴシック" w:eastAsia="游ゴシック"/>
-          <w:b w:val="0"/>
-          <w:color w:val="555D6E"/>
-          <w:sz w:val="19"/>
-        </w:rPr>
-        <w:t>、研究者が別途管理する 名簿（参加者番号と属性の対応表）で保持することを推奨する。 こうすることで、アプリ本体が要配慮個人情報を扱わない構成にできる。</w:t>
       </w:r>
     </w:p>
     <w:p>

--- a/docs/倫理審査資料_SP-PS.docx
+++ b/docs/倫理審査資料_SP-PS.docx
@@ -1464,7 +1464,7 @@
         <w:br/>
         <w:t xml:space="preserve">     → この録画から「お手本の音声」と「お手本の口の動き」を取り込む</w:t>
         <w:br/>
-        <w:t xml:space="preserve">     ※ アプリの一般的な想定は家族。本調査では担当教員を想定（§4.5）</w:t>
+        <w:t xml:space="preserve">     ※ アプリの一般的な想定は家族。本調査では担当教員を想定</w:t>
         <w:br/>
         <w:br/>
         <w:t>② 生徒が練習する</w:t>
@@ -4488,354 +4488,6 @@
           <w:sz w:val="21"/>
         </w:rPr>
         <w:t xml:space="preserve"> を推奨する。</w:t>
-      </w:r>
-    </w:p>
-    <w:p>
-      <w:pPr>
-        <w:pStyle w:val="Heading3"/>
-        <w:spacing w:before="280" w:after="120"/>
-      </w:pPr>
-      <w:r>
-        <w:rPr>
-          <w:rFonts w:ascii="游ゴシック" w:hAnsi="游ゴシック" w:eastAsia="游ゴシック"/>
-          <w:b/>
-          <w:sz w:val="23"/>
-        </w:rPr>
-        <w:t>4.5 実施体制</w:t>
-      </w:r>
-    </w:p>
-    <w:tbl>
-      <w:tblPr>
-        <w:tblStyle w:val="TableGrid"/>
-        <w:tblW w:type="auto" w:w="0"/>
-        <w:jc w:val="center"/>
-        <w:tblLook w:firstColumn="1" w:firstRow="1" w:lastColumn="0" w:lastRow="0" w:noHBand="0" w:noVBand="1" w:val="04A0"/>
-      </w:tblPr>
-      <w:tblGrid>
-        <w:gridCol w:w="3249"/>
-        <w:gridCol w:w="3249"/>
-        <w:gridCol w:w="3249"/>
-      </w:tblGrid>
-      <w:tr>
-        <w:tc>
-          <w:tcPr>
-            <w:tcW w:type="dxa" w:w="3249"/>
-            <w:shd w:val="clear" w:color="auto" w:fill="EEF1F7"/>
-          </w:tcPr>
-          <w:p>
-            <w:r/>
-            <w:r>
-              <w:rPr>
-                <w:rFonts w:ascii="游ゴシック" w:hAnsi="游ゴシック" w:eastAsia="游ゴシック"/>
-                <w:b/>
-                <w:color w:val="0E1E45"/>
-                <w:sz w:val="18"/>
-              </w:rPr>
-              <w:t>役割</w:t>
-            </w:r>
-          </w:p>
-        </w:tc>
-        <w:tc>
-          <w:tcPr>
-            <w:tcW w:type="dxa" w:w="3249"/>
-            <w:shd w:val="clear" w:color="auto" w:fill="EEF1F7"/>
-          </w:tcPr>
-          <w:p>
-            <w:r/>
-            <w:r>
-              <w:rPr>
-                <w:rFonts w:ascii="游ゴシック" w:hAnsi="游ゴシック" w:eastAsia="游ゴシック"/>
-                <w:b/>
-                <w:color w:val="0E1E45"/>
-                <w:sz w:val="18"/>
-              </w:rPr>
-              <w:t>担当</w:t>
-            </w:r>
-          </w:p>
-        </w:tc>
-        <w:tc>
-          <w:tcPr>
-            <w:tcW w:type="dxa" w:w="3249"/>
-            <w:shd w:val="clear" w:color="auto" w:fill="EEF1F7"/>
-          </w:tcPr>
-          <w:p>
-            <w:r/>
-            <w:r>
-              <w:rPr>
-                <w:rFonts w:ascii="游ゴシック" w:hAnsi="游ゴシック" w:eastAsia="游ゴシック"/>
-                <w:b/>
-                <w:color w:val="0E1E45"/>
-                <w:sz w:val="18"/>
-              </w:rPr>
-              <w:t>業務</w:t>
-            </w:r>
-          </w:p>
-        </w:tc>
-      </w:tr>
-      <w:tr>
-        <w:tc>
-          <w:tcPr>
-            <w:tcW w:type="dxa" w:w="3249"/>
-          </w:tcPr>
-          <w:p>
-            <w:r/>
-            <w:r>
-              <w:rPr>
-                <w:rFonts w:ascii="游ゴシック" w:hAnsi="游ゴシック" w:eastAsia="游ゴシック"/>
-                <w:b w:val="0"/>
-                <w:sz w:val="18"/>
-              </w:rPr>
-              <w:t>研究責任者</w:t>
-            </w:r>
-          </w:p>
-        </w:tc>
-        <w:tc>
-          <w:tcPr>
-            <w:tcW w:type="dxa" w:w="3249"/>
-          </w:tcPr>
-          <w:p>
-            <w:r/>
-            <w:r>
-              <w:rPr>
-                <w:rFonts w:ascii="游ゴシック" w:hAnsi="游ゴシック" w:eastAsia="游ゴシック"/>
-                <w:b w:val="0"/>
-                <w:sz w:val="18"/>
-              </w:rPr>
-              <w:t>（指導教員名）</w:t>
-            </w:r>
-          </w:p>
-        </w:tc>
-        <w:tc>
-          <w:tcPr>
-            <w:tcW w:type="dxa" w:w="3249"/>
-          </w:tcPr>
-          <w:p>
-            <w:r/>
-            <w:r>
-              <w:rPr>
-                <w:rFonts w:ascii="游ゴシック" w:hAnsi="游ゴシック" w:eastAsia="游ゴシック"/>
-                <w:b w:val="0"/>
-                <w:sz w:val="18"/>
-              </w:rPr>
-              <w:t>研究全体の統括・倫理的配慮の監督</w:t>
-            </w:r>
-          </w:p>
-        </w:tc>
-      </w:tr>
-      <w:tr>
-        <w:tc>
-          <w:tcPr>
-            <w:tcW w:type="dxa" w:w="3249"/>
-          </w:tcPr>
-          <w:p>
-            <w:r/>
-            <w:r>
-              <w:rPr>
-                <w:rFonts w:ascii="游ゴシック" w:hAnsi="游ゴシック" w:eastAsia="游ゴシック"/>
-                <w:b w:val="0"/>
-                <w:sz w:val="18"/>
-              </w:rPr>
-              <w:t>研究実施者</w:t>
-            </w:r>
-          </w:p>
-        </w:tc>
-        <w:tc>
-          <w:tcPr>
-            <w:tcW w:type="dxa" w:w="3249"/>
-          </w:tcPr>
-          <w:p>
-            <w:r/>
-            <w:r>
-              <w:rPr>
-                <w:rFonts w:ascii="游ゴシック" w:hAnsi="游ゴシック" w:eastAsia="游ゴシック"/>
-                <w:b w:val="0"/>
-                <w:sz w:val="18"/>
-              </w:rPr>
-              <w:t>（学生名）</w:t>
-            </w:r>
-          </w:p>
-        </w:tc>
-        <w:tc>
-          <w:tcPr>
-            <w:tcW w:type="dxa" w:w="3249"/>
-          </w:tcPr>
-          <w:p>
-            <w:r/>
-            <w:r>
-              <w:rPr>
-                <w:rFonts w:ascii="游ゴシック" w:hAnsi="游ゴシック" w:eastAsia="游ゴシック"/>
-                <w:b w:val="0"/>
-                <w:sz w:val="18"/>
-              </w:rPr>
-              <w:t>アプリの開発・保守、データの集計と分析</w:t>
-            </w:r>
-          </w:p>
-        </w:tc>
-      </w:tr>
-      <w:tr>
-        <w:tc>
-          <w:tcPr>
-            <w:tcW w:type="dxa" w:w="3249"/>
-          </w:tcPr>
-          <w:p>
-            <w:r/>
-            <w:r>
-              <w:rPr>
-                <w:rFonts w:ascii="游ゴシック" w:hAnsi="游ゴシック" w:eastAsia="游ゴシック"/>
-                <w:b w:val="0"/>
-                <w:sz w:val="18"/>
-              </w:rPr>
-              <w:t>現場担当</w:t>
-            </w:r>
-          </w:p>
-        </w:tc>
-        <w:tc>
-          <w:tcPr>
-            <w:tcW w:type="dxa" w:w="3249"/>
-          </w:tcPr>
-          <w:p>
-            <w:r/>
-            <w:r>
-              <w:rPr>
-                <w:rFonts w:ascii="游ゴシック" w:hAnsi="游ゴシック" w:eastAsia="游ゴシック"/>
-                <w:b w:val="0"/>
-                <w:sz w:val="18"/>
-              </w:rPr>
-              <w:t>学校の担当教員</w:t>
-            </w:r>
-          </w:p>
-        </w:tc>
-        <w:tc>
-          <w:tcPr>
-            <w:tcW w:type="dxa" w:w="3249"/>
-          </w:tcPr>
-          <w:p>
-            <w:r/>
-            <w:r>
-              <w:rPr>
-                <w:rFonts w:ascii="游ゴシック" w:hAnsi="游ゴシック" w:eastAsia="游ゴシック"/>
-                <w:b w:val="0"/>
-                <w:sz w:val="18"/>
-              </w:rPr>
-              <w:t>生徒への説明、練習の実施、単語の登録</w:t>
-            </w:r>
-          </w:p>
-        </w:tc>
-      </w:tr>
-      <w:tr>
-        <w:tc>
-          <w:tcPr>
-            <w:tcW w:type="dxa" w:w="3249"/>
-          </w:tcPr>
-          <w:p>
-            <w:r/>
-            <w:r>
-              <w:rPr>
-                <w:rFonts w:ascii="游ゴシック" w:hAnsi="游ゴシック" w:eastAsia="游ゴシック"/>
-                <w:b w:val="0"/>
-                <w:sz w:val="18"/>
-              </w:rPr>
-              <w:t>お手本の提供者</w:t>
-            </w:r>
-          </w:p>
-        </w:tc>
-        <w:tc>
-          <w:tcPr>
-            <w:tcW w:type="dxa" w:w="3249"/>
-          </w:tcPr>
-          <w:p>
-            <w:r/>
-            <w:r>
-              <w:rPr>
-                <w:rFonts w:ascii="游ゴシック" w:hAnsi="游ゴシック" w:eastAsia="游ゴシック"/>
-                <w:b w:val="0"/>
-                <w:sz w:val="18"/>
-              </w:rPr>
-              <w:t>担当教員（想定）</w:t>
-            </w:r>
-          </w:p>
-        </w:tc>
-        <w:tc>
-          <w:tcPr>
-            <w:tcW w:type="dxa" w:w="3249"/>
-          </w:tcPr>
-          <w:p>
-            <w:r/>
-            <w:r>
-              <w:rPr>
-                <w:rFonts w:ascii="游ゴシック" w:hAnsi="游ゴシック" w:eastAsia="游ゴシック"/>
-                <w:b w:val="0"/>
-                <w:sz w:val="18"/>
-              </w:rPr>
-              <w:t>練習する単語を発音し、録画する</w:t>
-            </w:r>
-          </w:p>
-        </w:tc>
-      </w:tr>
-    </w:tbl>
-    <w:p>
-      <w:pPr>
-        <w:spacing w:after="120"/>
-      </w:pPr>
-    </w:p>
-    <w:p>
-      <w:pPr>
-        <w:spacing w:after="200"/>
-        <w:ind w:left="283"/>
-      </w:pPr>
-      <w:r>
-        <w:rPr>
-          <w:rFonts w:ascii="游ゴシック" w:hAnsi="游ゴシック" w:eastAsia="游ゴシック"/>
-          <w:b/>
-          <w:color w:val="555D6E"/>
-          <w:sz w:val="19"/>
-        </w:rPr>
-        <w:t>お手本提供者について：</w:t>
-      </w:r>
-      <w:r>
-        <w:rPr>
-          <w:rFonts w:ascii="游ゴシック" w:hAnsi="游ゴシック" w:eastAsia="游ゴシック"/>
-          <w:b w:val="0"/>
-          <w:color w:val="555D6E"/>
-          <w:sz w:val="19"/>
-        </w:rPr>
-        <w:t xml:space="preserve"> アプリの一般的な利用では家族がお手本を務めることを想定しているが、 本調査では</w:t>
-      </w:r>
-      <w:r>
-        <w:rPr>
-          <w:rFonts w:ascii="游ゴシック" w:hAnsi="游ゴシック" w:eastAsia="游ゴシック"/>
-          <w:b/>
-          <w:color w:val="555D6E"/>
-          <w:sz w:val="19"/>
-        </w:rPr>
-        <w:t>担当教員がお手本を提供する</w:t>
-      </w:r>
-      <w:r>
-        <w:rPr>
-          <w:rFonts w:ascii="游ゴシック" w:hAnsi="游ゴシック" w:eastAsia="游ゴシック"/>
-          <w:b w:val="0"/>
-          <w:color w:val="555D6E"/>
-          <w:sz w:val="19"/>
-        </w:rPr>
-        <w:t xml:space="preserve">ことを想定している。 お手本の音声・映像は保存され、参加者が繰り返し再生するため、 </w:t>
-      </w:r>
-      <w:r>
-        <w:rPr>
-          <w:rFonts w:ascii="游ゴシック" w:hAnsi="游ゴシック" w:eastAsia="游ゴシック"/>
-          <w:b/>
-          <w:color w:val="555D6E"/>
-          <w:sz w:val="19"/>
-        </w:rPr>
-        <w:t>提供者本人からも書面で同意を得る</w:t>
-      </w:r>
-      <w:r>
-        <w:rPr>
-          <w:rFonts w:ascii="游ゴシック" w:hAnsi="游ゴシック" w:eastAsia="游ゴシック"/>
-          <w:b w:val="0"/>
-          <w:color w:val="555D6E"/>
-          <w:sz w:val="19"/>
-        </w:rPr>
-        <w:t>（§7.1）。 仮に家族に依頼する場合も、同様に同意を得たうえで実施する。</w:t>
       </w:r>
     </w:p>
     <w:p>

--- a/docs/倫理審査資料_SP-PS.docx
+++ b/docs/倫理審査資料_SP-PS.docx
@@ -3820,7 +3820,7 @@
           <w:b w:val="0"/>
           <w:sz w:val="21"/>
         </w:rPr>
-        <w:t>に該当するため、取得にあたっては §5.2 の要件を満たす必要がある。</w:t>
+        <w:t>に該当するため、取得にあたっては §5.2 のとおり取り扱う。</w:t>
       </w:r>
     </w:p>
     <w:p>
@@ -5162,7 +5162,7 @@
                 <w:b w:val="0"/>
                 <w:sz w:val="18"/>
               </w:rPr>
-              <w:t>聴力レベル等（項目は §5.2 で定義）</w:t>
+              <w:t>聴力レベル等</w:t>
             </w:r>
           </w:p>
         </w:tc>
@@ -5522,512 +5522,6 @@
         </w:rPr>
         <w:t>であるため取得する。</w:t>
       </w:r>
-    </w:p>
-    <w:p>
-      <w:pPr>
-        <w:pStyle w:val="Heading4"/>
-        <w:spacing w:before="200" w:after="80"/>
-      </w:pPr>
-      <w:r>
-        <w:rPr>
-          <w:rFonts w:ascii="游ゴシック" w:hAnsi="游ゴシック" w:eastAsia="游ゴシック"/>
-          <w:b/>
-          <w:color w:val="555D6E"/>
-          <w:sz w:val="21"/>
-        </w:rPr>
-        <w:t>取得にあたっての要件</w:t>
-      </w:r>
-    </w:p>
-    <w:tbl>
-      <w:tblPr>
-        <w:tblStyle w:val="TableGrid"/>
-        <w:tblW w:type="auto" w:w="0"/>
-        <w:jc w:val="center"/>
-        <w:tblLook w:firstColumn="1" w:firstRow="1" w:lastColumn="0" w:lastRow="0" w:noHBand="0" w:noVBand="1" w:val="04A0"/>
-      </w:tblPr>
-      <w:tblGrid>
-        <w:gridCol w:w="4873"/>
-        <w:gridCol w:w="4873"/>
-      </w:tblGrid>
-      <w:tr>
-        <w:tc>
-          <w:tcPr>
-            <w:tcW w:type="dxa" w:w="4873"/>
-            <w:shd w:val="clear" w:color="auto" w:fill="EEF1F7"/>
-          </w:tcPr>
-          <w:p>
-            <w:r/>
-            <w:r>
-              <w:rPr>
-                <w:rFonts w:ascii="游ゴシック" w:hAnsi="游ゴシック" w:eastAsia="游ゴシック"/>
-                <w:b/>
-                <w:color w:val="0E1E45"/>
-                <w:sz w:val="18"/>
-              </w:rPr>
-              <w:t>要件</w:t>
-            </w:r>
-          </w:p>
-        </w:tc>
-        <w:tc>
-          <w:tcPr>
-            <w:tcW w:type="dxa" w:w="4873"/>
-            <w:shd w:val="clear" w:color="auto" w:fill="EEF1F7"/>
-          </w:tcPr>
-          <w:p>
-            <w:r/>
-            <w:r>
-              <w:rPr>
-                <w:rFonts w:ascii="游ゴシック" w:hAnsi="游ゴシック" w:eastAsia="游ゴシック"/>
-                <w:b/>
-                <w:color w:val="0E1E45"/>
-                <w:sz w:val="18"/>
-              </w:rPr>
-              <w:t>対応</w:t>
-            </w:r>
-          </w:p>
-        </w:tc>
-      </w:tr>
-      <w:tr>
-        <w:tc>
-          <w:tcPr>
-            <w:tcW w:type="dxa" w:w="4873"/>
-          </w:tcPr>
-          <w:p>
-            <w:r/>
-            <w:r>
-              <w:rPr>
-                <w:rFonts w:ascii="游ゴシック" w:hAnsi="游ゴシック" w:eastAsia="游ゴシック"/>
-                <w:b w:val="0"/>
-                <w:sz w:val="18"/>
-              </w:rPr>
-              <w:t>本人の同意</w:t>
-            </w:r>
-          </w:p>
-        </w:tc>
-        <w:tc>
-          <w:tcPr>
-            <w:tcW w:type="dxa" w:w="4873"/>
-          </w:tcPr>
-          <w:p>
-            <w:r/>
-            <w:r>
-              <w:rPr>
-                <w:rFonts w:ascii="游ゴシック" w:hAnsi="游ゴシック" w:eastAsia="游ゴシック"/>
-                <w:b w:val="0"/>
-                <w:sz w:val="18"/>
-              </w:rPr>
-              <w:t>要配慮個人情報の取得には</w:t>
-            </w:r>
-            <w:r>
-              <w:rPr>
-                <w:rFonts w:ascii="游ゴシック" w:hAnsi="游ゴシック" w:eastAsia="游ゴシック"/>
-                <w:b/>
-                <w:sz w:val="18"/>
-              </w:rPr>
-              <w:t>本人（および未成年の場合は保護者）の明示的な同意が必須</w:t>
-            </w:r>
-            <w:r>
-              <w:rPr>
-                <w:rFonts w:ascii="游ゴシック" w:hAnsi="游ゴシック" w:eastAsia="游ゴシック"/>
-                <w:b w:val="0"/>
-                <w:sz w:val="18"/>
-              </w:rPr>
-              <w:t>である。説明文書に「聴覚障害の程度を取得すること」を明記し、他の項目と区別して同意欄を設ける</w:t>
-            </w:r>
-          </w:p>
-        </w:tc>
-      </w:tr>
-      <w:tr>
-        <w:tc>
-          <w:tcPr>
-            <w:tcW w:type="dxa" w:w="4873"/>
-          </w:tcPr>
-          <w:p>
-            <w:r/>
-            <w:r>
-              <w:rPr>
-                <w:rFonts w:ascii="游ゴシック" w:hAnsi="游ゴシック" w:eastAsia="游ゴシック"/>
-                <w:b w:val="0"/>
-                <w:sz w:val="18"/>
-              </w:rPr>
-              <w:t>取得項目の限定</w:t>
-            </w:r>
-          </w:p>
-        </w:tc>
-        <w:tc>
-          <w:tcPr>
-            <w:tcW w:type="dxa" w:w="4873"/>
-          </w:tcPr>
-          <w:p>
-            <w:r/>
-            <w:r>
-              <w:rPr>
-                <w:rFonts w:ascii="游ゴシック" w:hAnsi="游ゴシック" w:eastAsia="游ゴシック"/>
-                <w:b w:val="0"/>
-                <w:sz w:val="18"/>
-              </w:rPr>
-              <w:t>研究目的に必要な最小限の項目のみとする（下表）</w:t>
-            </w:r>
-          </w:p>
-        </w:tc>
-      </w:tr>
-      <w:tr>
-        <w:tc>
-          <w:tcPr>
-            <w:tcW w:type="dxa" w:w="4873"/>
-          </w:tcPr>
-          <w:p>
-            <w:r/>
-            <w:r>
-              <w:rPr>
-                <w:rFonts w:ascii="游ゴシック" w:hAnsi="游ゴシック" w:eastAsia="游ゴシック"/>
-                <w:b w:val="0"/>
-                <w:sz w:val="18"/>
-              </w:rPr>
-              <w:t>取得経路</w:t>
-            </w:r>
-          </w:p>
-        </w:tc>
-        <w:tc>
-          <w:tcPr>
-            <w:tcW w:type="dxa" w:w="4873"/>
-          </w:tcPr>
-          <w:p>
-            <w:r/>
-            <w:r>
-              <w:rPr>
-                <w:rFonts w:ascii="游ゴシック" w:hAnsi="游ゴシック" w:eastAsia="游ゴシック"/>
-                <w:b w:val="0"/>
-                <w:sz w:val="18"/>
-              </w:rPr>
-              <w:t>生徒本人に直接尋ねる形は取らず、</w:t>
-            </w:r>
-            <w:r>
-              <w:rPr>
-                <w:rFonts w:ascii="游ゴシック" w:hAnsi="游ゴシック" w:eastAsia="游ゴシック"/>
-                <w:b/>
-                <w:sz w:val="18"/>
-              </w:rPr>
-              <w:t>学校が保有する情報から担当教員を通じて提供を受ける</w:t>
-            </w:r>
-            <w:r>
-              <w:rPr>
-                <w:rFonts w:ascii="游ゴシック" w:hAnsi="游ゴシック" w:eastAsia="游ゴシック"/>
-                <w:b w:val="0"/>
-                <w:sz w:val="18"/>
-              </w:rPr>
-              <w:t>形とする</w:t>
-            </w:r>
-          </w:p>
-        </w:tc>
-      </w:tr>
-      <w:tr>
-        <w:tc>
-          <w:tcPr>
-            <w:tcW w:type="dxa" w:w="4873"/>
-          </w:tcPr>
-          <w:p>
-            <w:r/>
-            <w:r>
-              <w:rPr>
-                <w:rFonts w:ascii="游ゴシック" w:hAnsi="游ゴシック" w:eastAsia="游ゴシック"/>
-                <w:b w:val="0"/>
-                <w:sz w:val="18"/>
-              </w:rPr>
-              <w:t>第三者提供</w:t>
-            </w:r>
-          </w:p>
-        </w:tc>
-        <w:tc>
-          <w:tcPr>
-            <w:tcW w:type="dxa" w:w="4873"/>
-          </w:tcPr>
-          <w:p>
-            <w:r/>
-            <w:r>
-              <w:rPr>
-                <w:rFonts w:ascii="游ゴシック" w:hAnsi="游ゴシック" w:eastAsia="游ゴシック"/>
-                <w:b w:val="0"/>
-                <w:sz w:val="18"/>
-              </w:rPr>
-              <w:t>一切行わない</w:t>
-            </w:r>
-          </w:p>
-        </w:tc>
-      </w:tr>
-    </w:tbl>
-    <w:p>
-      <w:pPr>
-        <w:spacing w:after="120"/>
-      </w:pPr>
-    </w:p>
-    <w:p>
-      <w:pPr>
-        <w:pStyle w:val="Heading4"/>
-        <w:spacing w:before="200" w:after="80"/>
-      </w:pPr>
-      <w:r>
-        <w:rPr>
-          <w:rFonts w:ascii="游ゴシック" w:hAnsi="游ゴシック" w:eastAsia="游ゴシック"/>
-          <w:b/>
-          <w:color w:val="555D6E"/>
-          <w:sz w:val="21"/>
-        </w:rPr>
-        <w:t>取得する項目 【要確定】</w:t>
-      </w:r>
-    </w:p>
-    <w:p>
-      <w:pPr>
-        <w:spacing w:after="160" w:line="336" w:lineRule="auto"/>
-      </w:pPr>
-      <w:r>
-        <w:rPr>
-          <w:rFonts w:ascii="游ゴシック" w:hAnsi="游ゴシック" w:eastAsia="游ゴシック"/>
-          <w:b w:val="0"/>
-          <w:sz w:val="21"/>
-        </w:rPr>
-        <w:t>以下は案である。学校側と協議し、</w:t>
-      </w:r>
-      <w:r>
-        <w:rPr>
-          <w:rFonts w:ascii="游ゴシック" w:hAnsi="游ゴシック" w:eastAsia="游ゴシック"/>
-          <w:b/>
-          <w:sz w:val="21"/>
-        </w:rPr>
-        <w:t>必要最小限</w:t>
-      </w:r>
-      <w:r>
-        <w:rPr>
-          <w:rFonts w:ascii="游ゴシック" w:hAnsi="游ゴシック" w:eastAsia="游ゴシック"/>
-          <w:b w:val="0"/>
-          <w:sz w:val="21"/>
-        </w:rPr>
-        <w:t>に絞ること。</w:t>
-      </w:r>
-    </w:p>
-    <w:tbl>
-      <w:tblPr>
-        <w:tblStyle w:val="TableGrid"/>
-        <w:tblW w:type="auto" w:w="0"/>
-        <w:jc w:val="center"/>
-        <w:tblLook w:firstColumn="1" w:firstRow="1" w:lastColumn="0" w:lastRow="0" w:noHBand="0" w:noVBand="1" w:val="04A0"/>
-      </w:tblPr>
-      <w:tblGrid>
-        <w:gridCol w:w="3249"/>
-        <w:gridCol w:w="3249"/>
-        <w:gridCol w:w="3249"/>
-      </w:tblGrid>
-      <w:tr>
-        <w:tc>
-          <w:tcPr>
-            <w:tcW w:type="dxa" w:w="3249"/>
-            <w:shd w:val="clear" w:color="auto" w:fill="EEF1F7"/>
-          </w:tcPr>
-          <w:p>
-            <w:r/>
-            <w:r>
-              <w:rPr>
-                <w:rFonts w:ascii="游ゴシック" w:hAnsi="游ゴシック" w:eastAsia="游ゴシック"/>
-                <w:b/>
-                <w:color w:val="0E1E45"/>
-                <w:sz w:val="18"/>
-              </w:rPr>
-              <w:t>項目</w:t>
-            </w:r>
-          </w:p>
-        </w:tc>
-        <w:tc>
-          <w:tcPr>
-            <w:tcW w:type="dxa" w:w="3249"/>
-            <w:shd w:val="clear" w:color="auto" w:fill="EEF1F7"/>
-          </w:tcPr>
-          <w:p>
-            <w:r/>
-            <w:r>
-              <w:rPr>
-                <w:rFonts w:ascii="游ゴシック" w:hAnsi="游ゴシック" w:eastAsia="游ゴシック"/>
-                <w:b/>
-                <w:color w:val="0E1E45"/>
-                <w:sz w:val="18"/>
-              </w:rPr>
-              <w:t>取得の要否</w:t>
-            </w:r>
-          </w:p>
-        </w:tc>
-        <w:tc>
-          <w:tcPr>
-            <w:tcW w:type="dxa" w:w="3249"/>
-            <w:shd w:val="clear" w:color="auto" w:fill="EEF1F7"/>
-          </w:tcPr>
-          <w:p>
-            <w:r/>
-            <w:r>
-              <w:rPr>
-                <w:rFonts w:ascii="游ゴシック" w:hAnsi="游ゴシック" w:eastAsia="游ゴシック"/>
-                <w:b/>
-                <w:color w:val="0E1E45"/>
-                <w:sz w:val="18"/>
-              </w:rPr>
-              <w:t>備考</w:t>
-            </w:r>
-          </w:p>
-        </w:tc>
-      </w:tr>
-      <w:tr>
-        <w:tc>
-          <w:tcPr>
-            <w:tcW w:type="dxa" w:w="3249"/>
-          </w:tcPr>
-          <w:p>
-            <w:r/>
-            <w:r>
-              <w:rPr>
-                <w:rFonts w:ascii="游ゴシック" w:hAnsi="游ゴシック" w:eastAsia="游ゴシック"/>
-                <w:b w:val="0"/>
-                <w:sz w:val="18"/>
-              </w:rPr>
-              <w:t>聴力レベル（dB）または障害等級</w:t>
-            </w:r>
-          </w:p>
-        </w:tc>
-        <w:tc>
-          <w:tcPr>
-            <w:tcW w:type="dxa" w:w="3249"/>
-          </w:tcPr>
-          <w:p>
-            <w:r/>
-            <w:r>
-              <w:rPr>
-                <w:rFonts w:ascii="游ゴシック" w:hAnsi="游ゴシック" w:eastAsia="游ゴシック"/>
-                <w:b w:val="0"/>
-                <w:sz w:val="18"/>
-              </w:rPr>
-              <w:t>要検討</w:t>
-            </w:r>
-          </w:p>
-        </w:tc>
-        <w:tc>
-          <w:tcPr>
-            <w:tcW w:type="dxa" w:w="3249"/>
-          </w:tcPr>
-          <w:p>
-            <w:r/>
-            <w:r>
-              <w:rPr>
-                <w:rFonts w:ascii="游ゴシック" w:hAnsi="游ゴシック" w:eastAsia="游ゴシック"/>
-                <w:b w:val="0"/>
-                <w:sz w:val="18"/>
-              </w:rPr>
-              <w:t>詳細な数値ほど再識別リスクが高まる。区分（例：高度・重度の2分類）に丸めることを推奨</w:t>
-            </w:r>
-          </w:p>
-        </w:tc>
-      </w:tr>
-      <w:tr>
-        <w:tc>
-          <w:tcPr>
-            <w:tcW w:type="dxa" w:w="3249"/>
-          </w:tcPr>
-          <w:p>
-            <w:r/>
-            <w:r>
-              <w:rPr>
-                <w:rFonts w:ascii="游ゴシック" w:hAnsi="游ゴシック" w:eastAsia="游ゴシック"/>
-                <w:b w:val="0"/>
-                <w:sz w:val="18"/>
-              </w:rPr>
-              <w:t>補聴器・人工内耳の使用有無</w:t>
-            </w:r>
-          </w:p>
-        </w:tc>
-        <w:tc>
-          <w:tcPr>
-            <w:tcW w:type="dxa" w:w="3249"/>
-          </w:tcPr>
-          <w:p>
-            <w:r/>
-            <w:r>
-              <w:rPr>
-                <w:rFonts w:ascii="游ゴシック" w:hAnsi="游ゴシック" w:eastAsia="游ゴシック"/>
-                <w:b w:val="0"/>
-                <w:sz w:val="18"/>
-              </w:rPr>
-              <w:t>要検討</w:t>
-            </w:r>
-          </w:p>
-        </w:tc>
-        <w:tc>
-          <w:tcPr>
-            <w:tcW w:type="dxa" w:w="3249"/>
-          </w:tcPr>
-          <w:p>
-            <w:r/>
-            <w:r>
-              <w:rPr>
-                <w:rFonts w:ascii="游ゴシック" w:hAnsi="游ゴシック" w:eastAsia="游ゴシック"/>
-                <w:b w:val="0"/>
-                <w:sz w:val="18"/>
-              </w:rPr>
-              <w:t>発音への影響が大きく、研究上の意義は高い</w:t>
-            </w:r>
-          </w:p>
-        </w:tc>
-      </w:tr>
-      <w:tr>
-        <w:tc>
-          <w:tcPr>
-            <w:tcW w:type="dxa" w:w="3249"/>
-          </w:tcPr>
-          <w:p>
-            <w:r/>
-            <w:r>
-              <w:rPr>
-                <w:rFonts w:ascii="游ゴシック" w:hAnsi="游ゴシック" w:eastAsia="游ゴシック"/>
-                <w:b w:val="0"/>
-                <w:sz w:val="18"/>
-              </w:rPr>
-              <w:t>診断名・発症時期・原因</w:t>
-            </w:r>
-          </w:p>
-        </w:tc>
-        <w:tc>
-          <w:tcPr>
-            <w:tcW w:type="dxa" w:w="3249"/>
-          </w:tcPr>
-          <w:p>
-            <w:r/>
-            <w:r>
-              <w:rPr>
-                <w:rFonts w:ascii="游ゴシック" w:hAnsi="游ゴシック" w:eastAsia="游ゴシック"/>
-                <w:b/>
-                <w:sz w:val="18"/>
-              </w:rPr>
-              <w:t>取得しない</w:t>
-            </w:r>
-          </w:p>
-        </w:tc>
-        <w:tc>
-          <w:tcPr>
-            <w:tcW w:type="dxa" w:w="3249"/>
-          </w:tcPr>
-          <w:p>
-            <w:r/>
-            <w:r>
-              <w:rPr>
-                <w:rFonts w:ascii="游ゴシック" w:hAnsi="游ゴシック" w:eastAsia="游ゴシック"/>
-                <w:b w:val="0"/>
-                <w:sz w:val="18"/>
-              </w:rPr>
-              <w:t>研究目的に不要であり、機微性が高い</w:t>
-            </w:r>
-          </w:p>
-        </w:tc>
-      </w:tr>
-    </w:tbl>
-    <w:p>
-      <w:pPr>
-        <w:spacing w:after="120"/>
-      </w:pPr>
     </w:p>
     <w:p>
       <w:pPr>
@@ -7853,573 +7347,6 @@
           <w:sz w:val="19"/>
         </w:rPr>
         <w:t xml:space="preserve"> 対応表の管理者・保管方法、および低学年のパスワード運用は 学校側と協議のうえ決定する。</w:t>
-      </w:r>
-    </w:p>
-    <w:p>
-      <w:pPr>
-        <w:pStyle w:val="Heading3"/>
-        <w:spacing w:before="280" w:after="120"/>
-      </w:pPr>
-      <w:r>
-        <w:rPr>
-          <w:rFonts w:ascii="游ゴシック" w:hAnsi="游ゴシック" w:eastAsia="游ゴシック"/>
-          <w:b/>
-          <w:sz w:val="23"/>
-        </w:rPr>
-        <w:t>6.2 データの保管と管理</w:t>
-      </w:r>
-    </w:p>
-    <w:tbl>
-      <w:tblPr>
-        <w:tblStyle w:val="TableGrid"/>
-        <w:tblW w:type="auto" w:w="0"/>
-        <w:jc w:val="center"/>
-        <w:tblLook w:firstColumn="1" w:firstRow="1" w:lastColumn="0" w:lastRow="0" w:noHBand="0" w:noVBand="1" w:val="04A0"/>
-      </w:tblPr>
-      <w:tblGrid>
-        <w:gridCol w:w="4873"/>
-        <w:gridCol w:w="4873"/>
-      </w:tblGrid>
-      <w:tr>
-        <w:tc>
-          <w:tcPr>
-            <w:tcW w:type="dxa" w:w="4873"/>
-            <w:shd w:val="clear" w:color="auto" w:fill="EEF1F7"/>
-          </w:tcPr>
-          <w:p>
-            <w:r/>
-            <w:r>
-              <w:rPr>
-                <w:rFonts w:ascii="游ゴシック" w:hAnsi="游ゴシック" w:eastAsia="游ゴシック"/>
-                <w:b/>
-                <w:color w:val="0E1E45"/>
-                <w:sz w:val="18"/>
-              </w:rPr>
-              <w:t>項目</w:t>
-            </w:r>
-          </w:p>
-        </w:tc>
-        <w:tc>
-          <w:tcPr>
-            <w:tcW w:type="dxa" w:w="4873"/>
-            <w:shd w:val="clear" w:color="auto" w:fill="EEF1F7"/>
-          </w:tcPr>
-          <w:p>
-            <w:r/>
-            <w:r>
-              <w:rPr>
-                <w:rFonts w:ascii="游ゴシック" w:hAnsi="游ゴシック" w:eastAsia="游ゴシック"/>
-                <w:b/>
-                <w:color w:val="0E1E45"/>
-                <w:sz w:val="18"/>
-              </w:rPr>
-              <w:t>内容</w:t>
-            </w:r>
-          </w:p>
-        </w:tc>
-      </w:tr>
-      <w:tr>
-        <w:tc>
-          <w:tcPr>
-            <w:tcW w:type="dxa" w:w="4873"/>
-          </w:tcPr>
-          <w:p>
-            <w:r/>
-            <w:r>
-              <w:rPr>
-                <w:rFonts w:ascii="游ゴシック" w:hAnsi="游ゴシック" w:eastAsia="游ゴシック"/>
-                <w:b w:val="0"/>
-                <w:sz w:val="18"/>
-              </w:rPr>
-              <w:t>保管場所</w:t>
-            </w:r>
-          </w:p>
-        </w:tc>
-        <w:tc>
-          <w:tcPr>
-            <w:tcW w:type="dxa" w:w="4873"/>
-          </w:tcPr>
-          <w:p>
-            <w:r/>
-            <w:r>
-              <w:rPr>
-                <w:rFonts w:ascii="游ゴシック" w:hAnsi="游ゴシック" w:eastAsia="游ゴシック"/>
-                <w:b w:val="0"/>
-                <w:sz w:val="18"/>
-              </w:rPr>
-              <w:t>§4.4 で決定した運用形態に準じる</w:t>
-            </w:r>
-          </w:p>
-        </w:tc>
-      </w:tr>
-      <w:tr>
-        <w:tc>
-          <w:tcPr>
-            <w:tcW w:type="dxa" w:w="4873"/>
-          </w:tcPr>
-          <w:p>
-            <w:r/>
-            <w:r>
-              <w:rPr>
-                <w:rFonts w:ascii="游ゴシック" w:hAnsi="游ゴシック" w:eastAsia="游ゴシック"/>
-                <w:b w:val="0"/>
-                <w:sz w:val="18"/>
-              </w:rPr>
-              <w:t>アクセス制限</w:t>
-            </w:r>
-          </w:p>
-        </w:tc>
-        <w:tc>
-          <w:tcPr>
-            <w:tcW w:type="dxa" w:w="4873"/>
-          </w:tcPr>
-          <w:p>
-            <w:r/>
-            <w:r>
-              <w:rPr>
-                <w:rFonts w:ascii="游ゴシック" w:hAnsi="游ゴシック" w:eastAsia="游ゴシック"/>
-                <w:b w:val="0"/>
-                <w:sz w:val="18"/>
-              </w:rPr>
-              <w:t>データを保管する端末にはパスワードを設定し、研究関係者以外がアクセスできないようにする</w:t>
-            </w:r>
-          </w:p>
-        </w:tc>
-      </w:tr>
-      <w:tr>
-        <w:tc>
-          <w:tcPr>
-            <w:tcW w:type="dxa" w:w="4873"/>
-          </w:tcPr>
-          <w:p>
-            <w:r/>
-            <w:r>
-              <w:rPr>
-                <w:rFonts w:ascii="游ゴシック" w:hAnsi="游ゴシック" w:eastAsia="游ゴシック"/>
-                <w:b w:val="0"/>
-                <w:sz w:val="18"/>
-              </w:rPr>
-              <w:t>持ち出し</w:t>
-            </w:r>
-          </w:p>
-        </w:tc>
-        <w:tc>
-          <w:tcPr>
-            <w:tcW w:type="dxa" w:w="4873"/>
-          </w:tcPr>
-          <w:p>
-            <w:r/>
-            <w:r>
-              <w:rPr>
-                <w:rFonts w:ascii="游ゴシック" w:hAnsi="游ゴシック" w:eastAsia="游ゴシック"/>
-                <w:b w:val="0"/>
-                <w:sz w:val="18"/>
-              </w:rPr>
-              <w:t>データを外部記憶媒体で持ち出す場合は、暗号化のうえ研究室内でのみ取り扱う</w:t>
-            </w:r>
-          </w:p>
-        </w:tc>
-      </w:tr>
-      <w:tr>
-        <w:tc>
-          <w:tcPr>
-            <w:tcW w:type="dxa" w:w="4873"/>
-          </w:tcPr>
-          <w:p>
-            <w:r/>
-            <w:r>
-              <w:rPr>
-                <w:rFonts w:ascii="游ゴシック" w:hAnsi="游ゴシック" w:eastAsia="游ゴシック"/>
-                <w:b w:val="0"/>
-                <w:sz w:val="18"/>
-              </w:rPr>
-              <w:t>通信</w:t>
-            </w:r>
-          </w:p>
-        </w:tc>
-        <w:tc>
-          <w:tcPr>
-            <w:tcW w:type="dxa" w:w="4873"/>
-          </w:tcPr>
-          <w:p>
-            <w:r/>
-            <w:r>
-              <w:rPr>
-                <w:rFonts w:ascii="游ゴシック" w:hAnsi="游ゴシック" w:eastAsia="游ゴシック"/>
-                <w:b w:val="0"/>
-                <w:sz w:val="18"/>
-              </w:rPr>
-              <w:t>ネットワーク経由で利用する場合は暗号化通信（HTTPS）を用いる</w:t>
-            </w:r>
-          </w:p>
-        </w:tc>
-      </w:tr>
-    </w:tbl>
-    <w:p>
-      <w:pPr>
-        <w:spacing w:after="120"/>
-      </w:pPr>
-    </w:p>
-    <w:p>
-      <w:pPr>
-        <w:pStyle w:val="Heading3"/>
-        <w:spacing w:before="280" w:after="120"/>
-      </w:pPr>
-      <w:r>
-        <w:rPr>
-          <w:rFonts w:ascii="游ゴシック" w:hAnsi="游ゴシック" w:eastAsia="游ゴシック"/>
-          <w:b/>
-          <w:sz w:val="23"/>
-        </w:rPr>
-        <w:t>6.3 保存期間と廃棄</w:t>
-      </w:r>
-    </w:p>
-    <w:tbl>
-      <w:tblPr>
-        <w:tblStyle w:val="TableGrid"/>
-        <w:tblW w:type="auto" w:w="0"/>
-        <w:jc w:val="center"/>
-        <w:tblLook w:firstColumn="1" w:firstRow="1" w:lastColumn="0" w:lastRow="0" w:noHBand="0" w:noVBand="1" w:val="04A0"/>
-      </w:tblPr>
-      <w:tblGrid>
-        <w:gridCol w:w="3249"/>
-        <w:gridCol w:w="3249"/>
-        <w:gridCol w:w="3249"/>
-      </w:tblGrid>
-      <w:tr>
-        <w:tc>
-          <w:tcPr>
-            <w:tcW w:type="dxa" w:w="3249"/>
-            <w:shd w:val="clear" w:color="auto" w:fill="EEF1F7"/>
-          </w:tcPr>
-          <w:p>
-            <w:r/>
-            <w:r>
-              <w:rPr>
-                <w:rFonts w:ascii="游ゴシック" w:hAnsi="游ゴシック" w:eastAsia="游ゴシック"/>
-                <w:b/>
-                <w:color w:val="0E1E45"/>
-                <w:sz w:val="18"/>
-              </w:rPr>
-              <w:t>データ</w:t>
-            </w:r>
-          </w:p>
-        </w:tc>
-        <w:tc>
-          <w:tcPr>
-            <w:tcW w:type="dxa" w:w="3249"/>
-            <w:shd w:val="clear" w:color="auto" w:fill="EEF1F7"/>
-          </w:tcPr>
-          <w:p>
-            <w:r/>
-            <w:r>
-              <w:rPr>
-                <w:rFonts w:ascii="游ゴシック" w:hAnsi="游ゴシック" w:eastAsia="游ゴシック"/>
-                <w:b/>
-                <w:color w:val="0E1E45"/>
-                <w:sz w:val="18"/>
-              </w:rPr>
-              <w:t>保存期間</w:t>
-            </w:r>
-          </w:p>
-        </w:tc>
-        <w:tc>
-          <w:tcPr>
-            <w:tcW w:type="dxa" w:w="3249"/>
-            <w:shd w:val="clear" w:color="auto" w:fill="EEF1F7"/>
-          </w:tcPr>
-          <w:p>
-            <w:r/>
-            <w:r>
-              <w:rPr>
-                <w:rFonts w:ascii="游ゴシック" w:hAnsi="游ゴシック" w:eastAsia="游ゴシック"/>
-                <w:b/>
-                <w:color w:val="0E1E45"/>
-                <w:sz w:val="18"/>
-              </w:rPr>
-              <w:t>廃棄方法</w:t>
-            </w:r>
-          </w:p>
-        </w:tc>
-      </w:tr>
-      <w:tr>
-        <w:tc>
-          <w:tcPr>
-            <w:tcW w:type="dxa" w:w="3249"/>
-          </w:tcPr>
-          <w:p>
-            <w:r/>
-            <w:r>
-              <w:rPr>
-                <w:rFonts w:ascii="游ゴシック" w:hAnsi="游ゴシック" w:eastAsia="游ゴシック"/>
-                <w:b w:val="0"/>
-                <w:sz w:val="18"/>
-              </w:rPr>
-              <w:t>研究データ（スコア等）</w:t>
-            </w:r>
-          </w:p>
-        </w:tc>
-        <w:tc>
-          <w:tcPr>
-            <w:tcW w:type="dxa" w:w="3249"/>
-          </w:tcPr>
-          <w:p>
-            <w:r/>
-            <w:r>
-              <w:rPr>
-                <w:rFonts w:ascii="游ゴシック" w:hAnsi="游ゴシック" w:eastAsia="游ゴシック"/>
-                <w:b w:val="0"/>
-                <w:sz w:val="18"/>
-              </w:rPr>
-              <w:t>研究終了後〇年間（大学規程に従う）</w:t>
-            </w:r>
-          </w:p>
-        </w:tc>
-        <w:tc>
-          <w:tcPr>
-            <w:tcW w:type="dxa" w:w="3249"/>
-          </w:tcPr>
-          <w:p>
-            <w:r/>
-            <w:r>
-              <w:rPr>
-                <w:rFonts w:ascii="游ゴシック" w:hAnsi="游ゴシック" w:eastAsia="游ゴシック"/>
-                <w:b w:val="0"/>
-                <w:sz w:val="18"/>
-              </w:rPr>
-              <w:t>電子データを完全に削除する</w:t>
-            </w:r>
-          </w:p>
-        </w:tc>
-      </w:tr>
-      <w:tr>
-        <w:tc>
-          <w:tcPr>
-            <w:tcW w:type="dxa" w:w="3249"/>
-          </w:tcPr>
-          <w:p>
-            <w:r/>
-            <w:r>
-              <w:rPr>
-                <w:rFonts w:ascii="游ゴシック" w:hAnsi="游ゴシック" w:eastAsia="游ゴシック"/>
-                <w:b w:val="0"/>
-                <w:sz w:val="18"/>
-              </w:rPr>
-              <w:t>学年・聴覚障害の程度</w:t>
-            </w:r>
-          </w:p>
-        </w:tc>
-        <w:tc>
-          <w:tcPr>
-            <w:tcW w:type="dxa" w:w="3249"/>
-          </w:tcPr>
-          <w:p>
-            <w:r/>
-            <w:r>
-              <w:rPr>
-                <w:rFonts w:ascii="游ゴシック" w:hAnsi="游ゴシック" w:eastAsia="游ゴシック"/>
-                <w:b w:val="0"/>
-                <w:sz w:val="18"/>
-              </w:rPr>
-              <w:t>研究終了後〇年間（大学規程に従う）</w:t>
-            </w:r>
-          </w:p>
-        </w:tc>
-        <w:tc>
-          <w:tcPr>
-            <w:tcW w:type="dxa" w:w="3249"/>
-          </w:tcPr>
-          <w:p>
-            <w:r/>
-            <w:r>
-              <w:rPr>
-                <w:rFonts w:ascii="游ゴシック" w:hAnsi="游ゴシック" w:eastAsia="游ゴシック"/>
-                <w:b w:val="0"/>
-                <w:sz w:val="18"/>
-              </w:rPr>
-              <w:t>電子データを完全に削除する</w:t>
-            </w:r>
-          </w:p>
-        </w:tc>
-      </w:tr>
-      <w:tr>
-        <w:tc>
-          <w:tcPr>
-            <w:tcW w:type="dxa" w:w="3249"/>
-          </w:tcPr>
-          <w:p>
-            <w:r/>
-            <w:r>
-              <w:rPr>
-                <w:rFonts w:ascii="游ゴシック" w:hAnsi="游ゴシック" w:eastAsia="游ゴシック"/>
-                <w:b w:val="0"/>
-                <w:sz w:val="18"/>
-              </w:rPr>
-              <w:t>アンケート回答・自由記述</w:t>
-            </w:r>
-          </w:p>
-        </w:tc>
-        <w:tc>
-          <w:tcPr>
-            <w:tcW w:type="dxa" w:w="3249"/>
-          </w:tcPr>
-          <w:p>
-            <w:r/>
-            <w:r>
-              <w:rPr>
-                <w:rFonts w:ascii="游ゴシック" w:hAnsi="游ゴシック" w:eastAsia="游ゴシック"/>
-                <w:b w:val="0"/>
-                <w:sz w:val="18"/>
-              </w:rPr>
-              <w:t>研究終了後〇年間（大学規程に従う）</w:t>
-            </w:r>
-          </w:p>
-        </w:tc>
-        <w:tc>
-          <w:tcPr>
-            <w:tcW w:type="dxa" w:w="3249"/>
-          </w:tcPr>
-          <w:p>
-            <w:r/>
-            <w:r>
-              <w:rPr>
-                <w:rFonts w:ascii="游ゴシック" w:hAnsi="游ゴシック" w:eastAsia="游ゴシック"/>
-                <w:b w:val="0"/>
-                <w:sz w:val="18"/>
-              </w:rPr>
-              <w:t>電子データを完全に削除する／紙媒体は裁断</w:t>
-            </w:r>
-          </w:p>
-        </w:tc>
-      </w:tr>
-      <w:tr>
-        <w:tc>
-          <w:tcPr>
-            <w:tcW w:type="dxa" w:w="3249"/>
-          </w:tcPr>
-          <w:p>
-            <w:r/>
-            <w:r>
-              <w:rPr>
-                <w:rFonts w:ascii="游ゴシック" w:hAnsi="游ゴシック" w:eastAsia="游ゴシック"/>
-                <w:b w:val="0"/>
-                <w:sz w:val="18"/>
-              </w:rPr>
-              <w:t>氏名と参加者番号の対応表</w:t>
-            </w:r>
-          </w:p>
-        </w:tc>
-        <w:tc>
-          <w:tcPr>
-            <w:tcW w:type="dxa" w:w="3249"/>
-          </w:tcPr>
-          <w:p>
-            <w:r/>
-            <w:r>
-              <w:rPr>
-                <w:rFonts w:ascii="游ゴシック" w:hAnsi="游ゴシック" w:eastAsia="游ゴシック"/>
-                <w:b w:val="0"/>
-                <w:sz w:val="18"/>
-              </w:rPr>
-              <w:t>研究終了時点で速やかに廃棄</w:t>
-            </w:r>
-          </w:p>
-        </w:tc>
-        <w:tc>
-          <w:tcPr>
-            <w:tcW w:type="dxa" w:w="3249"/>
-          </w:tcPr>
-          <w:p>
-            <w:r/>
-            <w:r>
-              <w:rPr>
-                <w:rFonts w:ascii="游ゴシック" w:hAnsi="游ゴシック" w:eastAsia="游ゴシック"/>
-                <w:b w:val="0"/>
-                <w:sz w:val="18"/>
-              </w:rPr>
-              <w:t>紙媒体は裁断、電子データは完全に削除</w:t>
-            </w:r>
-          </w:p>
-        </w:tc>
-      </w:tr>
-      <w:tr>
-        <w:tc>
-          <w:tcPr>
-            <w:tcW w:type="dxa" w:w="3249"/>
-          </w:tcPr>
-          <w:p>
-            <w:r/>
-            <w:r>
-              <w:rPr>
-                <w:rFonts w:ascii="游ゴシック" w:hAnsi="游ゴシック" w:eastAsia="游ゴシック"/>
-                <w:b w:val="0"/>
-                <w:sz w:val="18"/>
-              </w:rPr>
-              <w:t>お手本の音声・映像</w:t>
-            </w:r>
-          </w:p>
-        </w:tc>
-        <w:tc>
-          <w:tcPr>
-            <w:tcW w:type="dxa" w:w="3249"/>
-          </w:tcPr>
-          <w:p>
-            <w:r/>
-            <w:r>
-              <w:rPr>
-                <w:rFonts w:ascii="游ゴシック" w:hAnsi="游ゴシック" w:eastAsia="游ゴシック"/>
-                <w:b w:val="0"/>
-                <w:sz w:val="18"/>
-              </w:rPr>
-              <w:t>調査終了後、速やかに削除</w:t>
-            </w:r>
-          </w:p>
-        </w:tc>
-        <w:tc>
-          <w:tcPr>
-            <w:tcW w:type="dxa" w:w="3249"/>
-          </w:tcPr>
-          <w:p>
-            <w:r/>
-            <w:r>
-              <w:rPr>
-                <w:rFonts w:ascii="游ゴシック" w:hAnsi="游ゴシック" w:eastAsia="游ゴシック"/>
-                <w:b w:val="0"/>
-                <w:sz w:val="18"/>
-              </w:rPr>
-              <w:t>電子データを完全に削除する</w:t>
-            </w:r>
-          </w:p>
-        </w:tc>
-      </w:tr>
-    </w:tbl>
-    <w:p>
-      <w:pPr>
-        <w:spacing w:after="120"/>
-      </w:pPr>
-    </w:p>
-    <w:p>
-      <w:pPr>
-        <w:spacing w:after="200"/>
-        <w:ind w:left="283"/>
-      </w:pPr>
-      <w:r>
-        <w:rPr>
-          <w:rFonts w:ascii="游ゴシック" w:hAnsi="游ゴシック" w:eastAsia="游ゴシック"/>
-          <w:b/>
-          <w:color w:val="8A5D00"/>
-          <w:sz w:val="19"/>
-        </w:rPr>
-        <w:t>【要確定】</w:t>
-      </w:r>
-      <w:r>
-        <w:rPr>
-          <w:rFonts w:ascii="游ゴシック" w:hAnsi="游ゴシック" w:eastAsia="游ゴシック"/>
-          <w:b w:val="0"/>
-          <w:color w:val="8A5D00"/>
-          <w:sz w:val="19"/>
-        </w:rPr>
-        <w:t xml:space="preserve"> 保存期間は大学の研究倫理規程に定められた年数に合わせる。</w:t>
       </w:r>
     </w:p>
     <w:p>

--- a/docs/倫理審査資料_SP-PS.docx
+++ b/docs/倫理審査資料_SP-PS.docx
@@ -3775,7 +3775,7 @@
           <w:b w:val="0"/>
           <w:sz w:val="21"/>
         </w:rPr>
-        <w:t>（§7.1 参照）。</w:t>
+        <w:t>。</w:t>
       </w:r>
     </w:p>
     <w:p>
@@ -7375,501 +7375,7 @@
           <w:b/>
           <w:sz w:val="23"/>
         </w:rPr>
-        <w:t>7.1 同意の取得</w:t>
-      </w:r>
-    </w:p>
-    <w:p>
-      <w:pPr>
-        <w:spacing w:after="160" w:line="336" w:lineRule="auto"/>
-      </w:pPr>
-      <w:r>
-        <w:rPr>
-          <w:rFonts w:ascii="游ゴシック" w:hAnsi="游ゴシック" w:eastAsia="游ゴシック"/>
-          <w:b w:val="0"/>
-          <w:sz w:val="21"/>
-        </w:rPr>
-        <w:t>参加者に未成年者が含まれるため、</w:t>
-      </w:r>
-      <w:r>
-        <w:rPr>
-          <w:rFonts w:ascii="游ゴシック" w:hAnsi="游ゴシック" w:eastAsia="游ゴシック"/>
-          <w:b/>
-          <w:sz w:val="21"/>
-        </w:rPr>
-        <w:t>二重の同意手続き</w:t>
-      </w:r>
-      <w:r>
-        <w:rPr>
-          <w:rFonts w:ascii="游ゴシック" w:hAnsi="游ゴシック" w:eastAsia="游ゴシック"/>
-          <w:b w:val="0"/>
-          <w:sz w:val="21"/>
-        </w:rPr>
-        <w:t>を行う。</w:t>
-      </w:r>
-    </w:p>
-    <w:tbl>
-      <w:tblPr>
-        <w:tblStyle w:val="TableGrid"/>
-        <w:tblW w:type="auto" w:w="0"/>
-        <w:jc w:val="center"/>
-        <w:tblLook w:firstColumn="1" w:firstRow="1" w:lastColumn="0" w:lastRow="0" w:noHBand="0" w:noVBand="1" w:val="04A0"/>
-      </w:tblPr>
-      <w:tblGrid>
-        <w:gridCol w:w="3249"/>
-        <w:gridCol w:w="3249"/>
-        <w:gridCol w:w="3249"/>
-      </w:tblGrid>
-      <w:tr>
-        <w:tc>
-          <w:tcPr>
-            <w:tcW w:type="dxa" w:w="3249"/>
-            <w:shd w:val="clear" w:color="auto" w:fill="EEF1F7"/>
-          </w:tcPr>
-          <w:p>
-            <w:r/>
-            <w:r>
-              <w:rPr>
-                <w:rFonts w:ascii="游ゴシック" w:hAnsi="游ゴシック" w:eastAsia="游ゴシック"/>
-                <w:b/>
-                <w:color w:val="0E1E45"/>
-                <w:sz w:val="18"/>
-              </w:rPr>
-              <w:t>対象</w:t>
-            </w:r>
-          </w:p>
-        </w:tc>
-        <w:tc>
-          <w:tcPr>
-            <w:tcW w:type="dxa" w:w="3249"/>
-            <w:shd w:val="clear" w:color="auto" w:fill="EEF1F7"/>
-          </w:tcPr>
-          <w:p>
-            <w:r/>
-            <w:r>
-              <w:rPr>
-                <w:rFonts w:ascii="游ゴシック" w:hAnsi="游ゴシック" w:eastAsia="游ゴシック"/>
-                <w:b/>
-                <w:color w:val="0E1E45"/>
-                <w:sz w:val="18"/>
-              </w:rPr>
-              <w:t>手続き</w:t>
-            </w:r>
-          </w:p>
-        </w:tc>
-        <w:tc>
-          <w:tcPr>
-            <w:tcW w:type="dxa" w:w="3249"/>
-            <w:shd w:val="clear" w:color="auto" w:fill="EEF1F7"/>
-          </w:tcPr>
-          <w:p>
-            <w:r/>
-            <w:r>
-              <w:rPr>
-                <w:rFonts w:ascii="游ゴシック" w:hAnsi="游ゴシック" w:eastAsia="游ゴシック"/>
-                <w:b/>
-                <w:color w:val="0E1E45"/>
-                <w:sz w:val="18"/>
-              </w:rPr>
-              <w:t>方法</w:t>
-            </w:r>
-          </w:p>
-        </w:tc>
-      </w:tr>
-      <w:tr>
-        <w:tc>
-          <w:tcPr>
-            <w:tcW w:type="dxa" w:w="3249"/>
-          </w:tcPr>
-          <w:p>
-            <w:r/>
-            <w:r>
-              <w:rPr>
-                <w:rFonts w:ascii="游ゴシック" w:hAnsi="游ゴシック" w:eastAsia="游ゴシック"/>
-                <w:b w:val="0"/>
-                <w:sz w:val="18"/>
-              </w:rPr>
-              <w:t>保護者</w:t>
-            </w:r>
-          </w:p>
-        </w:tc>
-        <w:tc>
-          <w:tcPr>
-            <w:tcW w:type="dxa" w:w="3249"/>
-          </w:tcPr>
-          <w:p>
-            <w:r/>
-            <w:r>
-              <w:rPr>
-                <w:rFonts w:ascii="游ゴシック" w:hAnsi="游ゴシック" w:eastAsia="游ゴシック"/>
-                <w:b w:val="0"/>
-                <w:sz w:val="18"/>
-              </w:rPr>
-              <w:t>インフォームド・コンセント</w:t>
-            </w:r>
-          </w:p>
-        </w:tc>
-        <w:tc>
-          <w:tcPr>
-            <w:tcW w:type="dxa" w:w="3249"/>
-          </w:tcPr>
-          <w:p>
-            <w:r/>
-            <w:r>
-              <w:rPr>
-                <w:rFonts w:ascii="游ゴシック" w:hAnsi="游ゴシック" w:eastAsia="游ゴシック"/>
-                <w:b w:val="0"/>
-                <w:sz w:val="18"/>
-              </w:rPr>
-              <w:t>説明文書を配布し、書面で同意を得る</w:t>
-            </w:r>
-          </w:p>
-        </w:tc>
-      </w:tr>
-      <w:tr>
-        <w:tc>
-          <w:tcPr>
-            <w:tcW w:type="dxa" w:w="3249"/>
-          </w:tcPr>
-          <w:p>
-            <w:r/>
-            <w:r>
-              <w:rPr>
-                <w:rFonts w:ascii="游ゴシック" w:hAnsi="游ゴシック" w:eastAsia="游ゴシック"/>
-                <w:b w:val="0"/>
-                <w:sz w:val="18"/>
-              </w:rPr>
-              <w:t>本人</w:t>
-            </w:r>
-          </w:p>
-        </w:tc>
-        <w:tc>
-          <w:tcPr>
-            <w:tcW w:type="dxa" w:w="3249"/>
-          </w:tcPr>
-          <w:p>
-            <w:r/>
-            <w:r>
-              <w:rPr>
-                <w:rFonts w:ascii="游ゴシック" w:hAnsi="游ゴシック" w:eastAsia="游ゴシック"/>
-                <w:b w:val="0"/>
-                <w:sz w:val="18"/>
-              </w:rPr>
-              <w:t>アセント（年齢に応じた説明と同意）</w:t>
-            </w:r>
-          </w:p>
-        </w:tc>
-        <w:tc>
-          <w:tcPr>
-            <w:tcW w:type="dxa" w:w="3249"/>
-          </w:tcPr>
-          <w:p>
-            <w:r/>
-            <w:r>
-              <w:rPr>
-                <w:rFonts w:ascii="游ゴシック" w:hAnsi="游ゴシック" w:eastAsia="游ゴシック"/>
-                <w:b w:val="0"/>
-                <w:sz w:val="18"/>
-              </w:rPr>
-              <w:t>平易な言葉と図を用いた説明文書を用い、本人の意思を確認する</w:t>
-            </w:r>
-          </w:p>
-        </w:tc>
-      </w:tr>
-      <w:tr>
-        <w:tc>
-          <w:tcPr>
-            <w:tcW w:type="dxa" w:w="3249"/>
-          </w:tcPr>
-          <w:p>
-            <w:r/>
-            <w:r>
-              <w:rPr>
-                <w:rFonts w:ascii="游ゴシック" w:hAnsi="游ゴシック" w:eastAsia="游ゴシック"/>
-                <w:b w:val="0"/>
-                <w:sz w:val="18"/>
-              </w:rPr>
-              <w:t>学校</w:t>
-            </w:r>
-          </w:p>
-        </w:tc>
-        <w:tc>
-          <w:tcPr>
-            <w:tcW w:type="dxa" w:w="3249"/>
-          </w:tcPr>
-          <w:p>
-            <w:r/>
-            <w:r>
-              <w:rPr>
-                <w:rFonts w:ascii="游ゴシック" w:hAnsi="游ゴシック" w:eastAsia="游ゴシック"/>
-                <w:b w:val="0"/>
-                <w:sz w:val="18"/>
-              </w:rPr>
-              <w:t>実施の承諾</w:t>
-            </w:r>
-          </w:p>
-        </w:tc>
-        <w:tc>
-          <w:tcPr>
-            <w:tcW w:type="dxa" w:w="3249"/>
-          </w:tcPr>
-          <w:p>
-            <w:r/>
-            <w:r>
-              <w:rPr>
-                <w:rFonts w:ascii="游ゴシック" w:hAnsi="游ゴシック" w:eastAsia="游ゴシック"/>
-                <w:b w:val="0"/>
-                <w:sz w:val="18"/>
-              </w:rPr>
-              <w:t>管理職・担当教員への説明と承諾の取得</w:t>
-            </w:r>
-          </w:p>
-        </w:tc>
-      </w:tr>
-      <w:tr>
-        <w:tc>
-          <w:tcPr>
-            <w:tcW w:type="dxa" w:w="3249"/>
-          </w:tcPr>
-          <w:p>
-            <w:r/>
-            <w:r>
-              <w:rPr>
-                <w:rFonts w:ascii="游ゴシック" w:hAnsi="游ゴシック" w:eastAsia="游ゴシック"/>
-                <w:b/>
-                <w:sz w:val="18"/>
-              </w:rPr>
-              <w:t>お手本の提供者</w:t>
-            </w:r>
-          </w:p>
-        </w:tc>
-        <w:tc>
-          <w:tcPr>
-            <w:tcW w:type="dxa" w:w="3249"/>
-          </w:tcPr>
-          <w:p>
-            <w:r/>
-            <w:r>
-              <w:rPr>
-                <w:rFonts w:ascii="游ゴシック" w:hAnsi="游ゴシック" w:eastAsia="游ゴシック"/>
-                <w:b w:val="0"/>
-                <w:sz w:val="18"/>
-              </w:rPr>
-              <w:t>音声・映像の使用についての同意</w:t>
-            </w:r>
-          </w:p>
-        </w:tc>
-        <w:tc>
-          <w:tcPr>
-            <w:tcW w:type="dxa" w:w="3249"/>
-          </w:tcPr>
-          <w:p>
-            <w:r/>
-            <w:r>
-              <w:rPr>
-                <w:rFonts w:ascii="游ゴシック" w:hAnsi="游ゴシック" w:eastAsia="游ゴシック"/>
-                <w:b w:val="0"/>
-                <w:sz w:val="18"/>
-              </w:rPr>
-              <w:t>録画したお手本が保存され、参加者に繰り返し再生されること、調査終了後に削除することを説明し、書面で同意を得る</w:t>
-            </w:r>
-          </w:p>
-        </w:tc>
-      </w:tr>
-    </w:tbl>
-    <w:p>
-      <w:pPr>
-        <w:spacing w:after="120"/>
-      </w:pPr>
-    </w:p>
-    <w:p>
-      <w:pPr>
-        <w:spacing w:after="160" w:line="336" w:lineRule="auto"/>
-      </w:pPr>
-      <w:r>
-        <w:rPr>
-          <w:rFonts w:ascii="游ゴシック" w:hAnsi="游ゴシック" w:eastAsia="游ゴシック"/>
-          <w:b/>
-          <w:sz w:val="21"/>
-        </w:rPr>
-        <w:t>要配慮個人情報についての同意（重要）</w:t>
-      </w:r>
-    </w:p>
-    <w:p>
-      <w:pPr>
-        <w:spacing w:after="160" w:line="336" w:lineRule="auto"/>
-      </w:pPr>
-      <w:r>
-        <w:rPr>
-          <w:rFonts w:ascii="游ゴシック" w:hAnsi="游ゴシック" w:eastAsia="游ゴシック"/>
-          <w:b w:val="0"/>
-          <w:sz w:val="21"/>
-        </w:rPr>
-        <w:t>聴覚障害の程度は要配慮個人情報に該当するため、</w:t>
-      </w:r>
-      <w:r>
-        <w:rPr>
-          <w:rFonts w:ascii="游ゴシック" w:hAnsi="游ゴシック" w:eastAsia="游ゴシック"/>
-          <w:b/>
-          <w:sz w:val="21"/>
-        </w:rPr>
-        <w:t>研究参加そのものへの同意とは別に、独立した同意欄を設ける</w:t>
-      </w:r>
-      <w:r>
-        <w:rPr>
-          <w:rFonts w:ascii="游ゴシック" w:hAnsi="游ゴシック" w:eastAsia="游ゴシック"/>
-          <w:b w:val="0"/>
-          <w:sz w:val="21"/>
-        </w:rPr>
-        <w:t>。同意書には以下を明記する。</w:t>
-      </w:r>
-    </w:p>
-    <w:p>
-      <w:pPr>
-        <w:pStyle w:val="ListBullet"/>
-        <w:spacing w:after="40"/>
-      </w:pPr>
-      <w:r>
-        <w:rPr>
-          <w:rFonts w:ascii="游ゴシック" w:hAnsi="游ゴシック" w:eastAsia="游ゴシック"/>
-          <w:b w:val="0"/>
-          <w:sz w:val="20"/>
-        </w:rPr>
-        <w:t>聴覚障害の程度を取得すること、およびその具体的な項目</w:t>
-      </w:r>
-    </w:p>
-    <w:p>
-      <w:pPr>
-        <w:pStyle w:val="ListBullet"/>
-        <w:spacing w:after="40"/>
-      </w:pPr>
-      <w:r>
-        <w:rPr>
-          <w:rFonts w:ascii="游ゴシック" w:hAnsi="游ゴシック" w:eastAsia="游ゴシック"/>
-          <w:b w:val="0"/>
-          <w:sz w:val="20"/>
-        </w:rPr>
-        <w:t>取得する理由（発音の変化との関連を検討するため）</w:t>
-      </w:r>
-    </w:p>
-    <w:p>
-      <w:pPr>
-        <w:pStyle w:val="ListBullet"/>
-        <w:spacing w:after="40"/>
-      </w:pPr>
-      <w:r>
-        <w:rPr>
-          <w:rFonts w:ascii="游ゴシック" w:hAnsi="游ゴシック" w:eastAsia="游ゴシック"/>
-          <w:b w:val="0"/>
-          <w:sz w:val="20"/>
-        </w:rPr>
-        <w:t>第三者に提供しないこと</w:t>
-      </w:r>
-    </w:p>
-    <w:p>
-      <w:pPr>
-        <w:pStyle w:val="ListBullet"/>
-        <w:spacing w:after="40"/>
-      </w:pPr>
-      <w:r>
-        <w:rPr>
-          <w:rFonts w:ascii="游ゴシック" w:hAnsi="游ゴシック" w:eastAsia="游ゴシック"/>
-          <w:b/>
-          <w:sz w:val="20"/>
-        </w:rPr>
-        <w:t>この項目に同意しなくても研究には参加できる</w:t>
-      </w:r>
-      <w:r>
-        <w:rPr>
-          <w:rFonts w:ascii="游ゴシック" w:hAnsi="游ゴシック" w:eastAsia="游ゴシック"/>
-          <w:b w:val="0"/>
-          <w:sz w:val="20"/>
-        </w:rPr>
-        <w:t>こと（可能な場合）</w:t>
-      </w:r>
-    </w:p>
-    <w:p>
-      <w:pPr>
-        <w:spacing w:after="160" w:line="336" w:lineRule="auto"/>
-      </w:pPr>
-      <w:r>
-        <w:rPr>
-          <w:rFonts w:ascii="游ゴシック" w:hAnsi="游ゴシック" w:eastAsia="游ゴシック"/>
-          <w:b/>
-          <w:sz w:val="21"/>
-        </w:rPr>
-        <w:t>本人への説明にあたっての配慮：</w:t>
-      </w:r>
-    </w:p>
-    <w:p>
-      <w:pPr>
-        <w:pStyle w:val="ListBullet"/>
-        <w:spacing w:after="40"/>
-      </w:pPr>
-      <w:r>
-        <w:rPr>
-          <w:rFonts w:ascii="游ゴシック" w:hAnsi="游ゴシック" w:eastAsia="游ゴシック"/>
-          <w:b w:val="0"/>
-          <w:sz w:val="20"/>
-        </w:rPr>
-        <w:t>聴覚障害のある生徒が対象であるため、</w:t>
-      </w:r>
-      <w:r>
-        <w:rPr>
-          <w:rFonts w:ascii="游ゴシック" w:hAnsi="游ゴシック" w:eastAsia="游ゴシック"/>
-          <w:b/>
-          <w:sz w:val="20"/>
-        </w:rPr>
-        <w:t>文字と図を中心とした説明資料</w:t>
-      </w:r>
-      <w:r>
-        <w:rPr>
-          <w:rFonts w:ascii="游ゴシック" w:hAnsi="游ゴシック" w:eastAsia="游ゴシック"/>
-          <w:b w:val="0"/>
-          <w:sz w:val="20"/>
-        </w:rPr>
-        <w:t>を用いる</w:t>
-      </w:r>
-    </w:p>
-    <w:p>
-      <w:pPr>
-        <w:pStyle w:val="ListBullet"/>
-        <w:spacing w:after="40"/>
-      </w:pPr>
-      <w:r>
-        <w:rPr>
-          <w:rFonts w:ascii="游ゴシック" w:hAnsi="游ゴシック" w:eastAsia="游ゴシック"/>
-          <w:b w:val="0"/>
-          <w:sz w:val="20"/>
-        </w:rPr>
-        <w:t>必要に応じて手話通訳、または担当教員による補足説明を依頼する</w:t>
-      </w:r>
-    </w:p>
-    <w:p>
-      <w:pPr>
-        <w:pStyle w:val="ListBullet"/>
-        <w:spacing w:after="40"/>
-      </w:pPr>
-      <w:r>
-        <w:rPr>
-          <w:rFonts w:ascii="游ゴシック" w:hAnsi="游ゴシック" w:eastAsia="游ゴシック"/>
-          <w:b w:val="0"/>
-          <w:sz w:val="20"/>
-        </w:rPr>
-        <w:t>年齢・発達段階に応じて説明資料の表現を調整する</w:t>
-      </w:r>
-    </w:p>
-    <w:p>
-      <w:pPr>
-        <w:pStyle w:val="Heading3"/>
-        <w:spacing w:before="280" w:after="120"/>
-      </w:pPr>
-      <w:r>
-        <w:rPr>
-          <w:rFonts w:ascii="游ゴシック" w:hAnsi="游ゴシック" w:eastAsia="游ゴシック"/>
-          <w:b/>
-          <w:sz w:val="23"/>
-        </w:rPr>
-        <w:t>7.2 参加の任意性と撤回の自由</w:t>
+        <w:t>7.1 参加の任意性と撤回の自由</w:t>
       </w:r>
     </w:p>
     <w:p>
@@ -7968,7 +7474,7 @@
           <w:b/>
           <w:sz w:val="23"/>
         </w:rPr>
-        <w:t>7.3 予測される負担・リスクと対策</w:t>
+        <w:t>7.2 予測される負担・リスクと対策</w:t>
       </w:r>
     </w:p>
     <w:tbl>
@@ -8372,7 +7878,7 @@
           <w:b/>
           <w:sz w:val="23"/>
         </w:rPr>
-        <w:t>7.4 参加者にとっての利益</w:t>
+        <w:t>7.3 参加者にとっての利益</w:t>
       </w:r>
     </w:p>
     <w:p>
@@ -8473,7 +7979,7 @@
           <w:b/>
           <w:sz w:val="23"/>
         </w:rPr>
-        <w:t>7.5 結果の公表</w:t>
+        <w:t>7.4 結果の公表</w:t>
       </w:r>
     </w:p>
     <w:p>

--- a/docs/倫理審査資料_SP-PS.docx
+++ b/docs/倫理審査資料_SP-PS.docx
@@ -5539,21 +5539,6 @@
     </w:p>
     <w:p>
       <w:pPr>
-        <w:spacing w:after="200"/>
-        <w:ind w:left="283"/>
-      </w:pPr>
-      <w:r>
-        <w:rPr>
-          <w:rFonts w:ascii="游ゴシック" w:hAnsi="游ゴシック" w:eastAsia="游ゴシック"/>
-          <w:b/>
-          <w:color w:val="555D6E"/>
-          <w:sz w:val="19"/>
-        </w:rPr>
-        <w:t>審査で必ず問われる論点である。</w:t>
-      </w:r>
-    </w:p>
-    <w:p>
-      <w:pPr>
         <w:spacing w:after="160" w:line="336" w:lineRule="auto"/>
       </w:pPr>
       <w:r>
@@ -5578,7 +5563,7 @@
           <w:b w:val="0"/>
           <w:sz w:val="21"/>
         </w:rPr>
-        <w:t>（例：「A校 中学部2年で重度難聴の生徒」が1名しかいない場合）。氏名を収集しなくても、属性の組み合わせによって個人が identify されうる点に注意が必要である。</w:t>
+        <w:t>（例：「A校 中学部2年で重度難聴の生徒」が1名しかいない場合）。氏名を収集しなくても、属性の組み合わせによって個人が識別されうる点に注意が必要である。</w:t>
       </w:r>
     </w:p>
     <w:p>

--- a/docs/倫理審査資料_SP-PS.docx
+++ b/docs/倫理審査資料_SP-PS.docx
@@ -512,7 +512,7 @@
           <w:b w:val="0"/>
           <w:sz w:val="21"/>
         </w:rPr>
-        <w:t>聴覚に障害のある人は、自分の発した声を聴いて確認すること（聴覚フィードバック）が困難であり、発音の練習において「自分の発音が手本とどう違うのか」を自ら把握しにくいという課題がある。従来の指導では、指導者が対面で口の形を示し、触覚や視覚で伝える方法が採られてきたが、指導者が常に隣にいる必要があり、自主的な反復練習が難しい。</w:t>
+        <w:t>聴覚に障害のある人は、自分の発した声を聴いて確認すること（聴覚フィードバック）が困難であり、発音の練習において「自分の発音がお手本とどう違うのか」を自ら把握しにくいという課題がある。従来の指導では、指導者が対面で口の形を示し、触覚や視覚で伝える方法が採られてきたが、指導者が常に隣にいる必要があり、自主的な反復練習が難しい。</w:t>
       </w:r>
     </w:p>
     <w:p>
@@ -1305,7 +1305,7 @@
                 <w:b w:val="0"/>
                 <w:sz w:val="18"/>
               </w:rPr>
-              <w:t>合成音声ではなく、指導者が実際に発音した音声と映像を手本として用いる</w:t>
+              <w:t>合成音声ではなく、指導者が実際に発音した音声と映像をお手本として用いる</w:t>
             </w:r>
           </w:p>
         </w:tc>
@@ -2858,7 +2858,7 @@
                 <w:b w:val="0"/>
                 <w:sz w:val="18"/>
               </w:rPr>
-              <w:t>音の高低のパターンが手本とどれだけ一致しているか</w:t>
+              <w:t>音の高低のパターンがお手本とどれだけ一致しているか</w:t>
             </w:r>
           </w:p>
         </w:tc>
@@ -2908,7 +2908,7 @@
                 <w:b w:val="0"/>
                 <w:sz w:val="18"/>
               </w:rPr>
-              <w:t>各音の長さの配分が手本とどれだけ一致しているか</w:t>
+              <w:t>各音の長さの配分がお手本とどれだけ一致しているか</w:t>
             </w:r>
           </w:p>
         </w:tc>
@@ -2958,7 +2958,7 @@
                 <w:b w:val="0"/>
                 <w:sz w:val="18"/>
               </w:rPr>
-              <w:t>母音の音色が手本とどれだけ近いか</w:t>
+              <w:t>母音の音色がお手本とどれだけ近いか</w:t>
             </w:r>
           </w:p>
         </w:tc>
@@ -4000,7 +4000,7 @@
                 <w:b w:val="0"/>
                 <w:sz w:val="18"/>
               </w:rPr>
-              <w:t>練習する単語の登録（指導者による手本の録画）</w:t>
+              <w:t>練習する単語の登録（指導者によるお手本の録画）</w:t>
             </w:r>
           </w:p>
         </w:tc>
@@ -5030,7 +5030,7 @@
                 <w:b w:val="0"/>
                 <w:sz w:val="18"/>
               </w:rPr>
-              <w:t>参加者本人が設定（§6.1 参照）</w:t>
+              <w:t>§6.1 の方式による</w:t>
             </w:r>
           </w:p>
         </w:tc>
@@ -5394,7 +5394,7 @@
         </w:rPr>
         <w:t>{</w:t>
         <w:br/>
-        <w:t xml:space="preserve">  "利用者ID":   "（参加者が設定した ID）",</w:t>
+        <w:t xml:space="preserve">  "利用者ID":   "（参加者番号）",</w:t>
         <w:br/>
         <w:t xml:space="preserve">  "練習日時":   "2026-09-15T10:23:45",</w:t>
         <w:br/>
@@ -6045,7 +6045,7 @@
                 <w:b w:val="0"/>
                 <w:sz w:val="18"/>
               </w:rPr>
-              <w:t>取得しない（§5.2 参照）</w:t>
+              <w:t>研究目的に不要であり、機微性が高いため取得しない</w:t>
             </w:r>
           </w:p>
         </w:tc>
@@ -6124,7 +6124,7 @@
           <w:b w:val="0"/>
           <w:sz w:val="21"/>
         </w:rPr>
-        <w:t>。これは練習の手本として繰り返し再生する必要があるためである。お手本を提供する指導者からは、別途同意を得る。</w:t>
+        <w:t>。これは練習のお手本として繰り返し再生する必要があるためである。お手本を提供する指導者からは、別途同意を得る。</w:t>
       </w:r>
     </w:p>
     <w:p>
@@ -6334,7 +6334,15 @@
                 <w:b w:val="0"/>
                 <w:sz w:val="18"/>
               </w:rPr>
-              <w:t>内容 【要確定】</w:t>
+              <w:t xml:space="preserve">内容 </w:t>
+            </w:r>
+            <w:r>
+              <w:rPr>
+                <w:rFonts w:ascii="游ゴシック" w:hAnsi="游ゴシック" w:eastAsia="游ゴシック"/>
+                <w:b/>
+                <w:sz w:val="18"/>
+              </w:rPr>
+              <w:t>【要確定】</w:t>
             </w:r>
           </w:p>
         </w:tc>
@@ -6930,23 +6938,7 @@
           <w:b w:val="0"/>
           <w:sz w:val="21"/>
         </w:rPr>
-        <w:t>し、練習記録を個人ごとに分離して保存する。ID とパスワードは</w:t>
-      </w:r>
-      <w:r>
-        <w:rPr>
-          <w:rFonts w:ascii="游ゴシック" w:hAnsi="游ゴシック" w:eastAsia="游ゴシック"/>
-          <w:b/>
-          <w:sz w:val="21"/>
-        </w:rPr>
-        <w:t>参加者本人が設定</w:t>
-      </w:r>
-      <w:r>
-        <w:rPr>
-          <w:rFonts w:ascii="游ゴシック" w:hAnsi="游ゴシック" w:eastAsia="游ゴシック"/>
-          <w:b w:val="0"/>
-          <w:sz w:val="21"/>
-        </w:rPr>
-        <w:t>する方針である。</w:t>
+        <w:t>し、練習記録を個人ごとに分離して保存する。</w:t>
       </w:r>
     </w:p>
     <w:p>

--- a/docs/倫理審査資料_SP-PS.docx
+++ b/docs/倫理審査資料_SP-PS.docx
@@ -5,6 +5,8 @@
     <w:p>
       <w:pPr>
         <w:pStyle w:val="Heading1"/>
+        <w:keepNext/>
+        <w:keepLines/>
         <w:spacing w:before="0" w:after="280"/>
         <w:jc w:val="center"/>
       </w:pPr>
@@ -20,6 +22,9 @@
     </w:p>
     <w:p>
       <w:pPr>
+        <w:keepNext/>
+        <w:keepLines/>
+        <w:widowControl/>
         <w:spacing w:after="160" w:line="336" w:lineRule="auto"/>
       </w:pPr>
       <w:r>
@@ -43,12 +48,19 @@
         <w:gridCol w:w="4873"/>
       </w:tblGrid>
       <w:tr>
+        <w:trPr>
+          <w:tblHeader w:val="true"/>
+          <w:cantSplit/>
+        </w:trPr>
         <w:tc>
           <w:tcPr>
             <w:tcW w:type="dxa" w:w="4873"/>
             <w:shd w:val="clear" w:color="auto" w:fill="EEF1F7"/>
           </w:tcPr>
           <w:p>
+            <w:pPr>
+              <w:keepNext/>
+            </w:pPr>
             <w:r/>
             <w:r>
               <w:rPr>
@@ -67,6 +79,9 @@
             <w:shd w:val="clear" w:color="auto" w:fill="EEF1F7"/>
           </w:tcPr>
           <w:p>
+            <w:pPr>
+              <w:keepNext/>
+            </w:pPr>
             <w:r/>
             <w:r>
               <w:rPr>
@@ -81,11 +96,17 @@
         </w:tc>
       </w:tr>
       <w:tr>
+        <w:trPr>
+          <w:cantSplit/>
+        </w:trPr>
         <w:tc>
           <w:tcPr>
             <w:tcW w:type="dxa" w:w="4873"/>
           </w:tcPr>
           <w:p>
+            <w:pPr>
+              <w:keepNext/>
+            </w:pPr>
             <w:r/>
             <w:r>
               <w:rPr>
@@ -102,6 +123,9 @@
             <w:tcW w:type="dxa" w:w="4873"/>
           </w:tcPr>
           <w:p>
+            <w:pPr>
+              <w:keepNext/>
+            </w:pPr>
             <w:r/>
             <w:r>
               <w:rPr>
@@ -115,11 +139,17 @@
         </w:tc>
       </w:tr>
       <w:tr>
+        <w:trPr>
+          <w:cantSplit/>
+        </w:trPr>
         <w:tc>
           <w:tcPr>
             <w:tcW w:type="dxa" w:w="4873"/>
           </w:tcPr>
           <w:p>
+            <w:pPr>
+              <w:keepNext/>
+            </w:pPr>
             <w:r/>
             <w:r>
               <w:rPr>
@@ -136,6 +166,9 @@
             <w:tcW w:type="dxa" w:w="4873"/>
           </w:tcPr>
           <w:p>
+            <w:pPr>
+              <w:keepNext/>
+            </w:pPr>
             <w:r/>
             <w:r>
               <w:rPr>
@@ -149,11 +182,17 @@
         </w:tc>
       </w:tr>
       <w:tr>
+        <w:trPr>
+          <w:cantSplit/>
+        </w:trPr>
         <w:tc>
           <w:tcPr>
             <w:tcW w:type="dxa" w:w="4873"/>
           </w:tcPr>
           <w:p>
+            <w:pPr>
+              <w:keepNext/>
+            </w:pPr>
             <w:r/>
             <w:r>
               <w:rPr>
@@ -170,6 +209,9 @@
             <w:tcW w:type="dxa" w:w="4873"/>
           </w:tcPr>
           <w:p>
+            <w:pPr>
+              <w:keepNext/>
+            </w:pPr>
             <w:r/>
             <w:r>
               <w:rPr>
@@ -183,11 +225,17 @@
         </w:tc>
       </w:tr>
       <w:tr>
+        <w:trPr>
+          <w:cantSplit/>
+        </w:trPr>
         <w:tc>
           <w:tcPr>
             <w:tcW w:type="dxa" w:w="4873"/>
           </w:tcPr>
           <w:p>
+            <w:pPr>
+              <w:keepNext/>
+            </w:pPr>
             <w:r/>
             <w:r>
               <w:rPr>
@@ -204,6 +252,9 @@
             <w:tcW w:type="dxa" w:w="4873"/>
           </w:tcPr>
           <w:p>
+            <w:pPr>
+              <w:keepNext/>
+            </w:pPr>
             <w:r/>
             <w:r>
               <w:rPr>
@@ -217,6 +268,9 @@
         </w:tc>
       </w:tr>
       <w:tr>
+        <w:trPr>
+          <w:cantSplit/>
+        </w:trPr>
         <w:tc>
           <w:tcPr>
             <w:tcW w:type="dxa" w:w="4873"/>
@@ -259,6 +313,8 @@
     <w:p>
       <w:pPr>
         <w:pStyle w:val="Heading2"/>
+        <w:keepNext/>
+        <w:keepLines/>
         <w:spacing w:before="400" w:after="160"/>
       </w:pPr>
       <w:r>
@@ -372,6 +428,8 @@
     <w:p>
       <w:pPr>
         <w:pStyle w:val="Heading2"/>
+        <w:keepNext/>
+        <w:keepLines/>
         <w:spacing w:before="400" w:after="160"/>
       </w:pPr>
       <w:r>
@@ -387,6 +445,8 @@
     <w:p>
       <w:pPr>
         <w:pStyle w:val="Heading3"/>
+        <w:keepNext/>
+        <w:keepLines/>
         <w:spacing w:before="280" w:after="120"/>
       </w:pPr>
       <w:r>
@@ -400,6 +460,7 @@
     </w:p>
     <w:p>
       <w:pPr>
+        <w:widowControl/>
         <w:spacing w:after="160" w:line="336" w:lineRule="auto"/>
       </w:pPr>
       <w:r>
@@ -429,6 +490,7 @@
     </w:p>
     <w:p>
       <w:pPr>
+        <w:widowControl/>
         <w:spacing w:after="160" w:line="336" w:lineRule="auto"/>
       </w:pPr>
       <w:r>
@@ -491,6 +553,8 @@
     <w:p>
       <w:pPr>
         <w:pStyle w:val="Heading3"/>
+        <w:keepNext/>
+        <w:keepLines/>
         <w:spacing w:before="280" w:after="120"/>
       </w:pPr>
       <w:r>
@@ -504,6 +568,7 @@
     </w:p>
     <w:p>
       <w:pPr>
+        <w:widowControl/>
         <w:spacing w:after="160" w:line="336" w:lineRule="auto"/>
       </w:pPr>
       <w:r>
@@ -517,6 +582,7 @@
     </w:p>
     <w:p>
       <w:pPr>
+        <w:widowControl/>
         <w:spacing w:after="160" w:line="336" w:lineRule="auto"/>
       </w:pPr>
       <w:r>
@@ -547,6 +613,8 @@
     <w:p>
       <w:pPr>
         <w:pStyle w:val="Heading3"/>
+        <w:keepNext/>
+        <w:keepLines/>
         <w:spacing w:before="280" w:after="120"/>
       </w:pPr>
       <w:r>
@@ -560,6 +628,7 @@
     </w:p>
     <w:p>
       <w:pPr>
+        <w:widowControl/>
         <w:spacing w:after="160" w:line="336" w:lineRule="auto"/>
       </w:pPr>
       <w:r>
@@ -617,6 +686,7 @@
     </w:p>
     <w:p>
       <w:pPr>
+        <w:widowControl/>
         <w:spacing w:after="160" w:line="336" w:lineRule="auto"/>
       </w:pPr>
       <w:r>
@@ -647,6 +717,8 @@
     <w:p>
       <w:pPr>
         <w:pStyle w:val="Heading3"/>
+        <w:keepNext/>
+        <w:keepLines/>
         <w:spacing w:before="280" w:after="120"/>
       </w:pPr>
       <w:r>
@@ -670,12 +742,19 @@
         <w:gridCol w:w="4873"/>
       </w:tblGrid>
       <w:tr>
+        <w:trPr>
+          <w:tblHeader w:val="true"/>
+          <w:cantSplit/>
+        </w:trPr>
         <w:tc>
           <w:tcPr>
             <w:tcW w:type="dxa" w:w="4873"/>
             <w:shd w:val="clear" w:color="auto" w:fill="EEF1F7"/>
           </w:tcPr>
           <w:p>
+            <w:pPr>
+              <w:keepNext/>
+            </w:pPr>
             <w:r/>
             <w:r>
               <w:rPr>
@@ -694,6 +773,9 @@
             <w:shd w:val="clear" w:color="auto" w:fill="EEF1F7"/>
           </w:tcPr>
           <w:p>
+            <w:pPr>
+              <w:keepNext/>
+            </w:pPr>
             <w:r/>
             <w:r>
               <w:rPr>
@@ -708,11 +790,17 @@
         </w:tc>
       </w:tr>
       <w:tr>
+        <w:trPr>
+          <w:cantSplit/>
+        </w:trPr>
         <w:tc>
           <w:tcPr>
             <w:tcW w:type="dxa" w:w="4873"/>
           </w:tcPr>
           <w:p>
+            <w:pPr>
+              <w:keepNext/>
+            </w:pPr>
             <w:r/>
             <w:r>
               <w:rPr>
@@ -729,6 +817,9 @@
             <w:tcW w:type="dxa" w:w="4873"/>
           </w:tcPr>
           <w:p>
+            <w:pPr>
+              <w:keepNext/>
+            </w:pPr>
             <w:r/>
             <w:r>
               <w:rPr>
@@ -742,11 +833,17 @@
         </w:tc>
       </w:tr>
       <w:tr>
+        <w:trPr>
+          <w:cantSplit/>
+        </w:trPr>
         <w:tc>
           <w:tcPr>
             <w:tcW w:type="dxa" w:w="4873"/>
           </w:tcPr>
           <w:p>
+            <w:pPr>
+              <w:keepNext/>
+            </w:pPr>
             <w:r/>
             <w:r>
               <w:rPr>
@@ -763,6 +860,9 @@
             <w:tcW w:type="dxa" w:w="4873"/>
           </w:tcPr>
           <w:p>
+            <w:pPr>
+              <w:keepNext/>
+            </w:pPr>
             <w:r/>
             <w:r>
               <w:rPr>
@@ -792,6 +892,9 @@
         </w:tc>
       </w:tr>
       <w:tr>
+        <w:trPr>
+          <w:cantSplit/>
+        </w:trPr>
         <w:tc>
           <w:tcPr>
             <w:tcW w:type="dxa" w:w="4873"/>
@@ -834,6 +937,8 @@
     <w:p>
       <w:pPr>
         <w:pStyle w:val="Heading3"/>
+        <w:keepNext/>
+        <w:keepLines/>
         <w:spacing w:before="280" w:after="120"/>
       </w:pPr>
       <w:r>
@@ -847,6 +952,9 @@
     </w:p>
     <w:p>
       <w:pPr>
+        <w:keepNext/>
+        <w:keepLines/>
+        <w:widowControl/>
         <w:spacing w:after="160" w:line="336" w:lineRule="auto"/>
       </w:pPr>
       <w:r>
@@ -887,12 +995,19 @@
         <w:gridCol w:w="3249"/>
       </w:tblGrid>
       <w:tr>
+        <w:trPr>
+          <w:tblHeader w:val="true"/>
+          <w:cantSplit/>
+        </w:trPr>
         <w:tc>
           <w:tcPr>
             <w:tcW w:type="dxa" w:w="3249"/>
             <w:shd w:val="clear" w:color="auto" w:fill="EEF1F7"/>
           </w:tcPr>
           <w:p>
+            <w:pPr>
+              <w:keepNext/>
+            </w:pPr>
             <w:r/>
             <w:r>
               <w:rPr>
@@ -911,6 +1026,9 @@
             <w:shd w:val="clear" w:color="auto" w:fill="EEF1F7"/>
           </w:tcPr>
           <w:p>
+            <w:pPr>
+              <w:keepNext/>
+            </w:pPr>
             <w:r/>
             <w:r>
               <w:rPr>
@@ -929,6 +1047,9 @@
             <w:shd w:val="clear" w:color="auto" w:fill="EEF1F7"/>
           </w:tcPr>
           <w:p>
+            <w:pPr>
+              <w:keepNext/>
+            </w:pPr>
             <w:r/>
             <w:r>
               <w:rPr>
@@ -943,11 +1064,17 @@
         </w:tc>
       </w:tr>
       <w:tr>
+        <w:trPr>
+          <w:cantSplit/>
+        </w:trPr>
         <w:tc>
           <w:tcPr>
             <w:tcW w:type="dxa" w:w="3249"/>
           </w:tcPr>
           <w:p>
+            <w:pPr>
+              <w:keepNext/>
+            </w:pPr>
             <w:r/>
             <w:r>
               <w:rPr>
@@ -964,6 +1091,9 @@
             <w:tcW w:type="dxa" w:w="3249"/>
           </w:tcPr>
           <w:p>
+            <w:pPr>
+              <w:keepNext/>
+            </w:pPr>
             <w:r/>
             <w:r>
               <w:rPr>
@@ -980,6 +1110,9 @@
             <w:tcW w:type="dxa" w:w="3249"/>
           </w:tcPr>
           <w:p>
+            <w:pPr>
+              <w:keepNext/>
+            </w:pPr>
             <w:r/>
             <w:r>
               <w:rPr>
@@ -993,6 +1126,9 @@
         </w:tc>
       </w:tr>
       <w:tr>
+        <w:trPr>
+          <w:cantSplit/>
+        </w:trPr>
         <w:tc>
           <w:tcPr>
             <w:tcW w:type="dxa" w:w="3249"/>
@@ -1050,6 +1186,7 @@
     </w:p>
     <w:p>
       <w:pPr>
+        <w:widowControl/>
         <w:spacing w:after="160" w:line="336" w:lineRule="auto"/>
       </w:pPr>
       <w:r>
@@ -1096,6 +1233,8 @@
     <w:p>
       <w:pPr>
         <w:pStyle w:val="Heading2"/>
+        <w:keepNext/>
+        <w:keepLines/>
         <w:spacing w:before="400" w:after="160"/>
       </w:pPr>
       <w:r>
@@ -1111,6 +1250,8 @@
     <w:p>
       <w:pPr>
         <w:pStyle w:val="Heading3"/>
+        <w:keepNext/>
+        <w:keepLines/>
         <w:spacing w:before="280" w:after="120"/>
       </w:pPr>
       <w:r>
@@ -1124,6 +1265,7 @@
     </w:p>
     <w:p>
       <w:pPr>
+        <w:widowControl/>
         <w:spacing w:after="160" w:line="336" w:lineRule="auto"/>
       </w:pPr>
       <w:r>
@@ -1137,6 +1279,7 @@
     </w:p>
     <w:p>
       <w:pPr>
+        <w:keepLines/>
         <w:spacing w:after="200"/>
         <w:ind w:left="283"/>
       </w:pPr>
@@ -1152,6 +1295,7 @@
     </w:p>
     <w:p>
       <w:pPr>
+        <w:widowControl/>
         <w:spacing w:after="160" w:line="336" w:lineRule="auto"/>
       </w:pPr>
       <w:r>
@@ -1182,6 +1326,8 @@
     <w:p>
       <w:pPr>
         <w:pStyle w:val="Heading3"/>
+        <w:keepNext/>
+        <w:keepLines/>
         <w:spacing w:before="280" w:after="120"/>
       </w:pPr>
       <w:r>
@@ -1205,12 +1351,19 @@
         <w:gridCol w:w="4873"/>
       </w:tblGrid>
       <w:tr>
+        <w:trPr>
+          <w:tblHeader w:val="true"/>
+          <w:cantSplit/>
+        </w:trPr>
         <w:tc>
           <w:tcPr>
             <w:tcW w:type="dxa" w:w="4873"/>
             <w:shd w:val="clear" w:color="auto" w:fill="EEF1F7"/>
           </w:tcPr>
           <w:p>
+            <w:pPr>
+              <w:keepNext/>
+            </w:pPr>
             <w:r/>
             <w:r>
               <w:rPr>
@@ -1229,6 +1382,9 @@
             <w:shd w:val="clear" w:color="auto" w:fill="EEF1F7"/>
           </w:tcPr>
           <w:p>
+            <w:pPr>
+              <w:keepNext/>
+            </w:pPr>
             <w:r/>
             <w:r>
               <w:rPr>
@@ -1243,11 +1399,17 @@
         </w:tc>
       </w:tr>
       <w:tr>
+        <w:trPr>
+          <w:cantSplit/>
+        </w:trPr>
         <w:tc>
           <w:tcPr>
             <w:tcW w:type="dxa" w:w="4873"/>
           </w:tcPr>
           <w:p>
+            <w:pPr>
+              <w:keepNext/>
+            </w:pPr>
             <w:r/>
             <w:r>
               <w:rPr>
@@ -1264,6 +1426,9 @@
             <w:tcW w:type="dxa" w:w="4873"/>
           </w:tcPr>
           <w:p>
+            <w:pPr>
+              <w:keepNext/>
+            </w:pPr>
             <w:r/>
             <w:r>
               <w:rPr>
@@ -1277,11 +1442,17 @@
         </w:tc>
       </w:tr>
       <w:tr>
+        <w:trPr>
+          <w:cantSplit/>
+        </w:trPr>
         <w:tc>
           <w:tcPr>
             <w:tcW w:type="dxa" w:w="4873"/>
           </w:tcPr>
           <w:p>
+            <w:pPr>
+              <w:keepNext/>
+            </w:pPr>
             <w:r/>
             <w:r>
               <w:rPr>
@@ -1298,6 +1469,9 @@
             <w:tcW w:type="dxa" w:w="4873"/>
           </w:tcPr>
           <w:p>
+            <w:pPr>
+              <w:keepNext/>
+            </w:pPr>
             <w:r/>
             <w:r>
               <w:rPr>
@@ -1311,11 +1485,17 @@
         </w:tc>
       </w:tr>
       <w:tr>
+        <w:trPr>
+          <w:cantSplit/>
+        </w:trPr>
         <w:tc>
           <w:tcPr>
             <w:tcW w:type="dxa" w:w="4873"/>
           </w:tcPr>
           <w:p>
+            <w:pPr>
+              <w:keepNext/>
+            </w:pPr>
             <w:r/>
             <w:r>
               <w:rPr>
@@ -1332,6 +1512,9 @@
             <w:tcW w:type="dxa" w:w="4873"/>
           </w:tcPr>
           <w:p>
+            <w:pPr>
+              <w:keepNext/>
+            </w:pPr>
             <w:r/>
             <w:r>
               <w:rPr>
@@ -1345,11 +1528,17 @@
         </w:tc>
       </w:tr>
       <w:tr>
+        <w:trPr>
+          <w:cantSplit/>
+        </w:trPr>
         <w:tc>
           <w:tcPr>
             <w:tcW w:type="dxa" w:w="4873"/>
           </w:tcPr>
           <w:p>
+            <w:pPr>
+              <w:keepNext/>
+            </w:pPr>
             <w:r/>
             <w:r>
               <w:rPr>
@@ -1366,6 +1555,9 @@
             <w:tcW w:type="dxa" w:w="4873"/>
           </w:tcPr>
           <w:p>
+            <w:pPr>
+              <w:keepNext/>
+            </w:pPr>
             <w:r/>
             <w:r>
               <w:rPr>
@@ -1395,6 +1587,9 @@
         </w:tc>
       </w:tr>
       <w:tr>
+        <w:trPr>
+          <w:cantSplit/>
+        </w:trPr>
         <w:tc>
           <w:tcPr>
             <w:tcW w:type="dxa" w:w="4873"/>
@@ -1437,6 +1632,8 @@
     <w:p>
       <w:pPr>
         <w:pStyle w:val="Heading3"/>
+        <w:keepNext/>
+        <w:keepLines/>
         <w:spacing w:before="280" w:after="120"/>
       </w:pPr>
       <w:r>
@@ -1488,6 +1685,8 @@
     <w:p>
       <w:pPr>
         <w:pStyle w:val="Heading3"/>
+        <w:keepNext/>
+        <w:keepLines/>
         <w:spacing w:before="280" w:after="120"/>
       </w:pPr>
       <w:r>
@@ -1511,12 +1710,19 @@
         <w:gridCol w:w="4873"/>
       </w:tblGrid>
       <w:tr>
+        <w:trPr>
+          <w:tblHeader w:val="true"/>
+          <w:cantSplit/>
+        </w:trPr>
         <w:tc>
           <w:tcPr>
             <w:tcW w:type="dxa" w:w="4873"/>
             <w:shd w:val="clear" w:color="auto" w:fill="EEF1F7"/>
           </w:tcPr>
           <w:p>
+            <w:pPr>
+              <w:keepNext/>
+            </w:pPr>
             <w:r/>
             <w:r>
               <w:rPr>
@@ -1535,6 +1741,9 @@
             <w:shd w:val="clear" w:color="auto" w:fill="EEF1F7"/>
           </w:tcPr>
           <w:p>
+            <w:pPr>
+              <w:keepNext/>
+            </w:pPr>
             <w:r/>
             <w:r>
               <w:rPr>
@@ -1549,11 +1758,17 @@
         </w:tc>
       </w:tr>
       <w:tr>
+        <w:trPr>
+          <w:cantSplit/>
+        </w:trPr>
         <w:tc>
           <w:tcPr>
             <w:tcW w:type="dxa" w:w="4873"/>
           </w:tcPr>
           <w:p>
+            <w:pPr>
+              <w:keepNext/>
+            </w:pPr>
             <w:r/>
             <w:r>
               <w:rPr>
@@ -1570,6 +1785,9 @@
             <w:tcW w:type="dxa" w:w="4873"/>
           </w:tcPr>
           <w:p>
+            <w:pPr>
+              <w:keepNext/>
+            </w:pPr>
             <w:r/>
             <w:r>
               <w:rPr>
@@ -1583,11 +1801,17 @@
         </w:tc>
       </w:tr>
       <w:tr>
+        <w:trPr>
+          <w:cantSplit/>
+        </w:trPr>
         <w:tc>
           <w:tcPr>
             <w:tcW w:type="dxa" w:w="4873"/>
           </w:tcPr>
           <w:p>
+            <w:pPr>
+              <w:keepNext/>
+            </w:pPr>
             <w:r/>
             <w:r>
               <w:rPr>
@@ -1604,6 +1828,9 @@
             <w:tcW w:type="dxa" w:w="4873"/>
           </w:tcPr>
           <w:p>
+            <w:pPr>
+              <w:keepNext/>
+            </w:pPr>
             <w:r/>
             <w:r>
               <w:rPr>
@@ -1617,11 +1844,17 @@
         </w:tc>
       </w:tr>
       <w:tr>
+        <w:trPr>
+          <w:cantSplit/>
+        </w:trPr>
         <w:tc>
           <w:tcPr>
             <w:tcW w:type="dxa" w:w="4873"/>
           </w:tcPr>
           <w:p>
+            <w:pPr>
+              <w:keepNext/>
+            </w:pPr>
             <w:r/>
             <w:r>
               <w:rPr>
@@ -1638,6 +1871,9 @@
             <w:tcW w:type="dxa" w:w="4873"/>
           </w:tcPr>
           <w:p>
+            <w:pPr>
+              <w:keepNext/>
+            </w:pPr>
             <w:r/>
             <w:r>
               <w:rPr>
@@ -1651,6 +1887,9 @@
         </w:tc>
       </w:tr>
       <w:tr>
+        <w:trPr>
+          <w:cantSplit/>
+        </w:trPr>
         <w:tc>
           <w:tcPr>
             <w:tcW w:type="dxa" w:w="4873"/>
@@ -1693,6 +1932,8 @@
     <w:p>
       <w:pPr>
         <w:pStyle w:val="Heading3"/>
+        <w:keepNext/>
+        <w:keepLines/>
         <w:spacing w:before="280" w:after="120"/>
       </w:pPr>
       <w:r>
@@ -1706,6 +1947,9 @@
     </w:p>
     <w:p>
       <w:pPr>
+        <w:keepNext/>
+        <w:keepLines/>
+        <w:widowControl/>
         <w:spacing w:after="160" w:line="336" w:lineRule="auto"/>
       </w:pPr>
       <w:r>
@@ -1730,12 +1974,19 @@
         <w:gridCol w:w="3249"/>
       </w:tblGrid>
       <w:tr>
+        <w:trPr>
+          <w:tblHeader w:val="true"/>
+          <w:cantSplit/>
+        </w:trPr>
         <w:tc>
           <w:tcPr>
             <w:tcW w:type="dxa" w:w="3249"/>
             <w:shd w:val="clear" w:color="auto" w:fill="EEF1F7"/>
           </w:tcPr>
           <w:p>
+            <w:pPr>
+              <w:keepNext/>
+            </w:pPr>
             <w:r/>
             <w:r>
               <w:rPr>
@@ -1754,6 +2005,9 @@
             <w:shd w:val="clear" w:color="auto" w:fill="EEF1F7"/>
           </w:tcPr>
           <w:p>
+            <w:pPr>
+              <w:keepNext/>
+            </w:pPr>
             <w:r/>
             <w:r>
               <w:rPr>
@@ -1772,6 +2026,9 @@
             <w:shd w:val="clear" w:color="auto" w:fill="EEF1F7"/>
           </w:tcPr>
           <w:p>
+            <w:pPr>
+              <w:keepNext/>
+            </w:pPr>
             <w:r/>
             <w:r>
               <w:rPr>
@@ -1786,11 +2043,17 @@
         </w:tc>
       </w:tr>
       <w:tr>
+        <w:trPr>
+          <w:cantSplit/>
+        </w:trPr>
         <w:tc>
           <w:tcPr>
             <w:tcW w:type="dxa" w:w="3249"/>
           </w:tcPr>
           <w:p>
+            <w:pPr>
+              <w:keepNext/>
+            </w:pPr>
             <w:r/>
             <w:r>
               <w:rPr>
@@ -1807,6 +2070,9 @@
             <w:tcW w:type="dxa" w:w="3249"/>
           </w:tcPr>
           <w:p>
+            <w:pPr>
+              <w:keepNext/>
+            </w:pPr>
             <w:r/>
             <w:r>
               <w:rPr>
@@ -1823,6 +2089,9 @@
             <w:tcW w:type="dxa" w:w="3249"/>
           </w:tcPr>
           <w:p>
+            <w:pPr>
+              <w:keepNext/>
+            </w:pPr>
             <w:r/>
             <w:r>
               <w:rPr>
@@ -1836,11 +2105,17 @@
         </w:tc>
       </w:tr>
       <w:tr>
+        <w:trPr>
+          <w:cantSplit/>
+        </w:trPr>
         <w:tc>
           <w:tcPr>
             <w:tcW w:type="dxa" w:w="3249"/>
           </w:tcPr>
           <w:p>
+            <w:pPr>
+              <w:keepNext/>
+            </w:pPr>
             <w:r/>
             <w:r>
               <w:rPr>
@@ -1857,6 +2132,9 @@
             <w:tcW w:type="dxa" w:w="3249"/>
           </w:tcPr>
           <w:p>
+            <w:pPr>
+              <w:keepNext/>
+            </w:pPr>
             <w:r/>
             <w:r>
               <w:rPr>
@@ -1873,6 +2151,9 @@
             <w:tcW w:type="dxa" w:w="3249"/>
           </w:tcPr>
           <w:p>
+            <w:pPr>
+              <w:keepNext/>
+            </w:pPr>
             <w:r/>
             <w:r>
               <w:rPr>
@@ -1886,11 +2167,17 @@
         </w:tc>
       </w:tr>
       <w:tr>
+        <w:trPr>
+          <w:cantSplit/>
+        </w:trPr>
         <w:tc>
           <w:tcPr>
             <w:tcW w:type="dxa" w:w="3249"/>
           </w:tcPr>
           <w:p>
+            <w:pPr>
+              <w:keepNext/>
+            </w:pPr>
             <w:r/>
             <w:r>
               <w:rPr>
@@ -1907,6 +2194,9 @@
             <w:tcW w:type="dxa" w:w="3249"/>
           </w:tcPr>
           <w:p>
+            <w:pPr>
+              <w:keepNext/>
+            </w:pPr>
             <w:r/>
             <w:r>
               <w:rPr>
@@ -1923,6 +2213,9 @@
             <w:tcW w:type="dxa" w:w="3249"/>
           </w:tcPr>
           <w:p>
+            <w:pPr>
+              <w:keepNext/>
+            </w:pPr>
             <w:r/>
             <w:r>
               <w:rPr>
@@ -1936,11 +2229,17 @@
         </w:tc>
       </w:tr>
       <w:tr>
+        <w:trPr>
+          <w:cantSplit/>
+        </w:trPr>
         <w:tc>
           <w:tcPr>
             <w:tcW w:type="dxa" w:w="3249"/>
           </w:tcPr>
           <w:p>
+            <w:pPr>
+              <w:keepNext/>
+            </w:pPr>
             <w:r/>
             <w:r>
               <w:rPr>
@@ -1957,6 +2256,9 @@
             <w:tcW w:type="dxa" w:w="3249"/>
           </w:tcPr>
           <w:p>
+            <w:pPr>
+              <w:keepNext/>
+            </w:pPr>
             <w:r/>
             <w:r>
               <w:rPr>
@@ -1973,6 +2275,9 @@
             <w:tcW w:type="dxa" w:w="3249"/>
           </w:tcPr>
           <w:p>
+            <w:pPr>
+              <w:keepNext/>
+            </w:pPr>
             <w:r/>
             <w:r>
               <w:rPr>
@@ -1986,6 +2291,9 @@
         </w:tc>
       </w:tr>
       <w:tr>
+        <w:trPr>
+          <w:cantSplit/>
+        </w:trPr>
         <w:tc>
           <w:tcPr>
             <w:tcW w:type="dxa" w:w="3249"/>
@@ -2043,6 +2351,7 @@
     </w:p>
     <w:p>
       <w:pPr>
+        <w:widowControl/>
         <w:spacing w:after="160" w:line="336" w:lineRule="auto"/>
       </w:pPr>
       <w:r>
@@ -2073,6 +2382,8 @@
     <w:p>
       <w:pPr>
         <w:pStyle w:val="Heading2"/>
+        <w:keepNext/>
+        <w:keepLines/>
         <w:spacing w:before="400" w:after="160"/>
       </w:pPr>
       <w:r>
@@ -2088,6 +2399,8 @@
     <w:p>
       <w:pPr>
         <w:pStyle w:val="Heading3"/>
+        <w:keepNext/>
+        <w:keepLines/>
         <w:spacing w:before="280" w:after="120"/>
       </w:pPr>
       <w:r>
@@ -2101,6 +2414,9 @@
     </w:p>
     <w:p>
       <w:pPr>
+        <w:keepNext/>
+        <w:keepLines/>
+        <w:widowControl/>
         <w:spacing w:after="160" w:line="336" w:lineRule="auto"/>
       </w:pPr>
       <w:r>
@@ -2141,12 +2457,19 @@
         <w:gridCol w:w="3249"/>
       </w:tblGrid>
       <w:tr>
+        <w:trPr>
+          <w:tblHeader w:val="true"/>
+          <w:cantSplit/>
+        </w:trPr>
         <w:tc>
           <w:tcPr>
             <w:tcW w:type="dxa" w:w="3249"/>
             <w:shd w:val="clear" w:color="auto" w:fill="EEF1F7"/>
           </w:tcPr>
           <w:p>
+            <w:pPr>
+              <w:keepNext/>
+            </w:pPr>
             <w:r/>
           </w:p>
         </w:tc>
@@ -2156,6 +2479,9 @@
             <w:shd w:val="clear" w:color="auto" w:fill="EEF1F7"/>
           </w:tcPr>
           <w:p>
+            <w:pPr>
+              <w:keepNext/>
+            </w:pPr>
             <w:r/>
             <w:r>
               <w:rPr>
@@ -2174,6 +2500,9 @@
             <w:shd w:val="clear" w:color="auto" w:fill="EEF1F7"/>
           </w:tcPr>
           <w:p>
+            <w:pPr>
+              <w:keepNext/>
+            </w:pPr>
             <w:r/>
             <w:r>
               <w:rPr>
@@ -2188,11 +2517,17 @@
         </w:tc>
       </w:tr>
       <w:tr>
+        <w:trPr>
+          <w:cantSplit/>
+        </w:trPr>
         <w:tc>
           <w:tcPr>
             <w:tcW w:type="dxa" w:w="3249"/>
           </w:tcPr>
           <w:p>
+            <w:pPr>
+              <w:keepNext/>
+            </w:pPr>
             <w:r/>
             <w:r>
               <w:rPr>
@@ -2209,6 +2544,9 @@
             <w:tcW w:type="dxa" w:w="3249"/>
           </w:tcPr>
           <w:p>
+            <w:pPr>
+              <w:keepNext/>
+            </w:pPr>
             <w:r/>
             <w:r>
               <w:rPr>
@@ -2225,6 +2563,9 @@
             <w:tcW w:type="dxa" w:w="3249"/>
           </w:tcPr>
           <w:p>
+            <w:pPr>
+              <w:keepNext/>
+            </w:pPr>
             <w:r/>
             <w:r>
               <w:rPr>
@@ -2238,11 +2579,17 @@
         </w:tc>
       </w:tr>
       <w:tr>
+        <w:trPr>
+          <w:cantSplit/>
+        </w:trPr>
         <w:tc>
           <w:tcPr>
             <w:tcW w:type="dxa" w:w="3249"/>
           </w:tcPr>
           <w:p>
+            <w:pPr>
+              <w:keepNext/>
+            </w:pPr>
             <w:r/>
             <w:r>
               <w:rPr>
@@ -2259,6 +2606,9 @@
             <w:tcW w:type="dxa" w:w="3249"/>
           </w:tcPr>
           <w:p>
+            <w:pPr>
+              <w:keepNext/>
+            </w:pPr>
             <w:r/>
             <w:r>
               <w:rPr>
@@ -2275,6 +2625,9 @@
             <w:tcW w:type="dxa" w:w="3249"/>
           </w:tcPr>
           <w:p>
+            <w:pPr>
+              <w:keepNext/>
+            </w:pPr>
             <w:r/>
             <w:r>
               <w:rPr>
@@ -2288,6 +2641,9 @@
         </w:tc>
       </w:tr>
       <w:tr>
+        <w:trPr>
+          <w:cantSplit/>
+        </w:trPr>
         <w:tc>
           <w:tcPr>
             <w:tcW w:type="dxa" w:w="3249"/>
@@ -2345,6 +2701,7 @@
     </w:p>
     <w:p>
       <w:pPr>
+        <w:widowControl/>
         <w:spacing w:after="160" w:line="336" w:lineRule="auto"/>
       </w:pPr>
       <w:r>
@@ -2359,6 +2716,8 @@
     <w:p>
       <w:pPr>
         <w:pStyle w:val="Heading3"/>
+        <w:keepNext/>
+        <w:keepLines/>
         <w:spacing w:before="280" w:after="120"/>
       </w:pPr>
       <w:r>
@@ -2383,12 +2742,19 @@
         <w:gridCol w:w="3249"/>
       </w:tblGrid>
       <w:tr>
+        <w:trPr>
+          <w:tblHeader w:val="true"/>
+          <w:cantSplit/>
+        </w:trPr>
         <w:tc>
           <w:tcPr>
             <w:tcW w:type="dxa" w:w="3249"/>
             <w:shd w:val="clear" w:color="auto" w:fill="EEF1F7"/>
           </w:tcPr>
           <w:p>
+            <w:pPr>
+              <w:keepNext/>
+            </w:pPr>
             <w:r/>
             <w:r>
               <w:rPr>
@@ -2407,6 +2773,9 @@
             <w:shd w:val="clear" w:color="auto" w:fill="EEF1F7"/>
           </w:tcPr>
           <w:p>
+            <w:pPr>
+              <w:keepNext/>
+            </w:pPr>
             <w:r/>
             <w:r>
               <w:rPr>
@@ -2425,6 +2794,9 @@
             <w:shd w:val="clear" w:color="auto" w:fill="EEF1F7"/>
           </w:tcPr>
           <w:p>
+            <w:pPr>
+              <w:keepNext/>
+            </w:pPr>
             <w:r/>
             <w:r>
               <w:rPr>
@@ -2439,11 +2811,17 @@
         </w:tc>
       </w:tr>
       <w:tr>
+        <w:trPr>
+          <w:cantSplit/>
+        </w:trPr>
         <w:tc>
           <w:tcPr>
             <w:tcW w:type="dxa" w:w="3249"/>
           </w:tcPr>
           <w:p>
+            <w:pPr>
+              <w:keepNext/>
+            </w:pPr>
             <w:r/>
             <w:r>
               <w:rPr>
@@ -2460,6 +2838,9 @@
             <w:tcW w:type="dxa" w:w="3249"/>
           </w:tcPr>
           <w:p>
+            <w:pPr>
+              <w:keepNext/>
+            </w:pPr>
             <w:r/>
             <w:r>
               <w:rPr>
@@ -2476,6 +2857,9 @@
             <w:tcW w:type="dxa" w:w="3249"/>
           </w:tcPr>
           <w:p>
+            <w:pPr>
+              <w:keepNext/>
+            </w:pPr>
             <w:r/>
             <w:r>
               <w:rPr>
@@ -2489,11 +2873,17 @@
         </w:tc>
       </w:tr>
       <w:tr>
+        <w:trPr>
+          <w:cantSplit/>
+        </w:trPr>
         <w:tc>
           <w:tcPr>
             <w:tcW w:type="dxa" w:w="3249"/>
           </w:tcPr>
           <w:p>
+            <w:pPr>
+              <w:keepNext/>
+            </w:pPr>
             <w:r/>
             <w:r>
               <w:rPr>
@@ -2510,6 +2900,9 @@
             <w:tcW w:type="dxa" w:w="3249"/>
           </w:tcPr>
           <w:p>
+            <w:pPr>
+              <w:keepNext/>
+            </w:pPr>
             <w:r/>
             <w:r>
               <w:rPr>
@@ -2526,6 +2919,9 @@
             <w:tcW w:type="dxa" w:w="3249"/>
           </w:tcPr>
           <w:p>
+            <w:pPr>
+              <w:keepNext/>
+            </w:pPr>
             <w:r/>
             <w:r>
               <w:rPr>
@@ -2539,11 +2935,17 @@
         </w:tc>
       </w:tr>
       <w:tr>
+        <w:trPr>
+          <w:cantSplit/>
+        </w:trPr>
         <w:tc>
           <w:tcPr>
             <w:tcW w:type="dxa" w:w="3249"/>
           </w:tcPr>
           <w:p>
+            <w:pPr>
+              <w:keepNext/>
+            </w:pPr>
             <w:r/>
             <w:r>
               <w:rPr>
@@ -2560,6 +2962,9 @@
             <w:tcW w:type="dxa" w:w="3249"/>
           </w:tcPr>
           <w:p>
+            <w:pPr>
+              <w:keepNext/>
+            </w:pPr>
             <w:r/>
             <w:r>
               <w:rPr>
@@ -2576,6 +2981,9 @@
             <w:tcW w:type="dxa" w:w="3249"/>
           </w:tcPr>
           <w:p>
+            <w:pPr>
+              <w:keepNext/>
+            </w:pPr>
             <w:r/>
             <w:r>
               <w:rPr>
@@ -2589,11 +2997,17 @@
         </w:tc>
       </w:tr>
       <w:tr>
+        <w:trPr>
+          <w:cantSplit/>
+        </w:trPr>
         <w:tc>
           <w:tcPr>
             <w:tcW w:type="dxa" w:w="3249"/>
           </w:tcPr>
           <w:p>
+            <w:pPr>
+              <w:keepNext/>
+            </w:pPr>
             <w:r/>
             <w:r>
               <w:rPr>
@@ -2610,6 +3024,9 @@
             <w:tcW w:type="dxa" w:w="3249"/>
           </w:tcPr>
           <w:p>
+            <w:pPr>
+              <w:keepNext/>
+            </w:pPr>
             <w:r/>
             <w:r>
               <w:rPr>
@@ -2626,6 +3043,9 @@
             <w:tcW w:type="dxa" w:w="3249"/>
           </w:tcPr>
           <w:p>
+            <w:pPr>
+              <w:keepNext/>
+            </w:pPr>
             <w:r/>
             <w:r>
               <w:rPr>
@@ -2639,6 +3059,9 @@
         </w:tc>
       </w:tr>
       <w:tr>
+        <w:trPr>
+          <w:cantSplit/>
+        </w:trPr>
         <w:tc>
           <w:tcPr>
             <w:tcW w:type="dxa" w:w="3249"/>
@@ -2696,6 +3119,7 @@
     </w:p>
     <w:p>
       <w:pPr>
+        <w:keepLines/>
         <w:spacing w:after="200"/>
         <w:ind w:left="283"/>
       </w:pPr>
@@ -2721,6 +3145,8 @@
     <w:p>
       <w:pPr>
         <w:pStyle w:val="Heading3"/>
+        <w:keepNext/>
+        <w:keepLines/>
         <w:spacing w:before="280" w:after="120"/>
       </w:pPr>
       <w:r>
@@ -2734,6 +3160,9 @@
     </w:p>
     <w:p>
       <w:pPr>
+        <w:keepNext/>
+        <w:keepLines/>
+        <w:widowControl/>
         <w:spacing w:after="160" w:line="336" w:lineRule="auto"/>
       </w:pPr>
       <w:r>
@@ -2758,12 +3187,19 @@
         <w:gridCol w:w="3249"/>
       </w:tblGrid>
       <w:tr>
+        <w:trPr>
+          <w:tblHeader w:val="true"/>
+          <w:cantSplit/>
+        </w:trPr>
         <w:tc>
           <w:tcPr>
             <w:tcW w:type="dxa" w:w="3249"/>
             <w:shd w:val="clear" w:color="auto" w:fill="EEF1F7"/>
           </w:tcPr>
           <w:p>
+            <w:pPr>
+              <w:keepNext/>
+            </w:pPr>
             <w:r/>
             <w:r>
               <w:rPr>
@@ -2782,6 +3218,9 @@
             <w:shd w:val="clear" w:color="auto" w:fill="EEF1F7"/>
           </w:tcPr>
           <w:p>
+            <w:pPr>
+              <w:keepNext/>
+            </w:pPr>
             <w:r/>
             <w:r>
               <w:rPr>
@@ -2800,6 +3239,9 @@
             <w:shd w:val="clear" w:color="auto" w:fill="EEF1F7"/>
           </w:tcPr>
           <w:p>
+            <w:pPr>
+              <w:keepNext/>
+            </w:pPr>
             <w:r/>
             <w:r>
               <w:rPr>
@@ -2814,11 +3256,17 @@
         </w:tc>
       </w:tr>
       <w:tr>
+        <w:trPr>
+          <w:cantSplit/>
+        </w:trPr>
         <w:tc>
           <w:tcPr>
             <w:tcW w:type="dxa" w:w="3249"/>
           </w:tcPr>
           <w:p>
+            <w:pPr>
+              <w:keepNext/>
+            </w:pPr>
             <w:r/>
             <w:r>
               <w:rPr>
@@ -2835,6 +3283,9 @@
             <w:tcW w:type="dxa" w:w="3249"/>
           </w:tcPr>
           <w:p>
+            <w:pPr>
+              <w:keepNext/>
+            </w:pPr>
             <w:r/>
             <w:r>
               <w:rPr>
@@ -2851,6 +3302,9 @@
             <w:tcW w:type="dxa" w:w="3249"/>
           </w:tcPr>
           <w:p>
+            <w:pPr>
+              <w:keepNext/>
+            </w:pPr>
             <w:r/>
             <w:r>
               <w:rPr>
@@ -2864,11 +3318,17 @@
         </w:tc>
       </w:tr>
       <w:tr>
+        <w:trPr>
+          <w:cantSplit/>
+        </w:trPr>
         <w:tc>
           <w:tcPr>
             <w:tcW w:type="dxa" w:w="3249"/>
           </w:tcPr>
           <w:p>
+            <w:pPr>
+              <w:keepNext/>
+            </w:pPr>
             <w:r/>
             <w:r>
               <w:rPr>
@@ -2885,6 +3345,9 @@
             <w:tcW w:type="dxa" w:w="3249"/>
           </w:tcPr>
           <w:p>
+            <w:pPr>
+              <w:keepNext/>
+            </w:pPr>
             <w:r/>
             <w:r>
               <w:rPr>
@@ -2901,6 +3364,9 @@
             <w:tcW w:type="dxa" w:w="3249"/>
           </w:tcPr>
           <w:p>
+            <w:pPr>
+              <w:keepNext/>
+            </w:pPr>
             <w:r/>
             <w:r>
               <w:rPr>
@@ -2914,6 +3380,9 @@
         </w:tc>
       </w:tr>
       <w:tr>
+        <w:trPr>
+          <w:cantSplit/>
+        </w:trPr>
         <w:tc>
           <w:tcPr>
             <w:tcW w:type="dxa" w:w="3249"/>
@@ -2971,6 +3440,7 @@
     </w:p>
     <w:p>
       <w:pPr>
+        <w:widowControl/>
         <w:spacing w:after="160" w:line="336" w:lineRule="auto"/>
       </w:pPr>
       <w:r>
@@ -3043,6 +3513,8 @@
     <w:p>
       <w:pPr>
         <w:pStyle w:val="Heading3"/>
+        <w:keepNext/>
+        <w:keepLines/>
         <w:spacing w:before="280" w:after="120"/>
       </w:pPr>
       <w:r>
@@ -3066,12 +3538,19 @@
         <w:gridCol w:w="4873"/>
       </w:tblGrid>
       <w:tr>
+        <w:trPr>
+          <w:tblHeader w:val="true"/>
+          <w:cantSplit/>
+        </w:trPr>
         <w:tc>
           <w:tcPr>
             <w:tcW w:type="dxa" w:w="4873"/>
             <w:shd w:val="clear" w:color="auto" w:fill="EEF1F7"/>
           </w:tcPr>
           <w:p>
+            <w:pPr>
+              <w:keepNext/>
+            </w:pPr>
             <w:r/>
             <w:r>
               <w:rPr>
@@ -3090,6 +3569,9 @@
             <w:shd w:val="clear" w:color="auto" w:fill="EEF1F7"/>
           </w:tcPr>
           <w:p>
+            <w:pPr>
+              <w:keepNext/>
+            </w:pPr>
             <w:r/>
             <w:r>
               <w:rPr>
@@ -3104,11 +3586,17 @@
         </w:tc>
       </w:tr>
       <w:tr>
+        <w:trPr>
+          <w:cantSplit/>
+        </w:trPr>
         <w:tc>
           <w:tcPr>
             <w:tcW w:type="dxa" w:w="4873"/>
           </w:tcPr>
           <w:p>
+            <w:pPr>
+              <w:keepNext/>
+            </w:pPr>
             <w:r/>
             <w:r>
               <w:rPr>
@@ -3125,6 +3613,9 @@
             <w:tcW w:type="dxa" w:w="4873"/>
           </w:tcPr>
           <w:p>
+            <w:pPr>
+              <w:keepNext/>
+            </w:pPr>
             <w:r/>
             <w:r>
               <w:rPr>
@@ -3154,11 +3645,17 @@
         </w:tc>
       </w:tr>
       <w:tr>
+        <w:trPr>
+          <w:cantSplit/>
+        </w:trPr>
         <w:tc>
           <w:tcPr>
             <w:tcW w:type="dxa" w:w="4873"/>
           </w:tcPr>
           <w:p>
+            <w:pPr>
+              <w:keepNext/>
+            </w:pPr>
             <w:r/>
             <w:r>
               <w:rPr>
@@ -3175,6 +3672,9 @@
             <w:tcW w:type="dxa" w:w="4873"/>
           </w:tcPr>
           <w:p>
+            <w:pPr>
+              <w:keepNext/>
+            </w:pPr>
             <w:r/>
             <w:r>
               <w:rPr>
@@ -3188,11 +3688,17 @@
         </w:tc>
       </w:tr>
       <w:tr>
+        <w:trPr>
+          <w:cantSplit/>
+        </w:trPr>
         <w:tc>
           <w:tcPr>
             <w:tcW w:type="dxa" w:w="4873"/>
           </w:tcPr>
           <w:p>
+            <w:pPr>
+              <w:keepNext/>
+            </w:pPr>
             <w:r/>
             <w:r>
               <w:rPr>
@@ -3209,6 +3715,9 @@
             <w:tcW w:type="dxa" w:w="4873"/>
           </w:tcPr>
           <w:p>
+            <w:pPr>
+              <w:keepNext/>
+            </w:pPr>
             <w:r/>
             <w:r>
               <w:rPr>
@@ -3222,6 +3731,9 @@
         </w:tc>
       </w:tr>
       <w:tr>
+        <w:trPr>
+          <w:cantSplit/>
+        </w:trPr>
         <w:tc>
           <w:tcPr>
             <w:tcW w:type="dxa" w:w="4873"/>
@@ -3264,6 +3776,8 @@
     <w:p>
       <w:pPr>
         <w:pStyle w:val="Heading2"/>
+        <w:keepNext/>
+        <w:keepLines/>
         <w:spacing w:before="400" w:after="160"/>
       </w:pPr>
       <w:r>
@@ -3279,6 +3793,8 @@
     <w:p>
       <w:pPr>
         <w:pStyle w:val="Heading3"/>
+        <w:keepNext/>
+        <w:keepLines/>
         <w:spacing w:before="280" w:after="120"/>
       </w:pPr>
       <w:r>
@@ -3304,12 +3820,19 @@
         <w:gridCol w:w="2436"/>
       </w:tblGrid>
       <w:tr>
+        <w:trPr>
+          <w:tblHeader w:val="true"/>
+          <w:cantSplit/>
+        </w:trPr>
         <w:tc>
           <w:tcPr>
             <w:tcW w:type="dxa" w:w="2436"/>
             <w:shd w:val="clear" w:color="auto" w:fill="EEF1F7"/>
           </w:tcPr>
           <w:p>
+            <w:pPr>
+              <w:keepNext/>
+            </w:pPr>
             <w:r/>
             <w:r>
               <w:rPr>
@@ -3328,6 +3851,9 @@
             <w:shd w:val="clear" w:color="auto" w:fill="EEF1F7"/>
           </w:tcPr>
           <w:p>
+            <w:pPr>
+              <w:keepNext/>
+            </w:pPr>
             <w:r/>
             <w:r>
               <w:rPr>
@@ -3346,6 +3872,9 @@
             <w:shd w:val="clear" w:color="auto" w:fill="EEF1F7"/>
           </w:tcPr>
           <w:p>
+            <w:pPr>
+              <w:keepNext/>
+            </w:pPr>
             <w:r/>
             <w:r>
               <w:rPr>
@@ -3364,6 +3893,9 @@
             <w:shd w:val="clear" w:color="auto" w:fill="EEF1F7"/>
           </w:tcPr>
           <w:p>
+            <w:pPr>
+              <w:keepNext/>
+            </w:pPr>
             <w:r/>
             <w:r>
               <w:rPr>
@@ -3378,11 +3910,17 @@
         </w:tc>
       </w:tr>
       <w:tr>
+        <w:trPr>
+          <w:cantSplit/>
+        </w:trPr>
         <w:tc>
           <w:tcPr>
             <w:tcW w:type="dxa" w:w="2436"/>
           </w:tcPr>
           <w:p>
+            <w:pPr>
+              <w:keepNext/>
+            </w:pPr>
             <w:r/>
             <w:r>
               <w:rPr>
@@ -3399,6 +3937,9 @@
             <w:tcW w:type="dxa" w:w="2436"/>
           </w:tcPr>
           <w:p>
+            <w:pPr>
+              <w:keepNext/>
+            </w:pPr>
             <w:r/>
             <w:r>
               <w:rPr>
@@ -3415,6 +3956,9 @@
             <w:tcW w:type="dxa" w:w="2436"/>
           </w:tcPr>
           <w:p>
+            <w:pPr>
+              <w:keepNext/>
+            </w:pPr>
             <w:r/>
             <w:r>
               <w:rPr>
@@ -3431,6 +3975,9 @@
             <w:tcW w:type="dxa" w:w="2436"/>
           </w:tcPr>
           <w:p>
+            <w:pPr>
+              <w:keepNext/>
+            </w:pPr>
             <w:r/>
             <w:r>
               <w:rPr>
@@ -3444,6 +3991,9 @@
         </w:tc>
       </w:tr>
       <w:tr>
+        <w:trPr>
+          <w:cantSplit/>
+        </w:trPr>
         <w:tc>
           <w:tcPr>
             <w:tcW w:type="dxa" w:w="2436"/>
@@ -3525,6 +4075,7 @@
     </w:p>
     <w:p>
       <w:pPr>
+        <w:widowControl/>
         <w:spacing w:after="160" w:line="336" w:lineRule="auto"/>
       </w:pPr>
       <w:r>
@@ -3555,6 +4106,8 @@
     <w:p>
       <w:pPr>
         <w:pStyle w:val="Heading3"/>
+        <w:keepNext/>
+        <w:keepLines/>
         <w:spacing w:before="280" w:after="120"/>
       </w:pPr>
       <w:r>
@@ -3578,12 +4131,19 @@
         <w:gridCol w:w="4873"/>
       </w:tblGrid>
       <w:tr>
+        <w:trPr>
+          <w:tblHeader w:val="true"/>
+          <w:cantSplit/>
+        </w:trPr>
         <w:tc>
           <w:tcPr>
             <w:tcW w:type="dxa" w:w="4873"/>
             <w:shd w:val="clear" w:color="auto" w:fill="EEF1F7"/>
           </w:tcPr>
           <w:p>
+            <w:pPr>
+              <w:keepNext/>
+            </w:pPr>
             <w:r/>
             <w:r>
               <w:rPr>
@@ -3602,6 +4162,9 @@
             <w:shd w:val="clear" w:color="auto" w:fill="EEF1F7"/>
           </w:tcPr>
           <w:p>
+            <w:pPr>
+              <w:keepNext/>
+            </w:pPr>
             <w:r/>
             <w:r>
               <w:rPr>
@@ -3616,11 +4179,17 @@
         </w:tc>
       </w:tr>
       <w:tr>
+        <w:trPr>
+          <w:cantSplit/>
+        </w:trPr>
         <w:tc>
           <w:tcPr>
             <w:tcW w:type="dxa" w:w="4873"/>
           </w:tcPr>
           <w:p>
+            <w:pPr>
+              <w:keepNext/>
+            </w:pPr>
             <w:r/>
             <w:r>
               <w:rPr>
@@ -3637,6 +4206,9 @@
             <w:tcW w:type="dxa" w:w="4873"/>
           </w:tcPr>
           <w:p>
+            <w:pPr>
+              <w:keepNext/>
+            </w:pPr>
             <w:r/>
             <w:r>
               <w:rPr>
@@ -3650,11 +4222,17 @@
         </w:tc>
       </w:tr>
       <w:tr>
+        <w:trPr>
+          <w:cantSplit/>
+        </w:trPr>
         <w:tc>
           <w:tcPr>
             <w:tcW w:type="dxa" w:w="4873"/>
           </w:tcPr>
           <w:p>
+            <w:pPr>
+              <w:keepNext/>
+            </w:pPr>
             <w:r/>
             <w:r>
               <w:rPr>
@@ -3671,6 +4249,9 @@
             <w:tcW w:type="dxa" w:w="4873"/>
           </w:tcPr>
           <w:p>
+            <w:pPr>
+              <w:keepNext/>
+            </w:pPr>
             <w:r/>
             <w:r>
               <w:rPr>
@@ -3684,11 +4265,17 @@
         </w:tc>
       </w:tr>
       <w:tr>
+        <w:trPr>
+          <w:cantSplit/>
+        </w:trPr>
         <w:tc>
           <w:tcPr>
             <w:tcW w:type="dxa" w:w="4873"/>
           </w:tcPr>
           <w:p>
+            <w:pPr>
+              <w:keepNext/>
+            </w:pPr>
             <w:r/>
             <w:r>
               <w:rPr>
@@ -3705,6 +4292,9 @@
             <w:tcW w:type="dxa" w:w="4873"/>
           </w:tcPr>
           <w:p>
+            <w:pPr>
+              <w:keepNext/>
+            </w:pPr>
             <w:r/>
             <w:r>
               <w:rPr>
@@ -3718,6 +4308,9 @@
         </w:tc>
       </w:tr>
       <w:tr>
+        <w:trPr>
+          <w:cantSplit/>
+        </w:trPr>
         <w:tc>
           <w:tcPr>
             <w:tcW w:type="dxa" w:w="4873"/>
@@ -3759,6 +4352,7 @@
     </w:p>
     <w:p>
       <w:pPr>
+        <w:widowControl/>
         <w:spacing w:after="160" w:line="336" w:lineRule="auto"/>
       </w:pPr>
       <w:r>
@@ -3780,6 +4374,7 @@
     </w:p>
     <w:p>
       <w:pPr>
+        <w:widowControl/>
         <w:spacing w:after="160" w:line="336" w:lineRule="auto"/>
       </w:pPr>
       <w:r>
@@ -3826,6 +4421,8 @@
     <w:p>
       <w:pPr>
         <w:pStyle w:val="Heading3"/>
+        <w:keepNext/>
+        <w:keepLines/>
         <w:spacing w:before="280" w:after="120"/>
       </w:pPr>
       <w:r>
@@ -3850,12 +4447,19 @@
         <w:gridCol w:w="3249"/>
       </w:tblGrid>
       <w:tr>
+        <w:trPr>
+          <w:tblHeader w:val="true"/>
+          <w:cantSplit/>
+        </w:trPr>
         <w:tc>
           <w:tcPr>
             <w:tcW w:type="dxa" w:w="3249"/>
             <w:shd w:val="clear" w:color="auto" w:fill="EEF1F7"/>
           </w:tcPr>
           <w:p>
+            <w:pPr>
+              <w:keepNext/>
+            </w:pPr>
             <w:r/>
             <w:r>
               <w:rPr>
@@ -3874,6 +4478,9 @@
             <w:shd w:val="clear" w:color="auto" w:fill="EEF1F7"/>
           </w:tcPr>
           <w:p>
+            <w:pPr>
+              <w:keepNext/>
+            </w:pPr>
             <w:r/>
             <w:r>
               <w:rPr>
@@ -3892,6 +4499,9 @@
             <w:shd w:val="clear" w:color="auto" w:fill="EEF1F7"/>
           </w:tcPr>
           <w:p>
+            <w:pPr>
+              <w:keepNext/>
+            </w:pPr>
             <w:r/>
             <w:r>
               <w:rPr>
@@ -3906,11 +4516,17 @@
         </w:tc>
       </w:tr>
       <w:tr>
+        <w:trPr>
+          <w:cantSplit/>
+        </w:trPr>
         <w:tc>
           <w:tcPr>
             <w:tcW w:type="dxa" w:w="3249"/>
           </w:tcPr>
           <w:p>
+            <w:pPr>
+              <w:keepNext/>
+            </w:pPr>
             <w:r/>
             <w:r>
               <w:rPr>
@@ -3927,6 +4543,9 @@
             <w:tcW w:type="dxa" w:w="3249"/>
           </w:tcPr>
           <w:p>
+            <w:pPr>
+              <w:keepNext/>
+            </w:pPr>
             <w:r/>
             <w:r>
               <w:rPr>
@@ -3943,6 +4562,9 @@
             <w:tcW w:type="dxa" w:w="3249"/>
           </w:tcPr>
           <w:p>
+            <w:pPr>
+              <w:keepNext/>
+            </w:pPr>
             <w:r/>
             <w:r>
               <w:rPr>
@@ -3956,11 +4578,17 @@
         </w:tc>
       </w:tr>
       <w:tr>
+        <w:trPr>
+          <w:cantSplit/>
+        </w:trPr>
         <w:tc>
           <w:tcPr>
             <w:tcW w:type="dxa" w:w="3249"/>
           </w:tcPr>
           <w:p>
+            <w:pPr>
+              <w:keepNext/>
+            </w:pPr>
             <w:r/>
             <w:r>
               <w:rPr>
@@ -3977,6 +4605,9 @@
             <w:tcW w:type="dxa" w:w="3249"/>
           </w:tcPr>
           <w:p>
+            <w:pPr>
+              <w:keepNext/>
+            </w:pPr>
             <w:r/>
             <w:r>
               <w:rPr>
@@ -3993,6 +4624,9 @@
             <w:tcW w:type="dxa" w:w="3249"/>
           </w:tcPr>
           <w:p>
+            <w:pPr>
+              <w:keepNext/>
+            </w:pPr>
             <w:r/>
             <w:r>
               <w:rPr>
@@ -4006,11 +4640,17 @@
         </w:tc>
       </w:tr>
       <w:tr>
+        <w:trPr>
+          <w:cantSplit/>
+        </w:trPr>
         <w:tc>
           <w:tcPr>
             <w:tcW w:type="dxa" w:w="3249"/>
           </w:tcPr>
           <w:p>
+            <w:pPr>
+              <w:keepNext/>
+            </w:pPr>
             <w:r/>
             <w:r>
               <w:rPr>
@@ -4027,6 +4667,9 @@
             <w:tcW w:type="dxa" w:w="3249"/>
           </w:tcPr>
           <w:p>
+            <w:pPr>
+              <w:keepNext/>
+            </w:pPr>
             <w:r/>
             <w:r>
               <w:rPr>
@@ -4043,6 +4686,9 @@
             <w:tcW w:type="dxa" w:w="3249"/>
           </w:tcPr>
           <w:p>
+            <w:pPr>
+              <w:keepNext/>
+            </w:pPr>
             <w:r/>
             <w:r>
               <w:rPr>
@@ -4056,6 +4702,9 @@
         </w:tc>
       </w:tr>
       <w:tr>
+        <w:trPr>
+          <w:cantSplit/>
+        </w:trPr>
         <w:tc>
           <w:tcPr>
             <w:tcW w:type="dxa" w:w="3249"/>
@@ -4113,6 +4762,7 @@
     </w:p>
     <w:p>
       <w:pPr>
+        <w:widowControl/>
         <w:spacing w:after="160" w:line="336" w:lineRule="auto"/>
       </w:pPr>
       <w:r>
@@ -4127,6 +4777,8 @@
     <w:p>
       <w:pPr>
         <w:pStyle w:val="Heading3"/>
+        <w:keepNext/>
+        <w:keepLines/>
         <w:spacing w:before="280" w:after="120"/>
       </w:pPr>
       <w:r>
@@ -4140,6 +4792,7 @@
     </w:p>
     <w:p>
       <w:pPr>
+        <w:keepLines/>
         <w:spacing w:after="200"/>
         <w:ind w:left="283"/>
       </w:pPr>
@@ -4176,12 +4829,19 @@
         <w:gridCol w:w="2436"/>
       </w:tblGrid>
       <w:tr>
+        <w:trPr>
+          <w:tblHeader w:val="true"/>
+          <w:cantSplit/>
+        </w:trPr>
         <w:tc>
           <w:tcPr>
             <w:tcW w:type="dxa" w:w="2436"/>
             <w:shd w:val="clear" w:color="auto" w:fill="EEF1F7"/>
           </w:tcPr>
           <w:p>
+            <w:pPr>
+              <w:keepNext/>
+            </w:pPr>
             <w:r/>
             <w:r>
               <w:rPr>
@@ -4200,6 +4860,9 @@
             <w:shd w:val="clear" w:color="auto" w:fill="EEF1F7"/>
           </w:tcPr>
           <w:p>
+            <w:pPr>
+              <w:keepNext/>
+            </w:pPr>
             <w:r/>
             <w:r>
               <w:rPr>
@@ -4218,6 +4881,9 @@
             <w:shd w:val="clear" w:color="auto" w:fill="EEF1F7"/>
           </w:tcPr>
           <w:p>
+            <w:pPr>
+              <w:keepNext/>
+            </w:pPr>
             <w:r/>
             <w:r>
               <w:rPr>
@@ -4236,6 +4902,9 @@
             <w:shd w:val="clear" w:color="auto" w:fill="EEF1F7"/>
           </w:tcPr>
           <w:p>
+            <w:pPr>
+              <w:keepNext/>
+            </w:pPr>
             <w:r/>
             <w:r>
               <w:rPr>
@@ -4250,11 +4919,17 @@
         </w:tc>
       </w:tr>
       <w:tr>
+        <w:trPr>
+          <w:cantSplit/>
+        </w:trPr>
         <w:tc>
           <w:tcPr>
             <w:tcW w:type="dxa" w:w="2436"/>
           </w:tcPr>
           <w:p>
+            <w:pPr>
+              <w:keepNext/>
+            </w:pPr>
             <w:r/>
             <w:r>
               <w:rPr>
@@ -4271,6 +4946,9 @@
             <w:tcW w:type="dxa" w:w="2436"/>
           </w:tcPr>
           <w:p>
+            <w:pPr>
+              <w:keepNext/>
+            </w:pPr>
             <w:r/>
             <w:r>
               <w:rPr>
@@ -4287,6 +4965,9 @@
             <w:tcW w:type="dxa" w:w="2436"/>
           </w:tcPr>
           <w:p>
+            <w:pPr>
+              <w:keepNext/>
+            </w:pPr>
             <w:r/>
             <w:r>
               <w:rPr>
@@ -4303,6 +4984,9 @@
             <w:tcW w:type="dxa" w:w="2436"/>
           </w:tcPr>
           <w:p>
+            <w:pPr>
+              <w:keepNext/>
+            </w:pPr>
             <w:r/>
             <w:r>
               <w:rPr>
@@ -4316,11 +5000,17 @@
         </w:tc>
       </w:tr>
       <w:tr>
+        <w:trPr>
+          <w:cantSplit/>
+        </w:trPr>
         <w:tc>
           <w:tcPr>
             <w:tcW w:type="dxa" w:w="2436"/>
           </w:tcPr>
           <w:p>
+            <w:pPr>
+              <w:keepNext/>
+            </w:pPr>
             <w:r/>
             <w:r>
               <w:rPr>
@@ -4337,6 +5027,9 @@
             <w:tcW w:type="dxa" w:w="2436"/>
           </w:tcPr>
           <w:p>
+            <w:pPr>
+              <w:keepNext/>
+            </w:pPr>
             <w:r/>
             <w:r>
               <w:rPr>
@@ -4353,6 +5046,9 @@
             <w:tcW w:type="dxa" w:w="2436"/>
           </w:tcPr>
           <w:p>
+            <w:pPr>
+              <w:keepNext/>
+            </w:pPr>
             <w:r/>
             <w:r>
               <w:rPr>
@@ -4369,6 +5065,9 @@
             <w:tcW w:type="dxa" w:w="2436"/>
           </w:tcPr>
           <w:p>
+            <w:pPr>
+              <w:keepNext/>
+            </w:pPr>
             <w:r/>
             <w:r>
               <w:rPr>
@@ -4382,6 +5081,9 @@
         </w:tc>
       </w:tr>
       <w:tr>
+        <w:trPr>
+          <w:cantSplit/>
+        </w:trPr>
         <w:tc>
           <w:tcPr>
             <w:tcW w:type="dxa" w:w="2436"/>
@@ -4455,6 +5157,7 @@
     </w:p>
     <w:p>
       <w:pPr>
+        <w:widowControl/>
         <w:spacing w:after="160" w:line="336" w:lineRule="auto"/>
       </w:pPr>
       <w:r>
@@ -4493,6 +5196,8 @@
     <w:p>
       <w:pPr>
         <w:pStyle w:val="Heading2"/>
+        <w:keepNext/>
+        <w:keepLines/>
         <w:spacing w:before="400" w:after="160"/>
       </w:pPr>
       <w:r>
@@ -4508,6 +5213,8 @@
     <w:p>
       <w:pPr>
         <w:pStyle w:val="Heading3"/>
+        <w:keepNext/>
+        <w:keepLines/>
         <w:spacing w:before="280" w:after="120"/>
       </w:pPr>
       <w:r>
@@ -4534,6 +5241,10 @@
         <w:gridCol w:w="1949"/>
       </w:tblGrid>
       <w:tr>
+        <w:trPr>
+          <w:tblHeader w:val="true"/>
+          <w:cantSplit/>
+        </w:trPr>
         <w:tc>
           <w:tcPr>
             <w:tcW w:type="dxa" w:w="1949"/>
@@ -4626,6 +5337,9 @@
         </w:tc>
       </w:tr>
       <w:tr>
+        <w:trPr>
+          <w:cantSplit/>
+        </w:trPr>
         <w:tc>
           <w:tcPr>
             <w:tcW w:type="dxa" w:w="1949"/>
@@ -4708,6 +5422,9 @@
         </w:tc>
       </w:tr>
       <w:tr>
+        <w:trPr>
+          <w:cantSplit/>
+        </w:trPr>
         <w:tc>
           <w:tcPr>
             <w:tcW w:type="dxa" w:w="1949"/>
@@ -4790,6 +5507,9 @@
         </w:tc>
       </w:tr>
       <w:tr>
+        <w:trPr>
+          <w:cantSplit/>
+        </w:trPr>
         <w:tc>
           <w:tcPr>
             <w:tcW w:type="dxa" w:w="1949"/>
@@ -4872,6 +5592,9 @@
         </w:tc>
       </w:tr>
       <w:tr>
+        <w:trPr>
+          <w:cantSplit/>
+        </w:trPr>
         <w:tc>
           <w:tcPr>
             <w:tcW w:type="dxa" w:w="1949"/>
@@ -4954,6 +5677,9 @@
         </w:tc>
       </w:tr>
       <w:tr>
+        <w:trPr>
+          <w:cantSplit/>
+        </w:trPr>
         <w:tc>
           <w:tcPr>
             <w:tcW w:type="dxa" w:w="1949"/>
@@ -5036,6 +5762,9 @@
         </w:tc>
       </w:tr>
       <w:tr>
+        <w:trPr>
+          <w:cantSplit/>
+        </w:trPr>
         <w:tc>
           <w:tcPr>
             <w:tcW w:type="dxa" w:w="1949"/>
@@ -5118,6 +5847,9 @@
         </w:tc>
       </w:tr>
       <w:tr>
+        <w:trPr>
+          <w:cantSplit/>
+        </w:trPr>
         <w:tc>
           <w:tcPr>
             <w:tcW w:type="dxa" w:w="1949"/>
@@ -5200,6 +5932,9 @@
         </w:tc>
       </w:tr>
       <w:tr>
+        <w:trPr>
+          <w:cantSplit/>
+        </w:trPr>
         <w:tc>
           <w:tcPr>
             <w:tcW w:type="dxa" w:w="1949"/>
@@ -5282,6 +6017,9 @@
         </w:tc>
       </w:tr>
       <w:tr>
+        <w:trPr>
+          <w:cantSplit/>
+        </w:trPr>
         <w:tc>
           <w:tcPr>
             <w:tcW w:type="dxa" w:w="1949"/>
@@ -5371,6 +6109,9 @@
     </w:p>
     <w:p>
       <w:pPr>
+        <w:keepNext/>
+        <w:keepLines/>
+        <w:widowControl/>
         <w:spacing w:after="160" w:line="336" w:lineRule="auto"/>
       </w:pPr>
       <w:r>
@@ -5424,6 +6165,8 @@
     <w:p>
       <w:pPr>
         <w:pStyle w:val="Heading3"/>
+        <w:keepNext/>
+        <w:keepLines/>
         <w:spacing w:before="280" w:after="120"/>
       </w:pPr>
       <w:r>
@@ -5437,6 +6180,7 @@
     </w:p>
     <w:p>
       <w:pPr>
+        <w:keepLines/>
         <w:spacing w:after="200"/>
         <w:ind w:left="283"/>
       </w:pPr>
@@ -5452,6 +6196,7 @@
     </w:p>
     <w:p>
       <w:pPr>
+        <w:widowControl/>
         <w:spacing w:after="160" w:line="336" w:lineRule="auto"/>
       </w:pPr>
       <w:r>
@@ -5482,6 +6227,8 @@
     <w:p>
       <w:pPr>
         <w:pStyle w:val="Heading4"/>
+        <w:keepNext/>
+        <w:keepLines/>
         <w:spacing w:before="200" w:after="80"/>
       </w:pPr>
       <w:r>
@@ -5496,6 +6243,7 @@
     </w:p>
     <w:p>
       <w:pPr>
+        <w:widowControl/>
         <w:spacing w:after="160" w:line="336" w:lineRule="auto"/>
       </w:pPr>
       <w:r>
@@ -5526,6 +6274,8 @@
     <w:p>
       <w:pPr>
         <w:pStyle w:val="Heading3"/>
+        <w:keepNext/>
+        <w:keepLines/>
         <w:spacing w:before="280" w:after="120"/>
       </w:pPr>
       <w:r>
@@ -5539,6 +6289,7 @@
     </w:p>
     <w:p>
       <w:pPr>
+        <w:widowControl/>
         <w:spacing w:after="160" w:line="336" w:lineRule="auto"/>
       </w:pPr>
       <w:r>
@@ -5569,6 +6320,8 @@
     <w:p>
       <w:pPr>
         <w:pStyle w:val="Heading4"/>
+        <w:keepNext/>
+        <w:keepLines/>
         <w:spacing w:before="200" w:after="80"/>
       </w:pPr>
       <w:r>
@@ -5593,12 +6346,19 @@
         <w:gridCol w:w="4873"/>
       </w:tblGrid>
       <w:tr>
+        <w:trPr>
+          <w:tblHeader w:val="true"/>
+          <w:cantSplit/>
+        </w:trPr>
         <w:tc>
           <w:tcPr>
             <w:tcW w:type="dxa" w:w="4873"/>
             <w:shd w:val="clear" w:color="auto" w:fill="EEF1F7"/>
           </w:tcPr>
           <w:p>
+            <w:pPr>
+              <w:keepNext/>
+            </w:pPr>
             <w:r/>
             <w:r>
               <w:rPr>
@@ -5617,6 +6377,9 @@
             <w:shd w:val="clear" w:color="auto" w:fill="EEF1F7"/>
           </w:tcPr>
           <w:p>
+            <w:pPr>
+              <w:keepNext/>
+            </w:pPr>
             <w:r/>
             <w:r>
               <w:rPr>
@@ -5631,11 +6394,17 @@
         </w:tc>
       </w:tr>
       <w:tr>
+        <w:trPr>
+          <w:cantSplit/>
+        </w:trPr>
         <w:tc>
           <w:tcPr>
             <w:tcW w:type="dxa" w:w="4873"/>
           </w:tcPr>
           <w:p>
+            <w:pPr>
+              <w:keepNext/>
+            </w:pPr>
             <w:r/>
             <w:r>
               <w:rPr>
@@ -5652,6 +6421,9 @@
             <w:tcW w:type="dxa" w:w="4873"/>
           </w:tcPr>
           <w:p>
+            <w:pPr>
+              <w:keepNext/>
+            </w:pPr>
             <w:r/>
             <w:r>
               <w:rPr>
@@ -5665,11 +6437,17 @@
         </w:tc>
       </w:tr>
       <w:tr>
+        <w:trPr>
+          <w:cantSplit/>
+        </w:trPr>
         <w:tc>
           <w:tcPr>
             <w:tcW w:type="dxa" w:w="4873"/>
           </w:tcPr>
           <w:p>
+            <w:pPr>
+              <w:keepNext/>
+            </w:pPr>
             <w:r/>
             <w:r>
               <w:rPr>
@@ -5686,6 +6464,9 @@
             <w:tcW w:type="dxa" w:w="4873"/>
           </w:tcPr>
           <w:p>
+            <w:pPr>
+              <w:keepNext/>
+            </w:pPr>
             <w:r/>
             <w:r>
               <w:rPr>
@@ -5699,11 +6480,17 @@
         </w:tc>
       </w:tr>
       <w:tr>
+        <w:trPr>
+          <w:cantSplit/>
+        </w:trPr>
         <w:tc>
           <w:tcPr>
             <w:tcW w:type="dxa" w:w="4873"/>
           </w:tcPr>
           <w:p>
+            <w:pPr>
+              <w:keepNext/>
+            </w:pPr>
             <w:r/>
             <w:r>
               <w:rPr>
@@ -5720,6 +6507,9 @@
             <w:tcW w:type="dxa" w:w="4873"/>
           </w:tcPr>
           <w:p>
+            <w:pPr>
+              <w:keepNext/>
+            </w:pPr>
             <w:r/>
             <w:r>
               <w:rPr>
@@ -5733,11 +6523,17 @@
         </w:tc>
       </w:tr>
       <w:tr>
+        <w:trPr>
+          <w:cantSplit/>
+        </w:trPr>
         <w:tc>
           <w:tcPr>
             <w:tcW w:type="dxa" w:w="4873"/>
           </w:tcPr>
           <w:p>
+            <w:pPr>
+              <w:keepNext/>
+            </w:pPr>
             <w:r/>
             <w:r>
               <w:rPr>
@@ -5754,6 +6550,9 @@
             <w:tcW w:type="dxa" w:w="4873"/>
           </w:tcPr>
           <w:p>
+            <w:pPr>
+              <w:keepNext/>
+            </w:pPr>
             <w:r/>
             <w:r>
               <w:rPr>
@@ -5767,6 +6566,9 @@
         </w:tc>
       </w:tr>
       <w:tr>
+        <w:trPr>
+          <w:cantSplit/>
+        </w:trPr>
         <w:tc>
           <w:tcPr>
             <w:tcW w:type="dxa" w:w="4873"/>
@@ -5809,6 +6611,8 @@
     <w:p>
       <w:pPr>
         <w:pStyle w:val="Heading3"/>
+        <w:keepNext/>
+        <w:keepLines/>
         <w:spacing w:before="280" w:after="120"/>
       </w:pPr>
       <w:r>
@@ -5822,6 +6626,9 @@
     </w:p>
     <w:p>
       <w:pPr>
+        <w:keepNext/>
+        <w:keepLines/>
+        <w:widowControl/>
         <w:spacing w:after="160" w:line="336" w:lineRule="auto"/>
       </w:pPr>
       <w:r>
@@ -5861,12 +6668,19 @@
         <w:gridCol w:w="4873"/>
       </w:tblGrid>
       <w:tr>
+        <w:trPr>
+          <w:tblHeader w:val="true"/>
+          <w:cantSplit/>
+        </w:trPr>
         <w:tc>
           <w:tcPr>
             <w:tcW w:type="dxa" w:w="4873"/>
             <w:shd w:val="clear" w:color="auto" w:fill="EEF1F7"/>
           </w:tcPr>
           <w:p>
+            <w:pPr>
+              <w:keepNext/>
+            </w:pPr>
             <w:r/>
             <w:r>
               <w:rPr>
@@ -5885,6 +6699,9 @@
             <w:shd w:val="clear" w:color="auto" w:fill="EEF1F7"/>
           </w:tcPr>
           <w:p>
+            <w:pPr>
+              <w:keepNext/>
+            </w:pPr>
             <w:r/>
             <w:r>
               <w:rPr>
@@ -5899,11 +6716,17 @@
         </w:tc>
       </w:tr>
       <w:tr>
+        <w:trPr>
+          <w:cantSplit/>
+        </w:trPr>
         <w:tc>
           <w:tcPr>
             <w:tcW w:type="dxa" w:w="4873"/>
           </w:tcPr>
           <w:p>
+            <w:pPr>
+              <w:keepNext/>
+            </w:pPr>
             <w:r/>
             <w:r>
               <w:rPr>
@@ -5920,6 +6743,9 @@
             <w:tcW w:type="dxa" w:w="4873"/>
           </w:tcPr>
           <w:p>
+            <w:pPr>
+              <w:keepNext/>
+            </w:pPr>
             <w:r/>
             <w:r>
               <w:rPr>
@@ -5933,11 +6759,17 @@
         </w:tc>
       </w:tr>
       <w:tr>
+        <w:trPr>
+          <w:cantSplit/>
+        </w:trPr>
         <w:tc>
           <w:tcPr>
             <w:tcW w:type="dxa" w:w="4873"/>
           </w:tcPr>
           <w:p>
+            <w:pPr>
+              <w:keepNext/>
+            </w:pPr>
             <w:r/>
             <w:r>
               <w:rPr>
@@ -5954,6 +6786,9 @@
             <w:tcW w:type="dxa" w:w="4873"/>
           </w:tcPr>
           <w:p>
+            <w:pPr>
+              <w:keepNext/>
+            </w:pPr>
             <w:r/>
             <w:r>
               <w:rPr>
@@ -5983,11 +6818,17 @@
         </w:tc>
       </w:tr>
       <w:tr>
+        <w:trPr>
+          <w:cantSplit/>
+        </w:trPr>
         <w:tc>
           <w:tcPr>
             <w:tcW w:type="dxa" w:w="4873"/>
           </w:tcPr>
           <w:p>
+            <w:pPr>
+              <w:keepNext/>
+            </w:pPr>
             <w:r/>
             <w:r>
               <w:rPr>
@@ -6004,6 +6845,9 @@
             <w:tcW w:type="dxa" w:w="4873"/>
           </w:tcPr>
           <w:p>
+            <w:pPr>
+              <w:keepNext/>
+            </w:pPr>
             <w:r/>
             <w:r>
               <w:rPr>
@@ -6017,6 +6861,9 @@
         </w:tc>
       </w:tr>
       <w:tr>
+        <w:trPr>
+          <w:cantSplit/>
+        </w:trPr>
         <w:tc>
           <w:tcPr>
             <w:tcW w:type="dxa" w:w="4873"/>
@@ -6058,6 +6905,7 @@
     </w:p>
     <w:p>
       <w:pPr>
+        <w:keepLines/>
         <w:spacing w:after="200"/>
         <w:ind w:left="283"/>
       </w:pPr>
@@ -6100,6 +6948,7 @@
     </w:p>
     <w:p>
       <w:pPr>
+        <w:widowControl/>
         <w:spacing w:after="160" w:line="336" w:lineRule="auto"/>
       </w:pPr>
       <w:r>
@@ -6130,6 +6979,8 @@
     <w:p>
       <w:pPr>
         <w:pStyle w:val="Heading3"/>
+        <w:keepNext/>
+        <w:keepLines/>
         <w:spacing w:before="280" w:after="120"/>
       </w:pPr>
       <w:r>
@@ -6143,6 +6994,9 @@
     </w:p>
     <w:p>
       <w:pPr>
+        <w:keepNext/>
+        <w:keepLines/>
+        <w:widowControl/>
         <w:spacing w:after="160" w:line="336" w:lineRule="auto"/>
       </w:pPr>
       <w:r>
@@ -6182,12 +7036,19 @@
         <w:gridCol w:w="4873"/>
       </w:tblGrid>
       <w:tr>
+        <w:trPr>
+          <w:tblHeader w:val="true"/>
+          <w:cantSplit/>
+        </w:trPr>
         <w:tc>
           <w:tcPr>
             <w:tcW w:type="dxa" w:w="4873"/>
             <w:shd w:val="clear" w:color="auto" w:fill="EEF1F7"/>
           </w:tcPr>
           <w:p>
+            <w:pPr>
+              <w:keepNext/>
+            </w:pPr>
             <w:r/>
             <w:r>
               <w:rPr>
@@ -6206,6 +7067,9 @@
             <w:shd w:val="clear" w:color="auto" w:fill="EEF1F7"/>
           </w:tcPr>
           <w:p>
+            <w:pPr>
+              <w:keepNext/>
+            </w:pPr>
             <w:r/>
             <w:r>
               <w:rPr>
@@ -6220,11 +7084,17 @@
         </w:tc>
       </w:tr>
       <w:tr>
+        <w:trPr>
+          <w:cantSplit/>
+        </w:trPr>
         <w:tc>
           <w:tcPr>
             <w:tcW w:type="dxa" w:w="4873"/>
           </w:tcPr>
           <w:p>
+            <w:pPr>
+              <w:keepNext/>
+            </w:pPr>
             <w:r/>
             <w:r>
               <w:rPr>
@@ -6241,6 +7111,9 @@
             <w:tcW w:type="dxa" w:w="4873"/>
           </w:tcPr>
           <w:p>
+            <w:pPr>
+              <w:keepNext/>
+            </w:pPr>
             <w:r/>
             <w:r>
               <w:rPr>
@@ -6254,11 +7127,17 @@
         </w:tc>
       </w:tr>
       <w:tr>
+        <w:trPr>
+          <w:cantSplit/>
+        </w:trPr>
         <w:tc>
           <w:tcPr>
             <w:tcW w:type="dxa" w:w="4873"/>
           </w:tcPr>
           <w:p>
+            <w:pPr>
+              <w:keepNext/>
+            </w:pPr>
             <w:r/>
             <w:r>
               <w:rPr>
@@ -6275,6 +7154,9 @@
             <w:tcW w:type="dxa" w:w="4873"/>
           </w:tcPr>
           <w:p>
+            <w:pPr>
+              <w:keepNext/>
+            </w:pPr>
             <w:r/>
             <w:r>
               <w:rPr>
@@ -6288,11 +7170,17 @@
         </w:tc>
       </w:tr>
       <w:tr>
+        <w:trPr>
+          <w:cantSplit/>
+        </w:trPr>
         <w:tc>
           <w:tcPr>
             <w:tcW w:type="dxa" w:w="4873"/>
           </w:tcPr>
           <w:p>
+            <w:pPr>
+              <w:keepNext/>
+            </w:pPr>
             <w:r/>
             <w:r>
               <w:rPr>
@@ -6309,6 +7197,9 @@
             <w:tcW w:type="dxa" w:w="4873"/>
           </w:tcPr>
           <w:p>
+            <w:pPr>
+              <w:keepNext/>
+            </w:pPr>
             <w:r/>
             <w:r>
               <w:rPr>
@@ -6322,11 +7213,17 @@
         </w:tc>
       </w:tr>
       <w:tr>
+        <w:trPr>
+          <w:cantSplit/>
+        </w:trPr>
         <w:tc>
           <w:tcPr>
             <w:tcW w:type="dxa" w:w="4873"/>
           </w:tcPr>
           <w:p>
+            <w:pPr>
+              <w:keepNext/>
+            </w:pPr>
             <w:r/>
             <w:r>
               <w:rPr>
@@ -6351,6 +7248,9 @@
             <w:tcW w:type="dxa" w:w="4873"/>
           </w:tcPr>
           <w:p>
+            <w:pPr>
+              <w:keepNext/>
+            </w:pPr>
             <w:r/>
             <w:r>
               <w:rPr>
@@ -6364,11 +7264,17 @@
         </w:tc>
       </w:tr>
       <w:tr>
+        <w:trPr>
+          <w:cantSplit/>
+        </w:trPr>
         <w:tc>
           <w:tcPr>
             <w:tcW w:type="dxa" w:w="4873"/>
           </w:tcPr>
           <w:p>
+            <w:pPr>
+              <w:keepNext/>
+            </w:pPr>
             <w:r/>
             <w:r>
               <w:rPr>
@@ -6385,6 +7291,9 @@
             <w:tcW w:type="dxa" w:w="4873"/>
           </w:tcPr>
           <w:p>
+            <w:pPr>
+              <w:keepNext/>
+            </w:pPr>
             <w:r/>
             <w:r>
               <w:rPr>
@@ -6414,6 +7323,9 @@
         </w:tc>
       </w:tr>
       <w:tr>
+        <w:trPr>
+          <w:cantSplit/>
+        </w:trPr>
         <w:tc>
           <w:tcPr>
             <w:tcW w:type="dxa" w:w="4873"/>
@@ -6455,6 +7367,7 @@
     </w:p>
     <w:p>
       <w:pPr>
+        <w:widowControl/>
         <w:spacing w:after="160" w:line="336" w:lineRule="auto"/>
       </w:pPr>
       <w:r>
@@ -6469,6 +7382,8 @@
     <w:p>
       <w:pPr>
         <w:pStyle w:val="Heading3"/>
+        <w:keepNext/>
+        <w:keepLines/>
         <w:spacing w:before="280" w:after="120"/>
       </w:pPr>
       <w:r>
@@ -6493,12 +7408,19 @@
         <w:gridCol w:w="3249"/>
       </w:tblGrid>
       <w:tr>
+        <w:trPr>
+          <w:tblHeader w:val="true"/>
+          <w:cantSplit/>
+        </w:trPr>
         <w:tc>
           <w:tcPr>
             <w:tcW w:type="dxa" w:w="3249"/>
             <w:shd w:val="clear" w:color="auto" w:fill="EEF1F7"/>
           </w:tcPr>
           <w:p>
+            <w:pPr>
+              <w:keepNext/>
+            </w:pPr>
             <w:r/>
             <w:r>
               <w:rPr>
@@ -6517,6 +7439,9 @@
             <w:shd w:val="clear" w:color="auto" w:fill="EEF1F7"/>
           </w:tcPr>
           <w:p>
+            <w:pPr>
+              <w:keepNext/>
+            </w:pPr>
             <w:r/>
             <w:r>
               <w:rPr>
@@ -6535,6 +7460,9 @@
             <w:shd w:val="clear" w:color="auto" w:fill="EEF1F7"/>
           </w:tcPr>
           <w:p>
+            <w:pPr>
+              <w:keepNext/>
+            </w:pPr>
             <w:r/>
             <w:r>
               <w:rPr>
@@ -6549,11 +7477,17 @@
         </w:tc>
       </w:tr>
       <w:tr>
+        <w:trPr>
+          <w:cantSplit/>
+        </w:trPr>
         <w:tc>
           <w:tcPr>
             <w:tcW w:type="dxa" w:w="3249"/>
           </w:tcPr>
           <w:p>
+            <w:pPr>
+              <w:keepNext/>
+            </w:pPr>
             <w:r/>
             <w:r>
               <w:rPr>
@@ -6570,6 +7504,9 @@
             <w:tcW w:type="dxa" w:w="3249"/>
           </w:tcPr>
           <w:p>
+            <w:pPr>
+              <w:keepNext/>
+            </w:pPr>
             <w:r/>
             <w:r>
               <w:rPr>
@@ -6586,6 +7523,9 @@
             <w:tcW w:type="dxa" w:w="3249"/>
           </w:tcPr>
           <w:p>
+            <w:pPr>
+              <w:keepNext/>
+            </w:pPr>
             <w:r/>
             <w:r>
               <w:rPr>
@@ -6599,11 +7539,17 @@
         </w:tc>
       </w:tr>
       <w:tr>
+        <w:trPr>
+          <w:cantSplit/>
+        </w:trPr>
         <w:tc>
           <w:tcPr>
             <w:tcW w:type="dxa" w:w="3249"/>
           </w:tcPr>
           <w:p>
+            <w:pPr>
+              <w:keepNext/>
+            </w:pPr>
             <w:r/>
             <w:r>
               <w:rPr>
@@ -6620,6 +7566,9 @@
             <w:tcW w:type="dxa" w:w="3249"/>
           </w:tcPr>
           <w:p>
+            <w:pPr>
+              <w:keepNext/>
+            </w:pPr>
             <w:r/>
             <w:r>
               <w:rPr>
@@ -6636,6 +7585,9 @@
             <w:tcW w:type="dxa" w:w="3249"/>
           </w:tcPr>
           <w:p>
+            <w:pPr>
+              <w:keepNext/>
+            </w:pPr>
             <w:r/>
             <w:r>
               <w:rPr>
@@ -6649,11 +7601,17 @@
         </w:tc>
       </w:tr>
       <w:tr>
+        <w:trPr>
+          <w:cantSplit/>
+        </w:trPr>
         <w:tc>
           <w:tcPr>
             <w:tcW w:type="dxa" w:w="3249"/>
           </w:tcPr>
           <w:p>
+            <w:pPr>
+              <w:keepNext/>
+            </w:pPr>
             <w:r/>
             <w:r>
               <w:rPr>
@@ -6670,6 +7628,9 @@
             <w:tcW w:type="dxa" w:w="3249"/>
           </w:tcPr>
           <w:p>
+            <w:pPr>
+              <w:keepNext/>
+            </w:pPr>
             <w:r/>
             <w:r>
               <w:rPr>
@@ -6686,6 +7647,9 @@
             <w:tcW w:type="dxa" w:w="3249"/>
           </w:tcPr>
           <w:p>
+            <w:pPr>
+              <w:keepNext/>
+            </w:pPr>
             <w:r/>
             <w:r>
               <w:rPr>
@@ -6699,11 +7663,17 @@
         </w:tc>
       </w:tr>
       <w:tr>
+        <w:trPr>
+          <w:cantSplit/>
+        </w:trPr>
         <w:tc>
           <w:tcPr>
             <w:tcW w:type="dxa" w:w="3249"/>
           </w:tcPr>
           <w:p>
+            <w:pPr>
+              <w:keepNext/>
+            </w:pPr>
             <w:r/>
             <w:r>
               <w:rPr>
@@ -6720,6 +7690,9 @@
             <w:tcW w:type="dxa" w:w="3249"/>
           </w:tcPr>
           <w:p>
+            <w:pPr>
+              <w:keepNext/>
+            </w:pPr>
             <w:r/>
             <w:r>
               <w:rPr>
@@ -6736,6 +7709,9 @@
             <w:tcW w:type="dxa" w:w="3249"/>
           </w:tcPr>
           <w:p>
+            <w:pPr>
+              <w:keepNext/>
+            </w:pPr>
             <w:r/>
             <w:r>
               <w:rPr>
@@ -6749,11 +7725,17 @@
         </w:tc>
       </w:tr>
       <w:tr>
+        <w:trPr>
+          <w:cantSplit/>
+        </w:trPr>
         <w:tc>
           <w:tcPr>
             <w:tcW w:type="dxa" w:w="3249"/>
           </w:tcPr>
           <w:p>
+            <w:pPr>
+              <w:keepNext/>
+            </w:pPr>
             <w:r/>
             <w:r>
               <w:rPr>
@@ -6770,6 +7752,9 @@
             <w:tcW w:type="dxa" w:w="3249"/>
           </w:tcPr>
           <w:p>
+            <w:pPr>
+              <w:keepNext/>
+            </w:pPr>
             <w:r/>
             <w:r>
               <w:rPr>
@@ -6786,6 +7771,9 @@
             <w:tcW w:type="dxa" w:w="3249"/>
           </w:tcPr>
           <w:p>
+            <w:pPr>
+              <w:keepNext/>
+            </w:pPr>
             <w:r/>
             <w:r>
               <w:rPr>
@@ -6799,6 +7787,9 @@
         </w:tc>
       </w:tr>
       <w:tr>
+        <w:trPr>
+          <w:cantSplit/>
+        </w:trPr>
         <w:tc>
           <w:tcPr>
             <w:tcW w:type="dxa" w:w="3249"/>
@@ -6856,6 +7847,7 @@
     </w:p>
     <w:p>
       <w:pPr>
+        <w:widowControl/>
         <w:spacing w:after="160" w:line="336" w:lineRule="auto"/>
       </w:pPr>
       <w:r>
@@ -6886,6 +7878,8 @@
     <w:p>
       <w:pPr>
         <w:pStyle w:val="Heading2"/>
+        <w:keepNext/>
+        <w:keepLines/>
         <w:spacing w:before="400" w:after="160"/>
       </w:pPr>
       <w:r>
@@ -6901,6 +7895,8 @@
     <w:p>
       <w:pPr>
         <w:pStyle w:val="Heading3"/>
+        <w:keepNext/>
+        <w:keepLines/>
         <w:spacing w:before="280" w:after="120"/>
       </w:pPr>
       <w:r>
@@ -6914,6 +7910,7 @@
     </w:p>
     <w:p>
       <w:pPr>
+        <w:widowControl/>
         <w:spacing w:after="160" w:line="336" w:lineRule="auto"/>
       </w:pPr>
       <w:r>
@@ -6944,6 +7941,8 @@
     <w:p>
       <w:pPr>
         <w:pStyle w:val="Heading4"/>
+        <w:keepNext/>
+        <w:keepLines/>
         <w:spacing w:before="200" w:after="80"/>
       </w:pPr>
       <w:r>
@@ -6958,6 +7957,9 @@
     </w:p>
     <w:p>
       <w:pPr>
+        <w:keepNext/>
+        <w:keepLines/>
+        <w:widowControl/>
         <w:spacing w:after="160" w:line="336" w:lineRule="auto"/>
       </w:pPr>
       <w:r>
@@ -6997,12 +7999,19 @@
         <w:gridCol w:w="4873"/>
       </w:tblGrid>
       <w:tr>
+        <w:trPr>
+          <w:tblHeader w:val="true"/>
+          <w:cantSplit/>
+        </w:trPr>
         <w:tc>
           <w:tcPr>
             <w:tcW w:type="dxa" w:w="4873"/>
             <w:shd w:val="clear" w:color="auto" w:fill="EEF1F7"/>
           </w:tcPr>
           <w:p>
+            <w:pPr>
+              <w:keepNext/>
+            </w:pPr>
             <w:r/>
             <w:r>
               <w:rPr>
@@ -7021,6 +8030,9 @@
             <w:shd w:val="clear" w:color="auto" w:fill="EEF1F7"/>
           </w:tcPr>
           <w:p>
+            <w:pPr>
+              <w:keepNext/>
+            </w:pPr>
             <w:r/>
             <w:r>
               <w:rPr>
@@ -7035,11 +8047,17 @@
         </w:tc>
       </w:tr>
       <w:tr>
+        <w:trPr>
+          <w:cantSplit/>
+        </w:trPr>
         <w:tc>
           <w:tcPr>
             <w:tcW w:type="dxa" w:w="4873"/>
           </w:tcPr>
           <w:p>
+            <w:pPr>
+              <w:keepNext/>
+            </w:pPr>
             <w:r/>
             <w:r>
               <w:rPr>
@@ -7056,6 +8074,9 @@
             <w:tcW w:type="dxa" w:w="4873"/>
           </w:tcPr>
           <w:p>
+            <w:pPr>
+              <w:keepNext/>
+            </w:pPr>
             <w:r/>
             <w:r>
               <w:rPr>
@@ -7085,11 +8106,17 @@
         </w:tc>
       </w:tr>
       <w:tr>
+        <w:trPr>
+          <w:cantSplit/>
+        </w:trPr>
         <w:tc>
           <w:tcPr>
             <w:tcW w:type="dxa" w:w="4873"/>
           </w:tcPr>
           <w:p>
+            <w:pPr>
+              <w:keepNext/>
+            </w:pPr>
             <w:r/>
             <w:r>
               <w:rPr>
@@ -7106,6 +8133,9 @@
             <w:tcW w:type="dxa" w:w="4873"/>
           </w:tcPr>
           <w:p>
+            <w:pPr>
+              <w:keepNext/>
+            </w:pPr>
             <w:r/>
             <w:r>
               <w:rPr>
@@ -7119,6 +8149,9 @@
         </w:tc>
       </w:tr>
       <w:tr>
+        <w:trPr>
+          <w:cantSplit/>
+        </w:trPr>
         <w:tc>
           <w:tcPr>
             <w:tcW w:type="dxa" w:w="4873"/>
@@ -7160,6 +8193,7 @@
     </w:p>
     <w:p>
       <w:pPr>
+        <w:keepLines/>
         <w:spacing w:after="200"/>
         <w:ind w:left="283"/>
       </w:pPr>
@@ -7203,6 +8237,8 @@
     <w:p>
       <w:pPr>
         <w:pStyle w:val="Heading4"/>
+        <w:keepNext/>
+        <w:keepLines/>
         <w:spacing w:before="200" w:after="80"/>
       </w:pPr>
       <w:r>
@@ -7247,6 +8283,7 @@
     </w:p>
     <w:p>
       <w:pPr>
+        <w:widowControl/>
         <w:spacing w:after="160" w:line="336" w:lineRule="auto"/>
       </w:pPr>
       <w:r>
@@ -7304,6 +8341,7 @@
     </w:p>
     <w:p>
       <w:pPr>
+        <w:keepLines/>
         <w:spacing w:after="200"/>
         <w:ind w:left="283"/>
       </w:pPr>
@@ -7329,6 +8367,8 @@
     <w:p>
       <w:pPr>
         <w:pStyle w:val="Heading2"/>
+        <w:keepNext/>
+        <w:keepLines/>
         <w:spacing w:before="400" w:after="160"/>
       </w:pPr>
       <w:r>
@@ -7344,6 +8384,8 @@
     <w:p>
       <w:pPr>
         <w:pStyle w:val="Heading3"/>
+        <w:keepNext/>
+        <w:keepLines/>
         <w:spacing w:before="280" w:after="120"/>
       </w:pPr>
       <w:r>
@@ -7429,6 +8471,7 @@
     </w:p>
     <w:p>
       <w:pPr>
+        <w:widowControl/>
         <w:spacing w:after="160" w:line="336" w:lineRule="auto"/>
       </w:pPr>
       <w:r>
@@ -7443,6 +8486,8 @@
     <w:p>
       <w:pPr>
         <w:pStyle w:val="Heading3"/>
+        <w:keepNext/>
+        <w:keepLines/>
         <w:spacing w:before="280" w:after="120"/>
       </w:pPr>
       <w:r>
@@ -7467,12 +8512,19 @@
         <w:gridCol w:w="3249"/>
       </w:tblGrid>
       <w:tr>
+        <w:trPr>
+          <w:tblHeader w:val="true"/>
+          <w:cantSplit/>
+        </w:trPr>
         <w:tc>
           <w:tcPr>
             <w:tcW w:type="dxa" w:w="3249"/>
             <w:shd w:val="clear" w:color="auto" w:fill="EEF1F7"/>
           </w:tcPr>
           <w:p>
+            <w:pPr>
+              <w:keepNext/>
+            </w:pPr>
             <w:r/>
             <w:r>
               <w:rPr>
@@ -7491,6 +8543,9 @@
             <w:shd w:val="clear" w:color="auto" w:fill="EEF1F7"/>
           </w:tcPr>
           <w:p>
+            <w:pPr>
+              <w:keepNext/>
+            </w:pPr>
             <w:r/>
             <w:r>
               <w:rPr>
@@ -7509,6 +8564,9 @@
             <w:shd w:val="clear" w:color="auto" w:fill="EEF1F7"/>
           </w:tcPr>
           <w:p>
+            <w:pPr>
+              <w:keepNext/>
+            </w:pPr>
             <w:r/>
             <w:r>
               <w:rPr>
@@ -7523,11 +8581,17 @@
         </w:tc>
       </w:tr>
       <w:tr>
+        <w:trPr>
+          <w:cantSplit/>
+        </w:trPr>
         <w:tc>
           <w:tcPr>
             <w:tcW w:type="dxa" w:w="3249"/>
           </w:tcPr>
           <w:p>
+            <w:pPr>
+              <w:keepNext/>
+            </w:pPr>
             <w:r/>
             <w:r>
               <w:rPr>
@@ -7544,6 +8608,9 @@
             <w:tcW w:type="dxa" w:w="3249"/>
           </w:tcPr>
           <w:p>
+            <w:pPr>
+              <w:keepNext/>
+            </w:pPr>
             <w:r/>
             <w:r>
               <w:rPr>
@@ -7560,6 +8627,9 @@
             <w:tcW w:type="dxa" w:w="3249"/>
           </w:tcPr>
           <w:p>
+            <w:pPr>
+              <w:keepNext/>
+            </w:pPr>
             <w:r/>
             <w:r>
               <w:rPr>
@@ -7573,11 +8643,17 @@
         </w:tc>
       </w:tr>
       <w:tr>
+        <w:trPr>
+          <w:cantSplit/>
+        </w:trPr>
         <w:tc>
           <w:tcPr>
             <w:tcW w:type="dxa" w:w="3249"/>
           </w:tcPr>
           <w:p>
+            <w:pPr>
+              <w:keepNext/>
+            </w:pPr>
             <w:r/>
             <w:r>
               <w:rPr>
@@ -7594,6 +8670,9 @@
             <w:tcW w:type="dxa" w:w="3249"/>
           </w:tcPr>
           <w:p>
+            <w:pPr>
+              <w:keepNext/>
+            </w:pPr>
             <w:r/>
             <w:r>
               <w:rPr>
@@ -7610,6 +8689,9 @@
             <w:tcW w:type="dxa" w:w="3249"/>
           </w:tcPr>
           <w:p>
+            <w:pPr>
+              <w:keepNext/>
+            </w:pPr>
             <w:r/>
             <w:r>
               <w:rPr>
@@ -7623,11 +8705,17 @@
         </w:tc>
       </w:tr>
       <w:tr>
+        <w:trPr>
+          <w:cantSplit/>
+        </w:trPr>
         <w:tc>
           <w:tcPr>
             <w:tcW w:type="dxa" w:w="3249"/>
           </w:tcPr>
           <w:p>
+            <w:pPr>
+              <w:keepNext/>
+            </w:pPr>
             <w:r/>
             <w:r>
               <w:rPr>
@@ -7644,6 +8732,9 @@
             <w:tcW w:type="dxa" w:w="3249"/>
           </w:tcPr>
           <w:p>
+            <w:pPr>
+              <w:keepNext/>
+            </w:pPr>
             <w:r/>
             <w:r>
               <w:rPr>
@@ -7660,6 +8751,9 @@
             <w:tcW w:type="dxa" w:w="3249"/>
           </w:tcPr>
           <w:p>
+            <w:pPr>
+              <w:keepNext/>
+            </w:pPr>
             <w:r/>
             <w:r>
               <w:rPr>
@@ -7689,11 +8783,17 @@
         </w:tc>
       </w:tr>
       <w:tr>
+        <w:trPr>
+          <w:cantSplit/>
+        </w:trPr>
         <w:tc>
           <w:tcPr>
             <w:tcW w:type="dxa" w:w="3249"/>
           </w:tcPr>
           <w:p>
+            <w:pPr>
+              <w:keepNext/>
+            </w:pPr>
             <w:r/>
             <w:r>
               <w:rPr>
@@ -7710,6 +8810,9 @@
             <w:tcW w:type="dxa" w:w="3249"/>
           </w:tcPr>
           <w:p>
+            <w:pPr>
+              <w:keepNext/>
+            </w:pPr>
             <w:r/>
             <w:r>
               <w:rPr>
@@ -7726,6 +8829,9 @@
             <w:tcW w:type="dxa" w:w="3249"/>
           </w:tcPr>
           <w:p>
+            <w:pPr>
+              <w:keepNext/>
+            </w:pPr>
             <w:r/>
             <w:r>
               <w:rPr>
@@ -7739,11 +8845,17 @@
         </w:tc>
       </w:tr>
       <w:tr>
+        <w:trPr>
+          <w:cantSplit/>
+        </w:trPr>
         <w:tc>
           <w:tcPr>
             <w:tcW w:type="dxa" w:w="3249"/>
           </w:tcPr>
           <w:p>
+            <w:pPr>
+              <w:keepNext/>
+            </w:pPr>
             <w:r/>
             <w:r>
               <w:rPr>
@@ -7760,6 +8872,9 @@
             <w:tcW w:type="dxa" w:w="3249"/>
           </w:tcPr>
           <w:p>
+            <w:pPr>
+              <w:keepNext/>
+            </w:pPr>
             <w:r/>
             <w:r>
               <w:rPr>
@@ -7776,6 +8891,9 @@
             <w:tcW w:type="dxa" w:w="3249"/>
           </w:tcPr>
           <w:p>
+            <w:pPr>
+              <w:keepNext/>
+            </w:pPr>
             <w:r/>
             <w:r>
               <w:rPr>
@@ -7789,6 +8907,9 @@
         </w:tc>
       </w:tr>
       <w:tr>
+        <w:trPr>
+          <w:cantSplit/>
+        </w:trPr>
         <w:tc>
           <w:tcPr>
             <w:tcW w:type="dxa" w:w="3249"/>
@@ -7847,6 +8968,8 @@
     <w:p>
       <w:pPr>
         <w:pStyle w:val="Heading3"/>
+        <w:keepNext/>
+        <w:keepLines/>
         <w:spacing w:before="280" w:after="120"/>
       </w:pPr>
       <w:r>
@@ -7918,6 +9041,7 @@
     </w:p>
     <w:p>
       <w:pPr>
+        <w:widowControl/>
         <w:spacing w:after="160" w:line="336" w:lineRule="auto"/>
       </w:pPr>
       <w:r>
@@ -7948,6 +9072,8 @@
     <w:p>
       <w:pPr>
         <w:pStyle w:val="Heading3"/>
+        <w:keepNext/>
+        <w:keepLines/>
         <w:spacing w:before="280" w:after="120"/>
       </w:pPr>
       <w:r>
@@ -8004,6 +9130,8 @@
     <w:p>
       <w:pPr>
         <w:pStyle w:val="Heading2"/>
+        <w:keepNext/>
+        <w:keepLines/>
         <w:spacing w:before="400" w:after="160"/>
       </w:pPr>
       <w:r>
@@ -8018,6 +9146,7 @@
     </w:p>
     <w:p>
       <w:pPr>
+        <w:widowControl/>
         <w:spacing w:after="160" w:line="336" w:lineRule="auto"/>
       </w:pPr>
       <w:r>

--- a/docs/倫理審査資料_SP-PS.docx
+++ b/docs/倫理審査資料_SP-PS.docx
@@ -22,7 +22,6 @@
     </w:p>
     <w:p>
       <w:pPr>
-        <w:keepNext/>
         <w:keepLines/>
         <w:widowControl/>
         <w:spacing w:after="160" w:line="336" w:lineRule="auto"/>
@@ -33,7 +32,29 @@
           <w:b/>
           <w:sz w:val="21"/>
         </w:rPr>
-        <w:t>研究課題（案）：聴覚障害のある生徒を対象とした音声・映像フィードバック型発音練習アプリケーションの発音改善効果の検証と利用者評価の収集</w:t>
+        <w:t>研究課題（案）：聴覚障害のある生徒を対象とした</w:t>
+      </w:r>
+      <w:r>
+        <w:br/>
+      </w:r>
+      <w:r>
+        <w:rPr>
+          <w:rFonts w:ascii="游ゴシック" w:hAnsi="游ゴシック" w:eastAsia="游ゴシック"/>
+          <w:b/>
+          <w:sz w:val="21"/>
+        </w:rPr>
+        <w:t>音声・映像フィードバック型発音練習アプリケーションの</w:t>
+      </w:r>
+      <w:r>
+        <w:br/>
+      </w:r>
+      <w:r>
+        <w:rPr>
+          <w:rFonts w:ascii="游ゴシック" w:hAnsi="游ゴシック" w:eastAsia="游ゴシック"/>
+          <w:b/>
+          <w:sz w:val="21"/>
+        </w:rPr>
+        <w:t>発音改善効果の検証と利用者評価の収集</w:t>
       </w:r>
     </w:p>
     <w:tbl>
@@ -8278,21 +8299,7 @@
           <w:b w:val="0"/>
           <w:sz w:val="20"/>
         </w:rPr>
-        <w:t>し、研究者側には渡さない</w:t>
-      </w:r>
-    </w:p>
-    <w:p>
-      <w:pPr>
-        <w:widowControl/>
-        <w:spacing w:after="160" w:line="336" w:lineRule="auto"/>
-      </w:pPr>
-      <w:r>
-        <w:rPr>
-          <w:rFonts w:ascii="游ゴシック" w:hAnsi="游ゴシック" w:eastAsia="游ゴシック"/>
-          <w:b w:val="0"/>
-          <w:sz w:val="21"/>
-        </w:rPr>
-        <w:t>（または、施錠可能な場所に保管し、研究責任者のみが管理する）</w:t>
+        <w:t>し、研究者側には渡さない（または、施錠可能な場所に保管し、研究責任者のみが管理する）</w:t>
       </w:r>
     </w:p>
     <w:p>
@@ -8466,21 +8473,7 @@
           <w:b w:val="0"/>
           <w:sz w:val="20"/>
         </w:rPr>
-        <w:t>中止を申し出た場合、その参加者のデータは速やかに削除する（ただし、既に集計・公表された</w:t>
-      </w:r>
-    </w:p>
-    <w:p>
-      <w:pPr>
-        <w:widowControl/>
-        <w:spacing w:after="160" w:line="336" w:lineRule="auto"/>
-      </w:pPr>
-      <w:r>
-        <w:rPr>
-          <w:rFonts w:ascii="游ゴシック" w:hAnsi="游ゴシック" w:eastAsia="游ゴシック"/>
-          <w:b w:val="0"/>
-          <w:sz w:val="21"/>
-        </w:rPr>
-        <w:t>分については削除できない旨をあらかじめ説明する）</w:t>
+        <w:t>中止を申し出た場合、その参加者のデータは速やかに削除する（ただし、既に集計・公表された分については削除できない旨をあらかじめ説明する）</w:t>
       </w:r>
     </w:p>
     <w:p>
@@ -9160,8 +9153,8 @@
     </w:p>
     <w:p>
       <w:pPr>
-        <w:pStyle w:val="ListBullet"/>
         <w:spacing w:after="40"/>
+        <w:ind w:left="340"/>
       </w:pPr>
       <w:r>
         <w:rPr>
@@ -9169,13 +9162,13 @@
           <w:b w:val="0"/>
           <w:sz w:val="20"/>
         </w:rPr>
-        <w:t>研究の目的</w:t>
+        <w:t>☐　研究の目的</w:t>
       </w:r>
     </w:p>
     <w:p>
       <w:pPr>
-        <w:pStyle w:val="ListBullet"/>
         <w:spacing w:after="40"/>
+        <w:ind w:left="340"/>
       </w:pPr>
       <w:r>
         <w:rPr>
@@ -9183,13 +9176,13 @@
           <w:b w:val="0"/>
           <w:sz w:val="20"/>
         </w:rPr>
-        <w:t>研究の方法（何を、どのくらいの期間行うか）</w:t>
+        <w:t>☐　研究の方法（何を、どのくらいの期間行うか）</w:t>
       </w:r>
     </w:p>
     <w:p>
       <w:pPr>
-        <w:pStyle w:val="ListBullet"/>
         <w:spacing w:after="40"/>
+        <w:ind w:left="340"/>
       </w:pPr>
       <w:r>
         <w:rPr>
@@ -9197,13 +9190,13 @@
           <w:b w:val="0"/>
           <w:sz w:val="20"/>
         </w:rPr>
-        <w:t>参加は任意であり、断っても不利益がないこと</w:t>
+        <w:t>☐　参加は任意であり、断っても不利益がないこと</w:t>
       </w:r>
     </w:p>
     <w:p>
       <w:pPr>
-        <w:pStyle w:val="ListBullet"/>
         <w:spacing w:after="40"/>
+        <w:ind w:left="340"/>
       </w:pPr>
       <w:r>
         <w:rPr>
@@ -9211,13 +9204,13 @@
           <w:b w:val="0"/>
           <w:sz w:val="20"/>
         </w:rPr>
-        <w:t>いつでも中止でき、その場合データを削除すること</w:t>
+        <w:t>☐　いつでも中止でき、その場合データを削除すること</w:t>
       </w:r>
     </w:p>
     <w:p>
       <w:pPr>
-        <w:pStyle w:val="ListBullet"/>
         <w:spacing w:after="40"/>
+        <w:ind w:left="340"/>
       </w:pPr>
       <w:r>
         <w:rPr>
@@ -9225,14 +9218,22 @@
           <w:b w:val="0"/>
           <w:sz w:val="20"/>
         </w:rPr>
-        <w:t>収集するデータの内容（スコア・日時・学年・聴覚障害の程度・アンケート回答）</w:t>
+        <w:t>☐　収集するデータの内容（スコア・日時・学年・聴覚障害の程度・アンケート回答）</w:t>
       </w:r>
     </w:p>
     <w:p>
       <w:pPr>
-        <w:pStyle w:val="ListBullet"/>
         <w:spacing w:after="40"/>
+        <w:ind w:left="340"/>
       </w:pPr>
+      <w:r>
+        <w:rPr>
+          <w:rFonts w:ascii="游ゴシック" w:hAnsi="游ゴシック" w:eastAsia="游ゴシック"/>
+          <w:b w:val="0"/>
+          <w:sz w:val="20"/>
+        </w:rPr>
+        <w:t xml:space="preserve">☐　</w:t>
+      </w:r>
       <w:r>
         <w:rPr>
           <w:rFonts w:ascii="游ゴシック" w:hAnsi="游ゴシック" w:eastAsia="游ゴシック"/>
@@ -9252,9 +9253,17 @@
     </w:p>
     <w:p>
       <w:pPr>
-        <w:pStyle w:val="ListBullet"/>
         <w:spacing w:after="40"/>
+        <w:ind w:left="340"/>
       </w:pPr>
+      <w:r>
+        <w:rPr>
+          <w:rFonts w:ascii="游ゴシック" w:hAnsi="游ゴシック" w:eastAsia="游ゴシック"/>
+          <w:b w:val="0"/>
+          <w:sz w:val="20"/>
+        </w:rPr>
+        <w:t xml:space="preserve">☐　</w:t>
+      </w:r>
       <w:r>
         <w:rPr>
           <w:rFonts w:ascii="游ゴシック" w:hAnsi="游ゴシック" w:eastAsia="游ゴシック"/>
@@ -9266,8 +9275,8 @@
     </w:p>
     <w:p>
       <w:pPr>
-        <w:pStyle w:val="ListBullet"/>
         <w:spacing w:after="40"/>
+        <w:ind w:left="340"/>
       </w:pPr>
       <w:r>
         <w:rPr>
@@ -9275,13 +9284,13 @@
           <w:b w:val="0"/>
           <w:sz w:val="20"/>
         </w:rPr>
-        <w:t>利用者 ID とパスワードの取扱い（氏名を使わないこと・パスワードの管理方法）</w:t>
+        <w:t>☐　利用者 ID とパスワードの取扱い（氏名を使わないこと・パスワードの管理方法）</w:t>
       </w:r>
     </w:p>
     <w:p>
       <w:pPr>
-        <w:pStyle w:val="ListBullet"/>
         <w:spacing w:after="40"/>
+        <w:ind w:left="340"/>
       </w:pPr>
       <w:r>
         <w:rPr>
@@ -9289,13 +9298,13 @@
           <w:b w:val="0"/>
           <w:sz w:val="20"/>
         </w:rPr>
-        <w:t>アンケートの実施時期と所要時間、回答が任意であること</w:t>
+        <w:t>☐　アンケートの実施時期と所要時間、回答が任意であること</w:t>
       </w:r>
     </w:p>
     <w:p>
       <w:pPr>
-        <w:pStyle w:val="ListBullet"/>
         <w:spacing w:after="40"/>
+        <w:ind w:left="340"/>
       </w:pPr>
       <w:r>
         <w:rPr>
@@ -9303,13 +9312,13 @@
           <w:b w:val="0"/>
           <w:sz w:val="20"/>
         </w:rPr>
-        <w:t>データの管理方法・保存期間・廃棄方法</w:t>
+        <w:t>☐　データの管理方法・保存期間・廃棄方法</w:t>
       </w:r>
     </w:p>
     <w:p>
       <w:pPr>
-        <w:pStyle w:val="ListBullet"/>
         <w:spacing w:after="40"/>
+        <w:ind w:left="340"/>
       </w:pPr>
       <w:r>
         <w:rPr>
@@ -9317,13 +9326,13 @@
           <w:b w:val="0"/>
           <w:sz w:val="20"/>
         </w:rPr>
-        <w:t>個人が特定されない形で公表すること</w:t>
+        <w:t>☐　個人が特定されない形で公表すること</w:t>
       </w:r>
     </w:p>
     <w:p>
       <w:pPr>
-        <w:pStyle w:val="ListBullet"/>
         <w:spacing w:after="40"/>
+        <w:ind w:left="340"/>
       </w:pPr>
       <w:r>
         <w:rPr>
@@ -9331,13 +9340,13 @@
           <w:b w:val="0"/>
           <w:sz w:val="20"/>
         </w:rPr>
-        <w:t>予測される負担とその対策</w:t>
+        <w:t>☐　予測される負担とその対策</w:t>
       </w:r>
     </w:p>
     <w:p>
       <w:pPr>
-        <w:pStyle w:val="ListBullet"/>
         <w:spacing w:after="40"/>
+        <w:ind w:left="340"/>
       </w:pPr>
       <w:r>
         <w:rPr>
@@ -9345,13 +9354,13 @@
           <w:b w:val="0"/>
           <w:sz w:val="20"/>
         </w:rPr>
-        <w:t>参加により期待される利益（および改善が保証されるものではないこと）</w:t>
+        <w:t>☐　参加により期待される利益（および改善が保証されるものではないこと）</w:t>
       </w:r>
     </w:p>
     <w:p>
       <w:pPr>
-        <w:pStyle w:val="ListBullet"/>
         <w:spacing w:after="40"/>
+        <w:ind w:left="340"/>
       </w:pPr>
       <w:r>
         <w:rPr>
@@ -9359,7 +9368,7 @@
           <w:b w:val="0"/>
           <w:sz w:val="20"/>
         </w:rPr>
-        <w:t>問い合わせ先（研究責任者の氏名・連絡先）</w:t>
+        <w:t>☐　問い合わせ先（研究責任者の氏名・連絡先）</w:t>
       </w:r>
     </w:p>
     <w:sectPr>

--- a/docs/倫理審査資料_SP-PS.docx
+++ b/docs/倫理審査資料_SP-PS.docx
@@ -9120,257 +9120,6 @@
         <w:t>学校名についても、学校側の意向を確認したうえで匿名化の要否を判断する</w:t>
       </w:r>
     </w:p>
-    <w:p>
-      <w:pPr>
-        <w:pStyle w:val="Heading2"/>
-        <w:keepNext/>
-        <w:keepLines/>
-        <w:spacing w:before="400" w:after="160"/>
-      </w:pPr>
-      <w:r>
-        <w:rPr>
-          <w:rFonts w:ascii="游ゴシック" w:hAnsi="游ゴシック" w:eastAsia="游ゴシック"/>
-          <w:b/>
-          <w:color w:val="0E1E45"/>
-          <w:sz w:val="27"/>
-        </w:rPr>
-        <w:t>付録：説明文書に記載すべき項目（チェックリスト）</w:t>
-      </w:r>
-    </w:p>
-    <w:p>
-      <w:pPr>
-        <w:widowControl/>
-        <w:spacing w:after="160" w:line="336" w:lineRule="auto"/>
-      </w:pPr>
-      <w:r>
-        <w:rPr>
-          <w:rFonts w:ascii="游ゴシック" w:hAnsi="游ゴシック" w:eastAsia="游ゴシック"/>
-          <w:b w:val="0"/>
-          <w:sz w:val="21"/>
-        </w:rPr>
-        <w:t>保護者・本人向けの説明文書を作成する際の確認事項。</w:t>
-      </w:r>
-    </w:p>
-    <w:p>
-      <w:pPr>
-        <w:spacing w:after="40"/>
-        <w:ind w:left="340"/>
-      </w:pPr>
-      <w:r>
-        <w:rPr>
-          <w:rFonts w:ascii="游ゴシック" w:hAnsi="游ゴシック" w:eastAsia="游ゴシック"/>
-          <w:b w:val="0"/>
-          <w:sz w:val="20"/>
-        </w:rPr>
-        <w:t>☐　研究の目的</w:t>
-      </w:r>
-    </w:p>
-    <w:p>
-      <w:pPr>
-        <w:spacing w:after="40"/>
-        <w:ind w:left="340"/>
-      </w:pPr>
-      <w:r>
-        <w:rPr>
-          <w:rFonts w:ascii="游ゴシック" w:hAnsi="游ゴシック" w:eastAsia="游ゴシック"/>
-          <w:b w:val="0"/>
-          <w:sz w:val="20"/>
-        </w:rPr>
-        <w:t>☐　研究の方法（何を、どのくらいの期間行うか）</w:t>
-      </w:r>
-    </w:p>
-    <w:p>
-      <w:pPr>
-        <w:spacing w:after="40"/>
-        <w:ind w:left="340"/>
-      </w:pPr>
-      <w:r>
-        <w:rPr>
-          <w:rFonts w:ascii="游ゴシック" w:hAnsi="游ゴシック" w:eastAsia="游ゴシック"/>
-          <w:b w:val="0"/>
-          <w:sz w:val="20"/>
-        </w:rPr>
-        <w:t>☐　参加は任意であり、断っても不利益がないこと</w:t>
-      </w:r>
-    </w:p>
-    <w:p>
-      <w:pPr>
-        <w:spacing w:after="40"/>
-        <w:ind w:left="340"/>
-      </w:pPr>
-      <w:r>
-        <w:rPr>
-          <w:rFonts w:ascii="游ゴシック" w:hAnsi="游ゴシック" w:eastAsia="游ゴシック"/>
-          <w:b w:val="0"/>
-          <w:sz w:val="20"/>
-        </w:rPr>
-        <w:t>☐　いつでも中止でき、その場合データを削除すること</w:t>
-      </w:r>
-    </w:p>
-    <w:p>
-      <w:pPr>
-        <w:spacing w:after="40"/>
-        <w:ind w:left="340"/>
-      </w:pPr>
-      <w:r>
-        <w:rPr>
-          <w:rFonts w:ascii="游ゴシック" w:hAnsi="游ゴシック" w:eastAsia="游ゴシック"/>
-          <w:b w:val="0"/>
-          <w:sz w:val="20"/>
-        </w:rPr>
-        <w:t>☐　収集するデータの内容（スコア・日時・学年・聴覚障害の程度・アンケート回答）</w:t>
-      </w:r>
-    </w:p>
-    <w:p>
-      <w:pPr>
-        <w:spacing w:after="40"/>
-        <w:ind w:left="340"/>
-      </w:pPr>
-      <w:r>
-        <w:rPr>
-          <w:rFonts w:ascii="游ゴシック" w:hAnsi="游ゴシック" w:eastAsia="游ゴシック"/>
-          <w:b w:val="0"/>
-          <w:sz w:val="20"/>
-        </w:rPr>
-        <w:t xml:space="preserve">☐　</w:t>
-      </w:r>
-      <w:r>
-        <w:rPr>
-          <w:rFonts w:ascii="游ゴシック" w:hAnsi="游ゴシック" w:eastAsia="游ゴシック"/>
-          <w:b/>
-          <w:sz w:val="20"/>
-        </w:rPr>
-        <w:t>聴覚障害の程度を取得すること</w:t>
-      </w:r>
-      <w:r>
-        <w:rPr>
-          <w:rFonts w:ascii="游ゴシック" w:hAnsi="游ゴシック" w:eastAsia="游ゴシック"/>
-          <w:b w:val="0"/>
-          <w:sz w:val="20"/>
-        </w:rPr>
-        <w:t>（独立した同意欄を設ける）</w:t>
-      </w:r>
-    </w:p>
-    <w:p>
-      <w:pPr>
-        <w:spacing w:after="40"/>
-        <w:ind w:left="340"/>
-      </w:pPr>
-      <w:r>
-        <w:rPr>
-          <w:rFonts w:ascii="游ゴシック" w:hAnsi="游ゴシック" w:eastAsia="游ゴシック"/>
-          <w:b w:val="0"/>
-          <w:sz w:val="20"/>
-        </w:rPr>
-        <w:t xml:space="preserve">☐　</w:t>
-      </w:r>
-      <w:r>
-        <w:rPr>
-          <w:rFonts w:ascii="游ゴシック" w:hAnsi="游ゴシック" w:eastAsia="游ゴシック"/>
-          <w:b/>
-          <w:sz w:val="20"/>
-        </w:rPr>
-        <w:t>音声・顔の映像は保存されないこと</w:t>
-      </w:r>
-    </w:p>
-    <w:p>
-      <w:pPr>
-        <w:spacing w:after="40"/>
-        <w:ind w:left="340"/>
-      </w:pPr>
-      <w:r>
-        <w:rPr>
-          <w:rFonts w:ascii="游ゴシック" w:hAnsi="游ゴシック" w:eastAsia="游ゴシック"/>
-          <w:b w:val="0"/>
-          <w:sz w:val="20"/>
-        </w:rPr>
-        <w:t>☐　利用者 ID とパスワードの取扱い（氏名を使わないこと・パスワードの管理方法）</w:t>
-      </w:r>
-    </w:p>
-    <w:p>
-      <w:pPr>
-        <w:spacing w:after="40"/>
-        <w:ind w:left="340"/>
-      </w:pPr>
-      <w:r>
-        <w:rPr>
-          <w:rFonts w:ascii="游ゴシック" w:hAnsi="游ゴシック" w:eastAsia="游ゴシック"/>
-          <w:b w:val="0"/>
-          <w:sz w:val="20"/>
-        </w:rPr>
-        <w:t>☐　アンケートの実施時期と所要時間、回答が任意であること</w:t>
-      </w:r>
-    </w:p>
-    <w:p>
-      <w:pPr>
-        <w:spacing w:after="40"/>
-        <w:ind w:left="340"/>
-      </w:pPr>
-      <w:r>
-        <w:rPr>
-          <w:rFonts w:ascii="游ゴシック" w:hAnsi="游ゴシック" w:eastAsia="游ゴシック"/>
-          <w:b w:val="0"/>
-          <w:sz w:val="20"/>
-        </w:rPr>
-        <w:t>☐　データの管理方法・保存期間・廃棄方法</w:t>
-      </w:r>
-    </w:p>
-    <w:p>
-      <w:pPr>
-        <w:spacing w:after="40"/>
-        <w:ind w:left="340"/>
-      </w:pPr>
-      <w:r>
-        <w:rPr>
-          <w:rFonts w:ascii="游ゴシック" w:hAnsi="游ゴシック" w:eastAsia="游ゴシック"/>
-          <w:b w:val="0"/>
-          <w:sz w:val="20"/>
-        </w:rPr>
-        <w:t>☐　個人が特定されない形で公表すること</w:t>
-      </w:r>
-    </w:p>
-    <w:p>
-      <w:pPr>
-        <w:spacing w:after="40"/>
-        <w:ind w:left="340"/>
-      </w:pPr>
-      <w:r>
-        <w:rPr>
-          <w:rFonts w:ascii="游ゴシック" w:hAnsi="游ゴシック" w:eastAsia="游ゴシック"/>
-          <w:b w:val="0"/>
-          <w:sz w:val="20"/>
-        </w:rPr>
-        <w:t>☐　予測される負担とその対策</w:t>
-      </w:r>
-    </w:p>
-    <w:p>
-      <w:pPr>
-        <w:spacing w:after="40"/>
-        <w:ind w:left="340"/>
-      </w:pPr>
-      <w:r>
-        <w:rPr>
-          <w:rFonts w:ascii="游ゴシック" w:hAnsi="游ゴシック" w:eastAsia="游ゴシック"/>
-          <w:b w:val="0"/>
-          <w:sz w:val="20"/>
-        </w:rPr>
-        <w:t>☐　参加により期待される利益（および改善が保証されるものではないこと）</w:t>
-      </w:r>
-    </w:p>
-    <w:p>
-      <w:pPr>
-        <w:spacing w:after="40"/>
-        <w:ind w:left="340"/>
-      </w:pPr>
-      <w:r>
-        <w:rPr>
-          <w:rFonts w:ascii="游ゴシック" w:hAnsi="游ゴシック" w:eastAsia="游ゴシック"/>
-          <w:b w:val="0"/>
-          <w:sz w:val="20"/>
-        </w:rPr>
-        <w:t>☐　問い合わせ先（研究責任者の氏名・連絡先）</w:t>
-      </w:r>
-    </w:p>
     <w:sectPr>
       <w:pgSz w:w="12240" w:h="15840"/>
       <w:pgMar w:top="1247" w:right="1247" w:bottom="1247" w:left="1247" w:header="720" w:footer="720" w:gutter="0"/>

--- a/docs/倫理審査資料_SP-PS.docx
+++ b/docs/倫理審査資料_SP-PS.docx
@@ -197,7 +197,7 @@
                 <w:b w:val="0"/>
                 <w:sz w:val="18"/>
               </w:rPr>
-              <w:t>（記入）</w:t>
+              <w:t>前田 侑輝</w:t>
             </w:r>
           </w:p>
         </w:tc>
@@ -283,7 +283,7 @@
                 <w:b w:val="0"/>
                 <w:sz w:val="18"/>
               </w:rPr>
-              <w:t>（記入）</w:t>
+              <w:t>金道 敏樹</w:t>
             </w:r>
           </w:p>
         </w:tc>

--- a/docs/倫理審査資料_SP-PS.docx
+++ b/docs/倫理審査資料_SP-PS.docx
@@ -240,7 +240,7 @@
                 <w:b w:val="0"/>
                 <w:sz w:val="18"/>
               </w:rPr>
-              <w:t>金沢工業大学 Smart Agent and Intelligence Lab.</w:t>
+              <w:t>金沢工業大学　金道研究室</w:t>
             </w:r>
           </w:p>
         </w:tc>
@@ -320,7 +320,7 @@
                 <w:b w:val="0"/>
                 <w:sz w:val="18"/>
               </w:rPr>
-              <w:t>第4版（教員確認用ドラフト）</w:t>
+              <w:t>第1版</w:t>
             </w:r>
           </w:p>
         </w:tc>

--- a/docs/倫理審査資料_SP-PS.docx
+++ b/docs/倫理審査資料_SP-PS.docx
@@ -1676,13 +1676,15 @@
           <w:rFonts w:ascii="ＭＳ ゴシック" w:hAnsi="ＭＳ ゴシック" w:eastAsia="ＭＳ ゴシック"/>
           <w:sz w:val="17"/>
         </w:rPr>
-        <w:t>① お手本を提供する人が単語を登録する</w:t>
+        <w:t>① お手本を提供する人（保護者や家族、学校の先生など）が単語を登録する</w:t>
         <w:br/>
         <w:t xml:space="preserve">     単語のテキスト（表記・読み）＋ 発音している様子を3秒間録画</w:t>
         <w:br/>
         <w:t xml:space="preserve">     → この録画から「お手本の音声」と「お手本の口の動き」を取り込む</w:t>
         <w:br/>
-        <w:t xml:space="preserve">     ※ アプリの一般的な想定は家族。本調査では担当教員を想定</w:t>
+        <w:t xml:space="preserve">     ※ 家庭で使う場合は親などの家族を想定している。</w:t>
+        <w:br/>
+        <w:t xml:space="preserve">       本調査では学校の担当教員がお手本を提供する。</w:t>
         <w:br/>
         <w:br/>
         <w:t>② 生徒が練習する</w:t>
@@ -4237,7 +4239,23 @@
                 <w:b w:val="0"/>
                 <w:sz w:val="18"/>
               </w:rPr>
-              <w:t>聴覚特別支援学校に在籍する児童・生徒（小学部・中学部・高等部）</w:t>
+              <w:t>石川県立ろう学校に在籍する生徒（</w:t>
+            </w:r>
+            <w:r>
+              <w:rPr>
+                <w:rFonts w:ascii="游ゴシック" w:hAnsi="游ゴシック" w:eastAsia="游ゴシック"/>
+                <w:b/>
+                <w:sz w:val="18"/>
+              </w:rPr>
+              <w:t>中学部・高等部</w:t>
+            </w:r>
+            <w:r>
+              <w:rPr>
+                <w:rFonts w:ascii="游ゴシック" w:hAnsi="游ゴシック" w:eastAsia="游ゴシック"/>
+                <w:b w:val="0"/>
+                <w:sz w:val="18"/>
+              </w:rPr>
+              <w:t>）</w:t>
             </w:r>
           </w:p>
         </w:tc>
@@ -4324,6 +4342,49 @@
                 <w:sz w:val="18"/>
               </w:rPr>
               <w:t>学校側と協議のうえ、担当教員が発音練習に取り組んでいる生徒に対して募集する</w:t>
+            </w:r>
+          </w:p>
+        </w:tc>
+      </w:tr>
+      <w:tr>
+        <w:trPr>
+          <w:cantSplit/>
+        </w:trPr>
+        <w:tc>
+          <w:tcPr>
+            <w:tcW w:type="dxa" w:w="4873"/>
+          </w:tcPr>
+          <w:p>
+            <w:pPr>
+              <w:keepNext/>
+            </w:pPr>
+            <w:r/>
+            <w:r>
+              <w:rPr>
+                <w:rFonts w:ascii="游ゴシック" w:hAnsi="游ゴシック" w:eastAsia="游ゴシック"/>
+                <w:b w:val="0"/>
+                <w:sz w:val="18"/>
+              </w:rPr>
+              <w:t>小学部を含めない理由</w:t>
+            </w:r>
+          </w:p>
+        </w:tc>
+        <w:tc>
+          <w:tcPr>
+            <w:tcW w:type="dxa" w:w="4873"/>
+          </w:tcPr>
+          <w:p>
+            <w:pPr>
+              <w:keepNext/>
+            </w:pPr>
+            <w:r/>
+            <w:r>
+              <w:rPr>
+                <w:rFonts w:ascii="游ゴシック" w:hAnsi="游ゴシック" w:eastAsia="游ゴシック"/>
+                <w:b w:val="0"/>
+                <w:sz w:val="18"/>
+              </w:rPr>
+              <w:t>発音練習アプリの自主的な操作、およびアンケートへの回答に一定の負担が生じるため、本調査では中学部・高等部を対象とする</w:t>
             </w:r>
           </w:p>
         </w:tc>
@@ -5830,7 +5891,7 @@
                 <w:b w:val="0"/>
                 <w:sz w:val="18"/>
               </w:rPr>
-              <w:t>小学部・中学部・高等部の別および学年</w:t>
+              <w:t>中学部・高等部の別および学年</w:t>
             </w:r>
           </w:p>
         </w:tc>
@@ -8252,7 +8313,7 @@
           <w:color w:val="555D6E"/>
           <w:sz w:val="19"/>
         </w:rPr>
-        <w:t>を推奨する。 ただし、小学部の児童にはパスワード管理自体が負担となりうるため、 低学年については担当教員が管理する等の配慮を検討する。</w:t>
+        <w:t>を推奨する。</w:t>
       </w:r>
     </w:p>
     <w:p>
@@ -8368,7 +8429,7 @@
           <w:color w:val="8A5D00"/>
           <w:sz w:val="19"/>
         </w:rPr>
-        <w:t xml:space="preserve"> 対応表の管理者・保管方法、および低学年のパスワード運用は 学校側と協議のうえ決定する。</w:t>
+        <w:t xml:space="preserve"> 対応表の管理者・保管方法は学校側と協議のうえ決定する。</w:t>
       </w:r>
     </w:p>
     <w:p>

--- a/docs/倫理審査資料_SP-PS.docx
+++ b/docs/倫理審査資料_SP-PS.docx
@@ -4342,49 +4342,6 @@
                 <w:sz w:val="18"/>
               </w:rPr>
               <w:t>学校側と協議のうえ、担当教員が発音練習に取り組んでいる生徒に対して募集する</w:t>
-            </w:r>
-          </w:p>
-        </w:tc>
-      </w:tr>
-      <w:tr>
-        <w:trPr>
-          <w:cantSplit/>
-        </w:trPr>
-        <w:tc>
-          <w:tcPr>
-            <w:tcW w:type="dxa" w:w="4873"/>
-          </w:tcPr>
-          <w:p>
-            <w:pPr>
-              <w:keepNext/>
-            </w:pPr>
-            <w:r/>
-            <w:r>
-              <w:rPr>
-                <w:rFonts w:ascii="游ゴシック" w:hAnsi="游ゴシック" w:eastAsia="游ゴシック"/>
-                <w:b w:val="0"/>
-                <w:sz w:val="18"/>
-              </w:rPr>
-              <w:t>小学部を含めない理由</w:t>
-            </w:r>
-          </w:p>
-        </w:tc>
-        <w:tc>
-          <w:tcPr>
-            <w:tcW w:type="dxa" w:w="4873"/>
-          </w:tcPr>
-          <w:p>
-            <w:pPr>
-              <w:keepNext/>
-            </w:pPr>
-            <w:r/>
-            <w:r>
-              <w:rPr>
-                <w:rFonts w:ascii="游ゴシック" w:hAnsi="游ゴシック" w:eastAsia="游ゴシック"/>
-                <w:b w:val="0"/>
-                <w:sz w:val="18"/>
-              </w:rPr>
-              <w:t>発音練習アプリの自主的な操作、およびアンケートへの回答に一定の負担が生じるため、本調査では中学部・高等部を対象とする</w:t>
             </w:r>
           </w:p>
         </w:tc>

--- a/docs/倫理審査資料_SP-PS.docx
+++ b/docs/倫理審査資料_SP-PS.docx
@@ -6219,22 +6219,6 @@
     </w:p>
     <w:p>
       <w:pPr>
-        <w:keepLines/>
-        <w:spacing w:after="200"/>
-        <w:ind w:left="283"/>
-      </w:pPr>
-      <w:r>
-        <w:rPr>
-          <w:rFonts w:ascii="游ゴシック" w:hAnsi="游ゴシック" w:eastAsia="游ゴシック"/>
-          <w:b/>
-          <w:color w:val="8A5D00"/>
-          <w:sz w:val="19"/>
-        </w:rPr>
-        <w:t>本項目は審査上の最重要事項である。</w:t>
-      </w:r>
-    </w:p>
-    <w:p>
-      <w:pPr>
         <w:widowControl/>
         <w:spacing w:after="160" w:line="336" w:lineRule="auto"/>
       </w:pPr>

--- a/docs/倫理審査資料_SP-PS.docx
+++ b/docs/倫理審査資料_SP-PS.docx
@@ -4831,6 +4831,7 @@
     </w:p>
     <w:p>
       <w:pPr>
+        <w:keepNext/>
         <w:keepLines/>
         <w:spacing w:after="200"/>
         <w:ind w:left="283"/>
@@ -4995,7 +4996,7 @@
                 <w:b w:val="0"/>
                 <w:sz w:val="18"/>
               </w:rPr>
-              <w:t>学校の PC 各台にインストールし、単独で動作させる</w:t>
+              <w:t>研究室所有のスマートフォン各台にインストールし、単独で動作させる</w:t>
             </w:r>
           </w:p>
         </w:tc>
@@ -5014,7 +5015,7 @@
                 <w:b w:val="0"/>
                 <w:sz w:val="18"/>
               </w:rPr>
-              <w:t>その PC 内のみ（外部送信なし）</w:t>
+              <w:t>そのスマートフォン内のみ（外部送信なし）</w:t>
             </w:r>
           </w:p>
         </w:tc>
@@ -5033,7 +5034,7 @@
                 <w:b w:val="0"/>
                 <w:sz w:val="18"/>
               </w:rPr>
-              <w:t>外部にデータが出ないため、個人情報保護の観点で最も説明が容易。ただし台数分の設定作業が必要</w:t>
+              <w:t>外部にデータが出ないため、個人情報保護の観点で最も説明が容易。ただし台数分の設定作業が必要。スマホ内で完結するように一部システム変更が必要</w:t>
             </w:r>
           </w:p>
         </w:tc>
@@ -5057,7 +5058,7 @@
                 <w:b/>
                 <w:sz w:val="18"/>
               </w:rPr>
-              <w:t>B. 校内サーバー方式</w:t>
+              <w:t>B. 研究室内PCを貸し出しサーバーとする方式</w:t>
             </w:r>
           </w:p>
         </w:tc>
@@ -5076,7 +5077,7 @@
                 <w:b w:val="0"/>
                 <w:sz w:val="18"/>
               </w:rPr>
-              <w:t>学校内の PC 1台をサーバーとし、校内ネットワークの端末から利用する</w:t>
+              <w:t>研究室所有のPCをサーバーとしてろう学校に貸し出し、参加者は個人のスマホからそのサーバーにアクセスする</w:t>
             </w:r>
           </w:p>
         </w:tc>
@@ -5095,7 +5096,7 @@
                 <w:b w:val="0"/>
                 <w:sz w:val="18"/>
               </w:rPr>
-              <w:t>校内サーバー1台のみ（外部送信なし）</w:t>
+              <w:t>その研究室PC内のみ（外部送信なし）</w:t>
             </w:r>
           </w:p>
         </w:tc>
@@ -5114,7 +5115,88 @@
                 <w:b w:val="0"/>
                 <w:sz w:val="18"/>
               </w:rPr>
-              <w:t>複数端末から利用でき、データも1か所に集約できる。校内ネットワークの利用許可が必要</w:t>
+              <w:t>外部にデータが出ないため、個人情報保護の観点で良い。ただし個人のスマホと研究室PCとの接続設定が必要。参加者の家で利用できない</w:t>
+            </w:r>
+          </w:p>
+        </w:tc>
+      </w:tr>
+      <w:tr>
+        <w:trPr>
+          <w:cantSplit/>
+        </w:trPr>
+        <w:tc>
+          <w:tcPr>
+            <w:tcW w:type="dxa" w:w="2436"/>
+          </w:tcPr>
+          <w:p>
+            <w:pPr>
+              <w:keepNext/>
+            </w:pPr>
+            <w:r/>
+            <w:r>
+              <w:rPr>
+                <w:rFonts w:ascii="游ゴシック" w:hAnsi="游ゴシック" w:eastAsia="游ゴシック"/>
+                <w:b/>
+                <w:sz w:val="18"/>
+              </w:rPr>
+              <w:t>C. 大学内サーバー方式</w:t>
+            </w:r>
+          </w:p>
+        </w:tc>
+        <w:tc>
+          <w:tcPr>
+            <w:tcW w:type="dxa" w:w="2436"/>
+          </w:tcPr>
+          <w:p>
+            <w:pPr>
+              <w:keepNext/>
+            </w:pPr>
+            <w:r/>
+            <w:r>
+              <w:rPr>
+                <w:rFonts w:ascii="游ゴシック" w:hAnsi="游ゴシック" w:eastAsia="游ゴシック"/>
+                <w:b w:val="0"/>
+                <w:sz w:val="18"/>
+              </w:rPr>
+              <w:t>大学の情報処理サービスセンターのサーバーを借り、参加者個人の端末から利用する。参加者側はVPNなどの設定などはなくURLでアクセスするだけでできるのではないか</w:t>
+            </w:r>
+          </w:p>
+        </w:tc>
+        <w:tc>
+          <w:tcPr>
+            <w:tcW w:type="dxa" w:w="2436"/>
+          </w:tcPr>
+          <w:p>
+            <w:pPr>
+              <w:keepNext/>
+            </w:pPr>
+            <w:r/>
+            <w:r>
+              <w:rPr>
+                <w:rFonts w:ascii="游ゴシック" w:hAnsi="游ゴシック" w:eastAsia="游ゴシック"/>
+                <w:b w:val="0"/>
+                <w:sz w:val="18"/>
+              </w:rPr>
+              <w:t>大学内サーバー1台のみ（外部送信なし）</w:t>
+            </w:r>
+          </w:p>
+        </w:tc>
+        <w:tc>
+          <w:tcPr>
+            <w:tcW w:type="dxa" w:w="2436"/>
+          </w:tcPr>
+          <w:p>
+            <w:pPr>
+              <w:keepNext/>
+            </w:pPr>
+            <w:r/>
+            <w:r>
+              <w:rPr>
+                <w:rFonts w:ascii="游ゴシック" w:hAnsi="游ゴシック" w:eastAsia="游ゴシック"/>
+                <w:b w:val="0"/>
+                <w:sz w:val="18"/>
+              </w:rPr>
+              <w:t>複数端末から利用でき参加者の家でも利用できる、データも1か所に集約できる。校内ネットワークの利用許可が必要</w:t>
             </w:r>
           </w:p>
         </w:tc>
@@ -5135,7 +5217,7 @@
                 <w:b/>
                 <w:sz w:val="18"/>
               </w:rPr>
-              <w:t>C. クラウド方式</w:t>
+              <w:t>D. クラウド方式</w:t>
             </w:r>
           </w:p>
         </w:tc>
@@ -5221,7 +5303,7 @@
           <w:b/>
           <w:sz w:val="21"/>
         </w:rPr>
-        <w:t>案 A または案 B</w:t>
+        <w:t>案 A または案 B または案 C</w:t>
       </w:r>
       <w:r>
         <w:rPr>

--- a/docs/倫理審査資料_SP-PS.docx
+++ b/docs/倫理審査資料_SP-PS.docx
@@ -4430,7 +4430,7 @@
           <w:b/>
           <w:sz w:val="21"/>
         </w:rPr>
-        <w:t>学年および聴覚障害の程度</w:t>
+        <w:t>聴覚障害の程度</w:t>
       </w:r>
       <w:r>
         <w:rPr>
@@ -5914,91 +5914,6 @@
                 <w:b/>
                 <w:sz w:val="18"/>
               </w:rPr>
-              <w:t>学年</w:t>
-            </w:r>
-          </w:p>
-        </w:tc>
-        <w:tc>
-          <w:tcPr>
-            <w:tcW w:type="dxa" w:w="1949"/>
-          </w:tcPr>
-          <w:p>
-            <w:r/>
-            <w:r>
-              <w:rPr>
-                <w:rFonts w:ascii="游ゴシック" w:hAnsi="游ゴシック" w:eastAsia="游ゴシック"/>
-                <w:b w:val="0"/>
-                <w:sz w:val="18"/>
-              </w:rPr>
-              <w:t>中学部・高等部の別および学年</w:t>
-            </w:r>
-          </w:p>
-        </w:tc>
-        <w:tc>
-          <w:tcPr>
-            <w:tcW w:type="dxa" w:w="1949"/>
-          </w:tcPr>
-          <w:p>
-            <w:r/>
-            <w:r>
-              <w:rPr>
-                <w:rFonts w:ascii="游ゴシック" w:hAnsi="游ゴシック" w:eastAsia="游ゴシック"/>
-                <w:b/>
-                <w:sz w:val="18"/>
-              </w:rPr>
-              <w:t>属性情報</w:t>
-            </w:r>
-          </w:p>
-        </w:tc>
-        <w:tc>
-          <w:tcPr>
-            <w:tcW w:type="dxa" w:w="1949"/>
-          </w:tcPr>
-          <w:p>
-            <w:r/>
-            <w:r>
-              <w:rPr>
-                <w:rFonts w:ascii="游ゴシック" w:hAnsi="游ゴシック" w:eastAsia="游ゴシック"/>
-                <w:b w:val="0"/>
-                <w:sz w:val="18"/>
-              </w:rPr>
-              <w:t>事前に調査票で取得</w:t>
-            </w:r>
-          </w:p>
-        </w:tc>
-      </w:tr>
-      <w:tr>
-        <w:trPr>
-          <w:cantSplit/>
-        </w:trPr>
-        <w:tc>
-          <w:tcPr>
-            <w:tcW w:type="dxa" w:w="1949"/>
-          </w:tcPr>
-          <w:p>
-            <w:r/>
-            <w:r>
-              <w:rPr>
-                <w:rFonts w:ascii="游ゴシック" w:hAnsi="游ゴシック" w:eastAsia="游ゴシック"/>
-                <w:b w:val="0"/>
-                <w:sz w:val="18"/>
-              </w:rPr>
-              <w:t>7</w:t>
-            </w:r>
-          </w:p>
-        </w:tc>
-        <w:tc>
-          <w:tcPr>
-            <w:tcW w:type="dxa" w:w="1949"/>
-          </w:tcPr>
-          <w:p>
-            <w:r/>
-            <w:r>
-              <w:rPr>
-                <w:rFonts w:ascii="游ゴシック" w:hAnsi="游ゴシック" w:eastAsia="游ゴシック"/>
-                <w:b/>
-                <w:sz w:val="18"/>
-              </w:rPr>
               <w:t>聴覚障害の程度</w:t>
             </w:r>
           </w:p>
@@ -6068,7 +5983,7 @@
                 <w:b w:val="0"/>
                 <w:sz w:val="18"/>
               </w:rPr>
-              <w:t>8</w:t>
+              <w:t>7</w:t>
             </w:r>
           </w:p>
         </w:tc>
@@ -6153,7 +6068,7 @@
                 <w:b w:val="0"/>
                 <w:sz w:val="18"/>
               </w:rPr>
-              <w:t>9</w:t>
+              <w:t>8</w:t>
             </w:r>
           </w:p>
         </w:tc>
@@ -6411,7 +6326,7 @@
           <w:b/>
           <w:sz w:val="21"/>
         </w:rPr>
-        <w:t>「学校名 ＋ 学年 ＋ 聴覚障害の程度」の3つが揃うと、個人が特定されうる</w:t>
+        <w:t>「学校名 ＋ 聴覚障害の程度」が揃うと、個人が特定されうる</w:t>
       </w:r>
       <w:r>
         <w:rPr>
@@ -6419,7 +6334,7 @@
           <w:b w:val="0"/>
           <w:sz w:val="21"/>
         </w:rPr>
-        <w:t>（例：「A校 中学部2年で重度難聴の生徒」が1名しかいない場合）。氏名を収集しなくても、属性の組み合わせによって個人が識別されうる点に注意が必要である。</w:t>
+        <w:t>（例：「A校で重度難聴の生徒」が1名しかいない場合）。氏名を収集しなくても、属性の組み合わせによって個人が識別されうる点に注意が必要である。</w:t>
       </w:r>
     </w:p>
     <w:p>
@@ -6560,49 +6475,6 @@
                 <w:b w:val="0"/>
                 <w:sz w:val="18"/>
               </w:rPr>
-              <w:t>学年を学部単位に丸める</w:t>
-            </w:r>
-          </w:p>
-        </w:tc>
-        <w:tc>
-          <w:tcPr>
-            <w:tcW w:type="dxa" w:w="4873"/>
-          </w:tcPr>
-          <w:p>
-            <w:pPr>
-              <w:keepNext/>
-            </w:pPr>
-            <w:r/>
-            <w:r>
-              <w:rPr>
-                <w:rFonts w:ascii="游ゴシック" w:hAnsi="游ゴシック" w:eastAsia="游ゴシック"/>
-                <w:b w:val="0"/>
-                <w:sz w:val="18"/>
-              </w:rPr>
-              <w:t>分析上支障がなければ「中学部2年」ではなく「中学部」として扱う</w:t>
-            </w:r>
-          </w:p>
-        </w:tc>
-      </w:tr>
-      <w:tr>
-        <w:trPr>
-          <w:cantSplit/>
-        </w:trPr>
-        <w:tc>
-          <w:tcPr>
-            <w:tcW w:type="dxa" w:w="4873"/>
-          </w:tcPr>
-          <w:p>
-            <w:pPr>
-              <w:keepNext/>
-            </w:pPr>
-            <w:r/>
-            <w:r>
-              <w:rPr>
-                <w:rFonts w:ascii="游ゴシック" w:hAnsi="游ゴシック" w:eastAsia="游ゴシック"/>
-                <w:b w:val="0"/>
-                <w:sz w:val="18"/>
-              </w:rPr>
               <w:t>公表時の配慮</w:t>
             </w:r>
           </w:p>
@@ -6622,7 +6494,7 @@
                 <w:b w:val="0"/>
                 <w:sz w:val="18"/>
               </w:rPr>
-              <w:t>学年と障害の程度を組み合わせた事例提示（「中学部2年・重度難聴の生徒Aは…」等）を行わない</w:t>
+              <w:t>障害の程度を用いた事例提示（「重度難聴の生徒Aは…」等）を行わない</w:t>
             </w:r>
           </w:p>
         </w:tc>
@@ -7422,7 +7294,7 @@
                 <w:b w:val="0"/>
                 <w:sz w:val="18"/>
               </w:rPr>
-              <w:t>とする。学年・発達段階に応じて表現を調整する</w:t>
+              <w:t>とする。発達段階に応じて表現を調整する</w:t>
             </w:r>
           </w:p>
         </w:tc>
@@ -7762,7 +7634,7 @@
                 <w:b w:val="0"/>
                 <w:sz w:val="18"/>
               </w:rPr>
-              <w:t>学年・障害の程度とスコアの推移との関連を検討する（§5.3 の配慮のうえ実施）</w:t>
+              <w:t>障害の程度とスコアの推移との関連を検討する（§5.3 の配慮のうえ実施）</w:t>
             </w:r>
           </w:p>
         </w:tc>
@@ -8959,7 +8831,7 @@
                 <w:b w:val="0"/>
                 <w:sz w:val="18"/>
               </w:rPr>
-              <w:t>学校・学年・障害の程度の組み合わせから個人が推測されうる</w:t>
+              <w:t>学校・障害の程度の組み合わせから個人が推測されうる</w:t>
             </w:r>
           </w:p>
         </w:tc>

--- a/docs/倫理審査資料_SP-PS.docx
+++ b/docs/倫理審査資料_SP-PS.docx
@@ -5233,7 +5233,7 @@
                 <w:b w:val="0"/>
                 <w:sz w:val="18"/>
               </w:rPr>
-              <w:t>インターネット上のサーバー（Railway 社のサービス）に設置する</w:t>
+              <w:t>インターネット上のサーバー（xサーバー等のサービス）に設置する</w:t>
             </w:r>
           </w:p>
         </w:tc>
@@ -5249,7 +5249,7 @@
                 <w:b/>
                 <w:sz w:val="18"/>
               </w:rPr>
-              <w:t>国外のデータセンター</w:t>
+              <w:t>外部企業のデータセンター</w:t>
             </w:r>
           </w:p>
         </w:tc>
@@ -5265,7 +5265,7 @@
                 <w:b w:val="0"/>
                 <w:sz w:val="18"/>
               </w:rPr>
-              <w:t>場所を選ばず利用できるが、国外へのデータ送信について審査で説明が必要</w:t>
+              <w:t>場所を選ばず利用できるが、外部企業へのデータ送信について審査で説明が必要</w:t>
             </w:r>
           </w:p>
         </w:tc>

--- a/docs/倫理審査資料_SP-PS.docx
+++ b/docs/倫理審査資料_SP-PS.docx
@@ -7098,7 +7098,7 @@
                 <w:b w:val="0"/>
                 <w:sz w:val="18"/>
               </w:rPr>
-              <w:t>使用期間（約1か月）の終了後</w:t>
+              <w:t>使用期間（約1か月）の終了後、1回のみ</w:t>
             </w:r>
           </w:p>
         </w:tc>
@@ -7141,7 +7141,7 @@
                 <w:b w:val="0"/>
                 <w:sz w:val="18"/>
               </w:rPr>
-              <w:t>5〜10分程度</w:t>
+              <w:t>10〜15分程度</w:t>
             </w:r>
           </w:p>
         </w:tc>
@@ -7184,7 +7184,7 @@
                 <w:b w:val="0"/>
                 <w:sz w:val="18"/>
               </w:rPr>
-              <w:t>選択式の設問＋自由記述欄</w:t>
+              <w:t>選択式15問 ＋ 自由記述3問（計18問）</w:t>
             </w:r>
           </w:p>
         </w:tc>
@@ -7208,15 +7208,7 @@
                 <w:b w:val="0"/>
                 <w:sz w:val="18"/>
               </w:rPr>
-              <w:t xml:space="preserve">内容 </w:t>
-            </w:r>
-            <w:r>
-              <w:rPr>
-                <w:rFonts w:ascii="游ゴシック" w:hAnsi="游ゴシック" w:eastAsia="游ゴシック"/>
-                <w:b/>
-                <w:sz w:val="18"/>
-              </w:rPr>
-              <w:t>【要確定】</w:t>
+              <w:t>実施方法</w:t>
             </w:r>
           </w:p>
         </w:tc>
@@ -7235,7 +7227,7 @@
                 <w:b w:val="0"/>
                 <w:sz w:val="18"/>
               </w:rPr>
-              <w:t>使いやすさ／続けやすさ／画面の分かりやすさ／今後も使いたいか／改善要望（自由記述）</w:t>
+              <w:t>紙の調査票を担当教員が配布し、記入後に回収する</w:t>
             </w:r>
           </w:p>
         </w:tc>
@@ -7259,7 +7251,7 @@
                 <w:b w:val="0"/>
                 <w:sz w:val="18"/>
               </w:rPr>
-              <w:t>配慮</w:t>
+              <w:t>記名の有無</w:t>
             </w:r>
           </w:p>
         </w:tc>
@@ -7275,26 +7267,18 @@
             <w:r>
               <w:rPr>
                 <w:rFonts w:ascii="游ゴシック" w:hAnsi="游ゴシック" w:eastAsia="游ゴシック"/>
+                <w:b/>
+                <w:sz w:val="18"/>
+              </w:rPr>
+              <w:t>無記名</w:t>
+            </w:r>
+            <w:r>
+              <w:rPr>
+                <w:rFonts w:ascii="游ゴシック" w:hAnsi="游ゴシック" w:eastAsia="游ゴシック"/>
                 <w:b w:val="0"/>
                 <w:sz w:val="18"/>
               </w:rPr>
-              <w:t>聴覚障害のある生徒が対象であるため、</w:t>
-            </w:r>
-            <w:r>
-              <w:rPr>
-                <w:rFonts w:ascii="游ゴシック" w:hAnsi="游ゴシック" w:eastAsia="游ゴシック"/>
-                <w:b/>
-                <w:sz w:val="18"/>
-              </w:rPr>
-              <w:t>文字と図を中心とした平易な設問</w:t>
-            </w:r>
-            <w:r>
-              <w:rPr>
-                <w:rFonts w:ascii="游ゴシック" w:hAnsi="游ゴシック" w:eastAsia="游ゴシック"/>
-                <w:b w:val="0"/>
-                <w:sz w:val="18"/>
-              </w:rPr>
-              <w:t>とする。発達段階に応じて表現を調整する</w:t>
+              <w:t>。氏名は書かず、参加者番号のみを記入する</w:t>
             </w:r>
           </w:p>
         </w:tc>
@@ -7308,6 +7292,9 @@
             <w:tcW w:type="dxa" w:w="4873"/>
           </w:tcPr>
           <w:p>
+            <w:pPr>
+              <w:keepNext/>
+            </w:pPr>
             <w:r/>
             <w:r>
               <w:rPr>
@@ -7324,6 +7311,9 @@
             <w:tcW w:type="dxa" w:w="4873"/>
           </w:tcPr>
           <w:p>
+            <w:pPr>
+              <w:keepNext/>
+            </w:pPr>
             <w:r/>
             <w:r>
               <w:rPr>
@@ -7331,7 +7321,60 @@
                 <w:b w:val="0"/>
                 <w:sz w:val="18"/>
               </w:rPr>
-              <w:t>回答は任意であり、無回答による不利益はない</w:t>
+              <w:t>回答は任意であり、答えたくない設問は空欄でよい。無回答による不利益はない</w:t>
+            </w:r>
+          </w:p>
+        </w:tc>
+      </w:tr>
+      <w:tr>
+        <w:trPr>
+          <w:cantSplit/>
+        </w:trPr>
+        <w:tc>
+          <w:tcPr>
+            <w:tcW w:type="dxa" w:w="4873"/>
+          </w:tcPr>
+          <w:p>
+            <w:r/>
+            <w:r>
+              <w:rPr>
+                <w:rFonts w:ascii="游ゴシック" w:hAnsi="游ゴシック" w:eastAsia="游ゴシック"/>
+                <w:b w:val="0"/>
+                <w:sz w:val="18"/>
+              </w:rPr>
+              <w:t>配慮</w:t>
+            </w:r>
+          </w:p>
+        </w:tc>
+        <w:tc>
+          <w:tcPr>
+            <w:tcW w:type="dxa" w:w="4873"/>
+          </w:tcPr>
+          <w:p>
+            <w:r/>
+            <w:r>
+              <w:rPr>
+                <w:rFonts w:ascii="游ゴシック" w:hAnsi="游ゴシック" w:eastAsia="游ゴシック"/>
+                <w:b w:val="0"/>
+                <w:sz w:val="18"/>
+              </w:rPr>
+              <w:t>聴覚障害のある生徒が対象であるため、</w:t>
+            </w:r>
+            <w:r>
+              <w:rPr>
+                <w:rFonts w:ascii="游ゴシック" w:hAnsi="游ゴシック" w:eastAsia="游ゴシック"/>
+                <w:b/>
+                <w:sz w:val="18"/>
+              </w:rPr>
+              <w:t>文字と図を中心とした平易な設問</w:t>
+            </w:r>
+            <w:r>
+              <w:rPr>
+                <w:rFonts w:ascii="游ゴシック" w:hAnsi="游ゴシック" w:eastAsia="游ゴシック"/>
+                <w:b w:val="0"/>
+                <w:sz w:val="18"/>
+              </w:rPr>
+              <w:t>とする。選択肢には顔のイラストを添える。発達段階に応じて表現を調整する</w:t>
             </w:r>
           </w:p>
         </w:tc>
@@ -7341,6 +7384,1930 @@
       <w:pPr>
         <w:spacing w:after="120"/>
       </w:pPr>
+    </w:p>
+    <w:p>
+      <w:pPr>
+        <w:pStyle w:val="Heading4"/>
+        <w:keepNext/>
+        <w:keepLines/>
+        <w:spacing w:before="200" w:after="80"/>
+      </w:pPr>
+      <w:r>
+        <w:rPr>
+          <w:rFonts w:ascii="游ゴシック" w:hAnsi="游ゴシック" w:eastAsia="游ゴシック"/>
+          <w:b/>
+          <w:color w:val="555D6E"/>
+          <w:sz w:val="21"/>
+        </w:rPr>
+        <w:t>アンケートの構成</w:t>
+      </w:r>
+    </w:p>
+    <w:tbl>
+      <w:tblPr>
+        <w:tblStyle w:val="TableGrid"/>
+        <w:tblW w:type="auto" w:w="0"/>
+        <w:jc w:val="center"/>
+        <w:tblLook w:firstColumn="1" w:firstRow="1" w:lastColumn="0" w:lastRow="0" w:noHBand="0" w:noVBand="1" w:val="04A0"/>
+      </w:tblPr>
+      <w:tblGrid>
+        <w:gridCol w:w="3249"/>
+        <w:gridCol w:w="3249"/>
+        <w:gridCol w:w="3249"/>
+      </w:tblGrid>
+      <w:tr>
+        <w:trPr>
+          <w:tblHeader w:val="true"/>
+          <w:cantSplit/>
+        </w:trPr>
+        <w:tc>
+          <w:tcPr>
+            <w:tcW w:type="dxa" w:w="3249"/>
+            <w:shd w:val="clear" w:color="auto" w:fill="EEF1F7"/>
+          </w:tcPr>
+          <w:p>
+            <w:pPr>
+              <w:keepNext/>
+            </w:pPr>
+            <w:r/>
+            <w:r>
+              <w:rPr>
+                <w:rFonts w:ascii="游ゴシック" w:hAnsi="游ゴシック" w:eastAsia="游ゴシック"/>
+                <w:b/>
+                <w:color w:val="0E1E45"/>
+                <w:sz w:val="18"/>
+              </w:rPr>
+              <w:t>区分</w:t>
+            </w:r>
+          </w:p>
+        </w:tc>
+        <w:tc>
+          <w:tcPr>
+            <w:tcW w:type="dxa" w:w="3249"/>
+            <w:shd w:val="clear" w:color="auto" w:fill="EEF1F7"/>
+          </w:tcPr>
+          <w:p>
+            <w:pPr>
+              <w:keepNext/>
+            </w:pPr>
+            <w:r/>
+            <w:r>
+              <w:rPr>
+                <w:rFonts w:ascii="游ゴシック" w:hAnsi="游ゴシック" w:eastAsia="游ゴシック"/>
+                <w:b/>
+                <w:color w:val="0E1E45"/>
+                <w:sz w:val="18"/>
+              </w:rPr>
+              <w:t>設問数</w:t>
+            </w:r>
+          </w:p>
+        </w:tc>
+        <w:tc>
+          <w:tcPr>
+            <w:tcW w:type="dxa" w:w="3249"/>
+            <w:shd w:val="clear" w:color="auto" w:fill="EEF1F7"/>
+          </w:tcPr>
+          <w:p>
+            <w:pPr>
+              <w:keepNext/>
+            </w:pPr>
+            <w:r/>
+            <w:r>
+              <w:rPr>
+                <w:rFonts w:ascii="游ゴシック" w:hAnsi="游ゴシック" w:eastAsia="游ゴシック"/>
+                <w:b/>
+                <w:color w:val="0E1E45"/>
+                <w:sz w:val="18"/>
+              </w:rPr>
+              <w:t>ねらい</w:t>
+            </w:r>
+          </w:p>
+        </w:tc>
+      </w:tr>
+      <w:tr>
+        <w:trPr>
+          <w:cantSplit/>
+        </w:trPr>
+        <w:tc>
+          <w:tcPr>
+            <w:tcW w:type="dxa" w:w="3249"/>
+          </w:tcPr>
+          <w:p>
+            <w:pPr>
+              <w:keepNext/>
+            </w:pPr>
+            <w:r/>
+            <w:r>
+              <w:rPr>
+                <w:rFonts w:ascii="游ゴシック" w:hAnsi="游ゴシック" w:eastAsia="游ゴシック"/>
+                <w:b w:val="0"/>
+                <w:sz w:val="18"/>
+              </w:rPr>
+              <w:t>I. 使いやすさ</w:t>
+            </w:r>
+          </w:p>
+        </w:tc>
+        <w:tc>
+          <w:tcPr>
+            <w:tcW w:type="dxa" w:w="3249"/>
+          </w:tcPr>
+          <w:p>
+            <w:pPr>
+              <w:keepNext/>
+            </w:pPr>
+            <w:r/>
+            <w:r>
+              <w:rPr>
+                <w:rFonts w:ascii="游ゴシック" w:hAnsi="游ゴシック" w:eastAsia="游ゴシック"/>
+                <w:b w:val="0"/>
+                <w:sz w:val="18"/>
+              </w:rPr>
+              <w:t>選択式4問</w:t>
+            </w:r>
+          </w:p>
+        </w:tc>
+        <w:tc>
+          <w:tcPr>
+            <w:tcW w:type="dxa" w:w="3249"/>
+          </w:tcPr>
+          <w:p>
+            <w:pPr>
+              <w:keepNext/>
+            </w:pPr>
+            <w:r/>
+            <w:r>
+              <w:rPr>
+                <w:rFonts w:ascii="游ゴシック" w:hAnsi="游ゴシック" w:eastAsia="游ゴシック"/>
+                <w:b w:val="0"/>
+                <w:sz w:val="18"/>
+              </w:rPr>
+              <w:t>操作と画面の分かりやすさを確認する</w:t>
+            </w:r>
+          </w:p>
+        </w:tc>
+      </w:tr>
+      <w:tr>
+        <w:trPr>
+          <w:cantSplit/>
+        </w:trPr>
+        <w:tc>
+          <w:tcPr>
+            <w:tcW w:type="dxa" w:w="3249"/>
+          </w:tcPr>
+          <w:p>
+            <w:pPr>
+              <w:keepNext/>
+            </w:pPr>
+            <w:r/>
+            <w:r>
+              <w:rPr>
+                <w:rFonts w:ascii="游ゴシック" w:hAnsi="游ゴシック" w:eastAsia="游ゴシック"/>
+                <w:b w:val="0"/>
+                <w:sz w:val="18"/>
+              </w:rPr>
+              <w:t>II. 続けやすさ</w:t>
+            </w:r>
+          </w:p>
+        </w:tc>
+        <w:tc>
+          <w:tcPr>
+            <w:tcW w:type="dxa" w:w="3249"/>
+          </w:tcPr>
+          <w:p>
+            <w:pPr>
+              <w:keepNext/>
+            </w:pPr>
+            <w:r/>
+            <w:r>
+              <w:rPr>
+                <w:rFonts w:ascii="游ゴシック" w:hAnsi="游ゴシック" w:eastAsia="游ゴシック"/>
+                <w:b w:val="0"/>
+                <w:sz w:val="18"/>
+              </w:rPr>
+              <w:t>選択式3問</w:t>
+            </w:r>
+          </w:p>
+        </w:tc>
+        <w:tc>
+          <w:tcPr>
+            <w:tcW w:type="dxa" w:w="3249"/>
+          </w:tcPr>
+          <w:p>
+            <w:pPr>
+              <w:keepNext/>
+            </w:pPr>
+            <w:r/>
+            <w:r>
+              <w:rPr>
+                <w:rFonts w:ascii="游ゴシック" w:hAnsi="游ゴシック" w:eastAsia="游ゴシック"/>
+                <w:b w:val="0"/>
+                <w:sz w:val="18"/>
+              </w:rPr>
+              <w:t>練習の負担感と継続の意欲を確認する</w:t>
+            </w:r>
+          </w:p>
+        </w:tc>
+      </w:tr>
+      <w:tr>
+        <w:trPr>
+          <w:cantSplit/>
+        </w:trPr>
+        <w:tc>
+          <w:tcPr>
+            <w:tcW w:type="dxa" w:w="3249"/>
+          </w:tcPr>
+          <w:p>
+            <w:pPr>
+              <w:keepNext/>
+            </w:pPr>
+            <w:r/>
+            <w:r>
+              <w:rPr>
+                <w:rFonts w:ascii="游ゴシック" w:hAnsi="游ゴシック" w:eastAsia="游ゴシック"/>
+                <w:b w:val="0"/>
+                <w:sz w:val="18"/>
+              </w:rPr>
+              <w:t>III. 役に立ったか</w:t>
+            </w:r>
+          </w:p>
+        </w:tc>
+        <w:tc>
+          <w:tcPr>
+            <w:tcW w:type="dxa" w:w="3249"/>
+          </w:tcPr>
+          <w:p>
+            <w:pPr>
+              <w:keepNext/>
+            </w:pPr>
+            <w:r/>
+            <w:r>
+              <w:rPr>
+                <w:rFonts w:ascii="游ゴシック" w:hAnsi="游ゴシック" w:eastAsia="游ゴシック"/>
+                <w:b w:val="0"/>
+                <w:sz w:val="18"/>
+              </w:rPr>
+              <w:t>選択式4問</w:t>
+            </w:r>
+          </w:p>
+        </w:tc>
+        <w:tc>
+          <w:tcPr>
+            <w:tcW w:type="dxa" w:w="3249"/>
+          </w:tcPr>
+          <w:p>
+            <w:pPr>
+              <w:keepNext/>
+            </w:pPr>
+            <w:r/>
+            <w:r>
+              <w:rPr>
+                <w:rFonts w:ascii="游ゴシック" w:hAnsi="游ゴシック" w:eastAsia="游ゴシック"/>
+                <w:b w:val="0"/>
+                <w:sz w:val="18"/>
+              </w:rPr>
+              <w:t>発音の変化の実感と、提案機能の有用性を確認する</w:t>
+            </w:r>
+          </w:p>
+        </w:tc>
+      </w:tr>
+      <w:tr>
+        <w:trPr>
+          <w:cantSplit/>
+        </w:trPr>
+        <w:tc>
+          <w:tcPr>
+            <w:tcW w:type="dxa" w:w="3249"/>
+          </w:tcPr>
+          <w:p>
+            <w:pPr>
+              <w:keepNext/>
+            </w:pPr>
+            <w:r/>
+            <w:r>
+              <w:rPr>
+                <w:rFonts w:ascii="游ゴシック" w:hAnsi="游ゴシック" w:eastAsia="游ゴシック"/>
+                <w:b w:val="0"/>
+                <w:sz w:val="18"/>
+              </w:rPr>
+              <w:t>IV. 見て分かる工夫</w:t>
+            </w:r>
+          </w:p>
+        </w:tc>
+        <w:tc>
+          <w:tcPr>
+            <w:tcW w:type="dxa" w:w="3249"/>
+          </w:tcPr>
+          <w:p>
+            <w:pPr>
+              <w:keepNext/>
+            </w:pPr>
+            <w:r/>
+            <w:r>
+              <w:rPr>
+                <w:rFonts w:ascii="游ゴシック" w:hAnsi="游ゴシック" w:eastAsia="游ゴシック"/>
+                <w:b w:val="0"/>
+                <w:sz w:val="18"/>
+              </w:rPr>
+              <w:t>選択式4問</w:t>
+            </w:r>
+          </w:p>
+        </w:tc>
+        <w:tc>
+          <w:tcPr>
+            <w:tcW w:type="dxa" w:w="3249"/>
+          </w:tcPr>
+          <w:p>
+            <w:pPr>
+              <w:keepNext/>
+            </w:pPr>
+            <w:r/>
+            <w:r>
+              <w:rPr>
+                <w:rFonts w:ascii="游ゴシック" w:hAnsi="游ゴシック" w:eastAsia="游ゴシック"/>
+                <w:b w:val="0"/>
+                <w:sz w:val="18"/>
+              </w:rPr>
+              <w:t>聴覚障害への配慮として実装した機能を評価する</w:t>
+            </w:r>
+          </w:p>
+        </w:tc>
+      </w:tr>
+      <w:tr>
+        <w:trPr>
+          <w:cantSplit/>
+        </w:trPr>
+        <w:tc>
+          <w:tcPr>
+            <w:tcW w:type="dxa" w:w="3249"/>
+          </w:tcPr>
+          <w:p>
+            <w:r/>
+            <w:r>
+              <w:rPr>
+                <w:rFonts w:ascii="游ゴシック" w:hAnsi="游ゴシック" w:eastAsia="游ゴシック"/>
+                <w:b w:val="0"/>
+                <w:sz w:val="18"/>
+              </w:rPr>
+              <w:t>V. 自由記述</w:t>
+            </w:r>
+          </w:p>
+        </w:tc>
+        <w:tc>
+          <w:tcPr>
+            <w:tcW w:type="dxa" w:w="3249"/>
+          </w:tcPr>
+          <w:p>
+            <w:r/>
+            <w:r>
+              <w:rPr>
+                <w:rFonts w:ascii="游ゴシック" w:hAnsi="游ゴシック" w:eastAsia="游ゴシック"/>
+                <w:b w:val="0"/>
+                <w:sz w:val="18"/>
+              </w:rPr>
+              <w:t>3問</w:t>
+            </w:r>
+          </w:p>
+        </w:tc>
+        <w:tc>
+          <w:tcPr>
+            <w:tcW w:type="dxa" w:w="3249"/>
+          </w:tcPr>
+          <w:p>
+            <w:r/>
+            <w:r>
+              <w:rPr>
+                <w:rFonts w:ascii="游ゴシック" w:hAnsi="游ゴシック" w:eastAsia="游ゴシック"/>
+                <w:b w:val="0"/>
+                <w:sz w:val="18"/>
+              </w:rPr>
+              <w:t>改善要望を自由に記述してもらう</w:t>
+            </w:r>
+          </w:p>
+        </w:tc>
+      </w:tr>
+    </w:tbl>
+    <w:p>
+      <w:pPr>
+        <w:spacing w:after="120"/>
+      </w:pPr>
+    </w:p>
+    <w:p>
+      <w:pPr>
+        <w:pStyle w:val="Heading4"/>
+        <w:keepNext/>
+        <w:keepLines/>
+        <w:spacing w:before="200" w:after="80"/>
+      </w:pPr>
+      <w:r>
+        <w:rPr>
+          <w:rFonts w:ascii="游ゴシック" w:hAnsi="游ゴシック" w:eastAsia="游ゴシック"/>
+          <w:b/>
+          <w:color w:val="555D6E"/>
+          <w:sz w:val="21"/>
+        </w:rPr>
+        <w:t>回答の形式（選択式）</w:t>
+      </w:r>
+    </w:p>
+    <w:p>
+      <w:pPr>
+        <w:keepNext/>
+        <w:keepLines/>
+        <w:widowControl/>
+        <w:spacing w:after="160" w:line="336" w:lineRule="auto"/>
+      </w:pPr>
+      <w:r>
+        <w:rPr>
+          <w:rFonts w:ascii="游ゴシック" w:hAnsi="游ゴシック" w:eastAsia="游ゴシック"/>
+          <w:b w:val="0"/>
+          <w:sz w:val="21"/>
+        </w:rPr>
+        <w:t>選択式の設問はすべて次の4段階から1つを選ぶ形式とし、各選択肢に顔のイラストを添える。</w:t>
+      </w:r>
+    </w:p>
+    <w:tbl>
+      <w:tblPr>
+        <w:tblStyle w:val="TableGrid"/>
+        <w:tblW w:type="auto" w:w="0"/>
+        <w:jc w:val="center"/>
+        <w:tblLook w:firstColumn="1" w:firstRow="1" w:lastColumn="0" w:lastRow="0" w:noHBand="0" w:noVBand="1" w:val="04A0"/>
+      </w:tblPr>
+      <w:tblGrid>
+        <w:gridCol w:w="1949"/>
+        <w:gridCol w:w="1949"/>
+        <w:gridCol w:w="1949"/>
+        <w:gridCol w:w="1949"/>
+        <w:gridCol w:w="1949"/>
+      </w:tblGrid>
+      <w:tr>
+        <w:trPr>
+          <w:tblHeader w:val="true"/>
+          <w:cantSplit/>
+        </w:trPr>
+        <w:tc>
+          <w:tcPr>
+            <w:tcW w:type="dxa" w:w="1949"/>
+            <w:shd w:val="clear" w:color="auto" w:fill="EEF1F7"/>
+          </w:tcPr>
+          <w:p>
+            <w:pPr>
+              <w:keepNext/>
+            </w:pPr>
+            <w:r/>
+            <w:r>
+              <w:rPr>
+                <w:rFonts w:ascii="游ゴシック" w:hAnsi="游ゴシック" w:eastAsia="游ゴシック"/>
+                <w:b/>
+                <w:color w:val="0E1E45"/>
+                <w:sz w:val="18"/>
+              </w:rPr>
+              <w:t>選択肢</w:t>
+            </w:r>
+          </w:p>
+        </w:tc>
+        <w:tc>
+          <w:tcPr>
+            <w:tcW w:type="dxa" w:w="1949"/>
+            <w:shd w:val="clear" w:color="auto" w:fill="EEF1F7"/>
+          </w:tcPr>
+          <w:p>
+            <w:pPr>
+              <w:keepNext/>
+            </w:pPr>
+            <w:r/>
+            <w:r>
+              <w:rPr>
+                <w:rFonts w:ascii="游ゴシック" w:hAnsi="游ゴシック" w:eastAsia="游ゴシック"/>
+                <w:b/>
+                <w:color w:val="0E1E45"/>
+                <w:sz w:val="18"/>
+              </w:rPr>
+              <w:t>4</w:t>
+            </w:r>
+          </w:p>
+        </w:tc>
+        <w:tc>
+          <w:tcPr>
+            <w:tcW w:type="dxa" w:w="1949"/>
+            <w:shd w:val="clear" w:color="auto" w:fill="EEF1F7"/>
+          </w:tcPr>
+          <w:p>
+            <w:pPr>
+              <w:keepNext/>
+            </w:pPr>
+            <w:r/>
+            <w:r>
+              <w:rPr>
+                <w:rFonts w:ascii="游ゴシック" w:hAnsi="游ゴシック" w:eastAsia="游ゴシック"/>
+                <w:b/>
+                <w:color w:val="0E1E45"/>
+                <w:sz w:val="18"/>
+              </w:rPr>
+              <w:t>3</w:t>
+            </w:r>
+          </w:p>
+        </w:tc>
+        <w:tc>
+          <w:tcPr>
+            <w:tcW w:type="dxa" w:w="1949"/>
+            <w:shd w:val="clear" w:color="auto" w:fill="EEF1F7"/>
+          </w:tcPr>
+          <w:p>
+            <w:pPr>
+              <w:keepNext/>
+            </w:pPr>
+            <w:r/>
+            <w:r>
+              <w:rPr>
+                <w:rFonts w:ascii="游ゴシック" w:hAnsi="游ゴシック" w:eastAsia="游ゴシック"/>
+                <w:b/>
+                <w:color w:val="0E1E45"/>
+                <w:sz w:val="18"/>
+              </w:rPr>
+              <w:t>2</w:t>
+            </w:r>
+          </w:p>
+        </w:tc>
+        <w:tc>
+          <w:tcPr>
+            <w:tcW w:type="dxa" w:w="1949"/>
+            <w:shd w:val="clear" w:color="auto" w:fill="EEF1F7"/>
+          </w:tcPr>
+          <w:p>
+            <w:pPr>
+              <w:keepNext/>
+            </w:pPr>
+            <w:r/>
+            <w:r>
+              <w:rPr>
+                <w:rFonts w:ascii="游ゴシック" w:hAnsi="游ゴシック" w:eastAsia="游ゴシック"/>
+                <w:b/>
+                <w:color w:val="0E1E45"/>
+                <w:sz w:val="18"/>
+              </w:rPr>
+              <w:t>1</w:t>
+            </w:r>
+          </w:p>
+        </w:tc>
+      </w:tr>
+      <w:tr>
+        <w:trPr>
+          <w:cantSplit/>
+        </w:trPr>
+        <w:tc>
+          <w:tcPr>
+            <w:tcW w:type="dxa" w:w="1949"/>
+          </w:tcPr>
+          <w:p>
+            <w:r/>
+            <w:r>
+              <w:rPr>
+                <w:rFonts w:ascii="游ゴシック" w:hAnsi="游ゴシック" w:eastAsia="游ゴシック"/>
+                <w:b w:val="0"/>
+                <w:sz w:val="18"/>
+              </w:rPr>
+              <w:t>文言</w:t>
+            </w:r>
+          </w:p>
+        </w:tc>
+        <w:tc>
+          <w:tcPr>
+            <w:tcW w:type="dxa" w:w="1949"/>
+          </w:tcPr>
+          <w:p>
+            <w:r/>
+            <w:r>
+              <w:rPr>
+                <w:rFonts w:ascii="游ゴシック" w:hAnsi="游ゴシック" w:eastAsia="游ゴシック"/>
+                <w:b w:val="0"/>
+                <w:sz w:val="18"/>
+              </w:rPr>
+              <w:t>とてもそう思う</w:t>
+            </w:r>
+          </w:p>
+        </w:tc>
+        <w:tc>
+          <w:tcPr>
+            <w:tcW w:type="dxa" w:w="1949"/>
+          </w:tcPr>
+          <w:p>
+            <w:r/>
+            <w:r>
+              <w:rPr>
+                <w:rFonts w:ascii="游ゴシック" w:hAnsi="游ゴシック" w:eastAsia="游ゴシック"/>
+                <w:b w:val="0"/>
+                <w:sz w:val="18"/>
+              </w:rPr>
+              <w:t>すこしそう思う</w:t>
+            </w:r>
+          </w:p>
+        </w:tc>
+        <w:tc>
+          <w:tcPr>
+            <w:tcW w:type="dxa" w:w="1949"/>
+          </w:tcPr>
+          <w:p>
+            <w:r/>
+            <w:r>
+              <w:rPr>
+                <w:rFonts w:ascii="游ゴシック" w:hAnsi="游ゴシック" w:eastAsia="游ゴシック"/>
+                <w:b w:val="0"/>
+                <w:sz w:val="18"/>
+              </w:rPr>
+              <w:t>あまりそう思わない</w:t>
+            </w:r>
+          </w:p>
+        </w:tc>
+        <w:tc>
+          <w:tcPr>
+            <w:tcW w:type="dxa" w:w="1949"/>
+          </w:tcPr>
+          <w:p>
+            <w:r/>
+            <w:r>
+              <w:rPr>
+                <w:rFonts w:ascii="游ゴシック" w:hAnsi="游ゴシック" w:eastAsia="游ゴシック"/>
+                <w:b w:val="0"/>
+                <w:sz w:val="18"/>
+              </w:rPr>
+              <w:t>そう思わない</w:t>
+            </w:r>
+          </w:p>
+        </w:tc>
+      </w:tr>
+    </w:tbl>
+    <w:p>
+      <w:pPr>
+        <w:spacing w:after="120"/>
+      </w:pPr>
+    </w:p>
+    <w:p>
+      <w:pPr>
+        <w:widowControl/>
+        <w:spacing w:after="160" w:line="336" w:lineRule="auto"/>
+      </w:pPr>
+      <w:r>
+        <w:rPr>
+          <w:rFonts w:ascii="游ゴシック" w:hAnsi="游ゴシック" w:eastAsia="游ゴシック"/>
+          <w:b w:val="0"/>
+          <w:sz w:val="21"/>
+        </w:rPr>
+        <w:t>上記に加え、すべての選択式設問に「</w:t>
+      </w:r>
+      <w:r>
+        <w:rPr>
+          <w:rFonts w:ascii="游ゴシック" w:hAnsi="游ゴシック" w:eastAsia="游ゴシック"/>
+          <w:b/>
+          <w:sz w:val="21"/>
+        </w:rPr>
+        <w:t>わからない／使わなかった</w:t>
+      </w:r>
+      <w:r>
+        <w:rPr>
+          <w:rFonts w:ascii="游ゴシック" w:hAnsi="游ゴシック" w:eastAsia="游ゴシック"/>
+          <w:b w:val="0"/>
+          <w:sz w:val="21"/>
+        </w:rPr>
+        <w:t>」の欄を設ける。機能を使っていない生徒が、無理に評価を選ばずに済むようにするためである。</w:t>
+      </w:r>
+    </w:p>
+    <w:p>
+      <w:pPr>
+        <w:pStyle w:val="Heading4"/>
+        <w:keepNext/>
+        <w:keepLines/>
+        <w:spacing w:before="200" w:after="80"/>
+      </w:pPr>
+      <w:r>
+        <w:rPr>
+          <w:rFonts w:ascii="游ゴシック" w:hAnsi="游ゴシック" w:eastAsia="游ゴシック"/>
+          <w:b/>
+          <w:color w:val="555D6E"/>
+          <w:sz w:val="21"/>
+        </w:rPr>
+        <w:t>調査票の冒頭に記載する説明文</w:t>
+      </w:r>
+    </w:p>
+    <w:p>
+      <w:pPr>
+        <w:keepLines/>
+        <w:spacing w:after="200"/>
+        <w:ind w:left="283"/>
+      </w:pPr>
+      <w:r>
+        <w:rPr>
+          <w:rFonts w:ascii="游ゴシック" w:hAnsi="游ゴシック" w:eastAsia="游ゴシック"/>
+          <w:b w:val="0"/>
+          <w:color w:val="555D6E"/>
+          <w:sz w:val="19"/>
+        </w:rPr>
+        <w:t>このアンケートは、アプリをもっと良くするためのものです。 名前は書きません。 答えたくない質問は、とばしてかまいません。 答えても答えなくても、成績には関係ありません。 正しい答えはありません。思ったとおりに答えてください。</w:t>
+      </w:r>
+    </w:p>
+    <w:p>
+      <w:pPr>
+        <w:pStyle w:val="Heading4"/>
+        <w:keepNext/>
+        <w:keepLines/>
+        <w:spacing w:before="200" w:after="80"/>
+      </w:pPr>
+      <w:r>
+        <w:rPr>
+          <w:rFonts w:ascii="游ゴシック" w:hAnsi="游ゴシック" w:eastAsia="游ゴシック"/>
+          <w:b/>
+          <w:color w:val="555D6E"/>
+          <w:sz w:val="21"/>
+        </w:rPr>
+        <w:t>設問の全文</w:t>
+      </w:r>
+    </w:p>
+    <w:p>
+      <w:pPr>
+        <w:keepNext/>
+        <w:keepLines/>
+        <w:widowControl/>
+        <w:spacing w:after="160" w:line="336" w:lineRule="auto"/>
+      </w:pPr>
+      <w:r>
+        <w:rPr>
+          <w:rFonts w:ascii="游ゴシック" w:hAnsi="游ゴシック" w:eastAsia="游ゴシック"/>
+          <w:b/>
+          <w:sz w:val="21"/>
+        </w:rPr>
+        <w:t>I. 使いやすさ</w:t>
+      </w:r>
+    </w:p>
+    <w:tbl>
+      <w:tblPr>
+        <w:tblStyle w:val="TableGrid"/>
+        <w:tblW w:type="auto" w:w="0"/>
+        <w:jc w:val="center"/>
+        <w:tblLook w:firstColumn="1" w:firstRow="1" w:lastColumn="0" w:lastRow="0" w:noHBand="0" w:noVBand="1" w:val="04A0"/>
+      </w:tblPr>
+      <w:tblGrid>
+        <w:gridCol w:w="4873"/>
+        <w:gridCol w:w="4873"/>
+      </w:tblGrid>
+      <w:tr>
+        <w:trPr>
+          <w:tblHeader w:val="true"/>
+          <w:cantSplit/>
+        </w:trPr>
+        <w:tc>
+          <w:tcPr>
+            <w:tcW w:type="dxa" w:w="4873"/>
+            <w:shd w:val="clear" w:color="auto" w:fill="EEF1F7"/>
+          </w:tcPr>
+          <w:p>
+            <w:pPr>
+              <w:keepNext/>
+            </w:pPr>
+            <w:r/>
+            <w:r>
+              <w:rPr>
+                <w:rFonts w:ascii="游ゴシック" w:hAnsi="游ゴシック" w:eastAsia="游ゴシック"/>
+                <w:b/>
+                <w:color w:val="0E1E45"/>
+                <w:sz w:val="18"/>
+              </w:rPr>
+              <w:t>#</w:t>
+            </w:r>
+          </w:p>
+        </w:tc>
+        <w:tc>
+          <w:tcPr>
+            <w:tcW w:type="dxa" w:w="4873"/>
+            <w:shd w:val="clear" w:color="auto" w:fill="EEF1F7"/>
+          </w:tcPr>
+          <w:p>
+            <w:pPr>
+              <w:keepNext/>
+            </w:pPr>
+            <w:r/>
+            <w:r>
+              <w:rPr>
+                <w:rFonts w:ascii="游ゴシック" w:hAnsi="游ゴシック" w:eastAsia="游ゴシック"/>
+                <w:b/>
+                <w:color w:val="0E1E45"/>
+                <w:sz w:val="18"/>
+              </w:rPr>
+              <w:t>設問</w:t>
+            </w:r>
+          </w:p>
+        </w:tc>
+      </w:tr>
+      <w:tr>
+        <w:trPr>
+          <w:cantSplit/>
+        </w:trPr>
+        <w:tc>
+          <w:tcPr>
+            <w:tcW w:type="dxa" w:w="4873"/>
+          </w:tcPr>
+          <w:p>
+            <w:pPr>
+              <w:keepNext/>
+            </w:pPr>
+            <w:r/>
+            <w:r>
+              <w:rPr>
+                <w:rFonts w:ascii="游ゴシック" w:hAnsi="游ゴシック" w:eastAsia="游ゴシック"/>
+                <w:b w:val="0"/>
+                <w:sz w:val="18"/>
+              </w:rPr>
+              <w:t>1</w:t>
+            </w:r>
+          </w:p>
+        </w:tc>
+        <w:tc>
+          <w:tcPr>
+            <w:tcW w:type="dxa" w:w="4873"/>
+          </w:tcPr>
+          <w:p>
+            <w:pPr>
+              <w:keepNext/>
+            </w:pPr>
+            <w:r/>
+            <w:r>
+              <w:rPr>
+                <w:rFonts w:ascii="游ゴシック" w:hAnsi="游ゴシック" w:eastAsia="游ゴシック"/>
+                <w:b w:val="0"/>
+                <w:sz w:val="18"/>
+              </w:rPr>
+              <w:t>アプリの使い方は、すぐに分かりましたか。</w:t>
+            </w:r>
+          </w:p>
+        </w:tc>
+      </w:tr>
+      <w:tr>
+        <w:trPr>
+          <w:cantSplit/>
+        </w:trPr>
+        <w:tc>
+          <w:tcPr>
+            <w:tcW w:type="dxa" w:w="4873"/>
+          </w:tcPr>
+          <w:p>
+            <w:pPr>
+              <w:keepNext/>
+            </w:pPr>
+            <w:r/>
+            <w:r>
+              <w:rPr>
+                <w:rFonts w:ascii="游ゴシック" w:hAnsi="游ゴシック" w:eastAsia="游ゴシック"/>
+                <w:b w:val="0"/>
+                <w:sz w:val="18"/>
+              </w:rPr>
+              <w:t>2</w:t>
+            </w:r>
+          </w:p>
+        </w:tc>
+        <w:tc>
+          <w:tcPr>
+            <w:tcW w:type="dxa" w:w="4873"/>
+          </w:tcPr>
+          <w:p>
+            <w:pPr>
+              <w:keepNext/>
+            </w:pPr>
+            <w:r/>
+            <w:r>
+              <w:rPr>
+                <w:rFonts w:ascii="游ゴシック" w:hAnsi="游ゴシック" w:eastAsia="游ゴシック"/>
+                <w:b w:val="0"/>
+                <w:sz w:val="18"/>
+              </w:rPr>
+              <w:t>画面の文字や図は、見やすかったですか。</w:t>
+            </w:r>
+          </w:p>
+        </w:tc>
+      </w:tr>
+      <w:tr>
+        <w:trPr>
+          <w:cantSplit/>
+        </w:trPr>
+        <w:tc>
+          <w:tcPr>
+            <w:tcW w:type="dxa" w:w="4873"/>
+          </w:tcPr>
+          <w:p>
+            <w:pPr>
+              <w:keepNext/>
+            </w:pPr>
+            <w:r/>
+            <w:r>
+              <w:rPr>
+                <w:rFonts w:ascii="游ゴシック" w:hAnsi="游ゴシック" w:eastAsia="游ゴシック"/>
+                <w:b w:val="0"/>
+                <w:sz w:val="18"/>
+              </w:rPr>
+              <w:t>3</w:t>
+            </w:r>
+          </w:p>
+        </w:tc>
+        <w:tc>
+          <w:tcPr>
+            <w:tcW w:type="dxa" w:w="4873"/>
+          </w:tcPr>
+          <w:p>
+            <w:pPr>
+              <w:keepNext/>
+            </w:pPr>
+            <w:r/>
+            <w:r>
+              <w:rPr>
+                <w:rFonts w:ascii="游ゴシック" w:hAnsi="游ゴシック" w:eastAsia="游ゴシック"/>
+                <w:b w:val="0"/>
+                <w:sz w:val="18"/>
+              </w:rPr>
+              <w:t>録音のしかたは、分かりやすかったですか。</w:t>
+            </w:r>
+          </w:p>
+        </w:tc>
+      </w:tr>
+      <w:tr>
+        <w:trPr>
+          <w:cantSplit/>
+        </w:trPr>
+        <w:tc>
+          <w:tcPr>
+            <w:tcW w:type="dxa" w:w="4873"/>
+          </w:tcPr>
+          <w:p>
+            <w:r/>
+            <w:r>
+              <w:rPr>
+                <w:rFonts w:ascii="游ゴシック" w:hAnsi="游ゴシック" w:eastAsia="游ゴシック"/>
+                <w:b w:val="0"/>
+                <w:sz w:val="18"/>
+              </w:rPr>
+              <w:t>4</w:t>
+            </w:r>
+          </w:p>
+        </w:tc>
+        <w:tc>
+          <w:tcPr>
+            <w:tcW w:type="dxa" w:w="4873"/>
+          </w:tcPr>
+          <w:p>
+            <w:r/>
+            <w:r>
+              <w:rPr>
+                <w:rFonts w:ascii="游ゴシック" w:hAnsi="游ゴシック" w:eastAsia="游ゴシック"/>
+                <w:b w:val="0"/>
+                <w:sz w:val="18"/>
+              </w:rPr>
+              <w:t>結果の画面を見て、何を直せばよいか分かりましたか。</w:t>
+            </w:r>
+          </w:p>
+        </w:tc>
+      </w:tr>
+    </w:tbl>
+    <w:p>
+      <w:pPr>
+        <w:spacing w:after="120"/>
+      </w:pPr>
+    </w:p>
+    <w:p>
+      <w:pPr>
+        <w:keepNext/>
+        <w:keepLines/>
+        <w:widowControl/>
+        <w:spacing w:after="160" w:line="336" w:lineRule="auto"/>
+      </w:pPr>
+      <w:r>
+        <w:rPr>
+          <w:rFonts w:ascii="游ゴシック" w:hAnsi="游ゴシック" w:eastAsia="游ゴシック"/>
+          <w:b/>
+          <w:sz w:val="21"/>
+        </w:rPr>
+        <w:t>II. 続けやすさ</w:t>
+      </w:r>
+    </w:p>
+    <w:tbl>
+      <w:tblPr>
+        <w:tblStyle w:val="TableGrid"/>
+        <w:tblW w:type="auto" w:w="0"/>
+        <w:jc w:val="center"/>
+        <w:tblLook w:firstColumn="1" w:firstRow="1" w:lastColumn="0" w:lastRow="0" w:noHBand="0" w:noVBand="1" w:val="04A0"/>
+      </w:tblPr>
+      <w:tblGrid>
+        <w:gridCol w:w="4873"/>
+        <w:gridCol w:w="4873"/>
+      </w:tblGrid>
+      <w:tr>
+        <w:trPr>
+          <w:tblHeader w:val="true"/>
+          <w:cantSplit/>
+        </w:trPr>
+        <w:tc>
+          <w:tcPr>
+            <w:tcW w:type="dxa" w:w="4873"/>
+            <w:shd w:val="clear" w:color="auto" w:fill="EEF1F7"/>
+          </w:tcPr>
+          <w:p>
+            <w:pPr>
+              <w:keepNext/>
+            </w:pPr>
+            <w:r/>
+            <w:r>
+              <w:rPr>
+                <w:rFonts w:ascii="游ゴシック" w:hAnsi="游ゴシック" w:eastAsia="游ゴシック"/>
+                <w:b/>
+                <w:color w:val="0E1E45"/>
+                <w:sz w:val="18"/>
+              </w:rPr>
+              <w:t>#</w:t>
+            </w:r>
+          </w:p>
+        </w:tc>
+        <w:tc>
+          <w:tcPr>
+            <w:tcW w:type="dxa" w:w="4873"/>
+            <w:shd w:val="clear" w:color="auto" w:fill="EEF1F7"/>
+          </w:tcPr>
+          <w:p>
+            <w:pPr>
+              <w:keepNext/>
+            </w:pPr>
+            <w:r/>
+            <w:r>
+              <w:rPr>
+                <w:rFonts w:ascii="游ゴシック" w:hAnsi="游ゴシック" w:eastAsia="游ゴシック"/>
+                <w:b/>
+                <w:color w:val="0E1E45"/>
+                <w:sz w:val="18"/>
+              </w:rPr>
+              <w:t>設問</w:t>
+            </w:r>
+          </w:p>
+        </w:tc>
+      </w:tr>
+      <w:tr>
+        <w:trPr>
+          <w:cantSplit/>
+        </w:trPr>
+        <w:tc>
+          <w:tcPr>
+            <w:tcW w:type="dxa" w:w="4873"/>
+          </w:tcPr>
+          <w:p>
+            <w:pPr>
+              <w:keepNext/>
+            </w:pPr>
+            <w:r/>
+            <w:r>
+              <w:rPr>
+                <w:rFonts w:ascii="游ゴシック" w:hAnsi="游ゴシック" w:eastAsia="游ゴシック"/>
+                <w:b w:val="0"/>
+                <w:sz w:val="18"/>
+              </w:rPr>
+              <w:t>5</w:t>
+            </w:r>
+          </w:p>
+        </w:tc>
+        <w:tc>
+          <w:tcPr>
+            <w:tcW w:type="dxa" w:w="4873"/>
+          </w:tcPr>
+          <w:p>
+            <w:pPr>
+              <w:keepNext/>
+            </w:pPr>
+            <w:r/>
+            <w:r>
+              <w:rPr>
+                <w:rFonts w:ascii="游ゴシック" w:hAnsi="游ゴシック" w:eastAsia="游ゴシック"/>
+                <w:b w:val="0"/>
+                <w:sz w:val="18"/>
+              </w:rPr>
+              <w:t>1回の練習の長さは、ちょうどよかったですか。</w:t>
+            </w:r>
+          </w:p>
+        </w:tc>
+      </w:tr>
+      <w:tr>
+        <w:trPr>
+          <w:cantSplit/>
+        </w:trPr>
+        <w:tc>
+          <w:tcPr>
+            <w:tcW w:type="dxa" w:w="4873"/>
+          </w:tcPr>
+          <w:p>
+            <w:pPr>
+              <w:keepNext/>
+            </w:pPr>
+            <w:r/>
+            <w:r>
+              <w:rPr>
+                <w:rFonts w:ascii="游ゴシック" w:hAnsi="游ゴシック" w:eastAsia="游ゴシック"/>
+                <w:b w:val="0"/>
+                <w:sz w:val="18"/>
+              </w:rPr>
+              <w:t>6</w:t>
+            </w:r>
+          </w:p>
+        </w:tc>
+        <w:tc>
+          <w:tcPr>
+            <w:tcW w:type="dxa" w:w="4873"/>
+          </w:tcPr>
+          <w:p>
+            <w:pPr>
+              <w:keepNext/>
+            </w:pPr>
+            <w:r/>
+            <w:r>
+              <w:rPr>
+                <w:rFonts w:ascii="游ゴシック" w:hAnsi="游ゴシック" w:eastAsia="游ゴシック"/>
+                <w:b w:val="0"/>
+                <w:sz w:val="18"/>
+              </w:rPr>
+              <w:t>これからも使いたいと思いますか。</w:t>
+            </w:r>
+          </w:p>
+        </w:tc>
+      </w:tr>
+      <w:tr>
+        <w:trPr>
+          <w:cantSplit/>
+        </w:trPr>
+        <w:tc>
+          <w:tcPr>
+            <w:tcW w:type="dxa" w:w="4873"/>
+          </w:tcPr>
+          <w:p>
+            <w:r/>
+            <w:r>
+              <w:rPr>
+                <w:rFonts w:ascii="游ゴシック" w:hAnsi="游ゴシック" w:eastAsia="游ゴシック"/>
+                <w:b w:val="0"/>
+                <w:sz w:val="18"/>
+              </w:rPr>
+              <w:t>7</w:t>
+            </w:r>
+          </w:p>
+        </w:tc>
+        <w:tc>
+          <w:tcPr>
+            <w:tcW w:type="dxa" w:w="4873"/>
+          </w:tcPr>
+          <w:p>
+            <w:r/>
+            <w:r>
+              <w:rPr>
+                <w:rFonts w:ascii="游ゴシック" w:hAnsi="游ゴシック" w:eastAsia="游ゴシック"/>
+                <w:b w:val="0"/>
+                <w:sz w:val="18"/>
+              </w:rPr>
+              <w:t>練習することが、負担に感じましたか。（</w:t>
+            </w:r>
+            <w:r>
+              <w:rPr>
+                <w:rFonts w:ascii="游ゴシック" w:hAnsi="游ゴシック" w:eastAsia="游ゴシック"/>
+                <w:b/>
+                <w:sz w:val="18"/>
+              </w:rPr>
+              <w:t>逆転項目</w:t>
+            </w:r>
+            <w:r>
+              <w:rPr>
+                <w:rFonts w:ascii="游ゴシック" w:hAnsi="游ゴシック" w:eastAsia="游ゴシック"/>
+                <w:b w:val="0"/>
+                <w:sz w:val="18"/>
+              </w:rPr>
+              <w:t>）</w:t>
+            </w:r>
+          </w:p>
+        </w:tc>
+      </w:tr>
+    </w:tbl>
+    <w:p>
+      <w:pPr>
+        <w:spacing w:after="120"/>
+      </w:pPr>
+    </w:p>
+    <w:p>
+      <w:pPr>
+        <w:keepNext/>
+        <w:keepLines/>
+        <w:widowControl/>
+        <w:spacing w:after="160" w:line="336" w:lineRule="auto"/>
+      </w:pPr>
+      <w:r>
+        <w:rPr>
+          <w:rFonts w:ascii="游ゴシック" w:hAnsi="游ゴシック" w:eastAsia="游ゴシック"/>
+          <w:b/>
+          <w:sz w:val="21"/>
+        </w:rPr>
+        <w:t>III. 役に立ったか</w:t>
+      </w:r>
+    </w:p>
+    <w:tbl>
+      <w:tblPr>
+        <w:tblStyle w:val="TableGrid"/>
+        <w:tblW w:type="auto" w:w="0"/>
+        <w:jc w:val="center"/>
+        <w:tblLook w:firstColumn="1" w:firstRow="1" w:lastColumn="0" w:lastRow="0" w:noHBand="0" w:noVBand="1" w:val="04A0"/>
+      </w:tblPr>
+      <w:tblGrid>
+        <w:gridCol w:w="4873"/>
+        <w:gridCol w:w="4873"/>
+      </w:tblGrid>
+      <w:tr>
+        <w:trPr>
+          <w:tblHeader w:val="true"/>
+          <w:cantSplit/>
+        </w:trPr>
+        <w:tc>
+          <w:tcPr>
+            <w:tcW w:type="dxa" w:w="4873"/>
+            <w:shd w:val="clear" w:color="auto" w:fill="EEF1F7"/>
+          </w:tcPr>
+          <w:p>
+            <w:pPr>
+              <w:keepNext/>
+            </w:pPr>
+            <w:r/>
+            <w:r>
+              <w:rPr>
+                <w:rFonts w:ascii="游ゴシック" w:hAnsi="游ゴシック" w:eastAsia="游ゴシック"/>
+                <w:b/>
+                <w:color w:val="0E1E45"/>
+                <w:sz w:val="18"/>
+              </w:rPr>
+              <w:t>#</w:t>
+            </w:r>
+          </w:p>
+        </w:tc>
+        <w:tc>
+          <w:tcPr>
+            <w:tcW w:type="dxa" w:w="4873"/>
+            <w:shd w:val="clear" w:color="auto" w:fill="EEF1F7"/>
+          </w:tcPr>
+          <w:p>
+            <w:pPr>
+              <w:keepNext/>
+            </w:pPr>
+            <w:r/>
+            <w:r>
+              <w:rPr>
+                <w:rFonts w:ascii="游ゴシック" w:hAnsi="游ゴシック" w:eastAsia="游ゴシック"/>
+                <w:b/>
+                <w:color w:val="0E1E45"/>
+                <w:sz w:val="18"/>
+              </w:rPr>
+              <w:t>設問</w:t>
+            </w:r>
+          </w:p>
+        </w:tc>
+      </w:tr>
+      <w:tr>
+        <w:trPr>
+          <w:cantSplit/>
+        </w:trPr>
+        <w:tc>
+          <w:tcPr>
+            <w:tcW w:type="dxa" w:w="4873"/>
+          </w:tcPr>
+          <w:p>
+            <w:pPr>
+              <w:keepNext/>
+            </w:pPr>
+            <w:r/>
+            <w:r>
+              <w:rPr>
+                <w:rFonts w:ascii="游ゴシック" w:hAnsi="游ゴシック" w:eastAsia="游ゴシック"/>
+                <w:b w:val="0"/>
+                <w:sz w:val="18"/>
+              </w:rPr>
+              <w:t>8</w:t>
+            </w:r>
+          </w:p>
+        </w:tc>
+        <w:tc>
+          <w:tcPr>
+            <w:tcW w:type="dxa" w:w="4873"/>
+          </w:tcPr>
+          <w:p>
+            <w:pPr>
+              <w:keepNext/>
+            </w:pPr>
+            <w:r/>
+            <w:r>
+              <w:rPr>
+                <w:rFonts w:ascii="游ゴシック" w:hAnsi="游ゴシック" w:eastAsia="游ゴシック"/>
+                <w:b w:val="0"/>
+                <w:sz w:val="18"/>
+              </w:rPr>
+              <w:t>自分の発音が、前より良くなったと思いますか。</w:t>
+            </w:r>
+          </w:p>
+        </w:tc>
+      </w:tr>
+      <w:tr>
+        <w:trPr>
+          <w:cantSplit/>
+        </w:trPr>
+        <w:tc>
+          <w:tcPr>
+            <w:tcW w:type="dxa" w:w="4873"/>
+          </w:tcPr>
+          <w:p>
+            <w:pPr>
+              <w:keepNext/>
+            </w:pPr>
+            <w:r/>
+            <w:r>
+              <w:rPr>
+                <w:rFonts w:ascii="游ゴシック" w:hAnsi="游ゴシック" w:eastAsia="游ゴシック"/>
+                <w:b w:val="0"/>
+                <w:sz w:val="18"/>
+              </w:rPr>
+              <w:t>9</w:t>
+            </w:r>
+          </w:p>
+        </w:tc>
+        <w:tc>
+          <w:tcPr>
+            <w:tcW w:type="dxa" w:w="4873"/>
+          </w:tcPr>
+          <w:p>
+            <w:pPr>
+              <w:keepNext/>
+            </w:pPr>
+            <w:r/>
+            <w:r>
+              <w:rPr>
+                <w:rFonts w:ascii="游ゴシック" w:hAnsi="游ゴシック" w:eastAsia="游ゴシック"/>
+                <w:b w:val="0"/>
+                <w:sz w:val="18"/>
+              </w:rPr>
+              <w:t>自分の発音の、どこがお手本と違うのか分かりましたか。</w:t>
+            </w:r>
+          </w:p>
+        </w:tc>
+      </w:tr>
+      <w:tr>
+        <w:trPr>
+          <w:cantSplit/>
+        </w:trPr>
+        <w:tc>
+          <w:tcPr>
+            <w:tcW w:type="dxa" w:w="4873"/>
+          </w:tcPr>
+          <w:p>
+            <w:pPr>
+              <w:keepNext/>
+            </w:pPr>
+            <w:r/>
+            <w:r>
+              <w:rPr>
+                <w:rFonts w:ascii="游ゴシック" w:hAnsi="游ゴシック" w:eastAsia="游ゴシック"/>
+                <w:b w:val="0"/>
+                <w:sz w:val="18"/>
+              </w:rPr>
+              <w:t>10</w:t>
+            </w:r>
+          </w:p>
+        </w:tc>
+        <w:tc>
+          <w:tcPr>
+            <w:tcW w:type="dxa" w:w="4873"/>
+          </w:tcPr>
+          <w:p>
+            <w:pPr>
+              <w:keepNext/>
+            </w:pPr>
+            <w:r/>
+            <w:r>
+              <w:rPr>
+                <w:rFonts w:ascii="游ゴシック" w:hAnsi="游ゴシック" w:eastAsia="游ゴシック"/>
+                <w:b w:val="0"/>
+                <w:sz w:val="18"/>
+              </w:rPr>
+              <w:t>「次はこれだけ直そう」の表示は、役に立ちましたか。</w:t>
+            </w:r>
+          </w:p>
+        </w:tc>
+      </w:tr>
+      <w:tr>
+        <w:trPr>
+          <w:cantSplit/>
+        </w:trPr>
+        <w:tc>
+          <w:tcPr>
+            <w:tcW w:type="dxa" w:w="4873"/>
+          </w:tcPr>
+          <w:p>
+            <w:r/>
+            <w:r>
+              <w:rPr>
+                <w:rFonts w:ascii="游ゴシック" w:hAnsi="游ゴシック" w:eastAsia="游ゴシック"/>
+                <w:b w:val="0"/>
+                <w:sz w:val="18"/>
+              </w:rPr>
+              <w:t>11</w:t>
+            </w:r>
+          </w:p>
+        </w:tc>
+        <w:tc>
+          <w:tcPr>
+            <w:tcW w:type="dxa" w:w="4873"/>
+          </w:tcPr>
+          <w:p>
+            <w:r/>
+            <w:r>
+              <w:rPr>
+                <w:rFonts w:ascii="游ゴシック" w:hAnsi="游ゴシック" w:eastAsia="游ゴシック"/>
+                <w:b w:val="0"/>
+                <w:sz w:val="18"/>
+              </w:rPr>
+              <w:t>点数が出ることは、練習の励みになりましたか。</w:t>
+            </w:r>
+          </w:p>
+        </w:tc>
+      </w:tr>
+    </w:tbl>
+    <w:p>
+      <w:pPr>
+        <w:spacing w:after="120"/>
+      </w:pPr>
+    </w:p>
+    <w:p>
+      <w:pPr>
+        <w:keepNext/>
+        <w:keepLines/>
+        <w:widowControl/>
+        <w:spacing w:after="160" w:line="336" w:lineRule="auto"/>
+      </w:pPr>
+      <w:r>
+        <w:rPr>
+          <w:rFonts w:ascii="游ゴシック" w:hAnsi="游ゴシック" w:eastAsia="游ゴシック"/>
+          <w:b/>
+          <w:sz w:val="21"/>
+        </w:rPr>
+        <w:t>IV. 見て分かる工夫</w:t>
+      </w:r>
+    </w:p>
+    <w:tbl>
+      <w:tblPr>
+        <w:tblStyle w:val="TableGrid"/>
+        <w:tblW w:type="auto" w:w="0"/>
+        <w:jc w:val="center"/>
+        <w:tblLook w:firstColumn="1" w:firstRow="1" w:lastColumn="0" w:lastRow="0" w:noHBand="0" w:noVBand="1" w:val="04A0"/>
+      </w:tblPr>
+      <w:tblGrid>
+        <w:gridCol w:w="4873"/>
+        <w:gridCol w:w="4873"/>
+      </w:tblGrid>
+      <w:tr>
+        <w:trPr>
+          <w:tblHeader w:val="true"/>
+          <w:cantSplit/>
+        </w:trPr>
+        <w:tc>
+          <w:tcPr>
+            <w:tcW w:type="dxa" w:w="4873"/>
+            <w:shd w:val="clear" w:color="auto" w:fill="EEF1F7"/>
+          </w:tcPr>
+          <w:p>
+            <w:pPr>
+              <w:keepNext/>
+            </w:pPr>
+            <w:r/>
+            <w:r>
+              <w:rPr>
+                <w:rFonts w:ascii="游ゴシック" w:hAnsi="游ゴシック" w:eastAsia="游ゴシック"/>
+                <w:b/>
+                <w:color w:val="0E1E45"/>
+                <w:sz w:val="18"/>
+              </w:rPr>
+              <w:t>#</w:t>
+            </w:r>
+          </w:p>
+        </w:tc>
+        <w:tc>
+          <w:tcPr>
+            <w:tcW w:type="dxa" w:w="4873"/>
+            <w:shd w:val="clear" w:color="auto" w:fill="EEF1F7"/>
+          </w:tcPr>
+          <w:p>
+            <w:pPr>
+              <w:keepNext/>
+            </w:pPr>
+            <w:r/>
+            <w:r>
+              <w:rPr>
+                <w:rFonts w:ascii="游ゴシック" w:hAnsi="游ゴシック" w:eastAsia="游ゴシック"/>
+                <w:b/>
+                <w:color w:val="0E1E45"/>
+                <w:sz w:val="18"/>
+              </w:rPr>
+              <w:t>設問</w:t>
+            </w:r>
+          </w:p>
+        </w:tc>
+      </w:tr>
+      <w:tr>
+        <w:trPr>
+          <w:cantSplit/>
+        </w:trPr>
+        <w:tc>
+          <w:tcPr>
+            <w:tcW w:type="dxa" w:w="4873"/>
+          </w:tcPr>
+          <w:p>
+            <w:pPr>
+              <w:keepNext/>
+            </w:pPr>
+            <w:r/>
+            <w:r>
+              <w:rPr>
+                <w:rFonts w:ascii="游ゴシック" w:hAnsi="游ゴシック" w:eastAsia="游ゴシック"/>
+                <w:b w:val="0"/>
+                <w:sz w:val="18"/>
+              </w:rPr>
+              <w:t>12</w:t>
+            </w:r>
+          </w:p>
+        </w:tc>
+        <w:tc>
+          <w:tcPr>
+            <w:tcW w:type="dxa" w:w="4873"/>
+          </w:tcPr>
+          <w:p>
+            <w:pPr>
+              <w:keepNext/>
+            </w:pPr>
+            <w:r/>
+            <w:r>
+              <w:rPr>
+                <w:rFonts w:ascii="游ゴシック" w:hAnsi="游ゴシック" w:eastAsia="游ゴシック"/>
+                <w:b w:val="0"/>
+                <w:sz w:val="18"/>
+              </w:rPr>
+              <w:t>録音のタイミングを知らせる表示（「3・2・1」と、順に光る文字）は、分かりやすかったですか。</w:t>
+            </w:r>
+          </w:p>
+        </w:tc>
+      </w:tr>
+      <w:tr>
+        <w:trPr>
+          <w:cantSplit/>
+        </w:trPr>
+        <w:tc>
+          <w:tcPr>
+            <w:tcW w:type="dxa" w:w="4873"/>
+          </w:tcPr>
+          <w:p>
+            <w:pPr>
+              <w:keepNext/>
+            </w:pPr>
+            <w:r/>
+            <w:r>
+              <w:rPr>
+                <w:rFonts w:ascii="游ゴシック" w:hAnsi="游ゴシック" w:eastAsia="游ゴシック"/>
+                <w:b w:val="0"/>
+                <w:sz w:val="18"/>
+              </w:rPr>
+              <w:t>13</w:t>
+            </w:r>
+          </w:p>
+        </w:tc>
+        <w:tc>
+          <w:tcPr>
+            <w:tcW w:type="dxa" w:w="4873"/>
+          </w:tcPr>
+          <w:p>
+            <w:pPr>
+              <w:keepNext/>
+            </w:pPr>
+            <w:r/>
+            <w:r>
+              <w:rPr>
+                <w:rFonts w:ascii="游ゴシック" w:hAnsi="游ゴシック" w:eastAsia="游ゴシック"/>
+                <w:b w:val="0"/>
+                <w:sz w:val="18"/>
+              </w:rPr>
+              <w:t>お手本の口の形は、参考になりましたか。</w:t>
+            </w:r>
+          </w:p>
+        </w:tc>
+      </w:tr>
+      <w:tr>
+        <w:trPr>
+          <w:cantSplit/>
+        </w:trPr>
+        <w:tc>
+          <w:tcPr>
+            <w:tcW w:type="dxa" w:w="4873"/>
+          </w:tcPr>
+          <w:p>
+            <w:pPr>
+              <w:keepNext/>
+            </w:pPr>
+            <w:r/>
+            <w:r>
+              <w:rPr>
+                <w:rFonts w:ascii="游ゴシック" w:hAnsi="游ゴシック" w:eastAsia="游ゴシック"/>
+                <w:b w:val="0"/>
+                <w:sz w:val="18"/>
+              </w:rPr>
+              <w:t>14</w:t>
+            </w:r>
+          </w:p>
+        </w:tc>
+        <w:tc>
+          <w:tcPr>
+            <w:tcW w:type="dxa" w:w="4873"/>
+          </w:tcPr>
+          <w:p>
+            <w:pPr>
+              <w:keepNext/>
+            </w:pPr>
+            <w:r/>
+            <w:r>
+              <w:rPr>
+                <w:rFonts w:ascii="游ゴシック" w:hAnsi="游ゴシック" w:eastAsia="游ゴシック"/>
+                <w:b w:val="0"/>
+                <w:sz w:val="18"/>
+              </w:rPr>
+              <w:t>音の高さのグラフは、分かりやすかったですか。</w:t>
+            </w:r>
+          </w:p>
+        </w:tc>
+      </w:tr>
+      <w:tr>
+        <w:trPr>
+          <w:cantSplit/>
+        </w:trPr>
+        <w:tc>
+          <w:tcPr>
+            <w:tcW w:type="dxa" w:w="4873"/>
+          </w:tcPr>
+          <w:p>
+            <w:r/>
+            <w:r>
+              <w:rPr>
+                <w:rFonts w:ascii="游ゴシック" w:hAnsi="游ゴシック" w:eastAsia="游ゴシック"/>
+                <w:b w:val="0"/>
+                <w:sz w:val="18"/>
+              </w:rPr>
+              <w:t>15</w:t>
+            </w:r>
+          </w:p>
+        </w:tc>
+        <w:tc>
+          <w:tcPr>
+            <w:tcW w:type="dxa" w:w="4873"/>
+          </w:tcPr>
+          <w:p>
+            <w:r/>
+            <w:r>
+              <w:rPr>
+                <w:rFonts w:ascii="游ゴシック" w:hAnsi="游ゴシック" w:eastAsia="游ゴシック"/>
+                <w:b w:val="0"/>
+                <w:sz w:val="18"/>
+              </w:rPr>
+              <w:t>音が聞こえなくても、結果の意味が分かりましたか。</w:t>
+            </w:r>
+          </w:p>
+        </w:tc>
+      </w:tr>
+    </w:tbl>
+    <w:p>
+      <w:pPr>
+        <w:spacing w:after="120"/>
+      </w:pPr>
+    </w:p>
+    <w:p>
+      <w:pPr>
+        <w:keepNext/>
+        <w:keepLines/>
+        <w:widowControl/>
+        <w:spacing w:after="160" w:line="336" w:lineRule="auto"/>
+      </w:pPr>
+      <w:r>
+        <w:rPr>
+          <w:rFonts w:ascii="游ゴシック" w:hAnsi="游ゴシック" w:eastAsia="游ゴシック"/>
+          <w:b/>
+          <w:sz w:val="21"/>
+        </w:rPr>
+        <w:t>V. 自由記述</w:t>
+      </w:r>
+    </w:p>
+    <w:tbl>
+      <w:tblPr>
+        <w:tblStyle w:val="TableGrid"/>
+        <w:tblW w:type="auto" w:w="0"/>
+        <w:jc w:val="center"/>
+        <w:tblLook w:firstColumn="1" w:firstRow="1" w:lastColumn="0" w:lastRow="0" w:noHBand="0" w:noVBand="1" w:val="04A0"/>
+      </w:tblPr>
+      <w:tblGrid>
+        <w:gridCol w:w="4873"/>
+        <w:gridCol w:w="4873"/>
+      </w:tblGrid>
+      <w:tr>
+        <w:trPr>
+          <w:tblHeader w:val="true"/>
+          <w:cantSplit/>
+        </w:trPr>
+        <w:tc>
+          <w:tcPr>
+            <w:tcW w:type="dxa" w:w="4873"/>
+            <w:shd w:val="clear" w:color="auto" w:fill="EEF1F7"/>
+          </w:tcPr>
+          <w:p>
+            <w:pPr>
+              <w:keepNext/>
+            </w:pPr>
+            <w:r/>
+            <w:r>
+              <w:rPr>
+                <w:rFonts w:ascii="游ゴシック" w:hAnsi="游ゴシック" w:eastAsia="游ゴシック"/>
+                <w:b/>
+                <w:color w:val="0E1E45"/>
+                <w:sz w:val="18"/>
+              </w:rPr>
+              <w:t>#</w:t>
+            </w:r>
+          </w:p>
+        </w:tc>
+        <w:tc>
+          <w:tcPr>
+            <w:tcW w:type="dxa" w:w="4873"/>
+            <w:shd w:val="clear" w:color="auto" w:fill="EEF1F7"/>
+          </w:tcPr>
+          <w:p>
+            <w:pPr>
+              <w:keepNext/>
+            </w:pPr>
+            <w:r/>
+            <w:r>
+              <w:rPr>
+                <w:rFonts w:ascii="游ゴシック" w:hAnsi="游ゴシック" w:eastAsia="游ゴシック"/>
+                <w:b/>
+                <w:color w:val="0E1E45"/>
+                <w:sz w:val="18"/>
+              </w:rPr>
+              <w:t>設問</w:t>
+            </w:r>
+          </w:p>
+        </w:tc>
+      </w:tr>
+      <w:tr>
+        <w:trPr>
+          <w:cantSplit/>
+        </w:trPr>
+        <w:tc>
+          <w:tcPr>
+            <w:tcW w:type="dxa" w:w="4873"/>
+          </w:tcPr>
+          <w:p>
+            <w:pPr>
+              <w:keepNext/>
+            </w:pPr>
+            <w:r/>
+            <w:r>
+              <w:rPr>
+                <w:rFonts w:ascii="游ゴシック" w:hAnsi="游ゴシック" w:eastAsia="游ゴシック"/>
+                <w:b w:val="0"/>
+                <w:sz w:val="18"/>
+              </w:rPr>
+              <w:t>16</w:t>
+            </w:r>
+          </w:p>
+        </w:tc>
+        <w:tc>
+          <w:tcPr>
+            <w:tcW w:type="dxa" w:w="4873"/>
+          </w:tcPr>
+          <w:p>
+            <w:pPr>
+              <w:keepNext/>
+            </w:pPr>
+            <w:r/>
+            <w:r>
+              <w:rPr>
+                <w:rFonts w:ascii="游ゴシック" w:hAnsi="游ゴシック" w:eastAsia="游ゴシック"/>
+                <w:b w:val="0"/>
+                <w:sz w:val="18"/>
+              </w:rPr>
+              <w:t>使いやすかったところ、良かったところを書いてください。</w:t>
+            </w:r>
+          </w:p>
+        </w:tc>
+      </w:tr>
+      <w:tr>
+        <w:trPr>
+          <w:cantSplit/>
+        </w:trPr>
+        <w:tc>
+          <w:tcPr>
+            <w:tcW w:type="dxa" w:w="4873"/>
+          </w:tcPr>
+          <w:p>
+            <w:pPr>
+              <w:keepNext/>
+            </w:pPr>
+            <w:r/>
+            <w:r>
+              <w:rPr>
+                <w:rFonts w:ascii="游ゴシック" w:hAnsi="游ゴシック" w:eastAsia="游ゴシック"/>
+                <w:b w:val="0"/>
+                <w:sz w:val="18"/>
+              </w:rPr>
+              <w:t>17</w:t>
+            </w:r>
+          </w:p>
+        </w:tc>
+        <w:tc>
+          <w:tcPr>
+            <w:tcW w:type="dxa" w:w="4873"/>
+          </w:tcPr>
+          <w:p>
+            <w:pPr>
+              <w:keepNext/>
+            </w:pPr>
+            <w:r/>
+            <w:r>
+              <w:rPr>
+                <w:rFonts w:ascii="游ゴシック" w:hAnsi="游ゴシック" w:eastAsia="游ゴシック"/>
+                <w:b w:val="0"/>
+                <w:sz w:val="18"/>
+              </w:rPr>
+              <w:t>使いにくかったところ、困ったところを書いてください。</w:t>
+            </w:r>
+          </w:p>
+        </w:tc>
+      </w:tr>
+      <w:tr>
+        <w:trPr>
+          <w:cantSplit/>
+        </w:trPr>
+        <w:tc>
+          <w:tcPr>
+            <w:tcW w:type="dxa" w:w="4873"/>
+          </w:tcPr>
+          <w:p>
+            <w:r/>
+            <w:r>
+              <w:rPr>
+                <w:rFonts w:ascii="游ゴシック" w:hAnsi="游ゴシック" w:eastAsia="游ゴシック"/>
+                <w:b w:val="0"/>
+                <w:sz w:val="18"/>
+              </w:rPr>
+              <w:t>18</w:t>
+            </w:r>
+          </w:p>
+        </w:tc>
+        <w:tc>
+          <w:tcPr>
+            <w:tcW w:type="dxa" w:w="4873"/>
+          </w:tcPr>
+          <w:p>
+            <w:r/>
+            <w:r>
+              <w:rPr>
+                <w:rFonts w:ascii="游ゴシック" w:hAnsi="游ゴシック" w:eastAsia="游ゴシック"/>
+                <w:b w:val="0"/>
+                <w:sz w:val="18"/>
+              </w:rPr>
+              <w:t>こんな機能があったらいいな、と思うことを書いてください。</w:t>
+            </w:r>
+          </w:p>
+        </w:tc>
+      </w:tr>
+    </w:tbl>
+    <w:p>
+      <w:pPr>
+        <w:spacing w:after="120"/>
+      </w:pPr>
+    </w:p>
+    <w:p>
+      <w:pPr>
+        <w:keepLines/>
+        <w:spacing w:after="200"/>
+        <w:ind w:left="283"/>
+      </w:pPr>
+      <w:r>
+        <w:rPr>
+          <w:rFonts w:ascii="游ゴシック" w:hAnsi="游ゴシック" w:eastAsia="游ゴシック"/>
+          <w:b/>
+          <w:color w:val="555D6E"/>
+          <w:sz w:val="19"/>
+        </w:rPr>
+        <w:t>設問7について：</w:t>
+      </w:r>
+      <w:r>
+        <w:rPr>
+          <w:rFonts w:ascii="游ゴシック" w:hAnsi="游ゴシック" w:eastAsia="游ゴシック"/>
+          <w:b w:val="0"/>
+          <w:color w:val="555D6E"/>
+          <w:sz w:val="19"/>
+        </w:rPr>
+        <w:t xml:space="preserve"> この設問のみ、点数が高いほど負担が大きいことを示す。 集計時は他の設問と向きを揃えるため、点数を反転させて扱う。</w:t>
+      </w:r>
     </w:p>
     <w:p>
       <w:pPr>
@@ -8788,7 +10755,7 @@
                 <w:b w:val="0"/>
                 <w:sz w:val="18"/>
               </w:rPr>
-              <w:t>・学校の指導計画に組み込む形とし、追加の負担を生じさせない・アンケートは5〜10分程度、1回のみ</w:t>
+              <w:t>・学校の指導計画に組み込む形とし、追加の負担を生じさせない・アンケートは10〜15分程度、1回のみ</w:t>
             </w:r>
           </w:p>
         </w:tc>

--- a/docs/倫理審査資料_SP-PS.docx
+++ b/docs/倫理審査資料_SP-PS.docx
@@ -1295,7 +1295,7 @@
           <w:b/>
           <w:sz w:val="21"/>
         </w:rPr>
-        <w:t>SP-PS（Speech Practice - Pronunciation Support）</w:t>
+        <w:t>SP-PS</w:t>
       </w:r>
     </w:p>
     <w:p>

--- a/docs/倫理審査資料_SP-PS.docx
+++ b/docs/倫理審査資料_SP-PS.docx
@@ -10192,37 +10192,214 @@
           <w:color w:val="555D6E"/>
           <w:sz w:val="21"/>
         </w:rPr>
-        <w:t>対応表の管理</w:t>
+        <w:t>紙の書類の保管</w:t>
       </w:r>
     </w:p>
     <w:p>
       <w:pPr>
-        <w:pStyle w:val="ListBullet"/>
-        <w:spacing w:after="40"/>
+        <w:keepNext/>
+        <w:keepLines/>
+        <w:widowControl/>
+        <w:spacing w:after="160" w:line="336" w:lineRule="auto"/>
       </w:pPr>
       <w:r>
         <w:rPr>
           <w:rFonts w:ascii="游ゴシック" w:hAnsi="游ゴシック" w:eastAsia="游ゴシック"/>
           <w:b w:val="0"/>
-          <w:sz w:val="20"/>
+          <w:sz w:val="21"/>
         </w:rPr>
-        <w:t>氏名と参加者番号（ID）の対応表は、</w:t>
+        <w:t>参加者番号とパスワードは、参加者に配布するために紙に記載する。この紙の保管場所は以下のとおりとする。</w:t>
+      </w:r>
+    </w:p>
+    <w:tbl>
+      <w:tblPr>
+        <w:tblStyle w:val="TableGrid"/>
+        <w:tblW w:type="auto" w:w="0"/>
+        <w:jc w:val="center"/>
+        <w:tblLook w:firstColumn="1" w:firstRow="1" w:lastColumn="0" w:lastRow="0" w:noHBand="0" w:noVBand="1" w:val="04A0"/>
+      </w:tblPr>
+      <w:tblGrid>
+        <w:gridCol w:w="4873"/>
+        <w:gridCol w:w="4873"/>
+      </w:tblGrid>
+      <w:tr>
+        <w:trPr>
+          <w:tblHeader w:val="true"/>
+          <w:cantSplit/>
+        </w:trPr>
+        <w:tc>
+          <w:tcPr>
+            <w:tcW w:type="dxa" w:w="4873"/>
+            <w:shd w:val="clear" w:color="auto" w:fill="EEF1F7"/>
+          </w:tcPr>
+          <w:p>
+            <w:pPr>
+              <w:keepNext/>
+            </w:pPr>
+            <w:r/>
+            <w:r>
+              <w:rPr>
+                <w:rFonts w:ascii="游ゴシック" w:hAnsi="游ゴシック" w:eastAsia="游ゴシック"/>
+                <w:b/>
+                <w:color w:val="0E1E45"/>
+                <w:sz w:val="18"/>
+              </w:rPr>
+              <w:t>書類</w:t>
+            </w:r>
+          </w:p>
+        </w:tc>
+        <w:tc>
+          <w:tcPr>
+            <w:tcW w:type="dxa" w:w="4873"/>
+            <w:shd w:val="clear" w:color="auto" w:fill="EEF1F7"/>
+          </w:tcPr>
+          <w:p>
+            <w:pPr>
+              <w:keepNext/>
+            </w:pPr>
+            <w:r/>
+            <w:r>
+              <w:rPr>
+                <w:rFonts w:ascii="游ゴシック" w:hAnsi="游ゴシック" w:eastAsia="游ゴシック"/>
+                <w:b/>
+                <w:color w:val="0E1E45"/>
+                <w:sz w:val="18"/>
+              </w:rPr>
+              <w:t>保管場所と管理者</w:t>
+            </w:r>
+          </w:p>
+        </w:tc>
+      </w:tr>
+      <w:tr>
+        <w:trPr>
+          <w:cantSplit/>
+        </w:trPr>
+        <w:tc>
+          <w:tcPr>
+            <w:tcW w:type="dxa" w:w="4873"/>
+          </w:tcPr>
+          <w:p>
+            <w:pPr>
+              <w:keepNext/>
+            </w:pPr>
+            <w:r/>
+            <w:r>
+              <w:rPr>
+                <w:rFonts w:ascii="游ゴシック" w:hAnsi="游ゴシック" w:eastAsia="游ゴシック"/>
+                <w:b w:val="0"/>
+                <w:sz w:val="18"/>
+              </w:rPr>
+              <w:t>参加者番号とパスワードを記載した紙</w:t>
+            </w:r>
+          </w:p>
+        </w:tc>
+        <w:tc>
+          <w:tcPr>
+            <w:tcW w:type="dxa" w:w="4873"/>
+          </w:tcPr>
+          <w:p>
+            <w:pPr>
+              <w:keepNext/>
+            </w:pPr>
+            <w:r/>
+            <w:r>
+              <w:rPr>
+                <w:rFonts w:ascii="游ゴシック" w:hAnsi="游ゴシック" w:eastAsia="游ゴシック"/>
+                <w:b/>
+                <w:sz w:val="18"/>
+              </w:rPr>
+              <w:t>指導教員（金道 敏樹）の居室内の、施錠できる場所</w:t>
+            </w:r>
+            <w:r>
+              <w:rPr>
+                <w:rFonts w:ascii="游ゴシック" w:hAnsi="游ゴシック" w:eastAsia="游ゴシック"/>
+                <w:b w:val="0"/>
+                <w:sz w:val="18"/>
+              </w:rPr>
+              <w:t>に保管し、研究責任者のみが管理する</w:t>
+            </w:r>
+          </w:p>
+        </w:tc>
+      </w:tr>
+      <w:tr>
+        <w:trPr>
+          <w:cantSplit/>
+        </w:trPr>
+        <w:tc>
+          <w:tcPr>
+            <w:tcW w:type="dxa" w:w="4873"/>
+          </w:tcPr>
+          <w:p>
+            <w:r/>
+            <w:r>
+              <w:rPr>
+                <w:rFonts w:ascii="游ゴシック" w:hAnsi="游ゴシック" w:eastAsia="游ゴシック"/>
+                <w:b w:val="0"/>
+                <w:sz w:val="18"/>
+              </w:rPr>
+              <w:t>氏名と参加者番号の対応表</w:t>
+            </w:r>
+          </w:p>
+        </w:tc>
+        <w:tc>
+          <w:tcPr>
+            <w:tcW w:type="dxa" w:w="4873"/>
+          </w:tcPr>
+          <w:p>
+            <w:r/>
+            <w:r>
+              <w:rPr>
+                <w:rFonts w:ascii="游ゴシック" w:hAnsi="游ゴシック" w:eastAsia="游ゴシック"/>
+                <w:b/>
+                <w:sz w:val="18"/>
+              </w:rPr>
+              <w:t>学校の担当教員が保管</w:t>
+            </w:r>
+            <w:r>
+              <w:rPr>
+                <w:rFonts w:ascii="游ゴシック" w:hAnsi="游ゴシック" w:eastAsia="游ゴシック"/>
+                <w:b w:val="0"/>
+                <w:sz w:val="18"/>
+              </w:rPr>
+              <w:t>し、研究者側には渡さない</w:t>
+            </w:r>
+          </w:p>
+        </w:tc>
+      </w:tr>
+    </w:tbl>
+    <w:p>
+      <w:pPr>
+        <w:spacing w:after="120"/>
+      </w:pPr>
+    </w:p>
+    <w:p>
+      <w:pPr>
+        <w:widowControl/>
+        <w:spacing w:after="160" w:line="336" w:lineRule="auto"/>
+      </w:pPr>
+      <w:r>
+        <w:rPr>
+          <w:rFonts w:ascii="游ゴシック" w:hAnsi="游ゴシック" w:eastAsia="游ゴシック"/>
+          <w:b w:val="0"/>
+          <w:sz w:val="21"/>
+        </w:rPr>
+        <w:t>氏名と参加者番号を結びつける情報は学校側にとどめ、研究者側が保管するのは</w:t>
       </w:r>
       <w:r>
         <w:rPr>
           <w:rFonts w:ascii="游ゴシック" w:hAnsi="游ゴシック" w:eastAsia="游ゴシック"/>
           <w:b/>
-          <w:sz w:val="20"/>
+          <w:sz w:val="21"/>
         </w:rPr>
-        <w:t>学校の担当教員が保管</w:t>
+        <w:t>氏名を含まない参加者番号とパスワードのみ</w:t>
       </w:r>
       <w:r>
         <w:rPr>
           <w:rFonts w:ascii="游ゴシック" w:hAnsi="游ゴシック" w:eastAsia="游ゴシック"/>
           <w:b w:val="0"/>
-          <w:sz w:val="20"/>
+          <w:sz w:val="21"/>
         </w:rPr>
-        <w:t>し、研究者側には渡さない（または、施錠可能な場所に保管し、研究責任者のみが管理する）</w:t>
+        <w:t>とする。これにより、研究者が取り扱うデータから個人を直接特定できない状態を保つ。</w:t>
       </w:r>
     </w:p>
     <w:p>
@@ -10250,7 +10427,7 @@
           <w:b w:val="0"/>
           <w:sz w:val="20"/>
         </w:rPr>
-        <w:t>パスワードは</w:t>
+        <w:t>パスワードはアプリ内では</w:t>
       </w:r>
       <w:r>
         <w:rPr>
@@ -10291,7 +10468,7 @@
           <w:color w:val="8A5D00"/>
           <w:sz w:val="19"/>
         </w:rPr>
-        <w:t xml:space="preserve"> 対応表の管理者・保管方法は学校側と協議のうえ決定する。</w:t>
+        <w:t xml:space="preserve"> 氏名と参加者番号の対応表を学校側の誰が管理するかは、 学校側と協議のうえ決定する。</w:t>
       </w:r>
     </w:p>
     <w:p>

--- a/docs/倫理審査資料_SP-PS.docx
+++ b/docs/倫理審査資料_SP-PS.docx
@@ -5316,6 +5316,49 @@
     </w:p>
     <w:p>
       <w:pPr>
+        <w:keepLines/>
+        <w:spacing w:after="200"/>
+        <w:ind w:left="283"/>
+      </w:pPr>
+      <w:r>
+        <w:rPr>
+          <w:rFonts w:ascii="游ゴシック" w:hAnsi="游ゴシック" w:eastAsia="游ゴシック"/>
+          <w:b/>
+          <w:color w:val="555D6E"/>
+          <w:sz w:val="19"/>
+        </w:rPr>
+        <w:t>補足：</w:t>
+      </w:r>
+      <w:r>
+        <w:rPr>
+          <w:rFonts w:ascii="游ゴシック" w:hAnsi="游ゴシック" w:eastAsia="游ゴシック"/>
+          <w:b w:val="0"/>
+          <w:color w:val="555D6E"/>
+          <w:sz w:val="19"/>
+        </w:rPr>
+        <w:t xml:space="preserve"> 本項目は、現時点で複数の案を併記した段階である。 指導教員および学校側との協議を経て運用形態が決定した時点で、選定した方式について </w:t>
+      </w:r>
+      <w:r>
+        <w:rPr>
+          <w:rFonts w:ascii="游ゴシック" w:hAnsi="游ゴシック" w:eastAsia="游ゴシック"/>
+          <w:b/>
+          <w:color w:val="555D6E"/>
+          <w:sz w:val="19"/>
+        </w:rPr>
+        <w:t>データの流れ・保管場所・アクセスできる者の範囲・必要となる設定作業</w:t>
+      </w:r>
+      <w:r>
+        <w:rPr>
+          <w:rFonts w:ascii="游ゴシック" w:hAnsi="游ゴシック" w:eastAsia="游ゴシック"/>
+          <w:b w:val="0"/>
+          <w:color w:val="555D6E"/>
+          <w:sz w:val="19"/>
+        </w:rPr>
+        <w:t>を含めて 改めて詳しくまとめ、本資料を更新する。</w:t>
+      </w:r>
+    </w:p>
+    <w:p>
+      <w:pPr>
         <w:pStyle w:val="Heading2"/>
         <w:keepNext/>
         <w:keepLines/>
@@ -10444,6 +10487,36 @@
           <w:sz w:val="20"/>
         </w:rPr>
         <w:t>し、平文では保持しない</w:t>
+      </w:r>
+    </w:p>
+    <w:p>
+      <w:pPr>
+        <w:pStyle w:val="ListBullet"/>
+        <w:spacing w:after="40"/>
+      </w:pPr>
+      <w:r>
+        <w:rPr>
+          <w:rFonts w:ascii="游ゴシック" w:hAnsi="游ゴシック" w:eastAsia="游ゴシック"/>
+          <w:b w:val="0"/>
+          <w:sz w:val="20"/>
+        </w:rPr>
+        <w:t>調査の終了後、参加者番号とパスワードを記載した紙は</w:t>
+      </w:r>
+      <w:r>
+        <w:rPr>
+          <w:rFonts w:ascii="游ゴシック" w:hAnsi="游ゴシック" w:eastAsia="游ゴシック"/>
+          <w:b/>
+          <w:sz w:val="20"/>
+        </w:rPr>
+        <w:t>速やかに裁断して廃棄</w:t>
+      </w:r>
+      <w:r>
+        <w:rPr>
+          <w:rFonts w:ascii="游ゴシック" w:hAnsi="游ゴシック" w:eastAsia="游ゴシック"/>
+          <w:b w:val="0"/>
+          <w:sz w:val="20"/>
+        </w:rPr>
+        <w:t>する。氏名と参加者番号の対応表についても、学校側と協議のうえ同様に廃棄する</w:t>
       </w:r>
     </w:p>
     <w:p>

--- a/docs/倫理審査資料_SP-PS.docx
+++ b/docs/倫理審査資料_SP-PS.docx
@@ -62,6 +62,7 @@
         <w:tblStyle w:val="TableGrid"/>
         <w:tblW w:type="auto" w:w="0"/>
         <w:jc w:val="center"/>
+        <w:tblLayout w:type="fixed"/>
         <w:tblLook w:firstColumn="1" w:firstRow="1" w:lastColumn="0" w:lastRow="0" w:noHBand="0" w:noVBand="1" w:val="04A0"/>
       </w:tblPr>
       <w:tblGrid>
@@ -75,7 +76,7 @@
         </w:trPr>
         <w:tc>
           <w:tcPr>
-            <w:tcW w:type="dxa" w:w="4873"/>
+            <w:tcW w:type="dxa" w:w="3305"/>
             <w:shd w:val="clear" w:color="auto" w:fill="EEF1F7"/>
           </w:tcPr>
           <w:p>
@@ -96,7 +97,7 @@
         </w:tc>
         <w:tc>
           <w:tcPr>
-            <w:tcW w:type="dxa" w:w="4873"/>
+            <w:tcW w:type="dxa" w:w="6446"/>
             <w:shd w:val="clear" w:color="auto" w:fill="EEF1F7"/>
           </w:tcPr>
           <w:p>
@@ -122,12 +123,9 @@
         </w:trPr>
         <w:tc>
           <w:tcPr>
-            <w:tcW w:type="dxa" w:w="4873"/>
-          </w:tcPr>
-          <w:p>
-            <w:pPr>
-              <w:keepNext/>
-            </w:pPr>
+            <w:tcW w:type="dxa" w:w="3305"/>
+          </w:tcPr>
+          <w:p>
             <w:r/>
             <w:r>
               <w:rPr>
@@ -141,12 +139,9 @@
         </w:tc>
         <w:tc>
           <w:tcPr>
-            <w:tcW w:type="dxa" w:w="4873"/>
-          </w:tcPr>
-          <w:p>
-            <w:pPr>
-              <w:keepNext/>
-            </w:pPr>
+            <w:tcW w:type="dxa" w:w="6446"/>
+          </w:tcPr>
+          <w:p>
             <w:r/>
             <w:r>
               <w:rPr>
@@ -165,12 +160,9 @@
         </w:trPr>
         <w:tc>
           <w:tcPr>
-            <w:tcW w:type="dxa" w:w="4873"/>
-          </w:tcPr>
-          <w:p>
-            <w:pPr>
-              <w:keepNext/>
-            </w:pPr>
+            <w:tcW w:type="dxa" w:w="3305"/>
+          </w:tcPr>
+          <w:p>
             <w:r/>
             <w:r>
               <w:rPr>
@@ -184,12 +176,9 @@
         </w:tc>
         <w:tc>
           <w:tcPr>
-            <w:tcW w:type="dxa" w:w="4873"/>
-          </w:tcPr>
-          <w:p>
-            <w:pPr>
-              <w:keepNext/>
-            </w:pPr>
+            <w:tcW w:type="dxa" w:w="6446"/>
+          </w:tcPr>
+          <w:p>
             <w:r/>
             <w:r>
               <w:rPr>
@@ -208,12 +197,9 @@
         </w:trPr>
         <w:tc>
           <w:tcPr>
-            <w:tcW w:type="dxa" w:w="4873"/>
-          </w:tcPr>
-          <w:p>
-            <w:pPr>
-              <w:keepNext/>
-            </w:pPr>
+            <w:tcW w:type="dxa" w:w="3305"/>
+          </w:tcPr>
+          <w:p>
             <w:r/>
             <w:r>
               <w:rPr>
@@ -227,12 +213,9 @@
         </w:tc>
         <w:tc>
           <w:tcPr>
-            <w:tcW w:type="dxa" w:w="4873"/>
-          </w:tcPr>
-          <w:p>
-            <w:pPr>
-              <w:keepNext/>
-            </w:pPr>
+            <w:tcW w:type="dxa" w:w="6446"/>
+          </w:tcPr>
+          <w:p>
             <w:r/>
             <w:r>
               <w:rPr>
@@ -251,12 +234,9 @@
         </w:trPr>
         <w:tc>
           <w:tcPr>
-            <w:tcW w:type="dxa" w:w="4873"/>
-          </w:tcPr>
-          <w:p>
-            <w:pPr>
-              <w:keepNext/>
-            </w:pPr>
+            <w:tcW w:type="dxa" w:w="3305"/>
+          </w:tcPr>
+          <w:p>
             <w:r/>
             <w:r>
               <w:rPr>
@@ -270,12 +250,9 @@
         </w:tc>
         <w:tc>
           <w:tcPr>
-            <w:tcW w:type="dxa" w:w="4873"/>
-          </w:tcPr>
-          <w:p>
-            <w:pPr>
-              <w:keepNext/>
-            </w:pPr>
+            <w:tcW w:type="dxa" w:w="6446"/>
+          </w:tcPr>
+          <w:p>
             <w:r/>
             <w:r>
               <w:rPr>
@@ -294,7 +271,7 @@
         </w:trPr>
         <w:tc>
           <w:tcPr>
-            <w:tcW w:type="dxa" w:w="4873"/>
+            <w:tcW w:type="dxa" w:w="3305"/>
           </w:tcPr>
           <w:p>
             <w:r/>
@@ -310,7 +287,7 @@
         </w:tc>
         <w:tc>
           <w:tcPr>
-            <w:tcW w:type="dxa" w:w="4873"/>
+            <w:tcW w:type="dxa" w:w="6446"/>
           </w:tcPr>
           <w:p>
             <w:r/>
@@ -756,6 +733,7 @@
         <w:tblStyle w:val="TableGrid"/>
         <w:tblW w:type="auto" w:w="0"/>
         <w:jc w:val="center"/>
+        <w:tblLayout w:type="fixed"/>
         <w:tblLook w:firstColumn="1" w:firstRow="1" w:lastColumn="0" w:lastRow="0" w:noHBand="0" w:noVBand="1" w:val="04A0"/>
       </w:tblPr>
       <w:tblGrid>
@@ -769,7 +747,7 @@
         </w:trPr>
         <w:tc>
           <w:tcPr>
-            <w:tcW w:type="dxa" w:w="4873"/>
+            <w:tcW w:type="dxa" w:w="1327"/>
             <w:shd w:val="clear" w:color="auto" w:fill="EEF1F7"/>
           </w:tcPr>
           <w:p>
@@ -790,7 +768,7 @@
         </w:tc>
         <w:tc>
           <w:tcPr>
-            <w:tcW w:type="dxa" w:w="4873"/>
+            <w:tcW w:type="dxa" w:w="8425"/>
             <w:shd w:val="clear" w:color="auto" w:fill="EEF1F7"/>
           </w:tcPr>
           <w:p>
@@ -816,7 +794,7 @@
         </w:trPr>
         <w:tc>
           <w:tcPr>
-            <w:tcW w:type="dxa" w:w="4873"/>
+            <w:tcW w:type="dxa" w:w="1327"/>
           </w:tcPr>
           <w:p>
             <w:pPr>
@@ -835,7 +813,7 @@
         </w:tc>
         <w:tc>
           <w:tcPr>
-            <w:tcW w:type="dxa" w:w="4873"/>
+            <w:tcW w:type="dxa" w:w="8425"/>
           </w:tcPr>
           <w:p>
             <w:pPr>
@@ -859,7 +837,7 @@
         </w:trPr>
         <w:tc>
           <w:tcPr>
-            <w:tcW w:type="dxa" w:w="4873"/>
+            <w:tcW w:type="dxa" w:w="1327"/>
           </w:tcPr>
           <w:p>
             <w:pPr>
@@ -878,7 +856,7 @@
         </w:tc>
         <w:tc>
           <w:tcPr>
-            <w:tcW w:type="dxa" w:w="4873"/>
+            <w:tcW w:type="dxa" w:w="8425"/>
           </w:tcPr>
           <w:p>
             <w:pPr>
@@ -918,7 +896,7 @@
         </w:trPr>
         <w:tc>
           <w:tcPr>
-            <w:tcW w:type="dxa" w:w="4873"/>
+            <w:tcW w:type="dxa" w:w="1327"/>
           </w:tcPr>
           <w:p>
             <w:r/>
@@ -934,7 +912,7 @@
         </w:tc>
         <w:tc>
           <w:tcPr>
-            <w:tcW w:type="dxa" w:w="4873"/>
+            <w:tcW w:type="dxa" w:w="8425"/>
           </w:tcPr>
           <w:p>
             <w:r/>
@@ -1008,6 +986,7 @@
         <w:tblStyle w:val="TableGrid"/>
         <w:tblW w:type="auto" w:w="0"/>
         <w:jc w:val="center"/>
+        <w:tblLayout w:type="fixed"/>
         <w:tblLook w:firstColumn="1" w:firstRow="1" w:lastColumn="0" w:lastRow="0" w:noHBand="0" w:noVBand="1" w:val="04A0"/>
       </w:tblPr>
       <w:tblGrid>
@@ -1022,7 +1001,7 @@
         </w:trPr>
         <w:tc>
           <w:tcPr>
-            <w:tcW w:type="dxa" w:w="3249"/>
+            <w:tcW w:type="dxa" w:w="1145"/>
             <w:shd w:val="clear" w:color="auto" w:fill="EEF1F7"/>
           </w:tcPr>
           <w:p>
@@ -1043,7 +1022,7 @@
         </w:tc>
         <w:tc>
           <w:tcPr>
-            <w:tcW w:type="dxa" w:w="3249"/>
+            <w:tcW w:type="dxa" w:w="3000"/>
             <w:shd w:val="clear" w:color="auto" w:fill="EEF1F7"/>
           </w:tcPr>
           <w:p>
@@ -1064,7 +1043,7 @@
         </w:tc>
         <w:tc>
           <w:tcPr>
-            <w:tcW w:type="dxa" w:w="3249"/>
+            <w:tcW w:type="dxa" w:w="5606"/>
             <w:shd w:val="clear" w:color="auto" w:fill="EEF1F7"/>
           </w:tcPr>
           <w:p>
@@ -1090,7 +1069,7 @@
         </w:trPr>
         <w:tc>
           <w:tcPr>
-            <w:tcW w:type="dxa" w:w="3249"/>
+            <w:tcW w:type="dxa" w:w="1145"/>
           </w:tcPr>
           <w:p>
             <w:pPr>
@@ -1109,7 +1088,7 @@
         </w:tc>
         <w:tc>
           <w:tcPr>
-            <w:tcW w:type="dxa" w:w="3249"/>
+            <w:tcW w:type="dxa" w:w="3000"/>
           </w:tcPr>
           <w:p>
             <w:pPr>
@@ -1128,7 +1107,7 @@
         </w:tc>
         <w:tc>
           <w:tcPr>
-            <w:tcW w:type="dxa" w:w="3249"/>
+            <w:tcW w:type="dxa" w:w="5606"/>
           </w:tcPr>
           <w:p>
             <w:pPr>
@@ -1152,7 +1131,7 @@
         </w:trPr>
         <w:tc>
           <w:tcPr>
-            <w:tcW w:type="dxa" w:w="3249"/>
+            <w:tcW w:type="dxa" w:w="1145"/>
           </w:tcPr>
           <w:p>
             <w:r/>
@@ -1168,7 +1147,7 @@
         </w:tc>
         <w:tc>
           <w:tcPr>
-            <w:tcW w:type="dxa" w:w="3249"/>
+            <w:tcW w:type="dxa" w:w="3000"/>
           </w:tcPr>
           <w:p>
             <w:r/>
@@ -1184,7 +1163,7 @@
         </w:tc>
         <w:tc>
           <w:tcPr>
-            <w:tcW w:type="dxa" w:w="3249"/>
+            <w:tcW w:type="dxa" w:w="5606"/>
           </w:tcPr>
           <w:p>
             <w:r/>
@@ -1365,6 +1344,7 @@
         <w:tblStyle w:val="TableGrid"/>
         <w:tblW w:type="auto" w:w="0"/>
         <w:jc w:val="center"/>
+        <w:tblLayout w:type="fixed"/>
         <w:tblLook w:firstColumn="1" w:firstRow="1" w:lastColumn="0" w:lastRow="0" w:noHBand="0" w:noVBand="1" w:val="04A0"/>
       </w:tblPr>
       <w:tblGrid>
@@ -1378,7 +1358,7 @@
         </w:trPr>
         <w:tc>
           <w:tcPr>
-            <w:tcW w:type="dxa" w:w="4873"/>
+            <w:tcW w:type="dxa" w:w="2025"/>
             <w:shd w:val="clear" w:color="auto" w:fill="EEF1F7"/>
           </w:tcPr>
           <w:p>
@@ -1399,7 +1379,7 @@
         </w:tc>
         <w:tc>
           <w:tcPr>
-            <w:tcW w:type="dxa" w:w="4873"/>
+            <w:tcW w:type="dxa" w:w="7726"/>
             <w:shd w:val="clear" w:color="auto" w:fill="EEF1F7"/>
           </w:tcPr>
           <w:p>
@@ -1425,12 +1405,9 @@
         </w:trPr>
         <w:tc>
           <w:tcPr>
-            <w:tcW w:type="dxa" w:w="4873"/>
-          </w:tcPr>
-          <w:p>
-            <w:pPr>
-              <w:keepNext/>
-            </w:pPr>
+            <w:tcW w:type="dxa" w:w="2025"/>
+          </w:tcPr>
+          <w:p>
             <w:r/>
             <w:r>
               <w:rPr>
@@ -1444,12 +1421,9 @@
         </w:tc>
         <w:tc>
           <w:tcPr>
-            <w:tcW w:type="dxa" w:w="4873"/>
-          </w:tcPr>
-          <w:p>
-            <w:pPr>
-              <w:keepNext/>
-            </w:pPr>
+            <w:tcW w:type="dxa" w:w="7726"/>
+          </w:tcPr>
+          <w:p>
             <w:r/>
             <w:r>
               <w:rPr>
@@ -1468,12 +1442,9 @@
         </w:trPr>
         <w:tc>
           <w:tcPr>
-            <w:tcW w:type="dxa" w:w="4873"/>
-          </w:tcPr>
-          <w:p>
-            <w:pPr>
-              <w:keepNext/>
-            </w:pPr>
+            <w:tcW w:type="dxa" w:w="2025"/>
+          </w:tcPr>
+          <w:p>
             <w:r/>
             <w:r>
               <w:rPr>
@@ -1487,12 +1458,9 @@
         </w:tc>
         <w:tc>
           <w:tcPr>
-            <w:tcW w:type="dxa" w:w="4873"/>
-          </w:tcPr>
-          <w:p>
-            <w:pPr>
-              <w:keepNext/>
-            </w:pPr>
+            <w:tcW w:type="dxa" w:w="7726"/>
+          </w:tcPr>
+          <w:p>
             <w:r/>
             <w:r>
               <w:rPr>
@@ -1511,12 +1479,9 @@
         </w:trPr>
         <w:tc>
           <w:tcPr>
-            <w:tcW w:type="dxa" w:w="4873"/>
-          </w:tcPr>
-          <w:p>
-            <w:pPr>
-              <w:keepNext/>
-            </w:pPr>
+            <w:tcW w:type="dxa" w:w="2025"/>
+          </w:tcPr>
+          <w:p>
             <w:r/>
             <w:r>
               <w:rPr>
@@ -1530,12 +1495,9 @@
         </w:tc>
         <w:tc>
           <w:tcPr>
-            <w:tcW w:type="dxa" w:w="4873"/>
-          </w:tcPr>
-          <w:p>
-            <w:pPr>
-              <w:keepNext/>
-            </w:pPr>
+            <w:tcW w:type="dxa" w:w="7726"/>
+          </w:tcPr>
+          <w:p>
             <w:r/>
             <w:r>
               <w:rPr>
@@ -1554,12 +1516,9 @@
         </w:trPr>
         <w:tc>
           <w:tcPr>
-            <w:tcW w:type="dxa" w:w="4873"/>
-          </w:tcPr>
-          <w:p>
-            <w:pPr>
-              <w:keepNext/>
-            </w:pPr>
+            <w:tcW w:type="dxa" w:w="2025"/>
+          </w:tcPr>
+          <w:p>
             <w:r/>
             <w:r>
               <w:rPr>
@@ -1573,12 +1532,9 @@
         </w:tc>
         <w:tc>
           <w:tcPr>
-            <w:tcW w:type="dxa" w:w="4873"/>
-          </w:tcPr>
-          <w:p>
-            <w:pPr>
-              <w:keepNext/>
-            </w:pPr>
+            <w:tcW w:type="dxa" w:w="7726"/>
+          </w:tcPr>
+          <w:p>
             <w:r/>
             <w:r>
               <w:rPr>
@@ -1613,7 +1569,7 @@
         </w:trPr>
         <w:tc>
           <w:tcPr>
-            <w:tcW w:type="dxa" w:w="4873"/>
+            <w:tcW w:type="dxa" w:w="2025"/>
           </w:tcPr>
           <w:p>
             <w:r/>
@@ -1629,7 +1585,7 @@
         </w:tc>
         <w:tc>
           <w:tcPr>
-            <w:tcW w:type="dxa" w:w="4873"/>
+            <w:tcW w:type="dxa" w:w="7726"/>
           </w:tcPr>
           <w:p>
             <w:r/>
@@ -1726,6 +1682,7 @@
         <w:tblStyle w:val="TableGrid"/>
         <w:tblW w:type="auto" w:w="0"/>
         <w:jc w:val="center"/>
+        <w:tblLayout w:type="fixed"/>
         <w:tblLook w:firstColumn="1" w:firstRow="1" w:lastColumn="0" w:lastRow="0" w:noHBand="0" w:noVBand="1" w:val="04A0"/>
       </w:tblPr>
       <w:tblGrid>
@@ -1739,7 +1696,7 @@
         </w:trPr>
         <w:tc>
           <w:tcPr>
-            <w:tcW w:type="dxa" w:w="4873"/>
+            <w:tcW w:type="dxa" w:w="1814"/>
             <w:shd w:val="clear" w:color="auto" w:fill="EEF1F7"/>
           </w:tcPr>
           <w:p>
@@ -1760,7 +1717,7 @@
         </w:tc>
         <w:tc>
           <w:tcPr>
-            <w:tcW w:type="dxa" w:w="4873"/>
+            <w:tcW w:type="dxa" w:w="7937"/>
             <w:shd w:val="clear" w:color="auto" w:fill="EEF1F7"/>
           </w:tcPr>
           <w:p>
@@ -1786,7 +1743,7 @@
         </w:trPr>
         <w:tc>
           <w:tcPr>
-            <w:tcW w:type="dxa" w:w="4873"/>
+            <w:tcW w:type="dxa" w:w="1814"/>
           </w:tcPr>
           <w:p>
             <w:pPr>
@@ -1805,7 +1762,7 @@
         </w:tc>
         <w:tc>
           <w:tcPr>
-            <w:tcW w:type="dxa" w:w="4873"/>
+            <w:tcW w:type="dxa" w:w="7937"/>
           </w:tcPr>
           <w:p>
             <w:pPr>
@@ -1829,7 +1786,7 @@
         </w:trPr>
         <w:tc>
           <w:tcPr>
-            <w:tcW w:type="dxa" w:w="4873"/>
+            <w:tcW w:type="dxa" w:w="1814"/>
           </w:tcPr>
           <w:p>
             <w:pPr>
@@ -1848,7 +1805,7 @@
         </w:tc>
         <w:tc>
           <w:tcPr>
-            <w:tcW w:type="dxa" w:w="4873"/>
+            <w:tcW w:type="dxa" w:w="7937"/>
           </w:tcPr>
           <w:p>
             <w:pPr>
@@ -1872,7 +1829,7 @@
         </w:trPr>
         <w:tc>
           <w:tcPr>
-            <w:tcW w:type="dxa" w:w="4873"/>
+            <w:tcW w:type="dxa" w:w="1814"/>
           </w:tcPr>
           <w:p>
             <w:pPr>
@@ -1891,7 +1848,7 @@
         </w:tc>
         <w:tc>
           <w:tcPr>
-            <w:tcW w:type="dxa" w:w="4873"/>
+            <w:tcW w:type="dxa" w:w="7937"/>
           </w:tcPr>
           <w:p>
             <w:pPr>
@@ -1915,7 +1872,7 @@
         </w:trPr>
         <w:tc>
           <w:tcPr>
-            <w:tcW w:type="dxa" w:w="4873"/>
+            <w:tcW w:type="dxa" w:w="1814"/>
           </w:tcPr>
           <w:p>
             <w:r/>
@@ -1931,7 +1888,7 @@
         </w:tc>
         <w:tc>
           <w:tcPr>
-            <w:tcW w:type="dxa" w:w="4873"/>
+            <w:tcW w:type="dxa" w:w="7937"/>
           </w:tcPr>
           <w:p>
             <w:r/>
@@ -1989,6 +1946,7 @@
         <w:tblStyle w:val="TableGrid"/>
         <w:tblW w:type="auto" w:w="0"/>
         <w:jc w:val="center"/>
+        <w:tblLayout w:type="fixed"/>
         <w:tblLook w:firstColumn="1" w:firstRow="1" w:lastColumn="0" w:lastRow="0" w:noHBand="0" w:noVBand="1" w:val="04A0"/>
       </w:tblPr>
       <w:tblGrid>
@@ -2003,7 +1961,7 @@
         </w:trPr>
         <w:tc>
           <w:tcPr>
-            <w:tcW w:type="dxa" w:w="3249"/>
+            <w:tcW w:type="dxa" w:w="1814"/>
             <w:shd w:val="clear" w:color="auto" w:fill="EEF1F7"/>
           </w:tcPr>
           <w:p>
@@ -2024,7 +1982,7 @@
         </w:tc>
         <w:tc>
           <w:tcPr>
-            <w:tcW w:type="dxa" w:w="3249"/>
+            <w:tcW w:type="dxa" w:w="6429"/>
             <w:shd w:val="clear" w:color="auto" w:fill="EEF1F7"/>
           </w:tcPr>
           <w:p>
@@ -2045,7 +2003,7 @@
         </w:tc>
         <w:tc>
           <w:tcPr>
-            <w:tcW w:type="dxa" w:w="3249"/>
+            <w:tcW w:type="dxa" w:w="1508"/>
             <w:shd w:val="clear" w:color="auto" w:fill="EEF1F7"/>
           </w:tcPr>
           <w:p>
@@ -2071,12 +2029,9 @@
         </w:trPr>
         <w:tc>
           <w:tcPr>
-            <w:tcW w:type="dxa" w:w="3249"/>
-          </w:tcPr>
-          <w:p>
-            <w:pPr>
-              <w:keepNext/>
-            </w:pPr>
+            <w:tcW w:type="dxa" w:w="1814"/>
+          </w:tcPr>
+          <w:p>
             <w:r/>
             <w:r>
               <w:rPr>
@@ -2090,12 +2045,9 @@
         </w:tc>
         <w:tc>
           <w:tcPr>
-            <w:tcW w:type="dxa" w:w="3249"/>
-          </w:tcPr>
-          <w:p>
-            <w:pPr>
-              <w:keepNext/>
-            </w:pPr>
+            <w:tcW w:type="dxa" w:w="6429"/>
+          </w:tcPr>
+          <w:p>
             <w:r/>
             <w:r>
               <w:rPr>
@@ -2109,12 +2061,9 @@
         </w:tc>
         <w:tc>
           <w:tcPr>
-            <w:tcW w:type="dxa" w:w="3249"/>
-          </w:tcPr>
-          <w:p>
-            <w:pPr>
-              <w:keepNext/>
-            </w:pPr>
+            <w:tcW w:type="dxa" w:w="1508"/>
+          </w:tcPr>
+          <w:p>
             <w:r/>
             <w:r>
               <w:rPr>
@@ -2133,12 +2082,9 @@
         </w:trPr>
         <w:tc>
           <w:tcPr>
-            <w:tcW w:type="dxa" w:w="3249"/>
-          </w:tcPr>
-          <w:p>
-            <w:pPr>
-              <w:keepNext/>
-            </w:pPr>
+            <w:tcW w:type="dxa" w:w="1814"/>
+          </w:tcPr>
+          <w:p>
             <w:r/>
             <w:r>
               <w:rPr>
@@ -2152,12 +2098,9 @@
         </w:tc>
         <w:tc>
           <w:tcPr>
-            <w:tcW w:type="dxa" w:w="3249"/>
-          </w:tcPr>
-          <w:p>
-            <w:pPr>
-              <w:keepNext/>
-            </w:pPr>
+            <w:tcW w:type="dxa" w:w="6429"/>
+          </w:tcPr>
+          <w:p>
             <w:r/>
             <w:r>
               <w:rPr>
@@ -2171,12 +2114,9 @@
         </w:tc>
         <w:tc>
           <w:tcPr>
-            <w:tcW w:type="dxa" w:w="3249"/>
-          </w:tcPr>
-          <w:p>
-            <w:pPr>
-              <w:keepNext/>
-            </w:pPr>
+            <w:tcW w:type="dxa" w:w="1508"/>
+          </w:tcPr>
+          <w:p>
             <w:r/>
             <w:r>
               <w:rPr>
@@ -2195,12 +2135,9 @@
         </w:trPr>
         <w:tc>
           <w:tcPr>
-            <w:tcW w:type="dxa" w:w="3249"/>
-          </w:tcPr>
-          <w:p>
-            <w:pPr>
-              <w:keepNext/>
-            </w:pPr>
+            <w:tcW w:type="dxa" w:w="1814"/>
+          </w:tcPr>
+          <w:p>
             <w:r/>
             <w:r>
               <w:rPr>
@@ -2214,12 +2151,9 @@
         </w:tc>
         <w:tc>
           <w:tcPr>
-            <w:tcW w:type="dxa" w:w="3249"/>
-          </w:tcPr>
-          <w:p>
-            <w:pPr>
-              <w:keepNext/>
-            </w:pPr>
+            <w:tcW w:type="dxa" w:w="6429"/>
+          </w:tcPr>
+          <w:p>
             <w:r/>
             <w:r>
               <w:rPr>
@@ -2233,12 +2167,9 @@
         </w:tc>
         <w:tc>
           <w:tcPr>
-            <w:tcW w:type="dxa" w:w="3249"/>
-          </w:tcPr>
-          <w:p>
-            <w:pPr>
-              <w:keepNext/>
-            </w:pPr>
+            <w:tcW w:type="dxa" w:w="1508"/>
+          </w:tcPr>
+          <w:p>
             <w:r/>
             <w:r>
               <w:rPr>
@@ -2257,12 +2188,9 @@
         </w:trPr>
         <w:tc>
           <w:tcPr>
-            <w:tcW w:type="dxa" w:w="3249"/>
-          </w:tcPr>
-          <w:p>
-            <w:pPr>
-              <w:keepNext/>
-            </w:pPr>
+            <w:tcW w:type="dxa" w:w="1814"/>
+          </w:tcPr>
+          <w:p>
             <w:r/>
             <w:r>
               <w:rPr>
@@ -2276,12 +2204,9 @@
         </w:tc>
         <w:tc>
           <w:tcPr>
-            <w:tcW w:type="dxa" w:w="3249"/>
-          </w:tcPr>
-          <w:p>
-            <w:pPr>
-              <w:keepNext/>
-            </w:pPr>
+            <w:tcW w:type="dxa" w:w="6429"/>
+          </w:tcPr>
+          <w:p>
             <w:r/>
             <w:r>
               <w:rPr>
@@ -2295,12 +2220,9 @@
         </w:tc>
         <w:tc>
           <w:tcPr>
-            <w:tcW w:type="dxa" w:w="3249"/>
-          </w:tcPr>
-          <w:p>
-            <w:pPr>
-              <w:keepNext/>
-            </w:pPr>
+            <w:tcW w:type="dxa" w:w="1508"/>
+          </w:tcPr>
+          <w:p>
             <w:r/>
             <w:r>
               <w:rPr>
@@ -2319,7 +2241,7 @@
         </w:trPr>
         <w:tc>
           <w:tcPr>
-            <w:tcW w:type="dxa" w:w="3249"/>
+            <w:tcW w:type="dxa" w:w="1814"/>
           </w:tcPr>
           <w:p>
             <w:r/>
@@ -2335,7 +2257,7 @@
         </w:tc>
         <w:tc>
           <w:tcPr>
-            <w:tcW w:type="dxa" w:w="3249"/>
+            <w:tcW w:type="dxa" w:w="6429"/>
           </w:tcPr>
           <w:p>
             <w:r/>
@@ -2351,7 +2273,7 @@
         </w:tc>
         <w:tc>
           <w:tcPr>
-            <w:tcW w:type="dxa" w:w="3249"/>
+            <w:tcW w:type="dxa" w:w="1508"/>
           </w:tcPr>
           <w:p>
             <w:r/>
@@ -2472,6 +2394,7 @@
         <w:tblStyle w:val="TableGrid"/>
         <w:tblW w:type="auto" w:w="0"/>
         <w:jc w:val="center"/>
+        <w:tblLayout w:type="fixed"/>
         <w:tblLook w:firstColumn="1" w:firstRow="1" w:lastColumn="0" w:lastRow="0" w:noHBand="0" w:noVBand="1" w:val="04A0"/>
       </w:tblPr>
       <w:tblGrid>
@@ -2486,7 +2409,7 @@
         </w:trPr>
         <w:tc>
           <w:tcPr>
-            <w:tcW w:type="dxa" w:w="3249"/>
+            <w:tcW w:type="dxa" w:w="1037"/>
             <w:shd w:val="clear" w:color="auto" w:fill="EEF1F7"/>
           </w:tcPr>
           <w:p>
@@ -2498,7 +2421,7 @@
         </w:tc>
         <w:tc>
           <w:tcPr>
-            <w:tcW w:type="dxa" w:w="3249"/>
+            <w:tcW w:type="dxa" w:w="4461"/>
             <w:shd w:val="clear" w:color="auto" w:fill="EEF1F7"/>
           </w:tcPr>
           <w:p>
@@ -2519,7 +2442,7 @@
         </w:tc>
         <w:tc>
           <w:tcPr>
-            <w:tcW w:type="dxa" w:w="3249"/>
+            <w:tcW w:type="dxa" w:w="4253"/>
             <w:shd w:val="clear" w:color="auto" w:fill="EEF1F7"/>
           </w:tcPr>
           <w:p>
@@ -2545,7 +2468,7 @@
         </w:trPr>
         <w:tc>
           <w:tcPr>
-            <w:tcW w:type="dxa" w:w="3249"/>
+            <w:tcW w:type="dxa" w:w="1037"/>
           </w:tcPr>
           <w:p>
             <w:pPr>
@@ -2564,7 +2487,7 @@
         </w:tc>
         <w:tc>
           <w:tcPr>
-            <w:tcW w:type="dxa" w:w="3249"/>
+            <w:tcW w:type="dxa" w:w="4461"/>
           </w:tcPr>
           <w:p>
             <w:pPr>
@@ -2583,7 +2506,7 @@
         </w:tc>
         <w:tc>
           <w:tcPr>
-            <w:tcW w:type="dxa" w:w="3249"/>
+            <w:tcW w:type="dxa" w:w="4253"/>
           </w:tcPr>
           <w:p>
             <w:pPr>
@@ -2607,7 +2530,7 @@
         </w:trPr>
         <w:tc>
           <w:tcPr>
-            <w:tcW w:type="dxa" w:w="3249"/>
+            <w:tcW w:type="dxa" w:w="1037"/>
           </w:tcPr>
           <w:p>
             <w:pPr>
@@ -2626,7 +2549,7 @@
         </w:tc>
         <w:tc>
           <w:tcPr>
-            <w:tcW w:type="dxa" w:w="3249"/>
+            <w:tcW w:type="dxa" w:w="4461"/>
           </w:tcPr>
           <w:p>
             <w:pPr>
@@ -2645,7 +2568,7 @@
         </w:tc>
         <w:tc>
           <w:tcPr>
-            <w:tcW w:type="dxa" w:w="3249"/>
+            <w:tcW w:type="dxa" w:w="4253"/>
           </w:tcPr>
           <w:p>
             <w:pPr>
@@ -2669,7 +2592,7 @@
         </w:trPr>
         <w:tc>
           <w:tcPr>
-            <w:tcW w:type="dxa" w:w="3249"/>
+            <w:tcW w:type="dxa" w:w="1037"/>
           </w:tcPr>
           <w:p>
             <w:r/>
@@ -2685,7 +2608,7 @@
         </w:tc>
         <w:tc>
           <w:tcPr>
-            <w:tcW w:type="dxa" w:w="3249"/>
+            <w:tcW w:type="dxa" w:w="4461"/>
           </w:tcPr>
           <w:p>
             <w:r/>
@@ -2701,7 +2624,7 @@
         </w:tc>
         <w:tc>
           <w:tcPr>
-            <w:tcW w:type="dxa" w:w="3249"/>
+            <w:tcW w:type="dxa" w:w="4253"/>
           </w:tcPr>
           <w:p>
             <w:r/>
@@ -2757,6 +2680,7 @@
         <w:tblStyle w:val="TableGrid"/>
         <w:tblW w:type="auto" w:w="0"/>
         <w:jc w:val="center"/>
+        <w:tblLayout w:type="fixed"/>
         <w:tblLook w:firstColumn="1" w:firstRow="1" w:lastColumn="0" w:lastRow="0" w:noHBand="0" w:noVBand="1" w:val="04A0"/>
       </w:tblPr>
       <w:tblGrid>
@@ -2771,7 +2695,7 @@
         </w:trPr>
         <w:tc>
           <w:tcPr>
-            <w:tcW w:type="dxa" w:w="3249"/>
+            <w:tcW w:type="dxa" w:w="1508"/>
             <w:shd w:val="clear" w:color="auto" w:fill="EEF1F7"/>
           </w:tcPr>
           <w:p>
@@ -2792,7 +2716,7 @@
         </w:tc>
         <w:tc>
           <w:tcPr>
-            <w:tcW w:type="dxa" w:w="3249"/>
+            <w:tcW w:type="dxa" w:w="3618"/>
             <w:shd w:val="clear" w:color="auto" w:fill="EEF1F7"/>
           </w:tcPr>
           <w:p>
@@ -2813,7 +2737,7 @@
         </w:tc>
         <w:tc>
           <w:tcPr>
-            <w:tcW w:type="dxa" w:w="3249"/>
+            <w:tcW w:type="dxa" w:w="4625"/>
             <w:shd w:val="clear" w:color="auto" w:fill="EEF1F7"/>
           </w:tcPr>
           <w:p>
@@ -2839,12 +2763,9 @@
         </w:trPr>
         <w:tc>
           <w:tcPr>
-            <w:tcW w:type="dxa" w:w="3249"/>
-          </w:tcPr>
-          <w:p>
-            <w:pPr>
-              <w:keepNext/>
-            </w:pPr>
+            <w:tcW w:type="dxa" w:w="1508"/>
+          </w:tcPr>
+          <w:p>
             <w:r/>
             <w:r>
               <w:rPr>
@@ -2858,12 +2779,9 @@
         </w:tc>
         <w:tc>
           <w:tcPr>
-            <w:tcW w:type="dxa" w:w="3249"/>
-          </w:tcPr>
-          <w:p>
-            <w:pPr>
-              <w:keepNext/>
-            </w:pPr>
+            <w:tcW w:type="dxa" w:w="3618"/>
+          </w:tcPr>
+          <w:p>
             <w:r/>
             <w:r>
               <w:rPr>
@@ -2877,12 +2795,9 @@
         </w:tc>
         <w:tc>
           <w:tcPr>
-            <w:tcW w:type="dxa" w:w="3249"/>
-          </w:tcPr>
-          <w:p>
-            <w:pPr>
-              <w:keepNext/>
-            </w:pPr>
+            <w:tcW w:type="dxa" w:w="4625"/>
+          </w:tcPr>
+          <w:p>
             <w:r/>
             <w:r>
               <w:rPr>
@@ -2901,12 +2816,9 @@
         </w:trPr>
         <w:tc>
           <w:tcPr>
-            <w:tcW w:type="dxa" w:w="3249"/>
-          </w:tcPr>
-          <w:p>
-            <w:pPr>
-              <w:keepNext/>
-            </w:pPr>
+            <w:tcW w:type="dxa" w:w="1508"/>
+          </w:tcPr>
+          <w:p>
             <w:r/>
             <w:r>
               <w:rPr>
@@ -2920,12 +2832,9 @@
         </w:tc>
         <w:tc>
           <w:tcPr>
-            <w:tcW w:type="dxa" w:w="3249"/>
-          </w:tcPr>
-          <w:p>
-            <w:pPr>
-              <w:keepNext/>
-            </w:pPr>
+            <w:tcW w:type="dxa" w:w="3618"/>
+          </w:tcPr>
+          <w:p>
             <w:r/>
             <w:r>
               <w:rPr>
@@ -2939,12 +2848,9 @@
         </w:tc>
         <w:tc>
           <w:tcPr>
-            <w:tcW w:type="dxa" w:w="3249"/>
-          </w:tcPr>
-          <w:p>
-            <w:pPr>
-              <w:keepNext/>
-            </w:pPr>
+            <w:tcW w:type="dxa" w:w="4625"/>
+          </w:tcPr>
+          <w:p>
             <w:r/>
             <w:r>
               <w:rPr>
@@ -2963,12 +2869,9 @@
         </w:trPr>
         <w:tc>
           <w:tcPr>
-            <w:tcW w:type="dxa" w:w="3249"/>
-          </w:tcPr>
-          <w:p>
-            <w:pPr>
-              <w:keepNext/>
-            </w:pPr>
+            <w:tcW w:type="dxa" w:w="1508"/>
+          </w:tcPr>
+          <w:p>
             <w:r/>
             <w:r>
               <w:rPr>
@@ -2982,12 +2885,9 @@
         </w:tc>
         <w:tc>
           <w:tcPr>
-            <w:tcW w:type="dxa" w:w="3249"/>
-          </w:tcPr>
-          <w:p>
-            <w:pPr>
-              <w:keepNext/>
-            </w:pPr>
+            <w:tcW w:type="dxa" w:w="3618"/>
+          </w:tcPr>
+          <w:p>
             <w:r/>
             <w:r>
               <w:rPr>
@@ -3001,12 +2901,9 @@
         </w:tc>
         <w:tc>
           <w:tcPr>
-            <w:tcW w:type="dxa" w:w="3249"/>
-          </w:tcPr>
-          <w:p>
-            <w:pPr>
-              <w:keepNext/>
-            </w:pPr>
+            <w:tcW w:type="dxa" w:w="4625"/>
+          </w:tcPr>
+          <w:p>
             <w:r/>
             <w:r>
               <w:rPr>
@@ -3025,12 +2922,9 @@
         </w:trPr>
         <w:tc>
           <w:tcPr>
-            <w:tcW w:type="dxa" w:w="3249"/>
-          </w:tcPr>
-          <w:p>
-            <w:pPr>
-              <w:keepNext/>
-            </w:pPr>
+            <w:tcW w:type="dxa" w:w="1508"/>
+          </w:tcPr>
+          <w:p>
             <w:r/>
             <w:r>
               <w:rPr>
@@ -3044,12 +2938,9 @@
         </w:tc>
         <w:tc>
           <w:tcPr>
-            <w:tcW w:type="dxa" w:w="3249"/>
-          </w:tcPr>
-          <w:p>
-            <w:pPr>
-              <w:keepNext/>
-            </w:pPr>
+            <w:tcW w:type="dxa" w:w="3618"/>
+          </w:tcPr>
+          <w:p>
             <w:r/>
             <w:r>
               <w:rPr>
@@ -3063,12 +2954,9 @@
         </w:tc>
         <w:tc>
           <w:tcPr>
-            <w:tcW w:type="dxa" w:w="3249"/>
-          </w:tcPr>
-          <w:p>
-            <w:pPr>
-              <w:keepNext/>
-            </w:pPr>
+            <w:tcW w:type="dxa" w:w="4625"/>
+          </w:tcPr>
+          <w:p>
             <w:r/>
             <w:r>
               <w:rPr>
@@ -3087,7 +2975,7 @@
         </w:trPr>
         <w:tc>
           <w:tcPr>
-            <w:tcW w:type="dxa" w:w="3249"/>
+            <w:tcW w:type="dxa" w:w="1508"/>
           </w:tcPr>
           <w:p>
             <w:r/>
@@ -3103,7 +2991,7 @@
         </w:tc>
         <w:tc>
           <w:tcPr>
-            <w:tcW w:type="dxa" w:w="3249"/>
+            <w:tcW w:type="dxa" w:w="3618"/>
           </w:tcPr>
           <w:p>
             <w:r/>
@@ -3119,7 +3007,7 @@
         </w:tc>
         <w:tc>
           <w:tcPr>
-            <w:tcW w:type="dxa" w:w="3249"/>
+            <w:tcW w:type="dxa" w:w="4625"/>
           </w:tcPr>
           <w:p>
             <w:r/>
@@ -3202,6 +3090,7 @@
         <w:tblStyle w:val="TableGrid"/>
         <w:tblW w:type="auto" w:w="0"/>
         <w:jc w:val="center"/>
+        <w:tblLayout w:type="fixed"/>
         <w:tblLook w:firstColumn="1" w:firstRow="1" w:lastColumn="0" w:lastRow="0" w:noHBand="0" w:noVBand="1" w:val="04A0"/>
       </w:tblPr>
       <w:tblGrid>
@@ -3216,7 +3105,7 @@
         </w:trPr>
         <w:tc>
           <w:tcPr>
-            <w:tcW w:type="dxa" w:w="3249"/>
+            <w:tcW w:type="dxa" w:w="1308"/>
             <w:shd w:val="clear" w:color="auto" w:fill="EEF1F7"/>
           </w:tcPr>
           <w:p>
@@ -3237,7 +3126,7 @@
         </w:tc>
         <w:tc>
           <w:tcPr>
-            <w:tcW w:type="dxa" w:w="3249"/>
+            <w:tcW w:type="dxa" w:w="1189"/>
             <w:shd w:val="clear" w:color="auto" w:fill="EEF1F7"/>
           </w:tcPr>
           <w:p>
@@ -3258,7 +3147,7 @@
         </w:tc>
         <w:tc>
           <w:tcPr>
-            <w:tcW w:type="dxa" w:w="3249"/>
+            <w:tcW w:type="dxa" w:w="7254"/>
             <w:shd w:val="clear" w:color="auto" w:fill="EEF1F7"/>
           </w:tcPr>
           <w:p>
@@ -3284,7 +3173,7 @@
         </w:trPr>
         <w:tc>
           <w:tcPr>
-            <w:tcW w:type="dxa" w:w="3249"/>
+            <w:tcW w:type="dxa" w:w="1308"/>
           </w:tcPr>
           <w:p>
             <w:pPr>
@@ -3303,7 +3192,7 @@
         </w:tc>
         <w:tc>
           <w:tcPr>
-            <w:tcW w:type="dxa" w:w="3249"/>
+            <w:tcW w:type="dxa" w:w="1189"/>
           </w:tcPr>
           <w:p>
             <w:pPr>
@@ -3322,7 +3211,7 @@
         </w:tc>
         <w:tc>
           <w:tcPr>
-            <w:tcW w:type="dxa" w:w="3249"/>
+            <w:tcW w:type="dxa" w:w="7254"/>
           </w:tcPr>
           <w:p>
             <w:pPr>
@@ -3346,7 +3235,7 @@
         </w:trPr>
         <w:tc>
           <w:tcPr>
-            <w:tcW w:type="dxa" w:w="3249"/>
+            <w:tcW w:type="dxa" w:w="1308"/>
           </w:tcPr>
           <w:p>
             <w:pPr>
@@ -3365,7 +3254,7 @@
         </w:tc>
         <w:tc>
           <w:tcPr>
-            <w:tcW w:type="dxa" w:w="3249"/>
+            <w:tcW w:type="dxa" w:w="1189"/>
           </w:tcPr>
           <w:p>
             <w:pPr>
@@ -3384,7 +3273,7 @@
         </w:tc>
         <w:tc>
           <w:tcPr>
-            <w:tcW w:type="dxa" w:w="3249"/>
+            <w:tcW w:type="dxa" w:w="7254"/>
           </w:tcPr>
           <w:p>
             <w:pPr>
@@ -3408,7 +3297,7 @@
         </w:trPr>
         <w:tc>
           <w:tcPr>
-            <w:tcW w:type="dxa" w:w="3249"/>
+            <w:tcW w:type="dxa" w:w="1308"/>
           </w:tcPr>
           <w:p>
             <w:r/>
@@ -3424,7 +3313,7 @@
         </w:tc>
         <w:tc>
           <w:tcPr>
-            <w:tcW w:type="dxa" w:w="3249"/>
+            <w:tcW w:type="dxa" w:w="1189"/>
           </w:tcPr>
           <w:p>
             <w:r/>
@@ -3440,7 +3329,7 @@
         </w:tc>
         <w:tc>
           <w:tcPr>
-            <w:tcW w:type="dxa" w:w="3249"/>
+            <w:tcW w:type="dxa" w:w="7254"/>
           </w:tcPr>
           <w:p>
             <w:r/>
@@ -3554,6 +3443,7 @@
         <w:tblStyle w:val="TableGrid"/>
         <w:tblW w:type="auto" w:w="0"/>
         <w:jc w:val="center"/>
+        <w:tblLayout w:type="fixed"/>
         <w:tblLook w:firstColumn="1" w:firstRow="1" w:lastColumn="0" w:lastRow="0" w:noHBand="0" w:noVBand="1" w:val="04A0"/>
       </w:tblPr>
       <w:tblGrid>
@@ -3567,7 +3457,7 @@
         </w:trPr>
         <w:tc>
           <w:tcPr>
-            <w:tcW w:type="dxa" w:w="4873"/>
+            <w:tcW w:type="dxa" w:w="1814"/>
             <w:shd w:val="clear" w:color="auto" w:fill="EEF1F7"/>
           </w:tcPr>
           <w:p>
@@ -3588,7 +3478,7 @@
         </w:tc>
         <w:tc>
           <w:tcPr>
-            <w:tcW w:type="dxa" w:w="4873"/>
+            <w:tcW w:type="dxa" w:w="7937"/>
             <w:shd w:val="clear" w:color="auto" w:fill="EEF1F7"/>
           </w:tcPr>
           <w:p>
@@ -3614,7 +3504,7 @@
         </w:trPr>
         <w:tc>
           <w:tcPr>
-            <w:tcW w:type="dxa" w:w="4873"/>
+            <w:tcW w:type="dxa" w:w="1814"/>
           </w:tcPr>
           <w:p>
             <w:pPr>
@@ -3633,7 +3523,7 @@
         </w:tc>
         <w:tc>
           <w:tcPr>
-            <w:tcW w:type="dxa" w:w="4873"/>
+            <w:tcW w:type="dxa" w:w="7937"/>
           </w:tcPr>
           <w:p>
             <w:pPr>
@@ -3673,7 +3563,7 @@
         </w:trPr>
         <w:tc>
           <w:tcPr>
-            <w:tcW w:type="dxa" w:w="4873"/>
+            <w:tcW w:type="dxa" w:w="1814"/>
           </w:tcPr>
           <w:p>
             <w:pPr>
@@ -3692,7 +3582,7 @@
         </w:tc>
         <w:tc>
           <w:tcPr>
-            <w:tcW w:type="dxa" w:w="4873"/>
+            <w:tcW w:type="dxa" w:w="7937"/>
           </w:tcPr>
           <w:p>
             <w:pPr>
@@ -3716,7 +3606,7 @@
         </w:trPr>
         <w:tc>
           <w:tcPr>
-            <w:tcW w:type="dxa" w:w="4873"/>
+            <w:tcW w:type="dxa" w:w="1814"/>
           </w:tcPr>
           <w:p>
             <w:pPr>
@@ -3735,7 +3625,7 @@
         </w:tc>
         <w:tc>
           <w:tcPr>
-            <w:tcW w:type="dxa" w:w="4873"/>
+            <w:tcW w:type="dxa" w:w="7937"/>
           </w:tcPr>
           <w:p>
             <w:pPr>
@@ -3759,7 +3649,7 @@
         </w:trPr>
         <w:tc>
           <w:tcPr>
-            <w:tcW w:type="dxa" w:w="4873"/>
+            <w:tcW w:type="dxa" w:w="1814"/>
           </w:tcPr>
           <w:p>
             <w:r/>
@@ -3775,7 +3665,7 @@
         </w:tc>
         <w:tc>
           <w:tcPr>
-            <w:tcW w:type="dxa" w:w="4873"/>
+            <w:tcW w:type="dxa" w:w="7937"/>
           </w:tcPr>
           <w:p>
             <w:r/>
@@ -3834,6 +3724,7 @@
         <w:tblStyle w:val="TableGrid"/>
         <w:tblW w:type="auto" w:w="0"/>
         <w:jc w:val="center"/>
+        <w:tblLayout w:type="fixed"/>
         <w:tblLook w:firstColumn="1" w:firstRow="1" w:lastColumn="0" w:lastRow="0" w:noHBand="0" w:noVBand="1" w:val="04A0"/>
       </w:tblPr>
       <w:tblGrid>
@@ -3849,7 +3740,7 @@
         </w:trPr>
         <w:tc>
           <w:tcPr>
-            <w:tcW w:type="dxa" w:w="2436"/>
+            <w:tcW w:type="dxa" w:w="1145"/>
             <w:shd w:val="clear" w:color="auto" w:fill="EEF1F7"/>
           </w:tcPr>
           <w:p>
@@ -3870,7 +3761,7 @@
         </w:tc>
         <w:tc>
           <w:tcPr>
-            <w:tcW w:type="dxa" w:w="2436"/>
+            <w:tcW w:type="dxa" w:w="1972"/>
             <w:shd w:val="clear" w:color="auto" w:fill="EEF1F7"/>
           </w:tcPr>
           <w:p>
@@ -3891,7 +3782,7 @@
         </w:tc>
         <w:tc>
           <w:tcPr>
-            <w:tcW w:type="dxa" w:w="2436"/>
+            <w:tcW w:type="dxa" w:w="3362"/>
             <w:shd w:val="clear" w:color="auto" w:fill="EEF1F7"/>
           </w:tcPr>
           <w:p>
@@ -3912,7 +3803,7 @@
         </w:tc>
         <w:tc>
           <w:tcPr>
-            <w:tcW w:type="dxa" w:w="2436"/>
+            <w:tcW w:type="dxa" w:w="3272"/>
             <w:shd w:val="clear" w:color="auto" w:fill="EEF1F7"/>
           </w:tcPr>
           <w:p>
@@ -3938,7 +3829,7 @@
         </w:trPr>
         <w:tc>
           <w:tcPr>
-            <w:tcW w:type="dxa" w:w="2436"/>
+            <w:tcW w:type="dxa" w:w="1145"/>
           </w:tcPr>
           <w:p>
             <w:pPr>
@@ -3957,7 +3848,7 @@
         </w:tc>
         <w:tc>
           <w:tcPr>
-            <w:tcW w:type="dxa" w:w="2436"/>
+            <w:tcW w:type="dxa" w:w="1972"/>
           </w:tcPr>
           <w:p>
             <w:pPr>
@@ -3976,7 +3867,7 @@
         </w:tc>
         <w:tc>
           <w:tcPr>
-            <w:tcW w:type="dxa" w:w="2436"/>
+            <w:tcW w:type="dxa" w:w="3362"/>
           </w:tcPr>
           <w:p>
             <w:pPr>
@@ -3995,7 +3886,7 @@
         </w:tc>
         <w:tc>
           <w:tcPr>
-            <w:tcW w:type="dxa" w:w="2436"/>
+            <w:tcW w:type="dxa" w:w="3272"/>
           </w:tcPr>
           <w:p>
             <w:pPr>
@@ -4019,7 +3910,7 @@
         </w:trPr>
         <w:tc>
           <w:tcPr>
-            <w:tcW w:type="dxa" w:w="2436"/>
+            <w:tcW w:type="dxa" w:w="1145"/>
           </w:tcPr>
           <w:p>
             <w:r/>
@@ -4035,7 +3926,7 @@
         </w:tc>
         <w:tc>
           <w:tcPr>
-            <w:tcW w:type="dxa" w:w="2436"/>
+            <w:tcW w:type="dxa" w:w="1972"/>
           </w:tcPr>
           <w:p>
             <w:r/>
@@ -4051,7 +3942,7 @@
         </w:tc>
         <w:tc>
           <w:tcPr>
-            <w:tcW w:type="dxa" w:w="2436"/>
+            <w:tcW w:type="dxa" w:w="3362"/>
           </w:tcPr>
           <w:p>
             <w:r/>
@@ -4067,7 +3958,7 @@
         </w:tc>
         <w:tc>
           <w:tcPr>
-            <w:tcW w:type="dxa" w:w="2436"/>
+            <w:tcW w:type="dxa" w:w="3272"/>
           </w:tcPr>
           <w:p>
             <w:r/>
@@ -4147,6 +4038,7 @@
         <w:tblStyle w:val="TableGrid"/>
         <w:tblW w:type="auto" w:w="0"/>
         <w:jc w:val="center"/>
+        <w:tblLayout w:type="fixed"/>
         <w:tblLook w:firstColumn="1" w:firstRow="1" w:lastColumn="0" w:lastRow="0" w:noHBand="0" w:noVBand="1" w:val="04A0"/>
       </w:tblPr>
       <w:tblGrid>
@@ -4160,7 +4052,7 @@
         </w:trPr>
         <w:tc>
           <w:tcPr>
-            <w:tcW w:type="dxa" w:w="4873"/>
+            <w:tcW w:type="dxa" w:w="1096"/>
             <w:shd w:val="clear" w:color="auto" w:fill="EEF1F7"/>
           </w:tcPr>
           <w:p>
@@ -4181,7 +4073,7 @@
         </w:tc>
         <w:tc>
           <w:tcPr>
-            <w:tcW w:type="dxa" w:w="4873"/>
+            <w:tcW w:type="dxa" w:w="8656"/>
             <w:shd w:val="clear" w:color="auto" w:fill="EEF1F7"/>
           </w:tcPr>
           <w:p>
@@ -4207,7 +4099,7 @@
         </w:trPr>
         <w:tc>
           <w:tcPr>
-            <w:tcW w:type="dxa" w:w="4873"/>
+            <w:tcW w:type="dxa" w:w="1096"/>
           </w:tcPr>
           <w:p>
             <w:pPr>
@@ -4226,7 +4118,7 @@
         </w:tc>
         <w:tc>
           <w:tcPr>
-            <w:tcW w:type="dxa" w:w="4873"/>
+            <w:tcW w:type="dxa" w:w="8656"/>
           </w:tcPr>
           <w:p>
             <w:pPr>
@@ -4266,7 +4158,7 @@
         </w:trPr>
         <w:tc>
           <w:tcPr>
-            <w:tcW w:type="dxa" w:w="4873"/>
+            <w:tcW w:type="dxa" w:w="1096"/>
           </w:tcPr>
           <w:p>
             <w:pPr>
@@ -4285,7 +4177,7 @@
         </w:tc>
         <w:tc>
           <w:tcPr>
-            <w:tcW w:type="dxa" w:w="4873"/>
+            <w:tcW w:type="dxa" w:w="8656"/>
           </w:tcPr>
           <w:p>
             <w:pPr>
@@ -4309,7 +4201,7 @@
         </w:trPr>
         <w:tc>
           <w:tcPr>
-            <w:tcW w:type="dxa" w:w="4873"/>
+            <w:tcW w:type="dxa" w:w="1096"/>
           </w:tcPr>
           <w:p>
             <w:pPr>
@@ -4328,7 +4220,7 @@
         </w:tc>
         <w:tc>
           <w:tcPr>
-            <w:tcW w:type="dxa" w:w="4873"/>
+            <w:tcW w:type="dxa" w:w="8656"/>
           </w:tcPr>
           <w:p>
             <w:pPr>
@@ -4352,7 +4244,7 @@
         </w:trPr>
         <w:tc>
           <w:tcPr>
-            <w:tcW w:type="dxa" w:w="4873"/>
+            <w:tcW w:type="dxa" w:w="1096"/>
           </w:tcPr>
           <w:p>
             <w:r/>
@@ -4368,7 +4260,7 @@
         </w:tc>
         <w:tc>
           <w:tcPr>
-            <w:tcW w:type="dxa" w:w="4873"/>
+            <w:tcW w:type="dxa" w:w="8656"/>
           </w:tcPr>
           <w:p>
             <w:r/>
@@ -4478,6 +4370,7 @@
         <w:tblStyle w:val="TableGrid"/>
         <w:tblW w:type="auto" w:w="0"/>
         <w:jc w:val="center"/>
+        <w:tblLayout w:type="fixed"/>
         <w:tblLook w:firstColumn="1" w:firstRow="1" w:lastColumn="0" w:lastRow="0" w:noHBand="0" w:noVBand="1" w:val="04A0"/>
       </w:tblPr>
       <w:tblGrid>
@@ -4492,7 +4385,7 @@
         </w:trPr>
         <w:tc>
           <w:tcPr>
-            <w:tcW w:type="dxa" w:w="3249"/>
+            <w:tcW w:type="dxa" w:w="1817"/>
             <w:shd w:val="clear" w:color="auto" w:fill="EEF1F7"/>
           </w:tcPr>
           <w:p>
@@ -4513,7 +4406,7 @@
         </w:tc>
         <w:tc>
           <w:tcPr>
-            <w:tcW w:type="dxa" w:w="3249"/>
+            <w:tcW w:type="dxa" w:w="1689"/>
             <w:shd w:val="clear" w:color="auto" w:fill="EEF1F7"/>
           </w:tcPr>
           <w:p>
@@ -4534,7 +4427,7 @@
         </w:tc>
         <w:tc>
           <w:tcPr>
-            <w:tcW w:type="dxa" w:w="3249"/>
+            <w:tcW w:type="dxa" w:w="6245"/>
             <w:shd w:val="clear" w:color="auto" w:fill="EEF1F7"/>
           </w:tcPr>
           <w:p>
@@ -4560,7 +4453,7 @@
         </w:trPr>
         <w:tc>
           <w:tcPr>
-            <w:tcW w:type="dxa" w:w="3249"/>
+            <w:tcW w:type="dxa" w:w="1817"/>
           </w:tcPr>
           <w:p>
             <w:pPr>
@@ -4579,7 +4472,7 @@
         </w:tc>
         <w:tc>
           <w:tcPr>
-            <w:tcW w:type="dxa" w:w="3249"/>
+            <w:tcW w:type="dxa" w:w="1689"/>
           </w:tcPr>
           <w:p>
             <w:pPr>
@@ -4598,7 +4491,7 @@
         </w:tc>
         <w:tc>
           <w:tcPr>
-            <w:tcW w:type="dxa" w:w="3249"/>
+            <w:tcW w:type="dxa" w:w="6245"/>
           </w:tcPr>
           <w:p>
             <w:pPr>
@@ -4622,7 +4515,7 @@
         </w:trPr>
         <w:tc>
           <w:tcPr>
-            <w:tcW w:type="dxa" w:w="3249"/>
+            <w:tcW w:type="dxa" w:w="1817"/>
           </w:tcPr>
           <w:p>
             <w:pPr>
@@ -4641,7 +4534,7 @@
         </w:tc>
         <w:tc>
           <w:tcPr>
-            <w:tcW w:type="dxa" w:w="3249"/>
+            <w:tcW w:type="dxa" w:w="1689"/>
           </w:tcPr>
           <w:p>
             <w:pPr>
@@ -4660,7 +4553,7 @@
         </w:tc>
         <w:tc>
           <w:tcPr>
-            <w:tcW w:type="dxa" w:w="3249"/>
+            <w:tcW w:type="dxa" w:w="6245"/>
           </w:tcPr>
           <w:p>
             <w:pPr>
@@ -4684,7 +4577,7 @@
         </w:trPr>
         <w:tc>
           <w:tcPr>
-            <w:tcW w:type="dxa" w:w="3249"/>
+            <w:tcW w:type="dxa" w:w="1817"/>
           </w:tcPr>
           <w:p>
             <w:pPr>
@@ -4703,7 +4596,7 @@
         </w:tc>
         <w:tc>
           <w:tcPr>
-            <w:tcW w:type="dxa" w:w="3249"/>
+            <w:tcW w:type="dxa" w:w="1689"/>
           </w:tcPr>
           <w:p>
             <w:pPr>
@@ -4722,7 +4615,7 @@
         </w:tc>
         <w:tc>
           <w:tcPr>
-            <w:tcW w:type="dxa" w:w="3249"/>
+            <w:tcW w:type="dxa" w:w="6245"/>
           </w:tcPr>
           <w:p>
             <w:pPr>
@@ -4746,7 +4639,7 @@
         </w:trPr>
         <w:tc>
           <w:tcPr>
-            <w:tcW w:type="dxa" w:w="3249"/>
+            <w:tcW w:type="dxa" w:w="1817"/>
           </w:tcPr>
           <w:p>
             <w:r/>
@@ -4762,7 +4655,7 @@
         </w:tc>
         <w:tc>
           <w:tcPr>
-            <w:tcW w:type="dxa" w:w="3249"/>
+            <w:tcW w:type="dxa" w:w="1689"/>
           </w:tcPr>
           <w:p>
             <w:r/>
@@ -4778,7 +4671,7 @@
         </w:tc>
         <w:tc>
           <w:tcPr>
-            <w:tcW w:type="dxa" w:w="3249"/>
+            <w:tcW w:type="dxa" w:w="6245"/>
           </w:tcPr>
           <w:p>
             <w:r/>
@@ -4860,6 +4753,7 @@
         <w:tblStyle w:val="TableGrid"/>
         <w:tblW w:type="auto" w:w="0"/>
         <w:jc w:val="center"/>
+        <w:tblLayout w:type="fixed"/>
         <w:tblLook w:firstColumn="1" w:firstRow="1" w:lastColumn="0" w:lastRow="0" w:noHBand="0" w:noVBand="1" w:val="04A0"/>
       </w:tblPr>
       <w:tblGrid>
@@ -4875,7 +4769,7 @@
         </w:trPr>
         <w:tc>
           <w:tcPr>
-            <w:tcW w:type="dxa" w:w="2436"/>
+            <w:tcW w:type="dxa" w:w="1814"/>
             <w:shd w:val="clear" w:color="auto" w:fill="EEF1F7"/>
           </w:tcPr>
           <w:p>
@@ -4896,7 +4790,7 @@
         </w:tc>
         <w:tc>
           <w:tcPr>
-            <w:tcW w:type="dxa" w:w="2436"/>
+            <w:tcW w:type="dxa" w:w="2867"/>
             <w:shd w:val="clear" w:color="auto" w:fill="EEF1F7"/>
           </w:tcPr>
           <w:p>
@@ -4917,7 +4811,7 @@
         </w:tc>
         <w:tc>
           <w:tcPr>
-            <w:tcW w:type="dxa" w:w="2436"/>
+            <w:tcW w:type="dxa" w:w="1814"/>
             <w:shd w:val="clear" w:color="auto" w:fill="EEF1F7"/>
           </w:tcPr>
           <w:p>
@@ -4938,7 +4832,7 @@
         </w:tc>
         <w:tc>
           <w:tcPr>
-            <w:tcW w:type="dxa" w:w="2436"/>
+            <w:tcW w:type="dxa" w:w="3255"/>
             <w:shd w:val="clear" w:color="auto" w:fill="EEF1F7"/>
           </w:tcPr>
           <w:p>
@@ -4964,12 +4858,9 @@
         </w:trPr>
         <w:tc>
           <w:tcPr>
-            <w:tcW w:type="dxa" w:w="2436"/>
-          </w:tcPr>
-          <w:p>
-            <w:pPr>
-              <w:keepNext/>
-            </w:pPr>
+            <w:tcW w:type="dxa" w:w="1814"/>
+          </w:tcPr>
+          <w:p>
             <w:r/>
             <w:r>
               <w:rPr>
@@ -4983,12 +4874,9 @@
         </w:tc>
         <w:tc>
           <w:tcPr>
-            <w:tcW w:type="dxa" w:w="2436"/>
-          </w:tcPr>
-          <w:p>
-            <w:pPr>
-              <w:keepNext/>
-            </w:pPr>
+            <w:tcW w:type="dxa" w:w="2867"/>
+          </w:tcPr>
+          <w:p>
             <w:r/>
             <w:r>
               <w:rPr>
@@ -5002,12 +4890,9 @@
         </w:tc>
         <w:tc>
           <w:tcPr>
-            <w:tcW w:type="dxa" w:w="2436"/>
-          </w:tcPr>
-          <w:p>
-            <w:pPr>
-              <w:keepNext/>
-            </w:pPr>
+            <w:tcW w:type="dxa" w:w="1814"/>
+          </w:tcPr>
+          <w:p>
             <w:r/>
             <w:r>
               <w:rPr>
@@ -5021,12 +4906,9 @@
         </w:tc>
         <w:tc>
           <w:tcPr>
-            <w:tcW w:type="dxa" w:w="2436"/>
-          </w:tcPr>
-          <w:p>
-            <w:pPr>
-              <w:keepNext/>
-            </w:pPr>
+            <w:tcW w:type="dxa" w:w="3255"/>
+          </w:tcPr>
+          <w:p>
             <w:r/>
             <w:r>
               <w:rPr>
@@ -5045,12 +4927,9 @@
         </w:trPr>
         <w:tc>
           <w:tcPr>
-            <w:tcW w:type="dxa" w:w="2436"/>
-          </w:tcPr>
-          <w:p>
-            <w:pPr>
-              <w:keepNext/>
-            </w:pPr>
+            <w:tcW w:type="dxa" w:w="1814"/>
+          </w:tcPr>
+          <w:p>
             <w:r/>
             <w:r>
               <w:rPr>
@@ -5064,12 +4943,9 @@
         </w:tc>
         <w:tc>
           <w:tcPr>
-            <w:tcW w:type="dxa" w:w="2436"/>
-          </w:tcPr>
-          <w:p>
-            <w:pPr>
-              <w:keepNext/>
-            </w:pPr>
+            <w:tcW w:type="dxa" w:w="2867"/>
+          </w:tcPr>
+          <w:p>
             <w:r/>
             <w:r>
               <w:rPr>
@@ -5083,12 +4959,9 @@
         </w:tc>
         <w:tc>
           <w:tcPr>
-            <w:tcW w:type="dxa" w:w="2436"/>
-          </w:tcPr>
-          <w:p>
-            <w:pPr>
-              <w:keepNext/>
-            </w:pPr>
+            <w:tcW w:type="dxa" w:w="1814"/>
+          </w:tcPr>
+          <w:p>
             <w:r/>
             <w:r>
               <w:rPr>
@@ -5102,12 +4975,9 @@
         </w:tc>
         <w:tc>
           <w:tcPr>
-            <w:tcW w:type="dxa" w:w="2436"/>
-          </w:tcPr>
-          <w:p>
-            <w:pPr>
-              <w:keepNext/>
-            </w:pPr>
+            <w:tcW w:type="dxa" w:w="3255"/>
+          </w:tcPr>
+          <w:p>
             <w:r/>
             <w:r>
               <w:rPr>
@@ -5126,12 +4996,9 @@
         </w:trPr>
         <w:tc>
           <w:tcPr>
-            <w:tcW w:type="dxa" w:w="2436"/>
-          </w:tcPr>
-          <w:p>
-            <w:pPr>
-              <w:keepNext/>
-            </w:pPr>
+            <w:tcW w:type="dxa" w:w="1814"/>
+          </w:tcPr>
+          <w:p>
             <w:r/>
             <w:r>
               <w:rPr>
@@ -5145,12 +5012,9 @@
         </w:tc>
         <w:tc>
           <w:tcPr>
-            <w:tcW w:type="dxa" w:w="2436"/>
-          </w:tcPr>
-          <w:p>
-            <w:pPr>
-              <w:keepNext/>
-            </w:pPr>
+            <w:tcW w:type="dxa" w:w="2867"/>
+          </w:tcPr>
+          <w:p>
             <w:r/>
             <w:r>
               <w:rPr>
@@ -5164,12 +5028,9 @@
         </w:tc>
         <w:tc>
           <w:tcPr>
-            <w:tcW w:type="dxa" w:w="2436"/>
-          </w:tcPr>
-          <w:p>
-            <w:pPr>
-              <w:keepNext/>
-            </w:pPr>
+            <w:tcW w:type="dxa" w:w="1814"/>
+          </w:tcPr>
+          <w:p>
             <w:r/>
             <w:r>
               <w:rPr>
@@ -5183,12 +5044,9 @@
         </w:tc>
         <w:tc>
           <w:tcPr>
-            <w:tcW w:type="dxa" w:w="2436"/>
-          </w:tcPr>
-          <w:p>
-            <w:pPr>
-              <w:keepNext/>
-            </w:pPr>
+            <w:tcW w:type="dxa" w:w="3255"/>
+          </w:tcPr>
+          <w:p>
             <w:r/>
             <w:r>
               <w:rPr>
@@ -5207,7 +5065,7 @@
         </w:trPr>
         <w:tc>
           <w:tcPr>
-            <w:tcW w:type="dxa" w:w="2436"/>
+            <w:tcW w:type="dxa" w:w="1814"/>
           </w:tcPr>
           <w:p>
             <w:r/>
@@ -5223,7 +5081,7 @@
         </w:tc>
         <w:tc>
           <w:tcPr>
-            <w:tcW w:type="dxa" w:w="2436"/>
+            <w:tcW w:type="dxa" w:w="2867"/>
           </w:tcPr>
           <w:p>
             <w:r/>
@@ -5239,7 +5097,7 @@
         </w:tc>
         <w:tc>
           <w:tcPr>
-            <w:tcW w:type="dxa" w:w="2436"/>
+            <w:tcW w:type="dxa" w:w="1814"/>
           </w:tcPr>
           <w:p>
             <w:r/>
@@ -5255,7 +5113,7 @@
         </w:tc>
         <w:tc>
           <w:tcPr>
-            <w:tcW w:type="dxa" w:w="2436"/>
+            <w:tcW w:type="dxa" w:w="3255"/>
           </w:tcPr>
           <w:p>
             <w:r/>
@@ -5395,6 +5253,7 @@
         <w:tblStyle w:val="TableGrid"/>
         <w:tblW w:type="auto" w:w="0"/>
         <w:jc w:val="center"/>
+        <w:tblLayout w:type="fixed"/>
         <w:tblLook w:firstColumn="1" w:firstRow="1" w:lastColumn="0" w:lastRow="0" w:noHBand="0" w:noVBand="1" w:val="04A0"/>
       </w:tblPr>
       <w:tblGrid>
@@ -5411,10 +5270,13 @@
         </w:trPr>
         <w:tc>
           <w:tcPr>
-            <w:tcW w:type="dxa" w:w="1949"/>
+            <w:tcW w:type="dxa" w:w="823"/>
             <w:shd w:val="clear" w:color="auto" w:fill="EEF1F7"/>
           </w:tcPr>
           <w:p>
+            <w:pPr>
+              <w:keepNext/>
+            </w:pPr>
             <w:r/>
             <w:r>
               <w:rPr>
@@ -5429,10 +5291,13 @@
         </w:tc>
         <w:tc>
           <w:tcPr>
-            <w:tcW w:type="dxa" w:w="1949"/>
+            <w:tcW w:type="dxa" w:w="1842"/>
             <w:shd w:val="clear" w:color="auto" w:fill="EEF1F7"/>
           </w:tcPr>
           <w:p>
+            <w:pPr>
+              <w:keepNext/>
+            </w:pPr>
             <w:r/>
             <w:r>
               <w:rPr>
@@ -5447,10 +5312,13 @@
         </w:tc>
         <w:tc>
           <w:tcPr>
-            <w:tcW w:type="dxa" w:w="1949"/>
+            <w:tcW w:type="dxa" w:w="2765"/>
             <w:shd w:val="clear" w:color="auto" w:fill="EEF1F7"/>
           </w:tcPr>
           <w:p>
+            <w:pPr>
+              <w:keepNext/>
+            </w:pPr>
             <w:r/>
             <w:r>
               <w:rPr>
@@ -5465,10 +5333,13 @@
         </w:tc>
         <w:tc>
           <w:tcPr>
-            <w:tcW w:type="dxa" w:w="1949"/>
+            <w:tcW w:type="dxa" w:w="1814"/>
             <w:shd w:val="clear" w:color="auto" w:fill="EEF1F7"/>
           </w:tcPr>
           <w:p>
+            <w:pPr>
+              <w:keepNext/>
+            </w:pPr>
             <w:r/>
             <w:r>
               <w:rPr>
@@ -5483,10 +5354,13 @@
         </w:tc>
         <w:tc>
           <w:tcPr>
-            <w:tcW w:type="dxa" w:w="1949"/>
+            <w:tcW w:type="dxa" w:w="2507"/>
             <w:shd w:val="clear" w:color="auto" w:fill="EEF1F7"/>
           </w:tcPr>
           <w:p>
+            <w:pPr>
+              <w:keepNext/>
+            </w:pPr>
             <w:r/>
             <w:r>
               <w:rPr>
@@ -5506,7 +5380,7 @@
         </w:trPr>
         <w:tc>
           <w:tcPr>
-            <w:tcW w:type="dxa" w:w="1949"/>
+            <w:tcW w:type="dxa" w:w="823"/>
           </w:tcPr>
           <w:p>
             <w:r/>
@@ -5522,7 +5396,7 @@
         </w:tc>
         <w:tc>
           <w:tcPr>
-            <w:tcW w:type="dxa" w:w="1949"/>
+            <w:tcW w:type="dxa" w:w="1842"/>
           </w:tcPr>
           <w:p>
             <w:r/>
@@ -5538,7 +5412,7 @@
         </w:tc>
         <w:tc>
           <w:tcPr>
-            <w:tcW w:type="dxa" w:w="1949"/>
+            <w:tcW w:type="dxa" w:w="2765"/>
           </w:tcPr>
           <w:p>
             <w:r/>
@@ -5554,7 +5428,7 @@
         </w:tc>
         <w:tc>
           <w:tcPr>
-            <w:tcW w:type="dxa" w:w="1949"/>
+            <w:tcW w:type="dxa" w:w="1814"/>
           </w:tcPr>
           <w:p>
             <w:r/>
@@ -5570,7 +5444,7 @@
         </w:tc>
         <w:tc>
           <w:tcPr>
-            <w:tcW w:type="dxa" w:w="1949"/>
+            <w:tcW w:type="dxa" w:w="2507"/>
           </w:tcPr>
           <w:p>
             <w:r/>
@@ -5591,7 +5465,7 @@
         </w:trPr>
         <w:tc>
           <w:tcPr>
-            <w:tcW w:type="dxa" w:w="1949"/>
+            <w:tcW w:type="dxa" w:w="823"/>
           </w:tcPr>
           <w:p>
             <w:r/>
@@ -5607,7 +5481,7 @@
         </w:tc>
         <w:tc>
           <w:tcPr>
-            <w:tcW w:type="dxa" w:w="1949"/>
+            <w:tcW w:type="dxa" w:w="1842"/>
           </w:tcPr>
           <w:p>
             <w:r/>
@@ -5623,7 +5497,7 @@
         </w:tc>
         <w:tc>
           <w:tcPr>
-            <w:tcW w:type="dxa" w:w="1949"/>
+            <w:tcW w:type="dxa" w:w="2765"/>
           </w:tcPr>
           <w:p>
             <w:r/>
@@ -5639,7 +5513,7 @@
         </w:tc>
         <w:tc>
           <w:tcPr>
-            <w:tcW w:type="dxa" w:w="1949"/>
+            <w:tcW w:type="dxa" w:w="1814"/>
           </w:tcPr>
           <w:p>
             <w:r/>
@@ -5655,7 +5529,7 @@
         </w:tc>
         <w:tc>
           <w:tcPr>
-            <w:tcW w:type="dxa" w:w="1949"/>
+            <w:tcW w:type="dxa" w:w="2507"/>
           </w:tcPr>
           <w:p>
             <w:r/>
@@ -5676,7 +5550,7 @@
         </w:trPr>
         <w:tc>
           <w:tcPr>
-            <w:tcW w:type="dxa" w:w="1949"/>
+            <w:tcW w:type="dxa" w:w="823"/>
           </w:tcPr>
           <w:p>
             <w:r/>
@@ -5692,7 +5566,7 @@
         </w:tc>
         <w:tc>
           <w:tcPr>
-            <w:tcW w:type="dxa" w:w="1949"/>
+            <w:tcW w:type="dxa" w:w="1842"/>
           </w:tcPr>
           <w:p>
             <w:r/>
@@ -5708,7 +5582,7 @@
         </w:tc>
         <w:tc>
           <w:tcPr>
-            <w:tcW w:type="dxa" w:w="1949"/>
+            <w:tcW w:type="dxa" w:w="2765"/>
           </w:tcPr>
           <w:p>
             <w:r/>
@@ -5724,7 +5598,7 @@
         </w:tc>
         <w:tc>
           <w:tcPr>
-            <w:tcW w:type="dxa" w:w="1949"/>
+            <w:tcW w:type="dxa" w:w="1814"/>
           </w:tcPr>
           <w:p>
             <w:r/>
@@ -5740,7 +5614,7 @@
         </w:tc>
         <w:tc>
           <w:tcPr>
-            <w:tcW w:type="dxa" w:w="1949"/>
+            <w:tcW w:type="dxa" w:w="2507"/>
           </w:tcPr>
           <w:p>
             <w:r/>
@@ -5761,7 +5635,7 @@
         </w:trPr>
         <w:tc>
           <w:tcPr>
-            <w:tcW w:type="dxa" w:w="1949"/>
+            <w:tcW w:type="dxa" w:w="823"/>
           </w:tcPr>
           <w:p>
             <w:r/>
@@ -5777,7 +5651,7 @@
         </w:tc>
         <w:tc>
           <w:tcPr>
-            <w:tcW w:type="dxa" w:w="1949"/>
+            <w:tcW w:type="dxa" w:w="1842"/>
           </w:tcPr>
           <w:p>
             <w:r/>
@@ -5793,7 +5667,7 @@
         </w:tc>
         <w:tc>
           <w:tcPr>
-            <w:tcW w:type="dxa" w:w="1949"/>
+            <w:tcW w:type="dxa" w:w="2765"/>
           </w:tcPr>
           <w:p>
             <w:r/>
@@ -5809,7 +5683,7 @@
         </w:tc>
         <w:tc>
           <w:tcPr>
-            <w:tcW w:type="dxa" w:w="1949"/>
+            <w:tcW w:type="dxa" w:w="1814"/>
           </w:tcPr>
           <w:p>
             <w:r/>
@@ -5825,7 +5699,7 @@
         </w:tc>
         <w:tc>
           <w:tcPr>
-            <w:tcW w:type="dxa" w:w="1949"/>
+            <w:tcW w:type="dxa" w:w="2507"/>
           </w:tcPr>
           <w:p>
             <w:r/>
@@ -5846,7 +5720,7 @@
         </w:trPr>
         <w:tc>
           <w:tcPr>
-            <w:tcW w:type="dxa" w:w="1949"/>
+            <w:tcW w:type="dxa" w:w="823"/>
           </w:tcPr>
           <w:p>
             <w:r/>
@@ -5862,7 +5736,7 @@
         </w:tc>
         <w:tc>
           <w:tcPr>
-            <w:tcW w:type="dxa" w:w="1949"/>
+            <w:tcW w:type="dxa" w:w="1842"/>
           </w:tcPr>
           <w:p>
             <w:r/>
@@ -5878,7 +5752,7 @@
         </w:tc>
         <w:tc>
           <w:tcPr>
-            <w:tcW w:type="dxa" w:w="1949"/>
+            <w:tcW w:type="dxa" w:w="2765"/>
           </w:tcPr>
           <w:p>
             <w:r/>
@@ -5894,7 +5768,7 @@
         </w:tc>
         <w:tc>
           <w:tcPr>
-            <w:tcW w:type="dxa" w:w="1949"/>
+            <w:tcW w:type="dxa" w:w="1814"/>
           </w:tcPr>
           <w:p>
             <w:r/>
@@ -5910,7 +5784,7 @@
         </w:tc>
         <w:tc>
           <w:tcPr>
-            <w:tcW w:type="dxa" w:w="1949"/>
+            <w:tcW w:type="dxa" w:w="2507"/>
           </w:tcPr>
           <w:p>
             <w:r/>
@@ -5931,7 +5805,7 @@
         </w:trPr>
         <w:tc>
           <w:tcPr>
-            <w:tcW w:type="dxa" w:w="1949"/>
+            <w:tcW w:type="dxa" w:w="823"/>
           </w:tcPr>
           <w:p>
             <w:r/>
@@ -5947,7 +5821,7 @@
         </w:tc>
         <w:tc>
           <w:tcPr>
-            <w:tcW w:type="dxa" w:w="1949"/>
+            <w:tcW w:type="dxa" w:w="1842"/>
           </w:tcPr>
           <w:p>
             <w:r/>
@@ -5963,7 +5837,7 @@
         </w:tc>
         <w:tc>
           <w:tcPr>
-            <w:tcW w:type="dxa" w:w="1949"/>
+            <w:tcW w:type="dxa" w:w="2765"/>
           </w:tcPr>
           <w:p>
             <w:r/>
@@ -5979,7 +5853,7 @@
         </w:tc>
         <w:tc>
           <w:tcPr>
-            <w:tcW w:type="dxa" w:w="1949"/>
+            <w:tcW w:type="dxa" w:w="1814"/>
           </w:tcPr>
           <w:p>
             <w:r/>
@@ -5995,7 +5869,7 @@
         </w:tc>
         <w:tc>
           <w:tcPr>
-            <w:tcW w:type="dxa" w:w="1949"/>
+            <w:tcW w:type="dxa" w:w="2507"/>
           </w:tcPr>
           <w:p>
             <w:r/>
@@ -6016,7 +5890,7 @@
         </w:trPr>
         <w:tc>
           <w:tcPr>
-            <w:tcW w:type="dxa" w:w="1949"/>
+            <w:tcW w:type="dxa" w:w="823"/>
           </w:tcPr>
           <w:p>
             <w:r/>
@@ -6032,7 +5906,7 @@
         </w:tc>
         <w:tc>
           <w:tcPr>
-            <w:tcW w:type="dxa" w:w="1949"/>
+            <w:tcW w:type="dxa" w:w="1842"/>
           </w:tcPr>
           <w:p>
             <w:r/>
@@ -6048,7 +5922,7 @@
         </w:tc>
         <w:tc>
           <w:tcPr>
-            <w:tcW w:type="dxa" w:w="1949"/>
+            <w:tcW w:type="dxa" w:w="2765"/>
           </w:tcPr>
           <w:p>
             <w:r/>
@@ -6064,7 +5938,7 @@
         </w:tc>
         <w:tc>
           <w:tcPr>
-            <w:tcW w:type="dxa" w:w="1949"/>
+            <w:tcW w:type="dxa" w:w="1814"/>
           </w:tcPr>
           <w:p>
             <w:r/>
@@ -6080,7 +5954,7 @@
         </w:tc>
         <w:tc>
           <w:tcPr>
-            <w:tcW w:type="dxa" w:w="1949"/>
+            <w:tcW w:type="dxa" w:w="2507"/>
           </w:tcPr>
           <w:p>
             <w:r/>
@@ -6101,7 +5975,7 @@
         </w:trPr>
         <w:tc>
           <w:tcPr>
-            <w:tcW w:type="dxa" w:w="1949"/>
+            <w:tcW w:type="dxa" w:w="823"/>
           </w:tcPr>
           <w:p>
             <w:r/>
@@ -6117,7 +5991,7 @@
         </w:tc>
         <w:tc>
           <w:tcPr>
-            <w:tcW w:type="dxa" w:w="1949"/>
+            <w:tcW w:type="dxa" w:w="1842"/>
           </w:tcPr>
           <w:p>
             <w:r/>
@@ -6133,7 +6007,7 @@
         </w:tc>
         <w:tc>
           <w:tcPr>
-            <w:tcW w:type="dxa" w:w="1949"/>
+            <w:tcW w:type="dxa" w:w="2765"/>
           </w:tcPr>
           <w:p>
             <w:r/>
@@ -6149,7 +6023,7 @@
         </w:tc>
         <w:tc>
           <w:tcPr>
-            <w:tcW w:type="dxa" w:w="1949"/>
+            <w:tcW w:type="dxa" w:w="1814"/>
           </w:tcPr>
           <w:p>
             <w:r/>
@@ -6165,7 +6039,7 @@
         </w:tc>
         <w:tc>
           <w:tcPr>
-            <w:tcW w:type="dxa" w:w="1949"/>
+            <w:tcW w:type="dxa" w:w="2507"/>
           </w:tcPr>
           <w:p>
             <w:r/>
@@ -6402,6 +6276,7 @@
         <w:tblStyle w:val="TableGrid"/>
         <w:tblW w:type="auto" w:w="0"/>
         <w:jc w:val="center"/>
+        <w:tblLayout w:type="fixed"/>
         <w:tblLook w:firstColumn="1" w:firstRow="1" w:lastColumn="0" w:lastRow="0" w:noHBand="0" w:noVBand="1" w:val="04A0"/>
       </w:tblPr>
       <w:tblGrid>
@@ -6415,7 +6290,7 @@
         </w:trPr>
         <w:tc>
           <w:tcPr>
-            <w:tcW w:type="dxa" w:w="4873"/>
+            <w:tcW w:type="dxa" w:w="2285"/>
             <w:shd w:val="clear" w:color="auto" w:fill="EEF1F7"/>
           </w:tcPr>
           <w:p>
@@ -6436,7 +6311,7 @@
         </w:tc>
         <w:tc>
           <w:tcPr>
-            <w:tcW w:type="dxa" w:w="4873"/>
+            <w:tcW w:type="dxa" w:w="7466"/>
             <w:shd w:val="clear" w:color="auto" w:fill="EEF1F7"/>
           </w:tcPr>
           <w:p>
@@ -6462,7 +6337,7 @@
         </w:trPr>
         <w:tc>
           <w:tcPr>
-            <w:tcW w:type="dxa" w:w="4873"/>
+            <w:tcW w:type="dxa" w:w="2285"/>
           </w:tcPr>
           <w:p>
             <w:pPr>
@@ -6481,7 +6356,7 @@
         </w:tc>
         <w:tc>
           <w:tcPr>
-            <w:tcW w:type="dxa" w:w="4873"/>
+            <w:tcW w:type="dxa" w:w="7466"/>
           </w:tcPr>
           <w:p>
             <w:pPr>
@@ -6505,7 +6380,7 @@
         </w:trPr>
         <w:tc>
           <w:tcPr>
-            <w:tcW w:type="dxa" w:w="4873"/>
+            <w:tcW w:type="dxa" w:w="2285"/>
           </w:tcPr>
           <w:p>
             <w:pPr>
@@ -6524,7 +6399,7 @@
         </w:tc>
         <w:tc>
           <w:tcPr>
-            <w:tcW w:type="dxa" w:w="4873"/>
+            <w:tcW w:type="dxa" w:w="7466"/>
           </w:tcPr>
           <w:p>
             <w:pPr>
@@ -6548,7 +6423,7 @@
         </w:trPr>
         <w:tc>
           <w:tcPr>
-            <w:tcW w:type="dxa" w:w="4873"/>
+            <w:tcW w:type="dxa" w:w="2285"/>
           </w:tcPr>
           <w:p>
             <w:pPr>
@@ -6567,7 +6442,7 @@
         </w:tc>
         <w:tc>
           <w:tcPr>
-            <w:tcW w:type="dxa" w:w="4873"/>
+            <w:tcW w:type="dxa" w:w="7466"/>
           </w:tcPr>
           <w:p>
             <w:pPr>
@@ -6591,7 +6466,7 @@
         </w:trPr>
         <w:tc>
           <w:tcPr>
-            <w:tcW w:type="dxa" w:w="4873"/>
+            <w:tcW w:type="dxa" w:w="2285"/>
           </w:tcPr>
           <w:p>
             <w:r/>
@@ -6607,7 +6482,7 @@
         </w:tc>
         <w:tc>
           <w:tcPr>
-            <w:tcW w:type="dxa" w:w="4873"/>
+            <w:tcW w:type="dxa" w:w="7466"/>
           </w:tcPr>
           <w:p>
             <w:r/>
@@ -6681,6 +6556,7 @@
         <w:tblStyle w:val="TableGrid"/>
         <w:tblW w:type="auto" w:w="0"/>
         <w:jc w:val="center"/>
+        <w:tblLayout w:type="fixed"/>
         <w:tblLook w:firstColumn="1" w:firstRow="1" w:lastColumn="0" w:lastRow="0" w:noHBand="0" w:noVBand="1" w:val="04A0"/>
       </w:tblPr>
       <w:tblGrid>
@@ -6694,7 +6570,7 @@
         </w:trPr>
         <w:tc>
           <w:tcPr>
-            <w:tcW w:type="dxa" w:w="4873"/>
+            <w:tcW w:type="dxa" w:w="2834"/>
             <w:shd w:val="clear" w:color="auto" w:fill="EEF1F7"/>
           </w:tcPr>
           <w:p>
@@ -6715,7 +6591,7 @@
         </w:tc>
         <w:tc>
           <w:tcPr>
-            <w:tcW w:type="dxa" w:w="4873"/>
+            <w:tcW w:type="dxa" w:w="6917"/>
             <w:shd w:val="clear" w:color="auto" w:fill="EEF1F7"/>
           </w:tcPr>
           <w:p>
@@ -6741,7 +6617,7 @@
         </w:trPr>
         <w:tc>
           <w:tcPr>
-            <w:tcW w:type="dxa" w:w="4873"/>
+            <w:tcW w:type="dxa" w:w="2834"/>
           </w:tcPr>
           <w:p>
             <w:pPr>
@@ -6760,7 +6636,7 @@
         </w:tc>
         <w:tc>
           <w:tcPr>
-            <w:tcW w:type="dxa" w:w="4873"/>
+            <w:tcW w:type="dxa" w:w="6917"/>
           </w:tcPr>
           <w:p>
             <w:pPr>
@@ -6784,7 +6660,7 @@
         </w:trPr>
         <w:tc>
           <w:tcPr>
-            <w:tcW w:type="dxa" w:w="4873"/>
+            <w:tcW w:type="dxa" w:w="2834"/>
           </w:tcPr>
           <w:p>
             <w:pPr>
@@ -6803,7 +6679,7 @@
         </w:tc>
         <w:tc>
           <w:tcPr>
-            <w:tcW w:type="dxa" w:w="4873"/>
+            <w:tcW w:type="dxa" w:w="6917"/>
           </w:tcPr>
           <w:p>
             <w:pPr>
@@ -6843,7 +6719,7 @@
         </w:trPr>
         <w:tc>
           <w:tcPr>
-            <w:tcW w:type="dxa" w:w="4873"/>
+            <w:tcW w:type="dxa" w:w="2834"/>
           </w:tcPr>
           <w:p>
             <w:pPr>
@@ -6862,7 +6738,7 @@
         </w:tc>
         <w:tc>
           <w:tcPr>
-            <w:tcW w:type="dxa" w:w="4873"/>
+            <w:tcW w:type="dxa" w:w="6917"/>
           </w:tcPr>
           <w:p>
             <w:pPr>
@@ -6886,7 +6762,7 @@
         </w:trPr>
         <w:tc>
           <w:tcPr>
-            <w:tcW w:type="dxa" w:w="4873"/>
+            <w:tcW w:type="dxa" w:w="2834"/>
           </w:tcPr>
           <w:p>
             <w:r/>
@@ -6902,7 +6778,7 @@
         </w:tc>
         <w:tc>
           <w:tcPr>
-            <w:tcW w:type="dxa" w:w="4873"/>
+            <w:tcW w:type="dxa" w:w="6917"/>
           </w:tcPr>
           <w:p>
             <w:r/>
@@ -7049,6 +6925,7 @@
         <w:tblStyle w:val="TableGrid"/>
         <w:tblW w:type="auto" w:w="0"/>
         <w:jc w:val="center"/>
+        <w:tblLayout w:type="fixed"/>
         <w:tblLook w:firstColumn="1" w:firstRow="1" w:lastColumn="0" w:lastRow="0" w:noHBand="0" w:noVBand="1" w:val="04A0"/>
       </w:tblPr>
       <w:tblGrid>
@@ -7062,7 +6939,7 @@
         </w:trPr>
         <w:tc>
           <w:tcPr>
-            <w:tcW w:type="dxa" w:w="4873"/>
+            <w:tcW w:type="dxa" w:w="1145"/>
             <w:shd w:val="clear" w:color="auto" w:fill="EEF1F7"/>
           </w:tcPr>
           <w:p>
@@ -7083,7 +6960,7 @@
         </w:tc>
         <w:tc>
           <w:tcPr>
-            <w:tcW w:type="dxa" w:w="4873"/>
+            <w:tcW w:type="dxa" w:w="8606"/>
             <w:shd w:val="clear" w:color="auto" w:fill="EEF1F7"/>
           </w:tcPr>
           <w:p>
@@ -7109,12 +6986,9 @@
         </w:trPr>
         <w:tc>
           <w:tcPr>
-            <w:tcW w:type="dxa" w:w="4873"/>
-          </w:tcPr>
-          <w:p>
-            <w:pPr>
-              <w:keepNext/>
-            </w:pPr>
+            <w:tcW w:type="dxa" w:w="1145"/>
+          </w:tcPr>
+          <w:p>
             <w:r/>
             <w:r>
               <w:rPr>
@@ -7128,12 +7002,9 @@
         </w:tc>
         <w:tc>
           <w:tcPr>
-            <w:tcW w:type="dxa" w:w="4873"/>
-          </w:tcPr>
-          <w:p>
-            <w:pPr>
-              <w:keepNext/>
-            </w:pPr>
+            <w:tcW w:type="dxa" w:w="8606"/>
+          </w:tcPr>
+          <w:p>
             <w:r/>
             <w:r>
               <w:rPr>
@@ -7152,12 +7023,9 @@
         </w:trPr>
         <w:tc>
           <w:tcPr>
-            <w:tcW w:type="dxa" w:w="4873"/>
-          </w:tcPr>
-          <w:p>
-            <w:pPr>
-              <w:keepNext/>
-            </w:pPr>
+            <w:tcW w:type="dxa" w:w="1145"/>
+          </w:tcPr>
+          <w:p>
             <w:r/>
             <w:r>
               <w:rPr>
@@ -7171,12 +7039,9 @@
         </w:tc>
         <w:tc>
           <w:tcPr>
-            <w:tcW w:type="dxa" w:w="4873"/>
-          </w:tcPr>
-          <w:p>
-            <w:pPr>
-              <w:keepNext/>
-            </w:pPr>
+            <w:tcW w:type="dxa" w:w="8606"/>
+          </w:tcPr>
+          <w:p>
             <w:r/>
             <w:r>
               <w:rPr>
@@ -7195,12 +7060,9 @@
         </w:trPr>
         <w:tc>
           <w:tcPr>
-            <w:tcW w:type="dxa" w:w="4873"/>
-          </w:tcPr>
-          <w:p>
-            <w:pPr>
-              <w:keepNext/>
-            </w:pPr>
+            <w:tcW w:type="dxa" w:w="1145"/>
+          </w:tcPr>
+          <w:p>
             <w:r/>
             <w:r>
               <w:rPr>
@@ -7214,12 +7076,9 @@
         </w:tc>
         <w:tc>
           <w:tcPr>
-            <w:tcW w:type="dxa" w:w="4873"/>
-          </w:tcPr>
-          <w:p>
-            <w:pPr>
-              <w:keepNext/>
-            </w:pPr>
+            <w:tcW w:type="dxa" w:w="8606"/>
+          </w:tcPr>
+          <w:p>
             <w:r/>
             <w:r>
               <w:rPr>
@@ -7238,12 +7097,9 @@
         </w:trPr>
         <w:tc>
           <w:tcPr>
-            <w:tcW w:type="dxa" w:w="4873"/>
-          </w:tcPr>
-          <w:p>
-            <w:pPr>
-              <w:keepNext/>
-            </w:pPr>
+            <w:tcW w:type="dxa" w:w="1145"/>
+          </w:tcPr>
+          <w:p>
             <w:r/>
             <w:r>
               <w:rPr>
@@ -7257,12 +7113,9 @@
         </w:tc>
         <w:tc>
           <w:tcPr>
-            <w:tcW w:type="dxa" w:w="4873"/>
-          </w:tcPr>
-          <w:p>
-            <w:pPr>
-              <w:keepNext/>
-            </w:pPr>
+            <w:tcW w:type="dxa" w:w="8606"/>
+          </w:tcPr>
+          <w:p>
             <w:r/>
             <w:r>
               <w:rPr>
@@ -7281,12 +7134,9 @@
         </w:trPr>
         <w:tc>
           <w:tcPr>
-            <w:tcW w:type="dxa" w:w="4873"/>
-          </w:tcPr>
-          <w:p>
-            <w:pPr>
-              <w:keepNext/>
-            </w:pPr>
+            <w:tcW w:type="dxa" w:w="1145"/>
+          </w:tcPr>
+          <w:p>
             <w:r/>
             <w:r>
               <w:rPr>
@@ -7300,12 +7150,9 @@
         </w:tc>
         <w:tc>
           <w:tcPr>
-            <w:tcW w:type="dxa" w:w="4873"/>
-          </w:tcPr>
-          <w:p>
-            <w:pPr>
-              <w:keepNext/>
-            </w:pPr>
+            <w:tcW w:type="dxa" w:w="8606"/>
+          </w:tcPr>
+          <w:p>
             <w:r/>
             <w:r>
               <w:rPr>
@@ -7332,12 +7179,9 @@
         </w:trPr>
         <w:tc>
           <w:tcPr>
-            <w:tcW w:type="dxa" w:w="4873"/>
-          </w:tcPr>
-          <w:p>
-            <w:pPr>
-              <w:keepNext/>
-            </w:pPr>
+            <w:tcW w:type="dxa" w:w="1145"/>
+          </w:tcPr>
+          <w:p>
             <w:r/>
             <w:r>
               <w:rPr>
@@ -7351,12 +7195,9 @@
         </w:tc>
         <w:tc>
           <w:tcPr>
-            <w:tcW w:type="dxa" w:w="4873"/>
-          </w:tcPr>
-          <w:p>
-            <w:pPr>
-              <w:keepNext/>
-            </w:pPr>
+            <w:tcW w:type="dxa" w:w="8606"/>
+          </w:tcPr>
+          <w:p>
             <w:r/>
             <w:r>
               <w:rPr>
@@ -7375,7 +7216,7 @@
         </w:trPr>
         <w:tc>
           <w:tcPr>
-            <w:tcW w:type="dxa" w:w="4873"/>
+            <w:tcW w:type="dxa" w:w="1145"/>
           </w:tcPr>
           <w:p>
             <w:r/>
@@ -7391,7 +7232,7 @@
         </w:tc>
         <w:tc>
           <w:tcPr>
-            <w:tcW w:type="dxa" w:w="4873"/>
+            <w:tcW w:type="dxa" w:w="8606"/>
           </w:tcPr>
           <w:p>
             <w:r/>
@@ -7450,6 +7291,7 @@
         <w:tblStyle w:val="TableGrid"/>
         <w:tblW w:type="auto" w:w="0"/>
         <w:jc w:val="center"/>
+        <w:tblLayout w:type="fixed"/>
         <w:tblLook w:firstColumn="1" w:firstRow="1" w:lastColumn="0" w:lastRow="0" w:noHBand="0" w:noVBand="1" w:val="04A0"/>
       </w:tblPr>
       <w:tblGrid>
@@ -7464,7 +7306,7 @@
         </w:trPr>
         <w:tc>
           <w:tcPr>
-            <w:tcW w:type="dxa" w:w="3249"/>
+            <w:tcW w:type="dxa" w:w="2794"/>
             <w:shd w:val="clear" w:color="auto" w:fill="EEF1F7"/>
           </w:tcPr>
           <w:p>
@@ -7485,7 +7327,7 @@
         </w:tc>
         <w:tc>
           <w:tcPr>
-            <w:tcW w:type="dxa" w:w="3249"/>
+            <w:tcW w:type="dxa" w:w="1426"/>
             <w:shd w:val="clear" w:color="auto" w:fill="EEF1F7"/>
           </w:tcPr>
           <w:p>
@@ -7506,7 +7348,7 @@
         </w:tc>
         <w:tc>
           <w:tcPr>
-            <w:tcW w:type="dxa" w:w="3249"/>
+            <w:tcW w:type="dxa" w:w="5531"/>
             <w:shd w:val="clear" w:color="auto" w:fill="EEF1F7"/>
           </w:tcPr>
           <w:p>
@@ -7532,12 +7374,9 @@
         </w:trPr>
         <w:tc>
           <w:tcPr>
-            <w:tcW w:type="dxa" w:w="3249"/>
-          </w:tcPr>
-          <w:p>
-            <w:pPr>
-              <w:keepNext/>
-            </w:pPr>
+            <w:tcW w:type="dxa" w:w="2794"/>
+          </w:tcPr>
+          <w:p>
             <w:r/>
             <w:r>
               <w:rPr>
@@ -7551,12 +7390,9 @@
         </w:tc>
         <w:tc>
           <w:tcPr>
-            <w:tcW w:type="dxa" w:w="3249"/>
-          </w:tcPr>
-          <w:p>
-            <w:pPr>
-              <w:keepNext/>
-            </w:pPr>
+            <w:tcW w:type="dxa" w:w="1426"/>
+          </w:tcPr>
+          <w:p>
             <w:r/>
             <w:r>
               <w:rPr>
@@ -7570,12 +7406,9 @@
         </w:tc>
         <w:tc>
           <w:tcPr>
-            <w:tcW w:type="dxa" w:w="3249"/>
-          </w:tcPr>
-          <w:p>
-            <w:pPr>
-              <w:keepNext/>
-            </w:pPr>
+            <w:tcW w:type="dxa" w:w="5531"/>
+          </w:tcPr>
+          <w:p>
             <w:r/>
             <w:r>
               <w:rPr>
@@ -7594,12 +7427,9 @@
         </w:trPr>
         <w:tc>
           <w:tcPr>
-            <w:tcW w:type="dxa" w:w="3249"/>
-          </w:tcPr>
-          <w:p>
-            <w:pPr>
-              <w:keepNext/>
-            </w:pPr>
+            <w:tcW w:type="dxa" w:w="2794"/>
+          </w:tcPr>
+          <w:p>
             <w:r/>
             <w:r>
               <w:rPr>
@@ -7613,12 +7443,9 @@
         </w:tc>
         <w:tc>
           <w:tcPr>
-            <w:tcW w:type="dxa" w:w="3249"/>
-          </w:tcPr>
-          <w:p>
-            <w:pPr>
-              <w:keepNext/>
-            </w:pPr>
+            <w:tcW w:type="dxa" w:w="1426"/>
+          </w:tcPr>
+          <w:p>
             <w:r/>
             <w:r>
               <w:rPr>
@@ -7632,12 +7459,9 @@
         </w:tc>
         <w:tc>
           <w:tcPr>
-            <w:tcW w:type="dxa" w:w="3249"/>
-          </w:tcPr>
-          <w:p>
-            <w:pPr>
-              <w:keepNext/>
-            </w:pPr>
+            <w:tcW w:type="dxa" w:w="5531"/>
+          </w:tcPr>
+          <w:p>
             <w:r/>
             <w:r>
               <w:rPr>
@@ -7656,12 +7480,9 @@
         </w:trPr>
         <w:tc>
           <w:tcPr>
-            <w:tcW w:type="dxa" w:w="3249"/>
-          </w:tcPr>
-          <w:p>
-            <w:pPr>
-              <w:keepNext/>
-            </w:pPr>
+            <w:tcW w:type="dxa" w:w="2794"/>
+          </w:tcPr>
+          <w:p>
             <w:r/>
             <w:r>
               <w:rPr>
@@ -7675,12 +7496,9 @@
         </w:tc>
         <w:tc>
           <w:tcPr>
-            <w:tcW w:type="dxa" w:w="3249"/>
-          </w:tcPr>
-          <w:p>
-            <w:pPr>
-              <w:keepNext/>
-            </w:pPr>
+            <w:tcW w:type="dxa" w:w="1426"/>
+          </w:tcPr>
+          <w:p>
             <w:r/>
             <w:r>
               <w:rPr>
@@ -7694,12 +7512,9 @@
         </w:tc>
         <w:tc>
           <w:tcPr>
-            <w:tcW w:type="dxa" w:w="3249"/>
-          </w:tcPr>
-          <w:p>
-            <w:pPr>
-              <w:keepNext/>
-            </w:pPr>
+            <w:tcW w:type="dxa" w:w="5531"/>
+          </w:tcPr>
+          <w:p>
             <w:r/>
             <w:r>
               <w:rPr>
@@ -7718,12 +7533,9 @@
         </w:trPr>
         <w:tc>
           <w:tcPr>
-            <w:tcW w:type="dxa" w:w="3249"/>
-          </w:tcPr>
-          <w:p>
-            <w:pPr>
-              <w:keepNext/>
-            </w:pPr>
+            <w:tcW w:type="dxa" w:w="2794"/>
+          </w:tcPr>
+          <w:p>
             <w:r/>
             <w:r>
               <w:rPr>
@@ -7737,12 +7549,9 @@
         </w:tc>
         <w:tc>
           <w:tcPr>
-            <w:tcW w:type="dxa" w:w="3249"/>
-          </w:tcPr>
-          <w:p>
-            <w:pPr>
-              <w:keepNext/>
-            </w:pPr>
+            <w:tcW w:type="dxa" w:w="1426"/>
+          </w:tcPr>
+          <w:p>
             <w:r/>
             <w:r>
               <w:rPr>
@@ -7756,12 +7565,9 @@
         </w:tc>
         <w:tc>
           <w:tcPr>
-            <w:tcW w:type="dxa" w:w="3249"/>
-          </w:tcPr>
-          <w:p>
-            <w:pPr>
-              <w:keepNext/>
-            </w:pPr>
+            <w:tcW w:type="dxa" w:w="5531"/>
+          </w:tcPr>
+          <w:p>
             <w:r/>
             <w:r>
               <w:rPr>
@@ -7780,7 +7586,7 @@
         </w:trPr>
         <w:tc>
           <w:tcPr>
-            <w:tcW w:type="dxa" w:w="3249"/>
+            <w:tcW w:type="dxa" w:w="2794"/>
           </w:tcPr>
           <w:p>
             <w:r/>
@@ -7796,7 +7602,7 @@
         </w:tc>
         <w:tc>
           <w:tcPr>
-            <w:tcW w:type="dxa" w:w="3249"/>
+            <w:tcW w:type="dxa" w:w="1426"/>
           </w:tcPr>
           <w:p>
             <w:r/>
@@ -7812,7 +7618,7 @@
         </w:tc>
         <w:tc>
           <w:tcPr>
-            <w:tcW w:type="dxa" w:w="3249"/>
+            <w:tcW w:type="dxa" w:w="5531"/>
           </w:tcPr>
           <w:p>
             <w:r/>
@@ -7871,6 +7677,7 @@
         <w:tblStyle w:val="TableGrid"/>
         <w:tblW w:type="auto" w:w="0"/>
         <w:jc w:val="center"/>
+        <w:tblLayout w:type="fixed"/>
         <w:tblLook w:firstColumn="1" w:firstRow="1" w:lastColumn="0" w:lastRow="0" w:noHBand="0" w:noVBand="1" w:val="04A0"/>
       </w:tblPr>
       <w:tblGrid>
@@ -7887,7 +7694,7 @@
         </w:trPr>
         <w:tc>
           <w:tcPr>
-            <w:tcW w:type="dxa" w:w="1949"/>
+            <w:tcW w:type="dxa" w:w="1182"/>
             <w:shd w:val="clear" w:color="auto" w:fill="EEF1F7"/>
           </w:tcPr>
           <w:p>
@@ -7908,7 +7715,7 @@
         </w:tc>
         <w:tc>
           <w:tcPr>
-            <w:tcW w:type="dxa" w:w="1949"/>
+            <w:tcW w:type="dxa" w:w="2068"/>
             <w:shd w:val="clear" w:color="auto" w:fill="EEF1F7"/>
           </w:tcPr>
           <w:p>
@@ -7929,7 +7736,7 @@
         </w:tc>
         <w:tc>
           <w:tcPr>
-            <w:tcW w:type="dxa" w:w="1949"/>
+            <w:tcW w:type="dxa" w:w="2068"/>
             <w:shd w:val="clear" w:color="auto" w:fill="EEF1F7"/>
           </w:tcPr>
           <w:p>
@@ -7950,7 +7757,7 @@
         </w:tc>
         <w:tc>
           <w:tcPr>
-            <w:tcW w:type="dxa" w:w="1949"/>
+            <w:tcW w:type="dxa" w:w="2659"/>
             <w:shd w:val="clear" w:color="auto" w:fill="EEF1F7"/>
           </w:tcPr>
           <w:p>
@@ -7971,7 +7778,7 @@
         </w:tc>
         <w:tc>
           <w:tcPr>
-            <w:tcW w:type="dxa" w:w="1949"/>
+            <w:tcW w:type="dxa" w:w="1773"/>
             <w:shd w:val="clear" w:color="auto" w:fill="EEF1F7"/>
           </w:tcPr>
           <w:p>
@@ -7997,7 +7804,7 @@
         </w:trPr>
         <w:tc>
           <w:tcPr>
-            <w:tcW w:type="dxa" w:w="1949"/>
+            <w:tcW w:type="dxa" w:w="1182"/>
           </w:tcPr>
           <w:p>
             <w:r/>
@@ -8013,7 +7820,7 @@
         </w:tc>
         <w:tc>
           <w:tcPr>
-            <w:tcW w:type="dxa" w:w="1949"/>
+            <w:tcW w:type="dxa" w:w="2068"/>
           </w:tcPr>
           <w:p>
             <w:r/>
@@ -8029,7 +7836,7 @@
         </w:tc>
         <w:tc>
           <w:tcPr>
-            <w:tcW w:type="dxa" w:w="1949"/>
+            <w:tcW w:type="dxa" w:w="2068"/>
           </w:tcPr>
           <w:p>
             <w:r/>
@@ -8045,7 +7852,7 @@
         </w:tc>
         <w:tc>
           <w:tcPr>
-            <w:tcW w:type="dxa" w:w="1949"/>
+            <w:tcW w:type="dxa" w:w="2659"/>
           </w:tcPr>
           <w:p>
             <w:r/>
@@ -8061,7 +7868,7 @@
         </w:tc>
         <w:tc>
           <w:tcPr>
-            <w:tcW w:type="dxa" w:w="1949"/>
+            <w:tcW w:type="dxa" w:w="1773"/>
           </w:tcPr>
           <w:p>
             <w:r/>
@@ -8183,6 +7990,7 @@
         <w:tblStyle w:val="TableGrid"/>
         <w:tblW w:type="auto" w:w="0"/>
         <w:jc w:val="center"/>
+        <w:tblLayout w:type="fixed"/>
         <w:tblLook w:firstColumn="1" w:firstRow="1" w:lastColumn="0" w:lastRow="0" w:noHBand="0" w:noVBand="1" w:val="04A0"/>
       </w:tblPr>
       <w:tblGrid>
@@ -8196,7 +8004,7 @@
         </w:trPr>
         <w:tc>
           <w:tcPr>
-            <w:tcW w:type="dxa" w:w="4873"/>
+            <w:tcW w:type="dxa" w:w="1500"/>
             <w:shd w:val="clear" w:color="auto" w:fill="EEF1F7"/>
           </w:tcPr>
           <w:p>
@@ -8217,7 +8025,7 @@
         </w:tc>
         <w:tc>
           <w:tcPr>
-            <w:tcW w:type="dxa" w:w="4873"/>
+            <w:tcW w:type="dxa" w:w="8251"/>
             <w:shd w:val="clear" w:color="auto" w:fill="EEF1F7"/>
           </w:tcPr>
           <w:p>
@@ -8243,7 +8051,7 @@
         </w:trPr>
         <w:tc>
           <w:tcPr>
-            <w:tcW w:type="dxa" w:w="4873"/>
+            <w:tcW w:type="dxa" w:w="1500"/>
           </w:tcPr>
           <w:p>
             <w:pPr>
@@ -8262,7 +8070,7 @@
         </w:tc>
         <w:tc>
           <w:tcPr>
-            <w:tcW w:type="dxa" w:w="4873"/>
+            <w:tcW w:type="dxa" w:w="8251"/>
           </w:tcPr>
           <w:p>
             <w:pPr>
@@ -8286,7 +8094,7 @@
         </w:trPr>
         <w:tc>
           <w:tcPr>
-            <w:tcW w:type="dxa" w:w="4873"/>
+            <w:tcW w:type="dxa" w:w="1500"/>
           </w:tcPr>
           <w:p>
             <w:pPr>
@@ -8305,7 +8113,7 @@
         </w:tc>
         <w:tc>
           <w:tcPr>
-            <w:tcW w:type="dxa" w:w="4873"/>
+            <w:tcW w:type="dxa" w:w="8251"/>
           </w:tcPr>
           <w:p>
             <w:pPr>
@@ -8329,7 +8137,7 @@
         </w:trPr>
         <w:tc>
           <w:tcPr>
-            <w:tcW w:type="dxa" w:w="4873"/>
+            <w:tcW w:type="dxa" w:w="1500"/>
           </w:tcPr>
           <w:p>
             <w:pPr>
@@ -8348,7 +8156,7 @@
         </w:tc>
         <w:tc>
           <w:tcPr>
-            <w:tcW w:type="dxa" w:w="4873"/>
+            <w:tcW w:type="dxa" w:w="8251"/>
           </w:tcPr>
           <w:p>
             <w:pPr>
@@ -8372,7 +8180,7 @@
         </w:trPr>
         <w:tc>
           <w:tcPr>
-            <w:tcW w:type="dxa" w:w="4873"/>
+            <w:tcW w:type="dxa" w:w="1500"/>
           </w:tcPr>
           <w:p>
             <w:r/>
@@ -8388,7 +8196,7 @@
         </w:tc>
         <w:tc>
           <w:tcPr>
-            <w:tcW w:type="dxa" w:w="4873"/>
+            <w:tcW w:type="dxa" w:w="8251"/>
           </w:tcPr>
           <w:p>
             <w:r/>
@@ -8430,6 +8238,7 @@
         <w:tblStyle w:val="TableGrid"/>
         <w:tblW w:type="auto" w:w="0"/>
         <w:jc w:val="center"/>
+        <w:tblLayout w:type="fixed"/>
         <w:tblLook w:firstColumn="1" w:firstRow="1" w:lastColumn="0" w:lastRow="0" w:noHBand="0" w:noVBand="1" w:val="04A0"/>
       </w:tblPr>
       <w:tblGrid>
@@ -8443,7 +8252,7 @@
         </w:trPr>
         <w:tc>
           <w:tcPr>
-            <w:tcW w:type="dxa" w:w="4873"/>
+            <w:tcW w:type="dxa" w:w="1373"/>
             <w:shd w:val="clear" w:color="auto" w:fill="EEF1F7"/>
           </w:tcPr>
           <w:p>
@@ -8464,7 +8273,7 @@
         </w:tc>
         <w:tc>
           <w:tcPr>
-            <w:tcW w:type="dxa" w:w="4873"/>
+            <w:tcW w:type="dxa" w:w="8378"/>
             <w:shd w:val="clear" w:color="auto" w:fill="EEF1F7"/>
           </w:tcPr>
           <w:p>
@@ -8490,7 +8299,7 @@
         </w:trPr>
         <w:tc>
           <w:tcPr>
-            <w:tcW w:type="dxa" w:w="4873"/>
+            <w:tcW w:type="dxa" w:w="1373"/>
           </w:tcPr>
           <w:p>
             <w:pPr>
@@ -8509,7 +8318,7 @@
         </w:tc>
         <w:tc>
           <w:tcPr>
-            <w:tcW w:type="dxa" w:w="4873"/>
+            <w:tcW w:type="dxa" w:w="8378"/>
           </w:tcPr>
           <w:p>
             <w:pPr>
@@ -8533,7 +8342,7 @@
         </w:trPr>
         <w:tc>
           <w:tcPr>
-            <w:tcW w:type="dxa" w:w="4873"/>
+            <w:tcW w:type="dxa" w:w="1373"/>
           </w:tcPr>
           <w:p>
             <w:pPr>
@@ -8552,7 +8361,7 @@
         </w:tc>
         <w:tc>
           <w:tcPr>
-            <w:tcW w:type="dxa" w:w="4873"/>
+            <w:tcW w:type="dxa" w:w="8378"/>
           </w:tcPr>
           <w:p>
             <w:pPr>
@@ -8576,7 +8385,7 @@
         </w:trPr>
         <w:tc>
           <w:tcPr>
-            <w:tcW w:type="dxa" w:w="4873"/>
+            <w:tcW w:type="dxa" w:w="1373"/>
           </w:tcPr>
           <w:p>
             <w:r/>
@@ -8592,7 +8401,7 @@
         </w:tc>
         <w:tc>
           <w:tcPr>
-            <w:tcW w:type="dxa" w:w="4873"/>
+            <w:tcW w:type="dxa" w:w="8378"/>
           </w:tcPr>
           <w:p>
             <w:r/>
@@ -8650,6 +8459,7 @@
         <w:tblStyle w:val="TableGrid"/>
         <w:tblW w:type="auto" w:w="0"/>
         <w:jc w:val="center"/>
+        <w:tblLayout w:type="fixed"/>
         <w:tblLook w:firstColumn="1" w:firstRow="1" w:lastColumn="0" w:lastRow="0" w:noHBand="0" w:noVBand="1" w:val="04A0"/>
       </w:tblPr>
       <w:tblGrid>
@@ -8663,7 +8473,7 @@
         </w:trPr>
         <w:tc>
           <w:tcPr>
-            <w:tcW w:type="dxa" w:w="4873"/>
+            <w:tcW w:type="dxa" w:w="1413"/>
             <w:shd w:val="clear" w:color="auto" w:fill="EEF1F7"/>
           </w:tcPr>
           <w:p>
@@ -8684,7 +8494,7 @@
         </w:tc>
         <w:tc>
           <w:tcPr>
-            <w:tcW w:type="dxa" w:w="4873"/>
+            <w:tcW w:type="dxa" w:w="8338"/>
             <w:shd w:val="clear" w:color="auto" w:fill="EEF1F7"/>
           </w:tcPr>
           <w:p>
@@ -8710,7 +8520,7 @@
         </w:trPr>
         <w:tc>
           <w:tcPr>
-            <w:tcW w:type="dxa" w:w="4873"/>
+            <w:tcW w:type="dxa" w:w="1413"/>
           </w:tcPr>
           <w:p>
             <w:pPr>
@@ -8729,7 +8539,7 @@
         </w:tc>
         <w:tc>
           <w:tcPr>
-            <w:tcW w:type="dxa" w:w="4873"/>
+            <w:tcW w:type="dxa" w:w="8338"/>
           </w:tcPr>
           <w:p>
             <w:pPr>
@@ -8753,7 +8563,7 @@
         </w:trPr>
         <w:tc>
           <w:tcPr>
-            <w:tcW w:type="dxa" w:w="4873"/>
+            <w:tcW w:type="dxa" w:w="1413"/>
           </w:tcPr>
           <w:p>
             <w:pPr>
@@ -8772,7 +8582,7 @@
         </w:tc>
         <w:tc>
           <w:tcPr>
-            <w:tcW w:type="dxa" w:w="4873"/>
+            <w:tcW w:type="dxa" w:w="8338"/>
           </w:tcPr>
           <w:p>
             <w:pPr>
@@ -8796,7 +8606,7 @@
         </w:trPr>
         <w:tc>
           <w:tcPr>
-            <w:tcW w:type="dxa" w:w="4873"/>
+            <w:tcW w:type="dxa" w:w="1413"/>
           </w:tcPr>
           <w:p>
             <w:pPr>
@@ -8815,7 +8625,7 @@
         </w:tc>
         <w:tc>
           <w:tcPr>
-            <w:tcW w:type="dxa" w:w="4873"/>
+            <w:tcW w:type="dxa" w:w="8338"/>
           </w:tcPr>
           <w:p>
             <w:pPr>
@@ -8839,7 +8649,7 @@
         </w:trPr>
         <w:tc>
           <w:tcPr>
-            <w:tcW w:type="dxa" w:w="4873"/>
+            <w:tcW w:type="dxa" w:w="1413"/>
           </w:tcPr>
           <w:p>
             <w:r/>
@@ -8855,7 +8665,7 @@
         </w:tc>
         <w:tc>
           <w:tcPr>
-            <w:tcW w:type="dxa" w:w="4873"/>
+            <w:tcW w:type="dxa" w:w="8338"/>
           </w:tcPr>
           <w:p>
             <w:r/>
@@ -8897,6 +8707,7 @@
         <w:tblStyle w:val="TableGrid"/>
         <w:tblW w:type="auto" w:w="0"/>
         <w:jc w:val="center"/>
+        <w:tblLayout w:type="fixed"/>
         <w:tblLook w:firstColumn="1" w:firstRow="1" w:lastColumn="0" w:lastRow="0" w:noHBand="0" w:noVBand="1" w:val="04A0"/>
       </w:tblPr>
       <w:tblGrid>
@@ -8910,7 +8721,7 @@
         </w:trPr>
         <w:tc>
           <w:tcPr>
-            <w:tcW w:type="dxa" w:w="4873"/>
+            <w:tcW w:type="dxa" w:w="1096"/>
             <w:shd w:val="clear" w:color="auto" w:fill="EEF1F7"/>
           </w:tcPr>
           <w:p>
@@ -8931,7 +8742,7 @@
         </w:tc>
         <w:tc>
           <w:tcPr>
-            <w:tcW w:type="dxa" w:w="4873"/>
+            <w:tcW w:type="dxa" w:w="8656"/>
             <w:shd w:val="clear" w:color="auto" w:fill="EEF1F7"/>
           </w:tcPr>
           <w:p>
@@ -8957,7 +8768,7 @@
         </w:trPr>
         <w:tc>
           <w:tcPr>
-            <w:tcW w:type="dxa" w:w="4873"/>
+            <w:tcW w:type="dxa" w:w="1096"/>
           </w:tcPr>
           <w:p>
             <w:pPr>
@@ -8976,7 +8787,7 @@
         </w:tc>
         <w:tc>
           <w:tcPr>
-            <w:tcW w:type="dxa" w:w="4873"/>
+            <w:tcW w:type="dxa" w:w="8656"/>
           </w:tcPr>
           <w:p>
             <w:pPr>
@@ -9000,7 +8811,7 @@
         </w:trPr>
         <w:tc>
           <w:tcPr>
-            <w:tcW w:type="dxa" w:w="4873"/>
+            <w:tcW w:type="dxa" w:w="1096"/>
           </w:tcPr>
           <w:p>
             <w:pPr>
@@ -9019,7 +8830,7 @@
         </w:tc>
         <w:tc>
           <w:tcPr>
-            <w:tcW w:type="dxa" w:w="4873"/>
+            <w:tcW w:type="dxa" w:w="8656"/>
           </w:tcPr>
           <w:p>
             <w:pPr>
@@ -9043,7 +8854,7 @@
         </w:trPr>
         <w:tc>
           <w:tcPr>
-            <w:tcW w:type="dxa" w:w="4873"/>
+            <w:tcW w:type="dxa" w:w="1096"/>
           </w:tcPr>
           <w:p>
             <w:pPr>
@@ -9062,7 +8873,7 @@
         </w:tc>
         <w:tc>
           <w:tcPr>
-            <w:tcW w:type="dxa" w:w="4873"/>
+            <w:tcW w:type="dxa" w:w="8656"/>
           </w:tcPr>
           <w:p>
             <w:pPr>
@@ -9086,7 +8897,7 @@
         </w:trPr>
         <w:tc>
           <w:tcPr>
-            <w:tcW w:type="dxa" w:w="4873"/>
+            <w:tcW w:type="dxa" w:w="1096"/>
           </w:tcPr>
           <w:p>
             <w:r/>
@@ -9102,7 +8913,7 @@
         </w:tc>
         <w:tc>
           <w:tcPr>
-            <w:tcW w:type="dxa" w:w="4873"/>
+            <w:tcW w:type="dxa" w:w="8656"/>
           </w:tcPr>
           <w:p>
             <w:r/>
@@ -9144,6 +8955,7 @@
         <w:tblStyle w:val="TableGrid"/>
         <w:tblW w:type="auto" w:w="0"/>
         <w:jc w:val="center"/>
+        <w:tblLayout w:type="fixed"/>
         <w:tblLook w:firstColumn="1" w:firstRow="1" w:lastColumn="0" w:lastRow="0" w:noHBand="0" w:noVBand="1" w:val="04A0"/>
       </w:tblPr>
       <w:tblGrid>
@@ -9157,7 +8969,7 @@
         </w:trPr>
         <w:tc>
           <w:tcPr>
-            <w:tcW w:type="dxa" w:w="4873"/>
+            <w:tcW w:type="dxa" w:w="1242"/>
             <w:shd w:val="clear" w:color="auto" w:fill="EEF1F7"/>
           </w:tcPr>
           <w:p>
@@ -9178,7 +8990,7 @@
         </w:tc>
         <w:tc>
           <w:tcPr>
-            <w:tcW w:type="dxa" w:w="4873"/>
+            <w:tcW w:type="dxa" w:w="8509"/>
             <w:shd w:val="clear" w:color="auto" w:fill="EEF1F7"/>
           </w:tcPr>
           <w:p>
@@ -9204,7 +9016,7 @@
         </w:trPr>
         <w:tc>
           <w:tcPr>
-            <w:tcW w:type="dxa" w:w="4873"/>
+            <w:tcW w:type="dxa" w:w="1242"/>
           </w:tcPr>
           <w:p>
             <w:pPr>
@@ -9223,7 +9035,7 @@
         </w:tc>
         <w:tc>
           <w:tcPr>
-            <w:tcW w:type="dxa" w:w="4873"/>
+            <w:tcW w:type="dxa" w:w="8509"/>
           </w:tcPr>
           <w:p>
             <w:pPr>
@@ -9247,7 +9059,7 @@
         </w:trPr>
         <w:tc>
           <w:tcPr>
-            <w:tcW w:type="dxa" w:w="4873"/>
+            <w:tcW w:type="dxa" w:w="1242"/>
           </w:tcPr>
           <w:p>
             <w:pPr>
@@ -9266,7 +9078,7 @@
         </w:tc>
         <w:tc>
           <w:tcPr>
-            <w:tcW w:type="dxa" w:w="4873"/>
+            <w:tcW w:type="dxa" w:w="8509"/>
           </w:tcPr>
           <w:p>
             <w:pPr>
@@ -9290,7 +9102,7 @@
         </w:trPr>
         <w:tc>
           <w:tcPr>
-            <w:tcW w:type="dxa" w:w="4873"/>
+            <w:tcW w:type="dxa" w:w="1242"/>
           </w:tcPr>
           <w:p>
             <w:r/>
@@ -9306,7 +9118,7 @@
         </w:tc>
         <w:tc>
           <w:tcPr>
-            <w:tcW w:type="dxa" w:w="4873"/>
+            <w:tcW w:type="dxa" w:w="8509"/>
           </w:tcPr>
           <w:p>
             <w:r/>
@@ -9387,6 +9199,7 @@
         <w:tblStyle w:val="TableGrid"/>
         <w:tblW w:type="auto" w:w="0"/>
         <w:jc w:val="center"/>
+        <w:tblLayout w:type="fixed"/>
         <w:tblLook w:firstColumn="1" w:firstRow="1" w:lastColumn="0" w:lastRow="0" w:noHBand="0" w:noVBand="1" w:val="04A0"/>
       </w:tblPr>
       <w:tblGrid>
@@ -9401,7 +9214,7 @@
         </w:trPr>
         <w:tc>
           <w:tcPr>
-            <w:tcW w:type="dxa" w:w="3249"/>
+            <w:tcW w:type="dxa" w:w="1814"/>
             <w:shd w:val="clear" w:color="auto" w:fill="EEF1F7"/>
           </w:tcPr>
           <w:p>
@@ -9422,7 +9235,7 @@
         </w:tc>
         <w:tc>
           <w:tcPr>
-            <w:tcW w:type="dxa" w:w="3249"/>
+            <w:tcW w:type="dxa" w:w="1689"/>
             <w:shd w:val="clear" w:color="auto" w:fill="EEF1F7"/>
           </w:tcPr>
           <w:p>
@@ -9443,7 +9256,7 @@
         </w:tc>
         <w:tc>
           <w:tcPr>
-            <w:tcW w:type="dxa" w:w="3249"/>
+            <w:tcW w:type="dxa" w:w="6248"/>
             <w:shd w:val="clear" w:color="auto" w:fill="EEF1F7"/>
           </w:tcPr>
           <w:p>
@@ -9469,12 +9282,9 @@
         </w:trPr>
         <w:tc>
           <w:tcPr>
-            <w:tcW w:type="dxa" w:w="3249"/>
-          </w:tcPr>
-          <w:p>
-            <w:pPr>
-              <w:keepNext/>
-            </w:pPr>
+            <w:tcW w:type="dxa" w:w="1814"/>
+          </w:tcPr>
+          <w:p>
             <w:r/>
             <w:r>
               <w:rPr>
@@ -9488,12 +9298,9 @@
         </w:tc>
         <w:tc>
           <w:tcPr>
-            <w:tcW w:type="dxa" w:w="3249"/>
-          </w:tcPr>
-          <w:p>
-            <w:pPr>
-              <w:keepNext/>
-            </w:pPr>
+            <w:tcW w:type="dxa" w:w="1689"/>
+          </w:tcPr>
+          <w:p>
             <w:r/>
             <w:r>
               <w:rPr>
@@ -9507,12 +9314,9 @@
         </w:tc>
         <w:tc>
           <w:tcPr>
-            <w:tcW w:type="dxa" w:w="3249"/>
-          </w:tcPr>
-          <w:p>
-            <w:pPr>
-              <w:keepNext/>
-            </w:pPr>
+            <w:tcW w:type="dxa" w:w="6248"/>
+          </w:tcPr>
+          <w:p>
             <w:r/>
             <w:r>
               <w:rPr>
@@ -9531,12 +9335,9 @@
         </w:trPr>
         <w:tc>
           <w:tcPr>
-            <w:tcW w:type="dxa" w:w="3249"/>
-          </w:tcPr>
-          <w:p>
-            <w:pPr>
-              <w:keepNext/>
-            </w:pPr>
+            <w:tcW w:type="dxa" w:w="1814"/>
+          </w:tcPr>
+          <w:p>
             <w:r/>
             <w:r>
               <w:rPr>
@@ -9550,12 +9351,9 @@
         </w:tc>
         <w:tc>
           <w:tcPr>
-            <w:tcW w:type="dxa" w:w="3249"/>
-          </w:tcPr>
-          <w:p>
-            <w:pPr>
-              <w:keepNext/>
-            </w:pPr>
+            <w:tcW w:type="dxa" w:w="1689"/>
+          </w:tcPr>
+          <w:p>
             <w:r/>
             <w:r>
               <w:rPr>
@@ -9569,12 +9367,9 @@
         </w:tc>
         <w:tc>
           <w:tcPr>
-            <w:tcW w:type="dxa" w:w="3249"/>
-          </w:tcPr>
-          <w:p>
-            <w:pPr>
-              <w:keepNext/>
-            </w:pPr>
+            <w:tcW w:type="dxa" w:w="6248"/>
+          </w:tcPr>
+          <w:p>
             <w:r/>
             <w:r>
               <w:rPr>
@@ -9593,12 +9388,9 @@
         </w:trPr>
         <w:tc>
           <w:tcPr>
-            <w:tcW w:type="dxa" w:w="3249"/>
-          </w:tcPr>
-          <w:p>
-            <w:pPr>
-              <w:keepNext/>
-            </w:pPr>
+            <w:tcW w:type="dxa" w:w="1814"/>
+          </w:tcPr>
+          <w:p>
             <w:r/>
             <w:r>
               <w:rPr>
@@ -9612,12 +9404,9 @@
         </w:tc>
         <w:tc>
           <w:tcPr>
-            <w:tcW w:type="dxa" w:w="3249"/>
-          </w:tcPr>
-          <w:p>
-            <w:pPr>
-              <w:keepNext/>
-            </w:pPr>
+            <w:tcW w:type="dxa" w:w="1689"/>
+          </w:tcPr>
+          <w:p>
             <w:r/>
             <w:r>
               <w:rPr>
@@ -9631,12 +9420,9 @@
         </w:tc>
         <w:tc>
           <w:tcPr>
-            <w:tcW w:type="dxa" w:w="3249"/>
-          </w:tcPr>
-          <w:p>
-            <w:pPr>
-              <w:keepNext/>
-            </w:pPr>
+            <w:tcW w:type="dxa" w:w="6248"/>
+          </w:tcPr>
+          <w:p>
             <w:r/>
             <w:r>
               <w:rPr>
@@ -9655,12 +9441,9 @@
         </w:trPr>
         <w:tc>
           <w:tcPr>
-            <w:tcW w:type="dxa" w:w="3249"/>
-          </w:tcPr>
-          <w:p>
-            <w:pPr>
-              <w:keepNext/>
-            </w:pPr>
+            <w:tcW w:type="dxa" w:w="1814"/>
+          </w:tcPr>
+          <w:p>
             <w:r/>
             <w:r>
               <w:rPr>
@@ -9674,12 +9457,9 @@
         </w:tc>
         <w:tc>
           <w:tcPr>
-            <w:tcW w:type="dxa" w:w="3249"/>
-          </w:tcPr>
-          <w:p>
-            <w:pPr>
-              <w:keepNext/>
-            </w:pPr>
+            <w:tcW w:type="dxa" w:w="1689"/>
+          </w:tcPr>
+          <w:p>
             <w:r/>
             <w:r>
               <w:rPr>
@@ -9693,12 +9473,9 @@
         </w:tc>
         <w:tc>
           <w:tcPr>
-            <w:tcW w:type="dxa" w:w="3249"/>
-          </w:tcPr>
-          <w:p>
-            <w:pPr>
-              <w:keepNext/>
-            </w:pPr>
+            <w:tcW w:type="dxa" w:w="6248"/>
+          </w:tcPr>
+          <w:p>
             <w:r/>
             <w:r>
               <w:rPr>
@@ -9717,12 +9494,9 @@
         </w:trPr>
         <w:tc>
           <w:tcPr>
-            <w:tcW w:type="dxa" w:w="3249"/>
-          </w:tcPr>
-          <w:p>
-            <w:pPr>
-              <w:keepNext/>
-            </w:pPr>
+            <w:tcW w:type="dxa" w:w="1814"/>
+          </w:tcPr>
+          <w:p>
             <w:r/>
             <w:r>
               <w:rPr>
@@ -9736,12 +9510,9 @@
         </w:tc>
         <w:tc>
           <w:tcPr>
-            <w:tcW w:type="dxa" w:w="3249"/>
-          </w:tcPr>
-          <w:p>
-            <w:pPr>
-              <w:keepNext/>
-            </w:pPr>
+            <w:tcW w:type="dxa" w:w="1689"/>
+          </w:tcPr>
+          <w:p>
             <w:r/>
             <w:r>
               <w:rPr>
@@ -9755,12 +9526,9 @@
         </w:tc>
         <w:tc>
           <w:tcPr>
-            <w:tcW w:type="dxa" w:w="3249"/>
-          </w:tcPr>
-          <w:p>
-            <w:pPr>
-              <w:keepNext/>
-            </w:pPr>
+            <w:tcW w:type="dxa" w:w="6248"/>
+          </w:tcPr>
+          <w:p>
             <w:r/>
             <w:r>
               <w:rPr>
@@ -9779,7 +9547,7 @@
         </w:trPr>
         <w:tc>
           <w:tcPr>
-            <w:tcW w:type="dxa" w:w="3249"/>
+            <w:tcW w:type="dxa" w:w="1814"/>
           </w:tcPr>
           <w:p>
             <w:r/>
@@ -9795,7 +9563,7 @@
         </w:tc>
         <w:tc>
           <w:tcPr>
-            <w:tcW w:type="dxa" w:w="3249"/>
+            <w:tcW w:type="dxa" w:w="1689"/>
           </w:tcPr>
           <w:p>
             <w:r/>
@@ -9811,7 +9579,7 @@
         </w:tc>
         <w:tc>
           <w:tcPr>
-            <w:tcW w:type="dxa" w:w="3249"/>
+            <w:tcW w:type="dxa" w:w="6248"/>
           </w:tcPr>
           <w:p>
             <w:r/>
@@ -9979,6 +9747,7 @@
         <w:tblStyle w:val="TableGrid"/>
         <w:tblW w:type="auto" w:w="0"/>
         <w:jc w:val="center"/>
+        <w:tblLayout w:type="fixed"/>
         <w:tblLook w:firstColumn="1" w:firstRow="1" w:lastColumn="0" w:lastRow="0" w:noHBand="0" w:noVBand="1" w:val="04A0"/>
       </w:tblPr>
       <w:tblGrid>
@@ -9992,7 +9761,7 @@
         </w:trPr>
         <w:tc>
           <w:tcPr>
-            <w:tcW w:type="dxa" w:w="4873"/>
+            <w:tcW w:type="dxa" w:w="1982"/>
             <w:shd w:val="clear" w:color="auto" w:fill="EEF1F7"/>
           </w:tcPr>
           <w:p>
@@ -10013,7 +9782,7 @@
         </w:tc>
         <w:tc>
           <w:tcPr>
-            <w:tcW w:type="dxa" w:w="4873"/>
+            <w:tcW w:type="dxa" w:w="7769"/>
             <w:shd w:val="clear" w:color="auto" w:fill="EEF1F7"/>
           </w:tcPr>
           <w:p>
@@ -10039,7 +9808,7 @@
         </w:trPr>
         <w:tc>
           <w:tcPr>
-            <w:tcW w:type="dxa" w:w="4873"/>
+            <w:tcW w:type="dxa" w:w="1982"/>
           </w:tcPr>
           <w:p>
             <w:pPr>
@@ -10058,7 +9827,7 @@
         </w:tc>
         <w:tc>
           <w:tcPr>
-            <w:tcW w:type="dxa" w:w="4873"/>
+            <w:tcW w:type="dxa" w:w="7769"/>
           </w:tcPr>
           <w:p>
             <w:pPr>
@@ -10098,7 +9867,7 @@
         </w:trPr>
         <w:tc>
           <w:tcPr>
-            <w:tcW w:type="dxa" w:w="4873"/>
+            <w:tcW w:type="dxa" w:w="1982"/>
           </w:tcPr>
           <w:p>
             <w:pPr>
@@ -10117,7 +9886,7 @@
         </w:tc>
         <w:tc>
           <w:tcPr>
-            <w:tcW w:type="dxa" w:w="4873"/>
+            <w:tcW w:type="dxa" w:w="7769"/>
           </w:tcPr>
           <w:p>
             <w:pPr>
@@ -10141,7 +9910,7 @@
         </w:trPr>
         <w:tc>
           <w:tcPr>
-            <w:tcW w:type="dxa" w:w="4873"/>
+            <w:tcW w:type="dxa" w:w="1982"/>
           </w:tcPr>
           <w:p>
             <w:r/>
@@ -10157,7 +9926,7 @@
         </w:tc>
         <w:tc>
           <w:tcPr>
-            <w:tcW w:type="dxa" w:w="4873"/>
+            <w:tcW w:type="dxa" w:w="7769"/>
           </w:tcPr>
           <w:p>
             <w:r/>
@@ -10259,6 +10028,7 @@
         <w:tblStyle w:val="TableGrid"/>
         <w:tblW w:type="auto" w:w="0"/>
         <w:jc w:val="center"/>
+        <w:tblLayout w:type="fixed"/>
         <w:tblLook w:firstColumn="1" w:firstRow="1" w:lastColumn="0" w:lastRow="0" w:noHBand="0" w:noVBand="1" w:val="04A0"/>
       </w:tblPr>
       <w:tblGrid>
@@ -10272,7 +10042,7 @@
         </w:trPr>
         <w:tc>
           <w:tcPr>
-            <w:tcW w:type="dxa" w:w="4873"/>
+            <w:tcW w:type="dxa" w:w="2868"/>
             <w:shd w:val="clear" w:color="auto" w:fill="EEF1F7"/>
           </w:tcPr>
           <w:p>
@@ -10293,7 +10063,7 @@
         </w:tc>
         <w:tc>
           <w:tcPr>
-            <w:tcW w:type="dxa" w:w="4873"/>
+            <w:tcW w:type="dxa" w:w="6883"/>
             <w:shd w:val="clear" w:color="auto" w:fill="EEF1F7"/>
           </w:tcPr>
           <w:p>
@@ -10319,7 +10089,7 @@
         </w:trPr>
         <w:tc>
           <w:tcPr>
-            <w:tcW w:type="dxa" w:w="4873"/>
+            <w:tcW w:type="dxa" w:w="2868"/>
           </w:tcPr>
           <w:p>
             <w:pPr>
@@ -10338,7 +10108,7 @@
         </w:tc>
         <w:tc>
           <w:tcPr>
-            <w:tcW w:type="dxa" w:w="4873"/>
+            <w:tcW w:type="dxa" w:w="6883"/>
           </w:tcPr>
           <w:p>
             <w:pPr>
@@ -10370,7 +10140,7 @@
         </w:trPr>
         <w:tc>
           <w:tcPr>
-            <w:tcW w:type="dxa" w:w="4873"/>
+            <w:tcW w:type="dxa" w:w="2868"/>
           </w:tcPr>
           <w:p>
             <w:r/>
@@ -10386,7 +10156,7 @@
         </w:tc>
         <w:tc>
           <w:tcPr>
-            <w:tcW w:type="dxa" w:w="4873"/>
+            <w:tcW w:type="dxa" w:w="6883"/>
           </w:tcPr>
           <w:p>
             <w:r/>
@@ -10670,6 +10440,7 @@
         <w:tblStyle w:val="TableGrid"/>
         <w:tblW w:type="auto" w:w="0"/>
         <w:jc w:val="center"/>
+        <w:tblLayout w:type="fixed"/>
         <w:tblLook w:firstColumn="1" w:firstRow="1" w:lastColumn="0" w:lastRow="0" w:noHBand="0" w:noVBand="1" w:val="04A0"/>
       </w:tblPr>
       <w:tblGrid>
@@ -10684,7 +10455,7 @@
         </w:trPr>
         <w:tc>
           <w:tcPr>
-            <w:tcW w:type="dxa" w:w="3249"/>
+            <w:tcW w:type="dxa" w:w="1814"/>
             <w:shd w:val="clear" w:color="auto" w:fill="EEF1F7"/>
           </w:tcPr>
           <w:p>
@@ -10705,7 +10476,7 @@
         </w:tc>
         <w:tc>
           <w:tcPr>
-            <w:tcW w:type="dxa" w:w="3249"/>
+            <w:tcW w:type="dxa" w:w="2490"/>
             <w:shd w:val="clear" w:color="auto" w:fill="EEF1F7"/>
           </w:tcPr>
           <w:p>
@@ -10726,7 +10497,7 @@
         </w:tc>
         <w:tc>
           <w:tcPr>
-            <w:tcW w:type="dxa" w:w="3249"/>
+            <w:tcW w:type="dxa" w:w="5447"/>
             <w:shd w:val="clear" w:color="auto" w:fill="EEF1F7"/>
           </w:tcPr>
           <w:p>
@@ -10752,12 +10523,9 @@
         </w:trPr>
         <w:tc>
           <w:tcPr>
-            <w:tcW w:type="dxa" w:w="3249"/>
-          </w:tcPr>
-          <w:p>
-            <w:pPr>
-              <w:keepNext/>
-            </w:pPr>
+            <w:tcW w:type="dxa" w:w="1814"/>
+          </w:tcPr>
+          <w:p>
             <w:r/>
             <w:r>
               <w:rPr>
@@ -10771,12 +10539,9 @@
         </w:tc>
         <w:tc>
           <w:tcPr>
-            <w:tcW w:type="dxa" w:w="3249"/>
-          </w:tcPr>
-          <w:p>
-            <w:pPr>
-              <w:keepNext/>
-            </w:pPr>
+            <w:tcW w:type="dxa" w:w="2490"/>
+          </w:tcPr>
+          <w:p>
             <w:r/>
             <w:r>
               <w:rPr>
@@ -10790,12 +10555,9 @@
         </w:tc>
         <w:tc>
           <w:tcPr>
-            <w:tcW w:type="dxa" w:w="3249"/>
-          </w:tcPr>
-          <w:p>
-            <w:pPr>
-              <w:keepNext/>
-            </w:pPr>
+            <w:tcW w:type="dxa" w:w="5447"/>
+          </w:tcPr>
+          <w:p>
             <w:r/>
             <w:r>
               <w:rPr>
@@ -10814,12 +10576,9 @@
         </w:trPr>
         <w:tc>
           <w:tcPr>
-            <w:tcW w:type="dxa" w:w="3249"/>
-          </w:tcPr>
-          <w:p>
-            <w:pPr>
-              <w:keepNext/>
-            </w:pPr>
+            <w:tcW w:type="dxa" w:w="1814"/>
+          </w:tcPr>
+          <w:p>
             <w:r/>
             <w:r>
               <w:rPr>
@@ -10833,12 +10592,9 @@
         </w:tc>
         <w:tc>
           <w:tcPr>
-            <w:tcW w:type="dxa" w:w="3249"/>
-          </w:tcPr>
-          <w:p>
-            <w:pPr>
-              <w:keepNext/>
-            </w:pPr>
+            <w:tcW w:type="dxa" w:w="2490"/>
+          </w:tcPr>
+          <w:p>
             <w:r/>
             <w:r>
               <w:rPr>
@@ -10852,12 +10608,9 @@
         </w:tc>
         <w:tc>
           <w:tcPr>
-            <w:tcW w:type="dxa" w:w="3249"/>
-          </w:tcPr>
-          <w:p>
-            <w:pPr>
-              <w:keepNext/>
-            </w:pPr>
+            <w:tcW w:type="dxa" w:w="5447"/>
+          </w:tcPr>
+          <w:p>
             <w:r/>
             <w:r>
               <w:rPr>
@@ -10876,12 +10629,9 @@
         </w:trPr>
         <w:tc>
           <w:tcPr>
-            <w:tcW w:type="dxa" w:w="3249"/>
-          </w:tcPr>
-          <w:p>
-            <w:pPr>
-              <w:keepNext/>
-            </w:pPr>
+            <w:tcW w:type="dxa" w:w="1814"/>
+          </w:tcPr>
+          <w:p>
             <w:r/>
             <w:r>
               <w:rPr>
@@ -10895,12 +10645,9 @@
         </w:tc>
         <w:tc>
           <w:tcPr>
-            <w:tcW w:type="dxa" w:w="3249"/>
-          </w:tcPr>
-          <w:p>
-            <w:pPr>
-              <w:keepNext/>
-            </w:pPr>
+            <w:tcW w:type="dxa" w:w="2490"/>
+          </w:tcPr>
+          <w:p>
             <w:r/>
             <w:r>
               <w:rPr>
@@ -10914,12 +10661,9 @@
         </w:tc>
         <w:tc>
           <w:tcPr>
-            <w:tcW w:type="dxa" w:w="3249"/>
-          </w:tcPr>
-          <w:p>
-            <w:pPr>
-              <w:keepNext/>
-            </w:pPr>
+            <w:tcW w:type="dxa" w:w="5447"/>
+          </w:tcPr>
+          <w:p>
             <w:r/>
             <w:r>
               <w:rPr>
@@ -10954,12 +10698,9 @@
         </w:trPr>
         <w:tc>
           <w:tcPr>
-            <w:tcW w:type="dxa" w:w="3249"/>
-          </w:tcPr>
-          <w:p>
-            <w:pPr>
-              <w:keepNext/>
-            </w:pPr>
+            <w:tcW w:type="dxa" w:w="1814"/>
+          </w:tcPr>
+          <w:p>
             <w:r/>
             <w:r>
               <w:rPr>
@@ -10973,12 +10714,9 @@
         </w:tc>
         <w:tc>
           <w:tcPr>
-            <w:tcW w:type="dxa" w:w="3249"/>
-          </w:tcPr>
-          <w:p>
-            <w:pPr>
-              <w:keepNext/>
-            </w:pPr>
+            <w:tcW w:type="dxa" w:w="2490"/>
+          </w:tcPr>
+          <w:p>
             <w:r/>
             <w:r>
               <w:rPr>
@@ -10992,12 +10730,9 @@
         </w:tc>
         <w:tc>
           <w:tcPr>
-            <w:tcW w:type="dxa" w:w="3249"/>
-          </w:tcPr>
-          <w:p>
-            <w:pPr>
-              <w:keepNext/>
-            </w:pPr>
+            <w:tcW w:type="dxa" w:w="5447"/>
+          </w:tcPr>
+          <w:p>
             <w:r/>
             <w:r>
               <w:rPr>
@@ -11016,12 +10751,9 @@
         </w:trPr>
         <w:tc>
           <w:tcPr>
-            <w:tcW w:type="dxa" w:w="3249"/>
-          </w:tcPr>
-          <w:p>
-            <w:pPr>
-              <w:keepNext/>
-            </w:pPr>
+            <w:tcW w:type="dxa" w:w="1814"/>
+          </w:tcPr>
+          <w:p>
             <w:r/>
             <w:r>
               <w:rPr>
@@ -11035,12 +10767,9 @@
         </w:tc>
         <w:tc>
           <w:tcPr>
-            <w:tcW w:type="dxa" w:w="3249"/>
-          </w:tcPr>
-          <w:p>
-            <w:pPr>
-              <w:keepNext/>
-            </w:pPr>
+            <w:tcW w:type="dxa" w:w="2490"/>
+          </w:tcPr>
+          <w:p>
             <w:r/>
             <w:r>
               <w:rPr>
@@ -11054,12 +10783,9 @@
         </w:tc>
         <w:tc>
           <w:tcPr>
-            <w:tcW w:type="dxa" w:w="3249"/>
-          </w:tcPr>
-          <w:p>
-            <w:pPr>
-              <w:keepNext/>
-            </w:pPr>
+            <w:tcW w:type="dxa" w:w="5447"/>
+          </w:tcPr>
+          <w:p>
             <w:r/>
             <w:r>
               <w:rPr>
@@ -11078,7 +10804,7 @@
         </w:trPr>
         <w:tc>
           <w:tcPr>
-            <w:tcW w:type="dxa" w:w="3249"/>
+            <w:tcW w:type="dxa" w:w="1814"/>
           </w:tcPr>
           <w:p>
             <w:r/>
@@ -11094,7 +10820,7 @@
         </w:tc>
         <w:tc>
           <w:tcPr>
-            <w:tcW w:type="dxa" w:w="3249"/>
+            <w:tcW w:type="dxa" w:w="2490"/>
           </w:tcPr>
           <w:p>
             <w:r/>
@@ -11110,7 +10836,7 @@
         </w:tc>
         <w:tc>
           <w:tcPr>
-            <w:tcW w:type="dxa" w:w="3249"/>
+            <w:tcW w:type="dxa" w:w="5447"/>
           </w:tcPr>
           <w:p>
             <w:r/>

--- a/docs/倫理審査資料_SP-PS.docx
+++ b/docs/倫理審査資料_SP-PS.docx
@@ -82,6 +82,7 @@
           <w:p>
             <w:pPr>
               <w:keepNext/>
+              <w:spacing w:line="259" w:lineRule="auto" w:before="0" w:after="0"/>
             </w:pPr>
             <w:r/>
             <w:r>
@@ -103,6 +104,7 @@
           <w:p>
             <w:pPr>
               <w:keepNext/>
+              <w:spacing w:line="259" w:lineRule="auto" w:before="0" w:after="0"/>
             </w:pPr>
             <w:r/>
             <w:r>
@@ -126,6 +128,10 @@
             <w:tcW w:type="dxa" w:w="3305"/>
           </w:tcPr>
           <w:p>
+            <w:pPr>
+              <w:keepNext/>
+              <w:spacing w:line="259" w:lineRule="auto" w:before="0" w:after="0"/>
+            </w:pPr>
             <w:r/>
             <w:r>
               <w:rPr>
@@ -142,6 +148,10 @@
             <w:tcW w:type="dxa" w:w="6446"/>
           </w:tcPr>
           <w:p>
+            <w:pPr>
+              <w:keepNext/>
+              <w:spacing w:line="259" w:lineRule="auto" w:before="0" w:after="0"/>
+            </w:pPr>
             <w:r/>
             <w:r>
               <w:rPr>
@@ -163,6 +173,9 @@
             <w:tcW w:type="dxa" w:w="3305"/>
           </w:tcPr>
           <w:p>
+            <w:pPr>
+              <w:spacing w:line="259" w:lineRule="auto" w:before="0" w:after="0"/>
+            </w:pPr>
             <w:r/>
             <w:r>
               <w:rPr>
@@ -179,6 +192,9 @@
             <w:tcW w:type="dxa" w:w="6446"/>
           </w:tcPr>
           <w:p>
+            <w:pPr>
+              <w:spacing w:line="259" w:lineRule="auto" w:before="0" w:after="0"/>
+            </w:pPr>
             <w:r/>
             <w:r>
               <w:rPr>
@@ -200,6 +216,9 @@
             <w:tcW w:type="dxa" w:w="3305"/>
           </w:tcPr>
           <w:p>
+            <w:pPr>
+              <w:spacing w:line="259" w:lineRule="auto" w:before="0" w:after="0"/>
+            </w:pPr>
             <w:r/>
             <w:r>
               <w:rPr>
@@ -216,6 +235,9 @@
             <w:tcW w:type="dxa" w:w="6446"/>
           </w:tcPr>
           <w:p>
+            <w:pPr>
+              <w:spacing w:line="259" w:lineRule="auto" w:before="0" w:after="0"/>
+            </w:pPr>
             <w:r/>
             <w:r>
               <w:rPr>
@@ -237,6 +259,10 @@
             <w:tcW w:type="dxa" w:w="3305"/>
           </w:tcPr>
           <w:p>
+            <w:pPr>
+              <w:keepNext/>
+              <w:spacing w:line="259" w:lineRule="auto" w:before="0" w:after="0"/>
+            </w:pPr>
             <w:r/>
             <w:r>
               <w:rPr>
@@ -253,6 +279,10 @@
             <w:tcW w:type="dxa" w:w="6446"/>
           </w:tcPr>
           <w:p>
+            <w:pPr>
+              <w:keepNext/>
+              <w:spacing w:line="259" w:lineRule="auto" w:before="0" w:after="0"/>
+            </w:pPr>
             <w:r/>
             <w:r>
               <w:rPr>
@@ -274,6 +304,9 @@
             <w:tcW w:type="dxa" w:w="3305"/>
           </w:tcPr>
           <w:p>
+            <w:pPr>
+              <w:spacing w:line="259" w:lineRule="auto" w:before="0" w:after="0"/>
+            </w:pPr>
             <w:r/>
             <w:r>
               <w:rPr>
@@ -290,6 +323,9 @@
             <w:tcW w:type="dxa" w:w="6446"/>
           </w:tcPr>
           <w:p>
+            <w:pPr>
+              <w:spacing w:line="259" w:lineRule="auto" w:before="0" w:after="0"/>
+            </w:pPr>
             <w:r/>
             <w:r>
               <w:rPr>
@@ -657,6 +693,7 @@
     <w:p>
       <w:pPr>
         <w:pStyle w:val="ListBullet"/>
+        <w:widowControl/>
         <w:spacing w:after="40"/>
       </w:pPr>
       <w:r>
@@ -671,6 +708,7 @@
     <w:p>
       <w:pPr>
         <w:pStyle w:val="ListBullet"/>
+        <w:widowControl/>
         <w:spacing w:after="40"/>
       </w:pPr>
       <w:r>
@@ -753,6 +791,7 @@
           <w:p>
             <w:pPr>
               <w:keepNext/>
+              <w:spacing w:line="259" w:lineRule="auto" w:before="0" w:after="0"/>
             </w:pPr>
             <w:r/>
             <w:r>
@@ -774,6 +813,7 @@
           <w:p>
             <w:pPr>
               <w:keepNext/>
+              <w:spacing w:line="259" w:lineRule="auto" w:before="0" w:after="0"/>
             </w:pPr>
             <w:r/>
             <w:r>
@@ -799,6 +839,7 @@
           <w:p>
             <w:pPr>
               <w:keepNext/>
+              <w:spacing w:line="259" w:lineRule="auto" w:before="0" w:after="0"/>
             </w:pPr>
             <w:r/>
             <w:r>
@@ -818,6 +859,7 @@
           <w:p>
             <w:pPr>
               <w:keepNext/>
+              <w:spacing w:line="259" w:lineRule="auto" w:before="0" w:after="0"/>
             </w:pPr>
             <w:r/>
             <w:r>
@@ -842,6 +884,7 @@
           <w:p>
             <w:pPr>
               <w:keepNext/>
+              <w:spacing w:line="259" w:lineRule="auto" w:before="0" w:after="0"/>
             </w:pPr>
             <w:r/>
             <w:r>
@@ -861,6 +904,7 @@
           <w:p>
             <w:pPr>
               <w:keepNext/>
+              <w:spacing w:line="259" w:lineRule="auto" w:before="0" w:after="0"/>
             </w:pPr>
             <w:r/>
             <w:r>
@@ -899,6 +943,9 @@
             <w:tcW w:type="dxa" w:w="1327"/>
           </w:tcPr>
           <w:p>
+            <w:pPr>
+              <w:spacing w:line="259" w:lineRule="auto" w:before="0" w:after="0"/>
+            </w:pPr>
             <w:r/>
             <w:r>
               <w:rPr>
@@ -915,6 +962,9 @@
             <w:tcW w:type="dxa" w:w="8425"/>
           </w:tcPr>
           <w:p>
+            <w:pPr>
+              <w:spacing w:line="259" w:lineRule="auto" w:before="0" w:after="0"/>
+            </w:pPr>
             <w:r/>
             <w:r>
               <w:rPr>
@@ -1007,6 +1057,7 @@
           <w:p>
             <w:pPr>
               <w:keepNext/>
+              <w:spacing w:line="259" w:lineRule="auto" w:before="0" w:after="0"/>
             </w:pPr>
             <w:r/>
             <w:r>
@@ -1022,12 +1073,13 @@
         </w:tc>
         <w:tc>
           <w:tcPr>
-            <w:tcW w:type="dxa" w:w="3000"/>
+            <w:tcW w:type="dxa" w:w="3009"/>
             <w:shd w:val="clear" w:color="auto" w:fill="EEF1F7"/>
           </w:tcPr>
           <w:p>
             <w:pPr>
               <w:keepNext/>
+              <w:spacing w:line="259" w:lineRule="auto" w:before="0" w:after="0"/>
             </w:pPr>
             <w:r/>
             <w:r>
@@ -1043,12 +1095,13 @@
         </w:tc>
         <w:tc>
           <w:tcPr>
-            <w:tcW w:type="dxa" w:w="5606"/>
+            <w:tcW w:type="dxa" w:w="5597"/>
             <w:shd w:val="clear" w:color="auto" w:fill="EEF1F7"/>
           </w:tcPr>
           <w:p>
             <w:pPr>
               <w:keepNext/>
+              <w:spacing w:line="259" w:lineRule="auto" w:before="0" w:after="0"/>
             </w:pPr>
             <w:r/>
             <w:r>
@@ -1074,6 +1127,7 @@
           <w:p>
             <w:pPr>
               <w:keepNext/>
+              <w:spacing w:line="259" w:lineRule="auto" w:before="0" w:after="0"/>
             </w:pPr>
             <w:r/>
             <w:r>
@@ -1088,11 +1142,12 @@
         </w:tc>
         <w:tc>
           <w:tcPr>
-            <w:tcW w:type="dxa" w:w="3000"/>
+            <w:tcW w:type="dxa" w:w="3009"/>
           </w:tcPr>
           <w:p>
             <w:pPr>
               <w:keepNext/>
+              <w:spacing w:line="259" w:lineRule="auto" w:before="0" w:after="0"/>
             </w:pPr>
             <w:r/>
             <w:r>
@@ -1107,11 +1162,12 @@
         </w:tc>
         <w:tc>
           <w:tcPr>
-            <w:tcW w:type="dxa" w:w="5606"/>
+            <w:tcW w:type="dxa" w:w="5597"/>
           </w:tcPr>
           <w:p>
             <w:pPr>
               <w:keepNext/>
+              <w:spacing w:line="259" w:lineRule="auto" w:before="0" w:after="0"/>
             </w:pPr>
             <w:r/>
             <w:r>
@@ -1134,6 +1190,9 @@
             <w:tcW w:type="dxa" w:w="1145"/>
           </w:tcPr>
           <w:p>
+            <w:pPr>
+              <w:spacing w:line="259" w:lineRule="auto" w:before="0" w:after="0"/>
+            </w:pPr>
             <w:r/>
             <w:r>
               <w:rPr>
@@ -1147,9 +1206,12 @@
         </w:tc>
         <w:tc>
           <w:tcPr>
-            <w:tcW w:type="dxa" w:w="3000"/>
-          </w:tcPr>
-          <w:p>
+            <w:tcW w:type="dxa" w:w="3009"/>
+          </w:tcPr>
+          <w:p>
+            <w:pPr>
+              <w:spacing w:line="259" w:lineRule="auto" w:before="0" w:after="0"/>
+            </w:pPr>
             <w:r/>
             <w:r>
               <w:rPr>
@@ -1163,9 +1225,12 @@
         </w:tc>
         <w:tc>
           <w:tcPr>
-            <w:tcW w:type="dxa" w:w="5606"/>
-          </w:tcPr>
-          <w:p>
+            <w:tcW w:type="dxa" w:w="5597"/>
+          </w:tcPr>
+          <w:p>
+            <w:pPr>
+              <w:spacing w:line="259" w:lineRule="auto" w:before="0" w:after="0"/>
+            </w:pPr>
             <w:r/>
             <w:r>
               <w:rPr>
@@ -1358,12 +1423,13 @@
         </w:trPr>
         <w:tc>
           <w:tcPr>
-            <w:tcW w:type="dxa" w:w="2025"/>
+            <w:tcW w:type="dxa" w:w="2154"/>
             <w:shd w:val="clear" w:color="auto" w:fill="EEF1F7"/>
           </w:tcPr>
           <w:p>
             <w:pPr>
               <w:keepNext/>
+              <w:spacing w:line="259" w:lineRule="auto" w:before="0" w:after="0"/>
             </w:pPr>
             <w:r/>
             <w:r>
@@ -1379,12 +1445,13 @@
         </w:tc>
         <w:tc>
           <w:tcPr>
-            <w:tcW w:type="dxa" w:w="7726"/>
+            <w:tcW w:type="dxa" w:w="7597"/>
             <w:shd w:val="clear" w:color="auto" w:fill="EEF1F7"/>
           </w:tcPr>
           <w:p>
             <w:pPr>
               <w:keepNext/>
+              <w:spacing w:line="259" w:lineRule="auto" w:before="0" w:after="0"/>
             </w:pPr>
             <w:r/>
             <w:r>
@@ -1405,9 +1472,13 @@
         </w:trPr>
         <w:tc>
           <w:tcPr>
-            <w:tcW w:type="dxa" w:w="2025"/>
-          </w:tcPr>
-          <w:p>
+            <w:tcW w:type="dxa" w:w="2154"/>
+          </w:tcPr>
+          <w:p>
+            <w:pPr>
+              <w:keepNext/>
+              <w:spacing w:line="259" w:lineRule="auto" w:before="0" w:after="0"/>
+            </w:pPr>
             <w:r/>
             <w:r>
               <w:rPr>
@@ -1421,9 +1492,13 @@
         </w:tc>
         <w:tc>
           <w:tcPr>
-            <w:tcW w:type="dxa" w:w="7726"/>
-          </w:tcPr>
-          <w:p>
+            <w:tcW w:type="dxa" w:w="7597"/>
+          </w:tcPr>
+          <w:p>
+            <w:pPr>
+              <w:keepNext/>
+              <w:spacing w:line="259" w:lineRule="auto" w:before="0" w:after="0"/>
+            </w:pPr>
             <w:r/>
             <w:r>
               <w:rPr>
@@ -1442,9 +1517,12 @@
         </w:trPr>
         <w:tc>
           <w:tcPr>
-            <w:tcW w:type="dxa" w:w="2025"/>
-          </w:tcPr>
-          <w:p>
+            <w:tcW w:type="dxa" w:w="2154"/>
+          </w:tcPr>
+          <w:p>
+            <w:pPr>
+              <w:spacing w:line="259" w:lineRule="auto" w:before="0" w:after="0"/>
+            </w:pPr>
             <w:r/>
             <w:r>
               <w:rPr>
@@ -1458,9 +1536,12 @@
         </w:tc>
         <w:tc>
           <w:tcPr>
-            <w:tcW w:type="dxa" w:w="7726"/>
-          </w:tcPr>
-          <w:p>
+            <w:tcW w:type="dxa" w:w="7597"/>
+          </w:tcPr>
+          <w:p>
+            <w:pPr>
+              <w:spacing w:line="259" w:lineRule="auto" w:before="0" w:after="0"/>
+            </w:pPr>
             <w:r/>
             <w:r>
               <w:rPr>
@@ -1479,9 +1560,12 @@
         </w:trPr>
         <w:tc>
           <w:tcPr>
-            <w:tcW w:type="dxa" w:w="2025"/>
-          </w:tcPr>
-          <w:p>
+            <w:tcW w:type="dxa" w:w="2154"/>
+          </w:tcPr>
+          <w:p>
+            <w:pPr>
+              <w:spacing w:line="259" w:lineRule="auto" w:before="0" w:after="0"/>
+            </w:pPr>
             <w:r/>
             <w:r>
               <w:rPr>
@@ -1495,9 +1579,12 @@
         </w:tc>
         <w:tc>
           <w:tcPr>
-            <w:tcW w:type="dxa" w:w="7726"/>
-          </w:tcPr>
-          <w:p>
+            <w:tcW w:type="dxa" w:w="7597"/>
+          </w:tcPr>
+          <w:p>
+            <w:pPr>
+              <w:spacing w:line="259" w:lineRule="auto" w:before="0" w:after="0"/>
+            </w:pPr>
             <w:r/>
             <w:r>
               <w:rPr>
@@ -1516,9 +1603,13 @@
         </w:trPr>
         <w:tc>
           <w:tcPr>
-            <w:tcW w:type="dxa" w:w="2025"/>
-          </w:tcPr>
-          <w:p>
+            <w:tcW w:type="dxa" w:w="2154"/>
+          </w:tcPr>
+          <w:p>
+            <w:pPr>
+              <w:keepNext/>
+              <w:spacing w:line="259" w:lineRule="auto" w:before="0" w:after="0"/>
+            </w:pPr>
             <w:r/>
             <w:r>
               <w:rPr>
@@ -1532,9 +1623,13 @@
         </w:tc>
         <w:tc>
           <w:tcPr>
-            <w:tcW w:type="dxa" w:w="7726"/>
-          </w:tcPr>
-          <w:p>
+            <w:tcW w:type="dxa" w:w="7597"/>
+          </w:tcPr>
+          <w:p>
+            <w:pPr>
+              <w:keepNext/>
+              <w:spacing w:line="259" w:lineRule="auto" w:before="0" w:after="0"/>
+            </w:pPr>
             <w:r/>
             <w:r>
               <w:rPr>
@@ -1569,9 +1664,12 @@
         </w:trPr>
         <w:tc>
           <w:tcPr>
-            <w:tcW w:type="dxa" w:w="2025"/>
-          </w:tcPr>
-          <w:p>
+            <w:tcW w:type="dxa" w:w="2154"/>
+          </w:tcPr>
+          <w:p>
+            <w:pPr>
+              <w:spacing w:line="259" w:lineRule="auto" w:before="0" w:after="0"/>
+            </w:pPr>
             <w:r/>
             <w:r>
               <w:rPr>
@@ -1585,9 +1683,12 @@
         </w:tc>
         <w:tc>
           <w:tcPr>
-            <w:tcW w:type="dxa" w:w="7726"/>
-          </w:tcPr>
-          <w:p>
+            <w:tcW w:type="dxa" w:w="7597"/>
+          </w:tcPr>
+          <w:p>
+            <w:pPr>
+              <w:spacing w:line="259" w:lineRule="auto" w:before="0" w:after="0"/>
+            </w:pPr>
             <w:r/>
             <w:r>
               <w:rPr>
@@ -1696,12 +1797,13 @@
         </w:trPr>
         <w:tc>
           <w:tcPr>
-            <w:tcW w:type="dxa" w:w="1814"/>
+            <w:tcW w:type="dxa" w:w="2052"/>
             <w:shd w:val="clear" w:color="auto" w:fill="EEF1F7"/>
           </w:tcPr>
           <w:p>
             <w:pPr>
               <w:keepNext/>
+              <w:spacing w:line="259" w:lineRule="auto" w:before="0" w:after="0"/>
             </w:pPr>
             <w:r/>
             <w:r>
@@ -1717,12 +1819,13 @@
         </w:tc>
         <w:tc>
           <w:tcPr>
-            <w:tcW w:type="dxa" w:w="7937"/>
+            <w:tcW w:type="dxa" w:w="7699"/>
             <w:shd w:val="clear" w:color="auto" w:fill="EEF1F7"/>
           </w:tcPr>
           <w:p>
             <w:pPr>
               <w:keepNext/>
+              <w:spacing w:line="259" w:lineRule="auto" w:before="0" w:after="0"/>
             </w:pPr>
             <w:r/>
             <w:r>
@@ -1743,11 +1846,12 @@
         </w:trPr>
         <w:tc>
           <w:tcPr>
-            <w:tcW w:type="dxa" w:w="1814"/>
+            <w:tcW w:type="dxa" w:w="2052"/>
           </w:tcPr>
           <w:p>
             <w:pPr>
               <w:keepNext/>
+              <w:spacing w:line="259" w:lineRule="auto" w:before="0" w:after="0"/>
             </w:pPr>
             <w:r/>
             <w:r>
@@ -1762,11 +1866,12 @@
         </w:tc>
         <w:tc>
           <w:tcPr>
-            <w:tcW w:type="dxa" w:w="7937"/>
+            <w:tcW w:type="dxa" w:w="7699"/>
           </w:tcPr>
           <w:p>
             <w:pPr>
               <w:keepNext/>
+              <w:spacing w:line="259" w:lineRule="auto" w:before="0" w:after="0"/>
             </w:pPr>
             <w:r/>
             <w:r>
@@ -1786,11 +1891,12 @@
         </w:trPr>
         <w:tc>
           <w:tcPr>
-            <w:tcW w:type="dxa" w:w="1814"/>
+            <w:tcW w:type="dxa" w:w="2052"/>
           </w:tcPr>
           <w:p>
             <w:pPr>
               <w:keepNext/>
+              <w:spacing w:line="259" w:lineRule="auto" w:before="0" w:after="0"/>
             </w:pPr>
             <w:r/>
             <w:r>
@@ -1805,11 +1911,12 @@
         </w:tc>
         <w:tc>
           <w:tcPr>
-            <w:tcW w:type="dxa" w:w="7937"/>
+            <w:tcW w:type="dxa" w:w="7699"/>
           </w:tcPr>
           <w:p>
             <w:pPr>
               <w:keepNext/>
+              <w:spacing w:line="259" w:lineRule="auto" w:before="0" w:after="0"/>
             </w:pPr>
             <w:r/>
             <w:r>
@@ -1829,11 +1936,12 @@
         </w:trPr>
         <w:tc>
           <w:tcPr>
-            <w:tcW w:type="dxa" w:w="1814"/>
+            <w:tcW w:type="dxa" w:w="2052"/>
           </w:tcPr>
           <w:p>
             <w:pPr>
               <w:keepNext/>
+              <w:spacing w:line="259" w:lineRule="auto" w:before="0" w:after="0"/>
             </w:pPr>
             <w:r/>
             <w:r>
@@ -1848,11 +1956,12 @@
         </w:tc>
         <w:tc>
           <w:tcPr>
-            <w:tcW w:type="dxa" w:w="7937"/>
+            <w:tcW w:type="dxa" w:w="7699"/>
           </w:tcPr>
           <w:p>
             <w:pPr>
               <w:keepNext/>
+              <w:spacing w:line="259" w:lineRule="auto" w:before="0" w:after="0"/>
             </w:pPr>
             <w:r/>
             <w:r>
@@ -1872,9 +1981,12 @@
         </w:trPr>
         <w:tc>
           <w:tcPr>
-            <w:tcW w:type="dxa" w:w="1814"/>
-          </w:tcPr>
-          <w:p>
+            <w:tcW w:type="dxa" w:w="2052"/>
+          </w:tcPr>
+          <w:p>
+            <w:pPr>
+              <w:spacing w:line="259" w:lineRule="auto" w:before="0" w:after="0"/>
+            </w:pPr>
             <w:r/>
             <w:r>
               <w:rPr>
@@ -1888,9 +2000,12 @@
         </w:tc>
         <w:tc>
           <w:tcPr>
-            <w:tcW w:type="dxa" w:w="7937"/>
-          </w:tcPr>
-          <w:p>
+            <w:tcW w:type="dxa" w:w="7699"/>
+          </w:tcPr>
+          <w:p>
+            <w:pPr>
+              <w:spacing w:line="259" w:lineRule="auto" w:before="0" w:after="0"/>
+            </w:pPr>
             <w:r/>
             <w:r>
               <w:rPr>
@@ -1961,12 +2076,13 @@
         </w:trPr>
         <w:tc>
           <w:tcPr>
-            <w:tcW w:type="dxa" w:w="1814"/>
+            <w:tcW w:type="dxa" w:w="2154"/>
             <w:shd w:val="clear" w:color="auto" w:fill="EEF1F7"/>
           </w:tcPr>
           <w:p>
             <w:pPr>
               <w:keepNext/>
+              <w:spacing w:line="259" w:lineRule="auto" w:before="0" w:after="0"/>
             </w:pPr>
             <w:r/>
             <w:r>
@@ -1982,12 +2098,13 @@
         </w:tc>
         <w:tc>
           <w:tcPr>
-            <w:tcW w:type="dxa" w:w="6429"/>
+            <w:tcW w:type="dxa" w:w="6089"/>
             <w:shd w:val="clear" w:color="auto" w:fill="EEF1F7"/>
           </w:tcPr>
           <w:p>
             <w:pPr>
               <w:keepNext/>
+              <w:spacing w:line="259" w:lineRule="auto" w:before="0" w:after="0"/>
             </w:pPr>
             <w:r/>
             <w:r>
@@ -2009,6 +2126,7 @@
           <w:p>
             <w:pPr>
               <w:keepNext/>
+              <w:spacing w:line="259" w:lineRule="auto" w:before="0" w:after="0"/>
             </w:pPr>
             <w:r/>
             <w:r>
@@ -2029,9 +2147,13 @@
         </w:trPr>
         <w:tc>
           <w:tcPr>
-            <w:tcW w:type="dxa" w:w="1814"/>
-          </w:tcPr>
-          <w:p>
+            <w:tcW w:type="dxa" w:w="2154"/>
+          </w:tcPr>
+          <w:p>
+            <w:pPr>
+              <w:keepNext/>
+              <w:spacing w:line="259" w:lineRule="auto" w:before="0" w:after="0"/>
+            </w:pPr>
             <w:r/>
             <w:r>
               <w:rPr>
@@ -2045,9 +2167,13 @@
         </w:tc>
         <w:tc>
           <w:tcPr>
-            <w:tcW w:type="dxa" w:w="6429"/>
-          </w:tcPr>
-          <w:p>
+            <w:tcW w:type="dxa" w:w="6089"/>
+          </w:tcPr>
+          <w:p>
+            <w:pPr>
+              <w:keepNext/>
+              <w:spacing w:line="259" w:lineRule="auto" w:before="0" w:after="0"/>
+            </w:pPr>
             <w:r/>
             <w:r>
               <w:rPr>
@@ -2064,6 +2190,10 @@
             <w:tcW w:type="dxa" w:w="1508"/>
           </w:tcPr>
           <w:p>
+            <w:pPr>
+              <w:keepNext/>
+              <w:spacing w:line="259" w:lineRule="auto" w:before="0" w:after="0"/>
+            </w:pPr>
             <w:r/>
             <w:r>
               <w:rPr>
@@ -2082,9 +2212,12 @@
         </w:trPr>
         <w:tc>
           <w:tcPr>
-            <w:tcW w:type="dxa" w:w="1814"/>
-          </w:tcPr>
-          <w:p>
+            <w:tcW w:type="dxa" w:w="2154"/>
+          </w:tcPr>
+          <w:p>
+            <w:pPr>
+              <w:spacing w:line="259" w:lineRule="auto" w:before="0" w:after="0"/>
+            </w:pPr>
             <w:r/>
             <w:r>
               <w:rPr>
@@ -2098,9 +2231,12 @@
         </w:tc>
         <w:tc>
           <w:tcPr>
-            <w:tcW w:type="dxa" w:w="6429"/>
-          </w:tcPr>
-          <w:p>
+            <w:tcW w:type="dxa" w:w="6089"/>
+          </w:tcPr>
+          <w:p>
+            <w:pPr>
+              <w:spacing w:line="259" w:lineRule="auto" w:before="0" w:after="0"/>
+            </w:pPr>
             <w:r/>
             <w:r>
               <w:rPr>
@@ -2117,6 +2253,9 @@
             <w:tcW w:type="dxa" w:w="1508"/>
           </w:tcPr>
           <w:p>
+            <w:pPr>
+              <w:spacing w:line="259" w:lineRule="auto" w:before="0" w:after="0"/>
+            </w:pPr>
             <w:r/>
             <w:r>
               <w:rPr>
@@ -2135,9 +2274,12 @@
         </w:trPr>
         <w:tc>
           <w:tcPr>
-            <w:tcW w:type="dxa" w:w="1814"/>
-          </w:tcPr>
-          <w:p>
+            <w:tcW w:type="dxa" w:w="2154"/>
+          </w:tcPr>
+          <w:p>
+            <w:pPr>
+              <w:spacing w:line="259" w:lineRule="auto" w:before="0" w:after="0"/>
+            </w:pPr>
             <w:r/>
             <w:r>
               <w:rPr>
@@ -2151,9 +2293,12 @@
         </w:tc>
         <w:tc>
           <w:tcPr>
-            <w:tcW w:type="dxa" w:w="6429"/>
-          </w:tcPr>
-          <w:p>
+            <w:tcW w:type="dxa" w:w="6089"/>
+          </w:tcPr>
+          <w:p>
+            <w:pPr>
+              <w:spacing w:line="259" w:lineRule="auto" w:before="0" w:after="0"/>
+            </w:pPr>
             <w:r/>
             <w:r>
               <w:rPr>
@@ -2170,6 +2315,9 @@
             <w:tcW w:type="dxa" w:w="1508"/>
           </w:tcPr>
           <w:p>
+            <w:pPr>
+              <w:spacing w:line="259" w:lineRule="auto" w:before="0" w:after="0"/>
+            </w:pPr>
             <w:r/>
             <w:r>
               <w:rPr>
@@ -2188,9 +2336,13 @@
         </w:trPr>
         <w:tc>
           <w:tcPr>
-            <w:tcW w:type="dxa" w:w="1814"/>
-          </w:tcPr>
-          <w:p>
+            <w:tcW w:type="dxa" w:w="2154"/>
+          </w:tcPr>
+          <w:p>
+            <w:pPr>
+              <w:keepNext/>
+              <w:spacing w:line="259" w:lineRule="auto" w:before="0" w:after="0"/>
+            </w:pPr>
             <w:r/>
             <w:r>
               <w:rPr>
@@ -2204,9 +2356,13 @@
         </w:tc>
         <w:tc>
           <w:tcPr>
-            <w:tcW w:type="dxa" w:w="6429"/>
-          </w:tcPr>
-          <w:p>
+            <w:tcW w:type="dxa" w:w="6089"/>
+          </w:tcPr>
+          <w:p>
+            <w:pPr>
+              <w:keepNext/>
+              <w:spacing w:line="259" w:lineRule="auto" w:before="0" w:after="0"/>
+            </w:pPr>
             <w:r/>
             <w:r>
               <w:rPr>
@@ -2223,6 +2379,10 @@
             <w:tcW w:type="dxa" w:w="1508"/>
           </w:tcPr>
           <w:p>
+            <w:pPr>
+              <w:keepNext/>
+              <w:spacing w:line="259" w:lineRule="auto" w:before="0" w:after="0"/>
+            </w:pPr>
             <w:r/>
             <w:r>
               <w:rPr>
@@ -2241,9 +2401,12 @@
         </w:trPr>
         <w:tc>
           <w:tcPr>
-            <w:tcW w:type="dxa" w:w="1814"/>
-          </w:tcPr>
-          <w:p>
+            <w:tcW w:type="dxa" w:w="2154"/>
+          </w:tcPr>
+          <w:p>
+            <w:pPr>
+              <w:spacing w:line="259" w:lineRule="auto" w:before="0" w:after="0"/>
+            </w:pPr>
             <w:r/>
             <w:r>
               <w:rPr>
@@ -2257,9 +2420,12 @@
         </w:tc>
         <w:tc>
           <w:tcPr>
-            <w:tcW w:type="dxa" w:w="6429"/>
-          </w:tcPr>
-          <w:p>
+            <w:tcW w:type="dxa" w:w="6089"/>
+          </w:tcPr>
+          <w:p>
+            <w:pPr>
+              <w:spacing w:line="259" w:lineRule="auto" w:before="0" w:after="0"/>
+            </w:pPr>
             <w:r/>
             <w:r>
               <w:rPr>
@@ -2276,6 +2442,9 @@
             <w:tcW w:type="dxa" w:w="1508"/>
           </w:tcPr>
           <w:p>
+            <w:pPr>
+              <w:spacing w:line="259" w:lineRule="auto" w:before="0" w:after="0"/>
+            </w:pPr>
             <w:r/>
             <w:r>
               <w:rPr>
@@ -2415,6 +2584,7 @@
           <w:p>
             <w:pPr>
               <w:keepNext/>
+              <w:spacing w:line="259" w:lineRule="auto" w:before="0" w:after="0"/>
             </w:pPr>
             <w:r/>
           </w:p>
@@ -2427,6 +2597,7 @@
           <w:p>
             <w:pPr>
               <w:keepNext/>
+              <w:spacing w:line="259" w:lineRule="auto" w:before="0" w:after="0"/>
             </w:pPr>
             <w:r/>
             <w:r>
@@ -2448,6 +2619,7 @@
           <w:p>
             <w:pPr>
               <w:keepNext/>
+              <w:spacing w:line="259" w:lineRule="auto" w:before="0" w:after="0"/>
             </w:pPr>
             <w:r/>
             <w:r>
@@ -2473,6 +2645,7 @@
           <w:p>
             <w:pPr>
               <w:keepNext/>
+              <w:spacing w:line="259" w:lineRule="auto" w:before="0" w:after="0"/>
             </w:pPr>
             <w:r/>
             <w:r>
@@ -2492,6 +2665,7 @@
           <w:p>
             <w:pPr>
               <w:keepNext/>
+              <w:spacing w:line="259" w:lineRule="auto" w:before="0" w:after="0"/>
             </w:pPr>
             <w:r/>
             <w:r>
@@ -2511,6 +2685,7 @@
           <w:p>
             <w:pPr>
               <w:keepNext/>
+              <w:spacing w:line="259" w:lineRule="auto" w:before="0" w:after="0"/>
             </w:pPr>
             <w:r/>
             <w:r>
@@ -2535,6 +2710,7 @@
           <w:p>
             <w:pPr>
               <w:keepNext/>
+              <w:spacing w:line="259" w:lineRule="auto" w:before="0" w:after="0"/>
             </w:pPr>
             <w:r/>
             <w:r>
@@ -2554,6 +2730,7 @@
           <w:p>
             <w:pPr>
               <w:keepNext/>
+              <w:spacing w:line="259" w:lineRule="auto" w:before="0" w:after="0"/>
             </w:pPr>
             <w:r/>
             <w:r>
@@ -2573,6 +2750,7 @@
           <w:p>
             <w:pPr>
               <w:keepNext/>
+              <w:spacing w:line="259" w:lineRule="auto" w:before="0" w:after="0"/>
             </w:pPr>
             <w:r/>
             <w:r>
@@ -2595,6 +2773,9 @@
             <w:tcW w:type="dxa" w:w="1037"/>
           </w:tcPr>
           <w:p>
+            <w:pPr>
+              <w:spacing w:line="259" w:lineRule="auto" w:before="0" w:after="0"/>
+            </w:pPr>
             <w:r/>
             <w:r>
               <w:rPr>
@@ -2611,6 +2792,9 @@
             <w:tcW w:type="dxa" w:w="4461"/>
           </w:tcPr>
           <w:p>
+            <w:pPr>
+              <w:spacing w:line="259" w:lineRule="auto" w:before="0" w:after="0"/>
+            </w:pPr>
             <w:r/>
             <w:r>
               <w:rPr>
@@ -2627,6 +2811,9 @@
             <w:tcW w:type="dxa" w:w="4253"/>
           </w:tcPr>
           <w:p>
+            <w:pPr>
+              <w:spacing w:line="259" w:lineRule="auto" w:before="0" w:after="0"/>
+            </w:pPr>
             <w:r/>
             <w:r>
               <w:rPr>
@@ -2701,6 +2888,7 @@
           <w:p>
             <w:pPr>
               <w:keepNext/>
+              <w:spacing w:line="259" w:lineRule="auto" w:before="0" w:after="0"/>
             </w:pPr>
             <w:r/>
             <w:r>
@@ -2716,12 +2904,13 @@
         </w:tc>
         <w:tc>
           <w:tcPr>
-            <w:tcW w:type="dxa" w:w="3618"/>
+            <w:tcW w:type="dxa" w:w="3619"/>
             <w:shd w:val="clear" w:color="auto" w:fill="EEF1F7"/>
           </w:tcPr>
           <w:p>
             <w:pPr>
               <w:keepNext/>
+              <w:spacing w:line="259" w:lineRule="auto" w:before="0" w:after="0"/>
             </w:pPr>
             <w:r/>
             <w:r>
@@ -2737,12 +2926,13 @@
         </w:tc>
         <w:tc>
           <w:tcPr>
-            <w:tcW w:type="dxa" w:w="4625"/>
+            <w:tcW w:type="dxa" w:w="4624"/>
             <w:shd w:val="clear" w:color="auto" w:fill="EEF1F7"/>
           </w:tcPr>
           <w:p>
             <w:pPr>
               <w:keepNext/>
+              <w:spacing w:line="259" w:lineRule="auto" w:before="0" w:after="0"/>
             </w:pPr>
             <w:r/>
             <w:r>
@@ -2766,6 +2956,10 @@
             <w:tcW w:type="dxa" w:w="1508"/>
           </w:tcPr>
           <w:p>
+            <w:pPr>
+              <w:keepNext/>
+              <w:spacing w:line="259" w:lineRule="auto" w:before="0" w:after="0"/>
+            </w:pPr>
             <w:r/>
             <w:r>
               <w:rPr>
@@ -2779,9 +2973,13 @@
         </w:tc>
         <w:tc>
           <w:tcPr>
-            <w:tcW w:type="dxa" w:w="3618"/>
-          </w:tcPr>
-          <w:p>
+            <w:tcW w:type="dxa" w:w="3619"/>
+          </w:tcPr>
+          <w:p>
+            <w:pPr>
+              <w:keepNext/>
+              <w:spacing w:line="259" w:lineRule="auto" w:before="0" w:after="0"/>
+            </w:pPr>
             <w:r/>
             <w:r>
               <w:rPr>
@@ -2795,9 +2993,13 @@
         </w:tc>
         <w:tc>
           <w:tcPr>
-            <w:tcW w:type="dxa" w:w="4625"/>
-          </w:tcPr>
-          <w:p>
+            <w:tcW w:type="dxa" w:w="4624"/>
+          </w:tcPr>
+          <w:p>
+            <w:pPr>
+              <w:keepNext/>
+              <w:spacing w:line="259" w:lineRule="auto" w:before="0" w:after="0"/>
+            </w:pPr>
             <w:r/>
             <w:r>
               <w:rPr>
@@ -2819,6 +3021,9 @@
             <w:tcW w:type="dxa" w:w="1508"/>
           </w:tcPr>
           <w:p>
+            <w:pPr>
+              <w:spacing w:line="259" w:lineRule="auto" w:before="0" w:after="0"/>
+            </w:pPr>
             <w:r/>
             <w:r>
               <w:rPr>
@@ -2832,9 +3037,12 @@
         </w:tc>
         <w:tc>
           <w:tcPr>
-            <w:tcW w:type="dxa" w:w="3618"/>
-          </w:tcPr>
-          <w:p>
+            <w:tcW w:type="dxa" w:w="3619"/>
+          </w:tcPr>
+          <w:p>
+            <w:pPr>
+              <w:spacing w:line="259" w:lineRule="auto" w:before="0" w:after="0"/>
+            </w:pPr>
             <w:r/>
             <w:r>
               <w:rPr>
@@ -2848,9 +3056,12 @@
         </w:tc>
         <w:tc>
           <w:tcPr>
-            <w:tcW w:type="dxa" w:w="4625"/>
-          </w:tcPr>
-          <w:p>
+            <w:tcW w:type="dxa" w:w="4624"/>
+          </w:tcPr>
+          <w:p>
+            <w:pPr>
+              <w:spacing w:line="259" w:lineRule="auto" w:before="0" w:after="0"/>
+            </w:pPr>
             <w:r/>
             <w:r>
               <w:rPr>
@@ -2872,6 +3083,9 @@
             <w:tcW w:type="dxa" w:w="1508"/>
           </w:tcPr>
           <w:p>
+            <w:pPr>
+              <w:spacing w:line="259" w:lineRule="auto" w:before="0" w:after="0"/>
+            </w:pPr>
             <w:r/>
             <w:r>
               <w:rPr>
@@ -2885,9 +3099,12 @@
         </w:tc>
         <w:tc>
           <w:tcPr>
-            <w:tcW w:type="dxa" w:w="3618"/>
-          </w:tcPr>
-          <w:p>
+            <w:tcW w:type="dxa" w:w="3619"/>
+          </w:tcPr>
+          <w:p>
+            <w:pPr>
+              <w:spacing w:line="259" w:lineRule="auto" w:before="0" w:after="0"/>
+            </w:pPr>
             <w:r/>
             <w:r>
               <w:rPr>
@@ -2901,9 +3118,12 @@
         </w:tc>
         <w:tc>
           <w:tcPr>
-            <w:tcW w:type="dxa" w:w="4625"/>
-          </w:tcPr>
-          <w:p>
+            <w:tcW w:type="dxa" w:w="4624"/>
+          </w:tcPr>
+          <w:p>
+            <w:pPr>
+              <w:spacing w:line="259" w:lineRule="auto" w:before="0" w:after="0"/>
+            </w:pPr>
             <w:r/>
             <w:r>
               <w:rPr>
@@ -2925,6 +3145,10 @@
             <w:tcW w:type="dxa" w:w="1508"/>
           </w:tcPr>
           <w:p>
+            <w:pPr>
+              <w:keepNext/>
+              <w:spacing w:line="259" w:lineRule="auto" w:before="0" w:after="0"/>
+            </w:pPr>
             <w:r/>
             <w:r>
               <w:rPr>
@@ -2938,9 +3162,13 @@
         </w:tc>
         <w:tc>
           <w:tcPr>
-            <w:tcW w:type="dxa" w:w="3618"/>
-          </w:tcPr>
-          <w:p>
+            <w:tcW w:type="dxa" w:w="3619"/>
+          </w:tcPr>
+          <w:p>
+            <w:pPr>
+              <w:keepNext/>
+              <w:spacing w:line="259" w:lineRule="auto" w:before="0" w:after="0"/>
+            </w:pPr>
             <w:r/>
             <w:r>
               <w:rPr>
@@ -2954,9 +3182,13 @@
         </w:tc>
         <w:tc>
           <w:tcPr>
-            <w:tcW w:type="dxa" w:w="4625"/>
-          </w:tcPr>
-          <w:p>
+            <w:tcW w:type="dxa" w:w="4624"/>
+          </w:tcPr>
+          <w:p>
+            <w:pPr>
+              <w:keepNext/>
+              <w:spacing w:line="259" w:lineRule="auto" w:before="0" w:after="0"/>
+            </w:pPr>
             <w:r/>
             <w:r>
               <w:rPr>
@@ -2978,6 +3210,9 @@
             <w:tcW w:type="dxa" w:w="1508"/>
           </w:tcPr>
           <w:p>
+            <w:pPr>
+              <w:spacing w:line="259" w:lineRule="auto" w:before="0" w:after="0"/>
+            </w:pPr>
             <w:r/>
             <w:r>
               <w:rPr>
@@ -2991,9 +3226,12 @@
         </w:tc>
         <w:tc>
           <w:tcPr>
-            <w:tcW w:type="dxa" w:w="3618"/>
-          </w:tcPr>
-          <w:p>
+            <w:tcW w:type="dxa" w:w="3619"/>
+          </w:tcPr>
+          <w:p>
+            <w:pPr>
+              <w:spacing w:line="259" w:lineRule="auto" w:before="0" w:after="0"/>
+            </w:pPr>
             <w:r/>
             <w:r>
               <w:rPr>
@@ -3007,9 +3245,12 @@
         </w:tc>
         <w:tc>
           <w:tcPr>
-            <w:tcW w:type="dxa" w:w="4625"/>
-          </w:tcPr>
-          <w:p>
+            <w:tcW w:type="dxa" w:w="4624"/>
+          </w:tcPr>
+          <w:p>
+            <w:pPr>
+              <w:spacing w:line="259" w:lineRule="auto" w:before="0" w:after="0"/>
+            </w:pPr>
             <w:r/>
             <w:r>
               <w:rPr>
@@ -3111,6 +3352,7 @@
           <w:p>
             <w:pPr>
               <w:keepNext/>
+              <w:spacing w:line="259" w:lineRule="auto" w:before="0" w:after="0"/>
             </w:pPr>
             <w:r/>
             <w:r>
@@ -3132,6 +3374,7 @@
           <w:p>
             <w:pPr>
               <w:keepNext/>
+              <w:spacing w:line="259" w:lineRule="auto" w:before="0" w:after="0"/>
             </w:pPr>
             <w:r/>
             <w:r>
@@ -3153,6 +3396,7 @@
           <w:p>
             <w:pPr>
               <w:keepNext/>
+              <w:spacing w:line="259" w:lineRule="auto" w:before="0" w:after="0"/>
             </w:pPr>
             <w:r/>
             <w:r>
@@ -3178,6 +3422,7 @@
           <w:p>
             <w:pPr>
               <w:keepNext/>
+              <w:spacing w:line="259" w:lineRule="auto" w:before="0" w:after="0"/>
             </w:pPr>
             <w:r/>
             <w:r>
@@ -3197,6 +3442,7 @@
           <w:p>
             <w:pPr>
               <w:keepNext/>
+              <w:spacing w:line="259" w:lineRule="auto" w:before="0" w:after="0"/>
             </w:pPr>
             <w:r/>
             <w:r>
@@ -3216,6 +3462,7 @@
           <w:p>
             <w:pPr>
               <w:keepNext/>
+              <w:spacing w:line="259" w:lineRule="auto" w:before="0" w:after="0"/>
             </w:pPr>
             <w:r/>
             <w:r>
@@ -3240,6 +3487,7 @@
           <w:p>
             <w:pPr>
               <w:keepNext/>
+              <w:spacing w:line="259" w:lineRule="auto" w:before="0" w:after="0"/>
             </w:pPr>
             <w:r/>
             <w:r>
@@ -3259,6 +3507,7 @@
           <w:p>
             <w:pPr>
               <w:keepNext/>
+              <w:spacing w:line="259" w:lineRule="auto" w:before="0" w:after="0"/>
             </w:pPr>
             <w:r/>
             <w:r>
@@ -3278,6 +3527,7 @@
           <w:p>
             <w:pPr>
               <w:keepNext/>
+              <w:spacing w:line="259" w:lineRule="auto" w:before="0" w:after="0"/>
             </w:pPr>
             <w:r/>
             <w:r>
@@ -3300,6 +3550,9 @@
             <w:tcW w:type="dxa" w:w="1308"/>
           </w:tcPr>
           <w:p>
+            <w:pPr>
+              <w:spacing w:line="259" w:lineRule="auto" w:before="0" w:after="0"/>
+            </w:pPr>
             <w:r/>
             <w:r>
               <w:rPr>
@@ -3316,6 +3569,9 @@
             <w:tcW w:type="dxa" w:w="1189"/>
           </w:tcPr>
           <w:p>
+            <w:pPr>
+              <w:spacing w:line="259" w:lineRule="auto" w:before="0" w:after="0"/>
+            </w:pPr>
             <w:r/>
             <w:r>
               <w:rPr>
@@ -3332,6 +3588,9 @@
             <w:tcW w:type="dxa" w:w="7254"/>
           </w:tcPr>
           <w:p>
+            <w:pPr>
+              <w:spacing w:line="259" w:lineRule="auto" w:before="0" w:after="0"/>
+            </w:pPr>
             <w:r/>
             <w:r>
               <w:rPr>
@@ -3383,6 +3642,7 @@
     <w:p>
       <w:pPr>
         <w:pStyle w:val="ListBullet"/>
+        <w:widowControl/>
         <w:spacing w:after="40"/>
       </w:pPr>
       <w:r>
@@ -3397,6 +3657,7 @@
     <w:p>
       <w:pPr>
         <w:pStyle w:val="ListBullet"/>
+        <w:widowControl/>
         <w:spacing w:after="40"/>
       </w:pPr>
       <w:r>
@@ -3411,6 +3672,7 @@
     <w:p>
       <w:pPr>
         <w:pStyle w:val="ListBullet"/>
+        <w:widowControl/>
         <w:spacing w:after="40"/>
       </w:pPr>
       <w:r>
@@ -3457,12 +3719,13 @@
         </w:trPr>
         <w:tc>
           <w:tcPr>
-            <w:tcW w:type="dxa" w:w="1814"/>
+            <w:tcW w:type="dxa" w:w="1871"/>
             <w:shd w:val="clear" w:color="auto" w:fill="EEF1F7"/>
           </w:tcPr>
           <w:p>
             <w:pPr>
               <w:keepNext/>
+              <w:spacing w:line="259" w:lineRule="auto" w:before="0" w:after="0"/>
             </w:pPr>
             <w:r/>
             <w:r>
@@ -3478,12 +3741,13 @@
         </w:tc>
         <w:tc>
           <w:tcPr>
-            <w:tcW w:type="dxa" w:w="7937"/>
+            <w:tcW w:type="dxa" w:w="7880"/>
             <w:shd w:val="clear" w:color="auto" w:fill="EEF1F7"/>
           </w:tcPr>
           <w:p>
             <w:pPr>
               <w:keepNext/>
+              <w:spacing w:line="259" w:lineRule="auto" w:before="0" w:after="0"/>
             </w:pPr>
             <w:r/>
             <w:r>
@@ -3504,11 +3768,12 @@
         </w:trPr>
         <w:tc>
           <w:tcPr>
-            <w:tcW w:type="dxa" w:w="1814"/>
+            <w:tcW w:type="dxa" w:w="1871"/>
           </w:tcPr>
           <w:p>
             <w:pPr>
               <w:keepNext/>
+              <w:spacing w:line="259" w:lineRule="auto" w:before="0" w:after="0"/>
             </w:pPr>
             <w:r/>
             <w:r>
@@ -3523,11 +3788,12 @@
         </w:tc>
         <w:tc>
           <w:tcPr>
-            <w:tcW w:type="dxa" w:w="7937"/>
+            <w:tcW w:type="dxa" w:w="7880"/>
           </w:tcPr>
           <w:p>
             <w:pPr>
               <w:keepNext/>
+              <w:spacing w:line="259" w:lineRule="auto" w:before="0" w:after="0"/>
             </w:pPr>
             <w:r/>
             <w:r>
@@ -3563,11 +3829,12 @@
         </w:trPr>
         <w:tc>
           <w:tcPr>
-            <w:tcW w:type="dxa" w:w="1814"/>
+            <w:tcW w:type="dxa" w:w="1871"/>
           </w:tcPr>
           <w:p>
             <w:pPr>
               <w:keepNext/>
+              <w:spacing w:line="259" w:lineRule="auto" w:before="0" w:after="0"/>
             </w:pPr>
             <w:r/>
             <w:r>
@@ -3582,11 +3849,12 @@
         </w:tc>
         <w:tc>
           <w:tcPr>
-            <w:tcW w:type="dxa" w:w="7937"/>
+            <w:tcW w:type="dxa" w:w="7880"/>
           </w:tcPr>
           <w:p>
             <w:pPr>
               <w:keepNext/>
+              <w:spacing w:line="259" w:lineRule="auto" w:before="0" w:after="0"/>
             </w:pPr>
             <w:r/>
             <w:r>
@@ -3606,11 +3874,12 @@
         </w:trPr>
         <w:tc>
           <w:tcPr>
-            <w:tcW w:type="dxa" w:w="1814"/>
+            <w:tcW w:type="dxa" w:w="1871"/>
           </w:tcPr>
           <w:p>
             <w:pPr>
               <w:keepNext/>
+              <w:spacing w:line="259" w:lineRule="auto" w:before="0" w:after="0"/>
             </w:pPr>
             <w:r/>
             <w:r>
@@ -3625,11 +3894,12 @@
         </w:tc>
         <w:tc>
           <w:tcPr>
-            <w:tcW w:type="dxa" w:w="7937"/>
+            <w:tcW w:type="dxa" w:w="7880"/>
           </w:tcPr>
           <w:p>
             <w:pPr>
               <w:keepNext/>
+              <w:spacing w:line="259" w:lineRule="auto" w:before="0" w:after="0"/>
             </w:pPr>
             <w:r/>
             <w:r>
@@ -3649,9 +3919,12 @@
         </w:trPr>
         <w:tc>
           <w:tcPr>
-            <w:tcW w:type="dxa" w:w="1814"/>
-          </w:tcPr>
-          <w:p>
+            <w:tcW w:type="dxa" w:w="1871"/>
+          </w:tcPr>
+          <w:p>
+            <w:pPr>
+              <w:spacing w:line="259" w:lineRule="auto" w:before="0" w:after="0"/>
+            </w:pPr>
             <w:r/>
             <w:r>
               <w:rPr>
@@ -3665,9 +3938,12 @@
         </w:tc>
         <w:tc>
           <w:tcPr>
-            <w:tcW w:type="dxa" w:w="7937"/>
-          </w:tcPr>
-          <w:p>
+            <w:tcW w:type="dxa" w:w="7880"/>
+          </w:tcPr>
+          <w:p>
+            <w:pPr>
+              <w:spacing w:line="259" w:lineRule="auto" w:before="0" w:after="0"/>
+            </w:pPr>
             <w:r/>
             <w:r>
               <w:rPr>
@@ -3746,6 +4022,7 @@
           <w:p>
             <w:pPr>
               <w:keepNext/>
+              <w:spacing w:line="259" w:lineRule="auto" w:before="0" w:after="0"/>
             </w:pPr>
             <w:r/>
             <w:r>
@@ -3761,12 +4038,13 @@
         </w:tc>
         <w:tc>
           <w:tcPr>
-            <w:tcW w:type="dxa" w:w="1972"/>
+            <w:tcW w:type="dxa" w:w="2154"/>
             <w:shd w:val="clear" w:color="auto" w:fill="EEF1F7"/>
           </w:tcPr>
           <w:p>
             <w:pPr>
               <w:keepNext/>
+              <w:spacing w:line="259" w:lineRule="auto" w:before="0" w:after="0"/>
             </w:pPr>
             <w:r/>
             <w:r>
@@ -3782,12 +4060,13 @@
         </w:tc>
         <w:tc>
           <w:tcPr>
-            <w:tcW w:type="dxa" w:w="3362"/>
+            <w:tcW w:type="dxa" w:w="3266"/>
             <w:shd w:val="clear" w:color="auto" w:fill="EEF1F7"/>
           </w:tcPr>
           <w:p>
             <w:pPr>
               <w:keepNext/>
+              <w:spacing w:line="259" w:lineRule="auto" w:before="0" w:after="0"/>
             </w:pPr>
             <w:r/>
             <w:r>
@@ -3803,12 +4082,13 @@
         </w:tc>
         <w:tc>
           <w:tcPr>
-            <w:tcW w:type="dxa" w:w="3272"/>
+            <w:tcW w:type="dxa" w:w="3186"/>
             <w:shd w:val="clear" w:color="auto" w:fill="EEF1F7"/>
           </w:tcPr>
           <w:p>
             <w:pPr>
               <w:keepNext/>
+              <w:spacing w:line="259" w:lineRule="auto" w:before="0" w:after="0"/>
             </w:pPr>
             <w:r/>
             <w:r>
@@ -3834,6 +4114,7 @@
           <w:p>
             <w:pPr>
               <w:keepNext/>
+              <w:spacing w:line="259" w:lineRule="auto" w:before="0" w:after="0"/>
             </w:pPr>
             <w:r/>
             <w:r>
@@ -3848,11 +4129,12 @@
         </w:tc>
         <w:tc>
           <w:tcPr>
-            <w:tcW w:type="dxa" w:w="1972"/>
+            <w:tcW w:type="dxa" w:w="2154"/>
           </w:tcPr>
           <w:p>
             <w:pPr>
               <w:keepNext/>
+              <w:spacing w:line="259" w:lineRule="auto" w:before="0" w:after="0"/>
             </w:pPr>
             <w:r/>
             <w:r>
@@ -3867,11 +4149,12 @@
         </w:tc>
         <w:tc>
           <w:tcPr>
-            <w:tcW w:type="dxa" w:w="3362"/>
+            <w:tcW w:type="dxa" w:w="3266"/>
           </w:tcPr>
           <w:p>
             <w:pPr>
               <w:keepNext/>
+              <w:spacing w:line="259" w:lineRule="auto" w:before="0" w:after="0"/>
             </w:pPr>
             <w:r/>
             <w:r>
@@ -3886,11 +4169,12 @@
         </w:tc>
         <w:tc>
           <w:tcPr>
-            <w:tcW w:type="dxa" w:w="3272"/>
+            <w:tcW w:type="dxa" w:w="3186"/>
           </w:tcPr>
           <w:p>
             <w:pPr>
               <w:keepNext/>
+              <w:spacing w:line="259" w:lineRule="auto" w:before="0" w:after="0"/>
             </w:pPr>
             <w:r/>
             <w:r>
@@ -3913,6 +4197,9 @@
             <w:tcW w:type="dxa" w:w="1145"/>
           </w:tcPr>
           <w:p>
+            <w:pPr>
+              <w:spacing w:line="259" w:lineRule="auto" w:before="0" w:after="0"/>
+            </w:pPr>
             <w:r/>
             <w:r>
               <w:rPr>
@@ -3926,9 +4213,12 @@
         </w:tc>
         <w:tc>
           <w:tcPr>
-            <w:tcW w:type="dxa" w:w="1972"/>
-          </w:tcPr>
-          <w:p>
+            <w:tcW w:type="dxa" w:w="2154"/>
+          </w:tcPr>
+          <w:p>
+            <w:pPr>
+              <w:spacing w:line="259" w:lineRule="auto" w:before="0" w:after="0"/>
+            </w:pPr>
             <w:r/>
             <w:r>
               <w:rPr>
@@ -3942,9 +4232,12 @@
         </w:tc>
         <w:tc>
           <w:tcPr>
-            <w:tcW w:type="dxa" w:w="3362"/>
-          </w:tcPr>
-          <w:p>
+            <w:tcW w:type="dxa" w:w="3266"/>
+          </w:tcPr>
+          <w:p>
+            <w:pPr>
+              <w:spacing w:line="259" w:lineRule="auto" w:before="0" w:after="0"/>
+            </w:pPr>
             <w:r/>
             <w:r>
               <w:rPr>
@@ -3958,9 +4251,12 @@
         </w:tc>
         <w:tc>
           <w:tcPr>
-            <w:tcW w:type="dxa" w:w="3272"/>
-          </w:tcPr>
-          <w:p>
+            <w:tcW w:type="dxa" w:w="3186"/>
+          </w:tcPr>
+          <w:p>
+            <w:pPr>
+              <w:spacing w:line="259" w:lineRule="auto" w:before="0" w:after="0"/>
+            </w:pPr>
             <w:r/>
             <w:r>
               <w:rPr>
@@ -4058,6 +4354,7 @@
           <w:p>
             <w:pPr>
               <w:keepNext/>
+              <w:spacing w:line="259" w:lineRule="auto" w:before="0" w:after="0"/>
             </w:pPr>
             <w:r/>
             <w:r>
@@ -4079,6 +4376,7 @@
           <w:p>
             <w:pPr>
               <w:keepNext/>
+              <w:spacing w:line="259" w:lineRule="auto" w:before="0" w:after="0"/>
             </w:pPr>
             <w:r/>
             <w:r>
@@ -4104,6 +4402,7 @@
           <w:p>
             <w:pPr>
               <w:keepNext/>
+              <w:spacing w:line="259" w:lineRule="auto" w:before="0" w:after="0"/>
             </w:pPr>
             <w:r/>
             <w:r>
@@ -4123,6 +4422,7 @@
           <w:p>
             <w:pPr>
               <w:keepNext/>
+              <w:spacing w:line="259" w:lineRule="auto" w:before="0" w:after="0"/>
             </w:pPr>
             <w:r/>
             <w:r>
@@ -4163,6 +4463,7 @@
           <w:p>
             <w:pPr>
               <w:keepNext/>
+              <w:spacing w:line="259" w:lineRule="auto" w:before="0" w:after="0"/>
             </w:pPr>
             <w:r/>
             <w:r>
@@ -4182,6 +4483,7 @@
           <w:p>
             <w:pPr>
               <w:keepNext/>
+              <w:spacing w:line="259" w:lineRule="auto" w:before="0" w:after="0"/>
             </w:pPr>
             <w:r/>
             <w:r>
@@ -4206,6 +4508,7 @@
           <w:p>
             <w:pPr>
               <w:keepNext/>
+              <w:spacing w:line="259" w:lineRule="auto" w:before="0" w:after="0"/>
             </w:pPr>
             <w:r/>
             <w:r>
@@ -4225,6 +4528,7 @@
           <w:p>
             <w:pPr>
               <w:keepNext/>
+              <w:spacing w:line="259" w:lineRule="auto" w:before="0" w:after="0"/>
             </w:pPr>
             <w:r/>
             <w:r>
@@ -4247,6 +4551,9 @@
             <w:tcW w:type="dxa" w:w="1096"/>
           </w:tcPr>
           <w:p>
+            <w:pPr>
+              <w:spacing w:line="259" w:lineRule="auto" w:before="0" w:after="0"/>
+            </w:pPr>
             <w:r/>
             <w:r>
               <w:rPr>
@@ -4263,6 +4570,9 @@
             <w:tcW w:type="dxa" w:w="8656"/>
           </w:tcPr>
           <w:p>
+            <w:pPr>
+              <w:spacing w:line="259" w:lineRule="auto" w:before="0" w:after="0"/>
+            </w:pPr>
             <w:r/>
             <w:r>
               <w:rPr>
@@ -4385,12 +4695,13 @@
         </w:trPr>
         <w:tc>
           <w:tcPr>
-            <w:tcW w:type="dxa" w:w="1817"/>
+            <w:tcW w:type="dxa" w:w="1871"/>
             <w:shd w:val="clear" w:color="auto" w:fill="EEF1F7"/>
           </w:tcPr>
           <w:p>
             <w:pPr>
               <w:keepNext/>
+              <w:spacing w:line="259" w:lineRule="auto" w:before="0" w:after="0"/>
             </w:pPr>
             <w:r/>
             <w:r>
@@ -4412,6 +4723,7 @@
           <w:p>
             <w:pPr>
               <w:keepNext/>
+              <w:spacing w:line="259" w:lineRule="auto" w:before="0" w:after="0"/>
             </w:pPr>
             <w:r/>
             <w:r>
@@ -4427,12 +4739,13 @@
         </w:tc>
         <w:tc>
           <w:tcPr>
-            <w:tcW w:type="dxa" w:w="6245"/>
+            <w:tcW w:type="dxa" w:w="6191"/>
             <w:shd w:val="clear" w:color="auto" w:fill="EEF1F7"/>
           </w:tcPr>
           <w:p>
             <w:pPr>
               <w:keepNext/>
+              <w:spacing w:line="259" w:lineRule="auto" w:before="0" w:after="0"/>
             </w:pPr>
             <w:r/>
             <w:r>
@@ -4453,11 +4766,12 @@
         </w:trPr>
         <w:tc>
           <w:tcPr>
-            <w:tcW w:type="dxa" w:w="1817"/>
+            <w:tcW w:type="dxa" w:w="1871"/>
           </w:tcPr>
           <w:p>
             <w:pPr>
               <w:keepNext/>
+              <w:spacing w:line="259" w:lineRule="auto" w:before="0" w:after="0"/>
             </w:pPr>
             <w:r/>
             <w:r>
@@ -4477,6 +4791,7 @@
           <w:p>
             <w:pPr>
               <w:keepNext/>
+              <w:spacing w:line="259" w:lineRule="auto" w:before="0" w:after="0"/>
             </w:pPr>
             <w:r/>
             <w:r>
@@ -4491,11 +4806,12 @@
         </w:tc>
         <w:tc>
           <w:tcPr>
-            <w:tcW w:type="dxa" w:w="6245"/>
+            <w:tcW w:type="dxa" w:w="6191"/>
           </w:tcPr>
           <w:p>
             <w:pPr>
               <w:keepNext/>
+              <w:spacing w:line="259" w:lineRule="auto" w:before="0" w:after="0"/>
             </w:pPr>
             <w:r/>
             <w:r>
@@ -4515,11 +4831,12 @@
         </w:trPr>
         <w:tc>
           <w:tcPr>
-            <w:tcW w:type="dxa" w:w="1817"/>
+            <w:tcW w:type="dxa" w:w="1871"/>
           </w:tcPr>
           <w:p>
             <w:pPr>
               <w:keepNext/>
+              <w:spacing w:line="259" w:lineRule="auto" w:before="0" w:after="0"/>
             </w:pPr>
             <w:r/>
             <w:r>
@@ -4539,6 +4856,7 @@
           <w:p>
             <w:pPr>
               <w:keepNext/>
+              <w:spacing w:line="259" w:lineRule="auto" w:before="0" w:after="0"/>
             </w:pPr>
             <w:r/>
             <w:r>
@@ -4553,11 +4871,12 @@
         </w:tc>
         <w:tc>
           <w:tcPr>
-            <w:tcW w:type="dxa" w:w="6245"/>
+            <w:tcW w:type="dxa" w:w="6191"/>
           </w:tcPr>
           <w:p>
             <w:pPr>
               <w:keepNext/>
+              <w:spacing w:line="259" w:lineRule="auto" w:before="0" w:after="0"/>
             </w:pPr>
             <w:r/>
             <w:r>
@@ -4577,11 +4896,12 @@
         </w:trPr>
         <w:tc>
           <w:tcPr>
-            <w:tcW w:type="dxa" w:w="1817"/>
+            <w:tcW w:type="dxa" w:w="1871"/>
           </w:tcPr>
           <w:p>
             <w:pPr>
               <w:keepNext/>
+              <w:spacing w:line="259" w:lineRule="auto" w:before="0" w:after="0"/>
             </w:pPr>
             <w:r/>
             <w:r>
@@ -4601,6 +4921,7 @@
           <w:p>
             <w:pPr>
               <w:keepNext/>
+              <w:spacing w:line="259" w:lineRule="auto" w:before="0" w:after="0"/>
             </w:pPr>
             <w:r/>
             <w:r>
@@ -4615,11 +4936,12 @@
         </w:tc>
         <w:tc>
           <w:tcPr>
-            <w:tcW w:type="dxa" w:w="6245"/>
+            <w:tcW w:type="dxa" w:w="6191"/>
           </w:tcPr>
           <w:p>
             <w:pPr>
               <w:keepNext/>
+              <w:spacing w:line="259" w:lineRule="auto" w:before="0" w:after="0"/>
             </w:pPr>
             <w:r/>
             <w:r>
@@ -4639,9 +4961,12 @@
         </w:trPr>
         <w:tc>
           <w:tcPr>
-            <w:tcW w:type="dxa" w:w="1817"/>
-          </w:tcPr>
-          <w:p>
+            <w:tcW w:type="dxa" w:w="1871"/>
+          </w:tcPr>
+          <w:p>
+            <w:pPr>
+              <w:spacing w:line="259" w:lineRule="auto" w:before="0" w:after="0"/>
+            </w:pPr>
             <w:r/>
             <w:r>
               <w:rPr>
@@ -4658,6 +4983,9 @@
             <w:tcW w:type="dxa" w:w="1689"/>
           </w:tcPr>
           <w:p>
+            <w:pPr>
+              <w:spacing w:line="259" w:lineRule="auto" w:before="0" w:after="0"/>
+            </w:pPr>
             <w:r/>
             <w:r>
               <w:rPr>
@@ -4671,9 +4999,12 @@
         </w:tc>
         <w:tc>
           <w:tcPr>
-            <w:tcW w:type="dxa" w:w="6245"/>
-          </w:tcPr>
-          <w:p>
+            <w:tcW w:type="dxa" w:w="6191"/>
+          </w:tcPr>
+          <w:p>
+            <w:pPr>
+              <w:spacing w:line="259" w:lineRule="auto" w:before="0" w:after="0"/>
+            </w:pPr>
             <w:r/>
             <w:r>
               <w:rPr>
@@ -4769,12 +5100,13 @@
         </w:trPr>
         <w:tc>
           <w:tcPr>
-            <w:tcW w:type="dxa" w:w="1814"/>
+            <w:tcW w:type="dxa" w:w="2154"/>
             <w:shd w:val="clear" w:color="auto" w:fill="EEF1F7"/>
           </w:tcPr>
           <w:p>
             <w:pPr>
               <w:keepNext/>
+              <w:spacing w:line="259" w:lineRule="auto" w:before="0" w:after="0"/>
             </w:pPr>
             <w:r/>
             <w:r>
@@ -4790,12 +5122,13 @@
         </w:tc>
         <w:tc>
           <w:tcPr>
-            <w:tcW w:type="dxa" w:w="2867"/>
+            <w:tcW w:type="dxa" w:w="2613"/>
             <w:shd w:val="clear" w:color="auto" w:fill="EEF1F7"/>
           </w:tcPr>
           <w:p>
             <w:pPr>
               <w:keepNext/>
+              <w:spacing w:line="259" w:lineRule="auto" w:before="0" w:after="0"/>
             </w:pPr>
             <w:r/>
             <w:r>
@@ -4811,12 +5144,13 @@
         </w:tc>
         <w:tc>
           <w:tcPr>
-            <w:tcW w:type="dxa" w:w="1814"/>
+            <w:tcW w:type="dxa" w:w="2154"/>
             <w:shd w:val="clear" w:color="auto" w:fill="EEF1F7"/>
           </w:tcPr>
           <w:p>
             <w:pPr>
               <w:keepNext/>
+              <w:spacing w:line="259" w:lineRule="auto" w:before="0" w:after="0"/>
             </w:pPr>
             <w:r/>
             <w:r>
@@ -4832,12 +5166,13 @@
         </w:tc>
         <w:tc>
           <w:tcPr>
-            <w:tcW w:type="dxa" w:w="3255"/>
+            <w:tcW w:type="dxa" w:w="2830"/>
             <w:shd w:val="clear" w:color="auto" w:fill="EEF1F7"/>
           </w:tcPr>
           <w:p>
             <w:pPr>
               <w:keepNext/>
+              <w:spacing w:line="259" w:lineRule="auto" w:before="0" w:after="0"/>
             </w:pPr>
             <w:r/>
             <w:r>
@@ -4858,9 +5193,13 @@
         </w:trPr>
         <w:tc>
           <w:tcPr>
-            <w:tcW w:type="dxa" w:w="1814"/>
-          </w:tcPr>
-          <w:p>
+            <w:tcW w:type="dxa" w:w="2154"/>
+          </w:tcPr>
+          <w:p>
+            <w:pPr>
+              <w:keepNext/>
+              <w:spacing w:line="259" w:lineRule="auto" w:before="0" w:after="0"/>
+            </w:pPr>
             <w:r/>
             <w:r>
               <w:rPr>
@@ -4874,9 +5213,13 @@
         </w:tc>
         <w:tc>
           <w:tcPr>
-            <w:tcW w:type="dxa" w:w="2867"/>
-          </w:tcPr>
-          <w:p>
+            <w:tcW w:type="dxa" w:w="2613"/>
+          </w:tcPr>
+          <w:p>
+            <w:pPr>
+              <w:keepNext/>
+              <w:spacing w:line="259" w:lineRule="auto" w:before="0" w:after="0"/>
+            </w:pPr>
             <w:r/>
             <w:r>
               <w:rPr>
@@ -4890,9 +5233,13 @@
         </w:tc>
         <w:tc>
           <w:tcPr>
-            <w:tcW w:type="dxa" w:w="1814"/>
-          </w:tcPr>
-          <w:p>
+            <w:tcW w:type="dxa" w:w="2154"/>
+          </w:tcPr>
+          <w:p>
+            <w:pPr>
+              <w:keepNext/>
+              <w:spacing w:line="259" w:lineRule="auto" w:before="0" w:after="0"/>
+            </w:pPr>
             <w:r/>
             <w:r>
               <w:rPr>
@@ -4906,9 +5253,13 @@
         </w:tc>
         <w:tc>
           <w:tcPr>
-            <w:tcW w:type="dxa" w:w="3255"/>
-          </w:tcPr>
-          <w:p>
+            <w:tcW w:type="dxa" w:w="2830"/>
+          </w:tcPr>
+          <w:p>
+            <w:pPr>
+              <w:keepNext/>
+              <w:spacing w:line="259" w:lineRule="auto" w:before="0" w:after="0"/>
+            </w:pPr>
             <w:r/>
             <w:r>
               <w:rPr>
@@ -4927,9 +5278,12 @@
         </w:trPr>
         <w:tc>
           <w:tcPr>
-            <w:tcW w:type="dxa" w:w="1814"/>
-          </w:tcPr>
-          <w:p>
+            <w:tcW w:type="dxa" w:w="2154"/>
+          </w:tcPr>
+          <w:p>
+            <w:pPr>
+              <w:spacing w:line="259" w:lineRule="auto" w:before="0" w:after="0"/>
+            </w:pPr>
             <w:r/>
             <w:r>
               <w:rPr>
@@ -4943,9 +5297,12 @@
         </w:tc>
         <w:tc>
           <w:tcPr>
-            <w:tcW w:type="dxa" w:w="2867"/>
-          </w:tcPr>
-          <w:p>
+            <w:tcW w:type="dxa" w:w="2613"/>
+          </w:tcPr>
+          <w:p>
+            <w:pPr>
+              <w:spacing w:line="259" w:lineRule="auto" w:before="0" w:after="0"/>
+            </w:pPr>
             <w:r/>
             <w:r>
               <w:rPr>
@@ -4959,9 +5316,12 @@
         </w:tc>
         <w:tc>
           <w:tcPr>
-            <w:tcW w:type="dxa" w:w="1814"/>
-          </w:tcPr>
-          <w:p>
+            <w:tcW w:type="dxa" w:w="2154"/>
+          </w:tcPr>
+          <w:p>
+            <w:pPr>
+              <w:spacing w:line="259" w:lineRule="auto" w:before="0" w:after="0"/>
+            </w:pPr>
             <w:r/>
             <w:r>
               <w:rPr>
@@ -4975,9 +5335,12 @@
         </w:tc>
         <w:tc>
           <w:tcPr>
-            <w:tcW w:type="dxa" w:w="3255"/>
-          </w:tcPr>
-          <w:p>
+            <w:tcW w:type="dxa" w:w="2830"/>
+          </w:tcPr>
+          <w:p>
+            <w:pPr>
+              <w:spacing w:line="259" w:lineRule="auto" w:before="0" w:after="0"/>
+            </w:pPr>
             <w:r/>
             <w:r>
               <w:rPr>
@@ -4996,9 +5359,13 @@
         </w:trPr>
         <w:tc>
           <w:tcPr>
-            <w:tcW w:type="dxa" w:w="1814"/>
-          </w:tcPr>
-          <w:p>
+            <w:tcW w:type="dxa" w:w="2154"/>
+          </w:tcPr>
+          <w:p>
+            <w:pPr>
+              <w:keepNext/>
+              <w:spacing w:line="259" w:lineRule="auto" w:before="0" w:after="0"/>
+            </w:pPr>
             <w:r/>
             <w:r>
               <w:rPr>
@@ -5012,9 +5379,13 @@
         </w:tc>
         <w:tc>
           <w:tcPr>
-            <w:tcW w:type="dxa" w:w="2867"/>
-          </w:tcPr>
-          <w:p>
+            <w:tcW w:type="dxa" w:w="2613"/>
+          </w:tcPr>
+          <w:p>
+            <w:pPr>
+              <w:keepNext/>
+              <w:spacing w:line="259" w:lineRule="auto" w:before="0" w:after="0"/>
+            </w:pPr>
             <w:r/>
             <w:r>
               <w:rPr>
@@ -5028,9 +5399,13 @@
         </w:tc>
         <w:tc>
           <w:tcPr>
-            <w:tcW w:type="dxa" w:w="1814"/>
-          </w:tcPr>
-          <w:p>
+            <w:tcW w:type="dxa" w:w="2154"/>
+          </w:tcPr>
+          <w:p>
+            <w:pPr>
+              <w:keepNext/>
+              <w:spacing w:line="259" w:lineRule="auto" w:before="0" w:after="0"/>
+            </w:pPr>
             <w:r/>
             <w:r>
               <w:rPr>
@@ -5044,9 +5419,13 @@
         </w:tc>
         <w:tc>
           <w:tcPr>
-            <w:tcW w:type="dxa" w:w="3255"/>
-          </w:tcPr>
-          <w:p>
+            <w:tcW w:type="dxa" w:w="2830"/>
+          </w:tcPr>
+          <w:p>
+            <w:pPr>
+              <w:keepNext/>
+              <w:spacing w:line="259" w:lineRule="auto" w:before="0" w:after="0"/>
+            </w:pPr>
             <w:r/>
             <w:r>
               <w:rPr>
@@ -5065,9 +5444,12 @@
         </w:trPr>
         <w:tc>
           <w:tcPr>
-            <w:tcW w:type="dxa" w:w="1814"/>
-          </w:tcPr>
-          <w:p>
+            <w:tcW w:type="dxa" w:w="2154"/>
+          </w:tcPr>
+          <w:p>
+            <w:pPr>
+              <w:spacing w:line="259" w:lineRule="auto" w:before="0" w:after="0"/>
+            </w:pPr>
             <w:r/>
             <w:r>
               <w:rPr>
@@ -5081,9 +5463,12 @@
         </w:tc>
         <w:tc>
           <w:tcPr>
-            <w:tcW w:type="dxa" w:w="2867"/>
-          </w:tcPr>
-          <w:p>
+            <w:tcW w:type="dxa" w:w="2613"/>
+          </w:tcPr>
+          <w:p>
+            <w:pPr>
+              <w:spacing w:line="259" w:lineRule="auto" w:before="0" w:after="0"/>
+            </w:pPr>
             <w:r/>
             <w:r>
               <w:rPr>
@@ -5097,9 +5482,12 @@
         </w:tc>
         <w:tc>
           <w:tcPr>
-            <w:tcW w:type="dxa" w:w="1814"/>
-          </w:tcPr>
-          <w:p>
+            <w:tcW w:type="dxa" w:w="2154"/>
+          </w:tcPr>
+          <w:p>
+            <w:pPr>
+              <w:spacing w:line="259" w:lineRule="auto" w:before="0" w:after="0"/>
+            </w:pPr>
             <w:r/>
             <w:r>
               <w:rPr>
@@ -5113,9 +5501,12 @@
         </w:tc>
         <w:tc>
           <w:tcPr>
-            <w:tcW w:type="dxa" w:w="3255"/>
-          </w:tcPr>
-          <w:p>
+            <w:tcW w:type="dxa" w:w="2830"/>
+          </w:tcPr>
+          <w:p>
+            <w:pPr>
+              <w:spacing w:line="259" w:lineRule="auto" w:before="0" w:after="0"/>
+            </w:pPr>
             <w:r/>
             <w:r>
               <w:rPr>
@@ -5270,12 +5661,13 @@
         </w:trPr>
         <w:tc>
           <w:tcPr>
-            <w:tcW w:type="dxa" w:w="823"/>
+            <w:tcW w:type="dxa" w:w="611"/>
             <w:shd w:val="clear" w:color="auto" w:fill="EEF1F7"/>
           </w:tcPr>
           <w:p>
             <w:pPr>
               <w:keepNext/>
+              <w:spacing w:line="259" w:lineRule="auto" w:before="0" w:after="0"/>
             </w:pPr>
             <w:r/>
             <w:r>
@@ -5291,12 +5683,13 @@
         </w:tc>
         <w:tc>
           <w:tcPr>
-            <w:tcW w:type="dxa" w:w="1842"/>
+            <w:tcW w:type="dxa" w:w="2154"/>
             <w:shd w:val="clear" w:color="auto" w:fill="EEF1F7"/>
           </w:tcPr>
           <w:p>
             <w:pPr>
               <w:keepNext/>
+              <w:spacing w:line="259" w:lineRule="auto" w:before="0" w:after="0"/>
             </w:pPr>
             <w:r/>
             <w:r>
@@ -5312,12 +5705,13 @@
         </w:tc>
         <w:tc>
           <w:tcPr>
-            <w:tcW w:type="dxa" w:w="2765"/>
+            <w:tcW w:type="dxa" w:w="2477"/>
             <w:shd w:val="clear" w:color="auto" w:fill="EEF1F7"/>
           </w:tcPr>
           <w:p>
             <w:pPr>
               <w:keepNext/>
+              <w:spacing w:line="259" w:lineRule="auto" w:before="0" w:after="0"/>
             </w:pPr>
             <w:r/>
             <w:r>
@@ -5333,12 +5727,13 @@
         </w:tc>
         <w:tc>
           <w:tcPr>
-            <w:tcW w:type="dxa" w:w="1814"/>
+            <w:tcW w:type="dxa" w:w="2154"/>
             <w:shd w:val="clear" w:color="auto" w:fill="EEF1F7"/>
           </w:tcPr>
           <w:p>
             <w:pPr>
               <w:keepNext/>
+              <w:spacing w:line="259" w:lineRule="auto" w:before="0" w:after="0"/>
             </w:pPr>
             <w:r/>
             <w:r>
@@ -5354,12 +5749,13 @@
         </w:tc>
         <w:tc>
           <w:tcPr>
-            <w:tcW w:type="dxa" w:w="2507"/>
+            <w:tcW w:type="dxa" w:w="2354"/>
             <w:shd w:val="clear" w:color="auto" w:fill="EEF1F7"/>
           </w:tcPr>
           <w:p>
             <w:pPr>
               <w:keepNext/>
+              <w:spacing w:line="259" w:lineRule="auto" w:before="0" w:after="0"/>
             </w:pPr>
             <w:r/>
             <w:r>
@@ -5380,9 +5776,13 @@
         </w:trPr>
         <w:tc>
           <w:tcPr>
-            <w:tcW w:type="dxa" w:w="823"/>
-          </w:tcPr>
-          <w:p>
+            <w:tcW w:type="dxa" w:w="611"/>
+          </w:tcPr>
+          <w:p>
+            <w:pPr>
+              <w:keepNext/>
+              <w:spacing w:line="259" w:lineRule="auto" w:before="0" w:after="0"/>
+            </w:pPr>
             <w:r/>
             <w:r>
               <w:rPr>
@@ -5396,9 +5796,13 @@
         </w:tc>
         <w:tc>
           <w:tcPr>
-            <w:tcW w:type="dxa" w:w="1842"/>
-          </w:tcPr>
-          <w:p>
+            <w:tcW w:type="dxa" w:w="2154"/>
+          </w:tcPr>
+          <w:p>
+            <w:pPr>
+              <w:keepNext/>
+              <w:spacing w:line="259" w:lineRule="auto" w:before="0" w:after="0"/>
+            </w:pPr>
             <w:r/>
             <w:r>
               <w:rPr>
@@ -5412,9 +5816,13 @@
         </w:tc>
         <w:tc>
           <w:tcPr>
-            <w:tcW w:type="dxa" w:w="2765"/>
-          </w:tcPr>
-          <w:p>
+            <w:tcW w:type="dxa" w:w="2477"/>
+          </w:tcPr>
+          <w:p>
+            <w:pPr>
+              <w:keepNext/>
+              <w:spacing w:line="259" w:lineRule="auto" w:before="0" w:after="0"/>
+            </w:pPr>
             <w:r/>
             <w:r>
               <w:rPr>
@@ -5428,9 +5836,13 @@
         </w:tc>
         <w:tc>
           <w:tcPr>
-            <w:tcW w:type="dxa" w:w="1814"/>
-          </w:tcPr>
-          <w:p>
+            <w:tcW w:type="dxa" w:w="2154"/>
+          </w:tcPr>
+          <w:p>
+            <w:pPr>
+              <w:keepNext/>
+              <w:spacing w:line="259" w:lineRule="auto" w:before="0" w:after="0"/>
+            </w:pPr>
             <w:r/>
             <w:r>
               <w:rPr>
@@ -5444,9 +5856,13 @@
         </w:tc>
         <w:tc>
           <w:tcPr>
-            <w:tcW w:type="dxa" w:w="2507"/>
-          </w:tcPr>
-          <w:p>
+            <w:tcW w:type="dxa" w:w="2354"/>
+          </w:tcPr>
+          <w:p>
+            <w:pPr>
+              <w:keepNext/>
+              <w:spacing w:line="259" w:lineRule="auto" w:before="0" w:after="0"/>
+            </w:pPr>
             <w:r/>
             <w:r>
               <w:rPr>
@@ -5465,9 +5881,12 @@
         </w:trPr>
         <w:tc>
           <w:tcPr>
-            <w:tcW w:type="dxa" w:w="823"/>
-          </w:tcPr>
-          <w:p>
+            <w:tcW w:type="dxa" w:w="611"/>
+          </w:tcPr>
+          <w:p>
+            <w:pPr>
+              <w:spacing w:line="259" w:lineRule="auto" w:before="0" w:after="0"/>
+            </w:pPr>
             <w:r/>
             <w:r>
               <w:rPr>
@@ -5481,9 +5900,12 @@
         </w:tc>
         <w:tc>
           <w:tcPr>
-            <w:tcW w:type="dxa" w:w="1842"/>
-          </w:tcPr>
-          <w:p>
+            <w:tcW w:type="dxa" w:w="2154"/>
+          </w:tcPr>
+          <w:p>
+            <w:pPr>
+              <w:spacing w:line="259" w:lineRule="auto" w:before="0" w:after="0"/>
+            </w:pPr>
             <w:r/>
             <w:r>
               <w:rPr>
@@ -5497,9 +5919,12 @@
         </w:tc>
         <w:tc>
           <w:tcPr>
-            <w:tcW w:type="dxa" w:w="2765"/>
-          </w:tcPr>
-          <w:p>
+            <w:tcW w:type="dxa" w:w="2477"/>
+          </w:tcPr>
+          <w:p>
+            <w:pPr>
+              <w:spacing w:line="259" w:lineRule="auto" w:before="0" w:after="0"/>
+            </w:pPr>
             <w:r/>
             <w:r>
               <w:rPr>
@@ -5513,9 +5938,12 @@
         </w:tc>
         <w:tc>
           <w:tcPr>
-            <w:tcW w:type="dxa" w:w="1814"/>
-          </w:tcPr>
-          <w:p>
+            <w:tcW w:type="dxa" w:w="2154"/>
+          </w:tcPr>
+          <w:p>
+            <w:pPr>
+              <w:spacing w:line="259" w:lineRule="auto" w:before="0" w:after="0"/>
+            </w:pPr>
             <w:r/>
             <w:r>
               <w:rPr>
@@ -5529,9 +5957,12 @@
         </w:tc>
         <w:tc>
           <w:tcPr>
-            <w:tcW w:type="dxa" w:w="2507"/>
-          </w:tcPr>
-          <w:p>
+            <w:tcW w:type="dxa" w:w="2354"/>
+          </w:tcPr>
+          <w:p>
+            <w:pPr>
+              <w:spacing w:line="259" w:lineRule="auto" w:before="0" w:after="0"/>
+            </w:pPr>
             <w:r/>
             <w:r>
               <w:rPr>
@@ -5550,9 +5981,12 @@
         </w:trPr>
         <w:tc>
           <w:tcPr>
-            <w:tcW w:type="dxa" w:w="823"/>
-          </w:tcPr>
-          <w:p>
+            <w:tcW w:type="dxa" w:w="611"/>
+          </w:tcPr>
+          <w:p>
+            <w:pPr>
+              <w:spacing w:line="259" w:lineRule="auto" w:before="0" w:after="0"/>
+            </w:pPr>
             <w:r/>
             <w:r>
               <w:rPr>
@@ -5566,9 +6000,12 @@
         </w:tc>
         <w:tc>
           <w:tcPr>
-            <w:tcW w:type="dxa" w:w="1842"/>
-          </w:tcPr>
-          <w:p>
+            <w:tcW w:type="dxa" w:w="2154"/>
+          </w:tcPr>
+          <w:p>
+            <w:pPr>
+              <w:spacing w:line="259" w:lineRule="auto" w:before="0" w:after="0"/>
+            </w:pPr>
             <w:r/>
             <w:r>
               <w:rPr>
@@ -5582,9 +6019,12 @@
         </w:tc>
         <w:tc>
           <w:tcPr>
-            <w:tcW w:type="dxa" w:w="2765"/>
-          </w:tcPr>
-          <w:p>
+            <w:tcW w:type="dxa" w:w="2477"/>
+          </w:tcPr>
+          <w:p>
+            <w:pPr>
+              <w:spacing w:line="259" w:lineRule="auto" w:before="0" w:after="0"/>
+            </w:pPr>
             <w:r/>
             <w:r>
               <w:rPr>
@@ -5598,9 +6038,12 @@
         </w:tc>
         <w:tc>
           <w:tcPr>
-            <w:tcW w:type="dxa" w:w="1814"/>
-          </w:tcPr>
-          <w:p>
+            <w:tcW w:type="dxa" w:w="2154"/>
+          </w:tcPr>
+          <w:p>
+            <w:pPr>
+              <w:spacing w:line="259" w:lineRule="auto" w:before="0" w:after="0"/>
+            </w:pPr>
             <w:r/>
             <w:r>
               <w:rPr>
@@ -5614,9 +6057,12 @@
         </w:tc>
         <w:tc>
           <w:tcPr>
-            <w:tcW w:type="dxa" w:w="2507"/>
-          </w:tcPr>
-          <w:p>
+            <w:tcW w:type="dxa" w:w="2354"/>
+          </w:tcPr>
+          <w:p>
+            <w:pPr>
+              <w:spacing w:line="259" w:lineRule="auto" w:before="0" w:after="0"/>
+            </w:pPr>
             <w:r/>
             <w:r>
               <w:rPr>
@@ -5635,9 +6081,12 @@
         </w:trPr>
         <w:tc>
           <w:tcPr>
-            <w:tcW w:type="dxa" w:w="823"/>
-          </w:tcPr>
-          <w:p>
+            <w:tcW w:type="dxa" w:w="611"/>
+          </w:tcPr>
+          <w:p>
+            <w:pPr>
+              <w:spacing w:line="259" w:lineRule="auto" w:before="0" w:after="0"/>
+            </w:pPr>
             <w:r/>
             <w:r>
               <w:rPr>
@@ -5651,9 +6100,12 @@
         </w:tc>
         <w:tc>
           <w:tcPr>
-            <w:tcW w:type="dxa" w:w="1842"/>
-          </w:tcPr>
-          <w:p>
+            <w:tcW w:type="dxa" w:w="2154"/>
+          </w:tcPr>
+          <w:p>
+            <w:pPr>
+              <w:spacing w:line="259" w:lineRule="auto" w:before="0" w:after="0"/>
+            </w:pPr>
             <w:r/>
             <w:r>
               <w:rPr>
@@ -5667,9 +6119,12 @@
         </w:tc>
         <w:tc>
           <w:tcPr>
-            <w:tcW w:type="dxa" w:w="2765"/>
-          </w:tcPr>
-          <w:p>
+            <w:tcW w:type="dxa" w:w="2477"/>
+          </w:tcPr>
+          <w:p>
+            <w:pPr>
+              <w:spacing w:line="259" w:lineRule="auto" w:before="0" w:after="0"/>
+            </w:pPr>
             <w:r/>
             <w:r>
               <w:rPr>
@@ -5683,9 +6138,12 @@
         </w:tc>
         <w:tc>
           <w:tcPr>
-            <w:tcW w:type="dxa" w:w="1814"/>
-          </w:tcPr>
-          <w:p>
+            <w:tcW w:type="dxa" w:w="2154"/>
+          </w:tcPr>
+          <w:p>
+            <w:pPr>
+              <w:spacing w:line="259" w:lineRule="auto" w:before="0" w:after="0"/>
+            </w:pPr>
             <w:r/>
             <w:r>
               <w:rPr>
@@ -5699,9 +6157,12 @@
         </w:tc>
         <w:tc>
           <w:tcPr>
-            <w:tcW w:type="dxa" w:w="2507"/>
-          </w:tcPr>
-          <w:p>
+            <w:tcW w:type="dxa" w:w="2354"/>
+          </w:tcPr>
+          <w:p>
+            <w:pPr>
+              <w:spacing w:line="259" w:lineRule="auto" w:before="0" w:after="0"/>
+            </w:pPr>
             <w:r/>
             <w:r>
               <w:rPr>
@@ -5720,9 +6181,12 @@
         </w:trPr>
         <w:tc>
           <w:tcPr>
-            <w:tcW w:type="dxa" w:w="823"/>
-          </w:tcPr>
-          <w:p>
+            <w:tcW w:type="dxa" w:w="611"/>
+          </w:tcPr>
+          <w:p>
+            <w:pPr>
+              <w:spacing w:line="259" w:lineRule="auto" w:before="0" w:after="0"/>
+            </w:pPr>
             <w:r/>
             <w:r>
               <w:rPr>
@@ -5736,9 +6200,12 @@
         </w:tc>
         <w:tc>
           <w:tcPr>
-            <w:tcW w:type="dxa" w:w="1842"/>
-          </w:tcPr>
-          <w:p>
+            <w:tcW w:type="dxa" w:w="2154"/>
+          </w:tcPr>
+          <w:p>
+            <w:pPr>
+              <w:spacing w:line="259" w:lineRule="auto" w:before="0" w:after="0"/>
+            </w:pPr>
             <w:r/>
             <w:r>
               <w:rPr>
@@ -5752,9 +6219,12 @@
         </w:tc>
         <w:tc>
           <w:tcPr>
-            <w:tcW w:type="dxa" w:w="2765"/>
-          </w:tcPr>
-          <w:p>
+            <w:tcW w:type="dxa" w:w="2477"/>
+          </w:tcPr>
+          <w:p>
+            <w:pPr>
+              <w:spacing w:line="259" w:lineRule="auto" w:before="0" w:after="0"/>
+            </w:pPr>
             <w:r/>
             <w:r>
               <w:rPr>
@@ -5768,9 +6238,12 @@
         </w:tc>
         <w:tc>
           <w:tcPr>
-            <w:tcW w:type="dxa" w:w="1814"/>
-          </w:tcPr>
-          <w:p>
+            <w:tcW w:type="dxa" w:w="2154"/>
+          </w:tcPr>
+          <w:p>
+            <w:pPr>
+              <w:spacing w:line="259" w:lineRule="auto" w:before="0" w:after="0"/>
+            </w:pPr>
             <w:r/>
             <w:r>
               <w:rPr>
@@ -5784,9 +6257,12 @@
         </w:tc>
         <w:tc>
           <w:tcPr>
-            <w:tcW w:type="dxa" w:w="2507"/>
-          </w:tcPr>
-          <w:p>
+            <w:tcW w:type="dxa" w:w="2354"/>
+          </w:tcPr>
+          <w:p>
+            <w:pPr>
+              <w:spacing w:line="259" w:lineRule="auto" w:before="0" w:after="0"/>
+            </w:pPr>
             <w:r/>
             <w:r>
               <w:rPr>
@@ -5805,9 +6281,12 @@
         </w:trPr>
         <w:tc>
           <w:tcPr>
-            <w:tcW w:type="dxa" w:w="823"/>
-          </w:tcPr>
-          <w:p>
+            <w:tcW w:type="dxa" w:w="611"/>
+          </w:tcPr>
+          <w:p>
+            <w:pPr>
+              <w:spacing w:line="259" w:lineRule="auto" w:before="0" w:after="0"/>
+            </w:pPr>
             <w:r/>
             <w:r>
               <w:rPr>
@@ -5821,9 +6300,12 @@
         </w:tc>
         <w:tc>
           <w:tcPr>
-            <w:tcW w:type="dxa" w:w="1842"/>
-          </w:tcPr>
-          <w:p>
+            <w:tcW w:type="dxa" w:w="2154"/>
+          </w:tcPr>
+          <w:p>
+            <w:pPr>
+              <w:spacing w:line="259" w:lineRule="auto" w:before="0" w:after="0"/>
+            </w:pPr>
             <w:r/>
             <w:r>
               <w:rPr>
@@ -5837,9 +6319,12 @@
         </w:tc>
         <w:tc>
           <w:tcPr>
-            <w:tcW w:type="dxa" w:w="2765"/>
-          </w:tcPr>
-          <w:p>
+            <w:tcW w:type="dxa" w:w="2477"/>
+          </w:tcPr>
+          <w:p>
+            <w:pPr>
+              <w:spacing w:line="259" w:lineRule="auto" w:before="0" w:after="0"/>
+            </w:pPr>
             <w:r/>
             <w:r>
               <w:rPr>
@@ -5853,9 +6338,12 @@
         </w:tc>
         <w:tc>
           <w:tcPr>
-            <w:tcW w:type="dxa" w:w="1814"/>
-          </w:tcPr>
-          <w:p>
+            <w:tcW w:type="dxa" w:w="2154"/>
+          </w:tcPr>
+          <w:p>
+            <w:pPr>
+              <w:spacing w:line="259" w:lineRule="auto" w:before="0" w:after="0"/>
+            </w:pPr>
             <w:r/>
             <w:r>
               <w:rPr>
@@ -5869,9 +6357,12 @@
         </w:tc>
         <w:tc>
           <w:tcPr>
-            <w:tcW w:type="dxa" w:w="2507"/>
-          </w:tcPr>
-          <w:p>
+            <w:tcW w:type="dxa" w:w="2354"/>
+          </w:tcPr>
+          <w:p>
+            <w:pPr>
+              <w:spacing w:line="259" w:lineRule="auto" w:before="0" w:after="0"/>
+            </w:pPr>
             <w:r/>
             <w:r>
               <w:rPr>
@@ -5890,9 +6381,13 @@
         </w:trPr>
         <w:tc>
           <w:tcPr>
-            <w:tcW w:type="dxa" w:w="823"/>
-          </w:tcPr>
-          <w:p>
+            <w:tcW w:type="dxa" w:w="611"/>
+          </w:tcPr>
+          <w:p>
+            <w:pPr>
+              <w:keepNext/>
+              <w:spacing w:line="259" w:lineRule="auto" w:before="0" w:after="0"/>
+            </w:pPr>
             <w:r/>
             <w:r>
               <w:rPr>
@@ -5906,9 +6401,13 @@
         </w:tc>
         <w:tc>
           <w:tcPr>
-            <w:tcW w:type="dxa" w:w="1842"/>
-          </w:tcPr>
-          <w:p>
+            <w:tcW w:type="dxa" w:w="2154"/>
+          </w:tcPr>
+          <w:p>
+            <w:pPr>
+              <w:keepNext/>
+              <w:spacing w:line="259" w:lineRule="auto" w:before="0" w:after="0"/>
+            </w:pPr>
             <w:r/>
             <w:r>
               <w:rPr>
@@ -5922,9 +6421,13 @@
         </w:tc>
         <w:tc>
           <w:tcPr>
-            <w:tcW w:type="dxa" w:w="2765"/>
-          </w:tcPr>
-          <w:p>
+            <w:tcW w:type="dxa" w:w="2477"/>
+          </w:tcPr>
+          <w:p>
+            <w:pPr>
+              <w:keepNext/>
+              <w:spacing w:line="259" w:lineRule="auto" w:before="0" w:after="0"/>
+            </w:pPr>
             <w:r/>
             <w:r>
               <w:rPr>
@@ -5938,9 +6441,13 @@
         </w:tc>
         <w:tc>
           <w:tcPr>
-            <w:tcW w:type="dxa" w:w="1814"/>
-          </w:tcPr>
-          <w:p>
+            <w:tcW w:type="dxa" w:w="2154"/>
+          </w:tcPr>
+          <w:p>
+            <w:pPr>
+              <w:keepNext/>
+              <w:spacing w:line="259" w:lineRule="auto" w:before="0" w:after="0"/>
+            </w:pPr>
             <w:r/>
             <w:r>
               <w:rPr>
@@ -5954,9 +6461,13 @@
         </w:tc>
         <w:tc>
           <w:tcPr>
-            <w:tcW w:type="dxa" w:w="2507"/>
-          </w:tcPr>
-          <w:p>
+            <w:tcW w:type="dxa" w:w="2354"/>
+          </w:tcPr>
+          <w:p>
+            <w:pPr>
+              <w:keepNext/>
+              <w:spacing w:line="259" w:lineRule="auto" w:before="0" w:after="0"/>
+            </w:pPr>
             <w:r/>
             <w:r>
               <w:rPr>
@@ -5975,9 +6486,12 @@
         </w:trPr>
         <w:tc>
           <w:tcPr>
-            <w:tcW w:type="dxa" w:w="823"/>
-          </w:tcPr>
-          <w:p>
+            <w:tcW w:type="dxa" w:w="611"/>
+          </w:tcPr>
+          <w:p>
+            <w:pPr>
+              <w:spacing w:line="259" w:lineRule="auto" w:before="0" w:after="0"/>
+            </w:pPr>
             <w:r/>
             <w:r>
               <w:rPr>
@@ -5991,9 +6505,12 @@
         </w:tc>
         <w:tc>
           <w:tcPr>
-            <w:tcW w:type="dxa" w:w="1842"/>
-          </w:tcPr>
-          <w:p>
+            <w:tcW w:type="dxa" w:w="2154"/>
+          </w:tcPr>
+          <w:p>
+            <w:pPr>
+              <w:spacing w:line="259" w:lineRule="auto" w:before="0" w:after="0"/>
+            </w:pPr>
             <w:r/>
             <w:r>
               <w:rPr>
@@ -6007,9 +6524,12 @@
         </w:tc>
         <w:tc>
           <w:tcPr>
-            <w:tcW w:type="dxa" w:w="2765"/>
-          </w:tcPr>
-          <w:p>
+            <w:tcW w:type="dxa" w:w="2477"/>
+          </w:tcPr>
+          <w:p>
+            <w:pPr>
+              <w:spacing w:line="259" w:lineRule="auto" w:before="0" w:after="0"/>
+            </w:pPr>
             <w:r/>
             <w:r>
               <w:rPr>
@@ -6023,9 +6543,12 @@
         </w:tc>
         <w:tc>
           <w:tcPr>
-            <w:tcW w:type="dxa" w:w="1814"/>
-          </w:tcPr>
-          <w:p>
+            <w:tcW w:type="dxa" w:w="2154"/>
+          </w:tcPr>
+          <w:p>
+            <w:pPr>
+              <w:spacing w:line="259" w:lineRule="auto" w:before="0" w:after="0"/>
+            </w:pPr>
             <w:r/>
             <w:r>
               <w:rPr>
@@ -6039,9 +6562,12 @@
         </w:tc>
         <w:tc>
           <w:tcPr>
-            <w:tcW w:type="dxa" w:w="2507"/>
-          </w:tcPr>
-          <w:p>
+            <w:tcW w:type="dxa" w:w="2354"/>
+          </w:tcPr>
+          <w:p>
+            <w:pPr>
+              <w:spacing w:line="259" w:lineRule="auto" w:before="0" w:after="0"/>
+            </w:pPr>
             <w:r/>
             <w:r>
               <w:rPr>
@@ -6296,6 +6822,7 @@
           <w:p>
             <w:pPr>
               <w:keepNext/>
+              <w:spacing w:line="259" w:lineRule="auto" w:before="0" w:after="0"/>
             </w:pPr>
             <w:r/>
             <w:r>
@@ -6317,6 +6844,7 @@
           <w:p>
             <w:pPr>
               <w:keepNext/>
+              <w:spacing w:line="259" w:lineRule="auto" w:before="0" w:after="0"/>
             </w:pPr>
             <w:r/>
             <w:r>
@@ -6342,6 +6870,7 @@
           <w:p>
             <w:pPr>
               <w:keepNext/>
+              <w:spacing w:line="259" w:lineRule="auto" w:before="0" w:after="0"/>
             </w:pPr>
             <w:r/>
             <w:r>
@@ -6361,6 +6890,7 @@
           <w:p>
             <w:pPr>
               <w:keepNext/>
+              <w:spacing w:line="259" w:lineRule="auto" w:before="0" w:after="0"/>
             </w:pPr>
             <w:r/>
             <w:r>
@@ -6385,6 +6915,7 @@
           <w:p>
             <w:pPr>
               <w:keepNext/>
+              <w:spacing w:line="259" w:lineRule="auto" w:before="0" w:after="0"/>
             </w:pPr>
             <w:r/>
             <w:r>
@@ -6404,6 +6935,7 @@
           <w:p>
             <w:pPr>
               <w:keepNext/>
+              <w:spacing w:line="259" w:lineRule="auto" w:before="0" w:after="0"/>
             </w:pPr>
             <w:r/>
             <w:r>
@@ -6428,6 +6960,7 @@
           <w:p>
             <w:pPr>
               <w:keepNext/>
+              <w:spacing w:line="259" w:lineRule="auto" w:before="0" w:after="0"/>
             </w:pPr>
             <w:r/>
             <w:r>
@@ -6447,6 +6980,7 @@
           <w:p>
             <w:pPr>
               <w:keepNext/>
+              <w:spacing w:line="259" w:lineRule="auto" w:before="0" w:after="0"/>
             </w:pPr>
             <w:r/>
             <w:r>
@@ -6469,6 +7003,9 @@
             <w:tcW w:type="dxa" w:w="2285"/>
           </w:tcPr>
           <w:p>
+            <w:pPr>
+              <w:spacing w:line="259" w:lineRule="auto" w:before="0" w:after="0"/>
+            </w:pPr>
             <w:r/>
             <w:r>
               <w:rPr>
@@ -6485,6 +7022,9 @@
             <w:tcW w:type="dxa" w:w="7466"/>
           </w:tcPr>
           <w:p>
+            <w:pPr>
+              <w:spacing w:line="259" w:lineRule="auto" w:before="0" w:after="0"/>
+            </w:pPr>
             <w:r/>
             <w:r>
               <w:rPr>
@@ -6576,6 +7116,7 @@
           <w:p>
             <w:pPr>
               <w:keepNext/>
+              <w:spacing w:line="259" w:lineRule="auto" w:before="0" w:after="0"/>
             </w:pPr>
             <w:r/>
             <w:r>
@@ -6597,6 +7138,7 @@
           <w:p>
             <w:pPr>
               <w:keepNext/>
+              <w:spacing w:line="259" w:lineRule="auto" w:before="0" w:after="0"/>
             </w:pPr>
             <w:r/>
             <w:r>
@@ -6622,6 +7164,7 @@
           <w:p>
             <w:pPr>
               <w:keepNext/>
+              <w:spacing w:line="259" w:lineRule="auto" w:before="0" w:after="0"/>
             </w:pPr>
             <w:r/>
             <w:r>
@@ -6641,6 +7184,7 @@
           <w:p>
             <w:pPr>
               <w:keepNext/>
+              <w:spacing w:line="259" w:lineRule="auto" w:before="0" w:after="0"/>
             </w:pPr>
             <w:r/>
             <w:r>
@@ -6665,6 +7209,7 @@
           <w:p>
             <w:pPr>
               <w:keepNext/>
+              <w:spacing w:line="259" w:lineRule="auto" w:before="0" w:after="0"/>
             </w:pPr>
             <w:r/>
             <w:r>
@@ -6684,6 +7229,7 @@
           <w:p>
             <w:pPr>
               <w:keepNext/>
+              <w:spacing w:line="259" w:lineRule="auto" w:before="0" w:after="0"/>
             </w:pPr>
             <w:r/>
             <w:r>
@@ -6724,6 +7270,7 @@
           <w:p>
             <w:pPr>
               <w:keepNext/>
+              <w:spacing w:line="259" w:lineRule="auto" w:before="0" w:after="0"/>
             </w:pPr>
             <w:r/>
             <w:r>
@@ -6743,6 +7290,7 @@
           <w:p>
             <w:pPr>
               <w:keepNext/>
+              <w:spacing w:line="259" w:lineRule="auto" w:before="0" w:after="0"/>
             </w:pPr>
             <w:r/>
             <w:r>
@@ -6765,6 +7313,9 @@
             <w:tcW w:type="dxa" w:w="2834"/>
           </w:tcPr>
           <w:p>
+            <w:pPr>
+              <w:spacing w:line="259" w:lineRule="auto" w:before="0" w:after="0"/>
+            </w:pPr>
             <w:r/>
             <w:r>
               <w:rPr>
@@ -6781,6 +7332,9 @@
             <w:tcW w:type="dxa" w:w="6917"/>
           </w:tcPr>
           <w:p>
+            <w:pPr>
+              <w:spacing w:line="259" w:lineRule="auto" w:before="0" w:after="0"/>
+            </w:pPr>
             <w:r/>
             <w:r>
               <w:rPr>
@@ -6945,6 +7499,7 @@
           <w:p>
             <w:pPr>
               <w:keepNext/>
+              <w:spacing w:line="259" w:lineRule="auto" w:before="0" w:after="0"/>
             </w:pPr>
             <w:r/>
             <w:r>
@@ -6966,6 +7521,7 @@
           <w:p>
             <w:pPr>
               <w:keepNext/>
+              <w:spacing w:line="259" w:lineRule="auto" w:before="0" w:after="0"/>
             </w:pPr>
             <w:r/>
             <w:r>
@@ -6989,6 +7545,10 @@
             <w:tcW w:type="dxa" w:w="1145"/>
           </w:tcPr>
           <w:p>
+            <w:pPr>
+              <w:keepNext/>
+              <w:spacing w:line="259" w:lineRule="auto" w:before="0" w:after="0"/>
+            </w:pPr>
             <w:r/>
             <w:r>
               <w:rPr>
@@ -7005,6 +7565,10 @@
             <w:tcW w:type="dxa" w:w="8606"/>
           </w:tcPr>
           <w:p>
+            <w:pPr>
+              <w:keepNext/>
+              <w:spacing w:line="259" w:lineRule="auto" w:before="0" w:after="0"/>
+            </w:pPr>
             <w:r/>
             <w:r>
               <w:rPr>
@@ -7026,6 +7590,9 @@
             <w:tcW w:type="dxa" w:w="1145"/>
           </w:tcPr>
           <w:p>
+            <w:pPr>
+              <w:spacing w:line="259" w:lineRule="auto" w:before="0" w:after="0"/>
+            </w:pPr>
             <w:r/>
             <w:r>
               <w:rPr>
@@ -7042,6 +7609,9 @@
             <w:tcW w:type="dxa" w:w="8606"/>
           </w:tcPr>
           <w:p>
+            <w:pPr>
+              <w:spacing w:line="259" w:lineRule="auto" w:before="0" w:after="0"/>
+            </w:pPr>
             <w:r/>
             <w:r>
               <w:rPr>
@@ -7063,6 +7633,9 @@
             <w:tcW w:type="dxa" w:w="1145"/>
           </w:tcPr>
           <w:p>
+            <w:pPr>
+              <w:spacing w:line="259" w:lineRule="auto" w:before="0" w:after="0"/>
+            </w:pPr>
             <w:r/>
             <w:r>
               <w:rPr>
@@ -7079,6 +7652,9 @@
             <w:tcW w:type="dxa" w:w="8606"/>
           </w:tcPr>
           <w:p>
+            <w:pPr>
+              <w:spacing w:line="259" w:lineRule="auto" w:before="0" w:after="0"/>
+            </w:pPr>
             <w:r/>
             <w:r>
               <w:rPr>
@@ -7100,6 +7676,9 @@
             <w:tcW w:type="dxa" w:w="1145"/>
           </w:tcPr>
           <w:p>
+            <w:pPr>
+              <w:spacing w:line="259" w:lineRule="auto" w:before="0" w:after="0"/>
+            </w:pPr>
             <w:r/>
             <w:r>
               <w:rPr>
@@ -7116,6 +7695,9 @@
             <w:tcW w:type="dxa" w:w="8606"/>
           </w:tcPr>
           <w:p>
+            <w:pPr>
+              <w:spacing w:line="259" w:lineRule="auto" w:before="0" w:after="0"/>
+            </w:pPr>
             <w:r/>
             <w:r>
               <w:rPr>
@@ -7137,6 +7719,9 @@
             <w:tcW w:type="dxa" w:w="1145"/>
           </w:tcPr>
           <w:p>
+            <w:pPr>
+              <w:spacing w:line="259" w:lineRule="auto" w:before="0" w:after="0"/>
+            </w:pPr>
             <w:r/>
             <w:r>
               <w:rPr>
@@ -7153,6 +7738,9 @@
             <w:tcW w:type="dxa" w:w="8606"/>
           </w:tcPr>
           <w:p>
+            <w:pPr>
+              <w:spacing w:line="259" w:lineRule="auto" w:before="0" w:after="0"/>
+            </w:pPr>
             <w:r/>
             <w:r>
               <w:rPr>
@@ -7182,6 +7770,10 @@
             <w:tcW w:type="dxa" w:w="1145"/>
           </w:tcPr>
           <w:p>
+            <w:pPr>
+              <w:keepNext/>
+              <w:spacing w:line="259" w:lineRule="auto" w:before="0" w:after="0"/>
+            </w:pPr>
             <w:r/>
             <w:r>
               <w:rPr>
@@ -7198,6 +7790,10 @@
             <w:tcW w:type="dxa" w:w="8606"/>
           </w:tcPr>
           <w:p>
+            <w:pPr>
+              <w:keepNext/>
+              <w:spacing w:line="259" w:lineRule="auto" w:before="0" w:after="0"/>
+            </w:pPr>
             <w:r/>
             <w:r>
               <w:rPr>
@@ -7219,6 +7815,9 @@
             <w:tcW w:type="dxa" w:w="1145"/>
           </w:tcPr>
           <w:p>
+            <w:pPr>
+              <w:spacing w:line="259" w:lineRule="auto" w:before="0" w:after="0"/>
+            </w:pPr>
             <w:r/>
             <w:r>
               <w:rPr>
@@ -7235,6 +7834,9 @@
             <w:tcW w:type="dxa" w:w="8606"/>
           </w:tcPr>
           <w:p>
+            <w:pPr>
+              <w:spacing w:line="259" w:lineRule="auto" w:before="0" w:after="0"/>
+            </w:pPr>
             <w:r/>
             <w:r>
               <w:rPr>
@@ -7312,6 +7914,7 @@
           <w:p>
             <w:pPr>
               <w:keepNext/>
+              <w:spacing w:line="259" w:lineRule="auto" w:before="0" w:after="0"/>
             </w:pPr>
             <w:r/>
             <w:r>
@@ -7333,6 +7936,7 @@
           <w:p>
             <w:pPr>
               <w:keepNext/>
+              <w:spacing w:line="259" w:lineRule="auto" w:before="0" w:after="0"/>
             </w:pPr>
             <w:r/>
             <w:r>
@@ -7354,6 +7958,7 @@
           <w:p>
             <w:pPr>
               <w:keepNext/>
+              <w:spacing w:line="259" w:lineRule="auto" w:before="0" w:after="0"/>
             </w:pPr>
             <w:r/>
             <w:r>
@@ -7377,6 +7982,10 @@
             <w:tcW w:type="dxa" w:w="2794"/>
           </w:tcPr>
           <w:p>
+            <w:pPr>
+              <w:keepNext/>
+              <w:spacing w:line="259" w:lineRule="auto" w:before="0" w:after="0"/>
+            </w:pPr>
             <w:r/>
             <w:r>
               <w:rPr>
@@ -7393,6 +8002,10 @@
             <w:tcW w:type="dxa" w:w="1426"/>
           </w:tcPr>
           <w:p>
+            <w:pPr>
+              <w:keepNext/>
+              <w:spacing w:line="259" w:lineRule="auto" w:before="0" w:after="0"/>
+            </w:pPr>
             <w:r/>
             <w:r>
               <w:rPr>
@@ -7409,6 +8022,10 @@
             <w:tcW w:type="dxa" w:w="5531"/>
           </w:tcPr>
           <w:p>
+            <w:pPr>
+              <w:keepNext/>
+              <w:spacing w:line="259" w:lineRule="auto" w:before="0" w:after="0"/>
+            </w:pPr>
             <w:r/>
             <w:r>
               <w:rPr>
@@ -7430,6 +8047,9 @@
             <w:tcW w:type="dxa" w:w="2794"/>
           </w:tcPr>
           <w:p>
+            <w:pPr>
+              <w:spacing w:line="259" w:lineRule="auto" w:before="0" w:after="0"/>
+            </w:pPr>
             <w:r/>
             <w:r>
               <w:rPr>
@@ -7446,6 +8066,9 @@
             <w:tcW w:type="dxa" w:w="1426"/>
           </w:tcPr>
           <w:p>
+            <w:pPr>
+              <w:spacing w:line="259" w:lineRule="auto" w:before="0" w:after="0"/>
+            </w:pPr>
             <w:r/>
             <w:r>
               <w:rPr>
@@ -7462,6 +8085,9 @@
             <w:tcW w:type="dxa" w:w="5531"/>
           </w:tcPr>
           <w:p>
+            <w:pPr>
+              <w:spacing w:line="259" w:lineRule="auto" w:before="0" w:after="0"/>
+            </w:pPr>
             <w:r/>
             <w:r>
               <w:rPr>
@@ -7483,6 +8109,9 @@
             <w:tcW w:type="dxa" w:w="2794"/>
           </w:tcPr>
           <w:p>
+            <w:pPr>
+              <w:spacing w:line="259" w:lineRule="auto" w:before="0" w:after="0"/>
+            </w:pPr>
             <w:r/>
             <w:r>
               <w:rPr>
@@ -7499,6 +8128,9 @@
             <w:tcW w:type="dxa" w:w="1426"/>
           </w:tcPr>
           <w:p>
+            <w:pPr>
+              <w:spacing w:line="259" w:lineRule="auto" w:before="0" w:after="0"/>
+            </w:pPr>
             <w:r/>
             <w:r>
               <w:rPr>
@@ -7515,6 +8147,9 @@
             <w:tcW w:type="dxa" w:w="5531"/>
           </w:tcPr>
           <w:p>
+            <w:pPr>
+              <w:spacing w:line="259" w:lineRule="auto" w:before="0" w:after="0"/>
+            </w:pPr>
             <w:r/>
             <w:r>
               <w:rPr>
@@ -7536,6 +8171,10 @@
             <w:tcW w:type="dxa" w:w="2794"/>
           </w:tcPr>
           <w:p>
+            <w:pPr>
+              <w:keepNext/>
+              <w:spacing w:line="259" w:lineRule="auto" w:before="0" w:after="0"/>
+            </w:pPr>
             <w:r/>
             <w:r>
               <w:rPr>
@@ -7552,6 +8191,10 @@
             <w:tcW w:type="dxa" w:w="1426"/>
           </w:tcPr>
           <w:p>
+            <w:pPr>
+              <w:keepNext/>
+              <w:spacing w:line="259" w:lineRule="auto" w:before="0" w:after="0"/>
+            </w:pPr>
             <w:r/>
             <w:r>
               <w:rPr>
@@ -7568,6 +8211,10 @@
             <w:tcW w:type="dxa" w:w="5531"/>
           </w:tcPr>
           <w:p>
+            <w:pPr>
+              <w:keepNext/>
+              <w:spacing w:line="259" w:lineRule="auto" w:before="0" w:after="0"/>
+            </w:pPr>
             <w:r/>
             <w:r>
               <w:rPr>
@@ -7589,6 +8236,9 @@
             <w:tcW w:type="dxa" w:w="2794"/>
           </w:tcPr>
           <w:p>
+            <w:pPr>
+              <w:spacing w:line="259" w:lineRule="auto" w:before="0" w:after="0"/>
+            </w:pPr>
             <w:r/>
             <w:r>
               <w:rPr>
@@ -7605,6 +8255,9 @@
             <w:tcW w:type="dxa" w:w="1426"/>
           </w:tcPr>
           <w:p>
+            <w:pPr>
+              <w:spacing w:line="259" w:lineRule="auto" w:before="0" w:after="0"/>
+            </w:pPr>
             <w:r/>
             <w:r>
               <w:rPr>
@@ -7621,6 +8274,9 @@
             <w:tcW w:type="dxa" w:w="5531"/>
           </w:tcPr>
           <w:p>
+            <w:pPr>
+              <w:spacing w:line="259" w:lineRule="auto" w:before="0" w:after="0"/>
+            </w:pPr>
             <w:r/>
             <w:r>
               <w:rPr>
@@ -7700,6 +8356,7 @@
           <w:p>
             <w:pPr>
               <w:keepNext/>
+              <w:spacing w:line="259" w:lineRule="auto" w:before="0" w:after="0"/>
             </w:pPr>
             <w:r/>
             <w:r>
@@ -7721,6 +8378,7 @@
           <w:p>
             <w:pPr>
               <w:keepNext/>
+              <w:spacing w:line="259" w:lineRule="auto" w:before="0" w:after="0"/>
             </w:pPr>
             <w:r/>
             <w:r>
@@ -7742,6 +8400,7 @@
           <w:p>
             <w:pPr>
               <w:keepNext/>
+              <w:spacing w:line="259" w:lineRule="auto" w:before="0" w:after="0"/>
             </w:pPr>
             <w:r/>
             <w:r>
@@ -7763,6 +8422,7 @@
           <w:p>
             <w:pPr>
               <w:keepNext/>
+              <w:spacing w:line="259" w:lineRule="auto" w:before="0" w:after="0"/>
             </w:pPr>
             <w:r/>
             <w:r>
@@ -7784,6 +8444,7 @@
           <w:p>
             <w:pPr>
               <w:keepNext/>
+              <w:spacing w:line="259" w:lineRule="auto" w:before="0" w:after="0"/>
             </w:pPr>
             <w:r/>
             <w:r>
@@ -7807,6 +8468,9 @@
             <w:tcW w:type="dxa" w:w="1182"/>
           </w:tcPr>
           <w:p>
+            <w:pPr>
+              <w:spacing w:line="259" w:lineRule="auto" w:before="0" w:after="0"/>
+            </w:pPr>
             <w:r/>
             <w:r>
               <w:rPr>
@@ -7823,6 +8487,9 @@
             <w:tcW w:type="dxa" w:w="2068"/>
           </w:tcPr>
           <w:p>
+            <w:pPr>
+              <w:spacing w:line="259" w:lineRule="auto" w:before="0" w:after="0"/>
+            </w:pPr>
             <w:r/>
             <w:r>
               <w:rPr>
@@ -7839,6 +8506,9 @@
             <w:tcW w:type="dxa" w:w="2068"/>
           </w:tcPr>
           <w:p>
+            <w:pPr>
+              <w:spacing w:line="259" w:lineRule="auto" w:before="0" w:after="0"/>
+            </w:pPr>
             <w:r/>
             <w:r>
               <w:rPr>
@@ -7855,6 +8525,9 @@
             <w:tcW w:type="dxa" w:w="2659"/>
           </w:tcPr>
           <w:p>
+            <w:pPr>
+              <w:spacing w:line="259" w:lineRule="auto" w:before="0" w:after="0"/>
+            </w:pPr>
             <w:r/>
             <w:r>
               <w:rPr>
@@ -7871,6 +8544,9 @@
             <w:tcW w:type="dxa" w:w="1773"/>
           </w:tcPr>
           <w:p>
+            <w:pPr>
+              <w:spacing w:line="259" w:lineRule="auto" w:before="0" w:after="0"/>
+            </w:pPr>
             <w:r/>
             <w:r>
               <w:rPr>
@@ -8010,6 +8686,7 @@
           <w:p>
             <w:pPr>
               <w:keepNext/>
+              <w:spacing w:line="259" w:lineRule="auto" w:before="0" w:after="0"/>
             </w:pPr>
             <w:r/>
             <w:r>
@@ -8031,6 +8708,7 @@
           <w:p>
             <w:pPr>
               <w:keepNext/>
+              <w:spacing w:line="259" w:lineRule="auto" w:before="0" w:after="0"/>
             </w:pPr>
             <w:r/>
             <w:r>
@@ -8056,6 +8734,7 @@
           <w:p>
             <w:pPr>
               <w:keepNext/>
+              <w:spacing w:line="259" w:lineRule="auto" w:before="0" w:after="0"/>
             </w:pPr>
             <w:r/>
             <w:r>
@@ -8075,6 +8754,7 @@
           <w:p>
             <w:pPr>
               <w:keepNext/>
+              <w:spacing w:line="259" w:lineRule="auto" w:before="0" w:after="0"/>
             </w:pPr>
             <w:r/>
             <w:r>
@@ -8099,6 +8779,7 @@
           <w:p>
             <w:pPr>
               <w:keepNext/>
+              <w:spacing w:line="259" w:lineRule="auto" w:before="0" w:after="0"/>
             </w:pPr>
             <w:r/>
             <w:r>
@@ -8118,6 +8799,7 @@
           <w:p>
             <w:pPr>
               <w:keepNext/>
+              <w:spacing w:line="259" w:lineRule="auto" w:before="0" w:after="0"/>
             </w:pPr>
             <w:r/>
             <w:r>
@@ -8142,6 +8824,7 @@
           <w:p>
             <w:pPr>
               <w:keepNext/>
+              <w:spacing w:line="259" w:lineRule="auto" w:before="0" w:after="0"/>
             </w:pPr>
             <w:r/>
             <w:r>
@@ -8161,6 +8844,7 @@
           <w:p>
             <w:pPr>
               <w:keepNext/>
+              <w:spacing w:line="259" w:lineRule="auto" w:before="0" w:after="0"/>
             </w:pPr>
             <w:r/>
             <w:r>
@@ -8183,6 +8867,9 @@
             <w:tcW w:type="dxa" w:w="1500"/>
           </w:tcPr>
           <w:p>
+            <w:pPr>
+              <w:spacing w:line="259" w:lineRule="auto" w:before="0" w:after="0"/>
+            </w:pPr>
             <w:r/>
             <w:r>
               <w:rPr>
@@ -8199,6 +8886,9 @@
             <w:tcW w:type="dxa" w:w="8251"/>
           </w:tcPr>
           <w:p>
+            <w:pPr>
+              <w:spacing w:line="259" w:lineRule="auto" w:before="0" w:after="0"/>
+            </w:pPr>
             <w:r/>
             <w:r>
               <w:rPr>
@@ -8258,6 +8948,7 @@
           <w:p>
             <w:pPr>
               <w:keepNext/>
+              <w:spacing w:line="259" w:lineRule="auto" w:before="0" w:after="0"/>
             </w:pPr>
             <w:r/>
             <w:r>
@@ -8279,6 +8970,7 @@
           <w:p>
             <w:pPr>
               <w:keepNext/>
+              <w:spacing w:line="259" w:lineRule="auto" w:before="0" w:after="0"/>
             </w:pPr>
             <w:r/>
             <w:r>
@@ -8304,6 +8996,7 @@
           <w:p>
             <w:pPr>
               <w:keepNext/>
+              <w:spacing w:line="259" w:lineRule="auto" w:before="0" w:after="0"/>
             </w:pPr>
             <w:r/>
             <w:r>
@@ -8323,6 +9016,7 @@
           <w:p>
             <w:pPr>
               <w:keepNext/>
+              <w:spacing w:line="259" w:lineRule="auto" w:before="0" w:after="0"/>
             </w:pPr>
             <w:r/>
             <w:r>
@@ -8347,6 +9041,7 @@
           <w:p>
             <w:pPr>
               <w:keepNext/>
+              <w:spacing w:line="259" w:lineRule="auto" w:before="0" w:after="0"/>
             </w:pPr>
             <w:r/>
             <w:r>
@@ -8366,6 +9061,7 @@
           <w:p>
             <w:pPr>
               <w:keepNext/>
+              <w:spacing w:line="259" w:lineRule="auto" w:before="0" w:after="0"/>
             </w:pPr>
             <w:r/>
             <w:r>
@@ -8388,6 +9084,9 @@
             <w:tcW w:type="dxa" w:w="1373"/>
           </w:tcPr>
           <w:p>
+            <w:pPr>
+              <w:spacing w:line="259" w:lineRule="auto" w:before="0" w:after="0"/>
+            </w:pPr>
             <w:r/>
             <w:r>
               <w:rPr>
@@ -8404,6 +9103,9 @@
             <w:tcW w:type="dxa" w:w="8378"/>
           </w:tcPr>
           <w:p>
+            <w:pPr>
+              <w:spacing w:line="259" w:lineRule="auto" w:before="0" w:after="0"/>
+            </w:pPr>
             <w:r/>
             <w:r>
               <w:rPr>
@@ -8479,6 +9181,7 @@
           <w:p>
             <w:pPr>
               <w:keepNext/>
+              <w:spacing w:line="259" w:lineRule="auto" w:before="0" w:after="0"/>
             </w:pPr>
             <w:r/>
             <w:r>
@@ -8500,6 +9203,7 @@
           <w:p>
             <w:pPr>
               <w:keepNext/>
+              <w:spacing w:line="259" w:lineRule="auto" w:before="0" w:after="0"/>
             </w:pPr>
             <w:r/>
             <w:r>
@@ -8525,6 +9229,7 @@
           <w:p>
             <w:pPr>
               <w:keepNext/>
+              <w:spacing w:line="259" w:lineRule="auto" w:before="0" w:after="0"/>
             </w:pPr>
             <w:r/>
             <w:r>
@@ -8544,6 +9249,7 @@
           <w:p>
             <w:pPr>
               <w:keepNext/>
+              <w:spacing w:line="259" w:lineRule="auto" w:before="0" w:after="0"/>
             </w:pPr>
             <w:r/>
             <w:r>
@@ -8568,6 +9274,7 @@
           <w:p>
             <w:pPr>
               <w:keepNext/>
+              <w:spacing w:line="259" w:lineRule="auto" w:before="0" w:after="0"/>
             </w:pPr>
             <w:r/>
             <w:r>
@@ -8587,6 +9294,7 @@
           <w:p>
             <w:pPr>
               <w:keepNext/>
+              <w:spacing w:line="259" w:lineRule="auto" w:before="0" w:after="0"/>
             </w:pPr>
             <w:r/>
             <w:r>
@@ -8611,6 +9319,7 @@
           <w:p>
             <w:pPr>
               <w:keepNext/>
+              <w:spacing w:line="259" w:lineRule="auto" w:before="0" w:after="0"/>
             </w:pPr>
             <w:r/>
             <w:r>
@@ -8630,6 +9339,7 @@
           <w:p>
             <w:pPr>
               <w:keepNext/>
+              <w:spacing w:line="259" w:lineRule="auto" w:before="0" w:after="0"/>
             </w:pPr>
             <w:r/>
             <w:r>
@@ -8652,6 +9362,9 @@
             <w:tcW w:type="dxa" w:w="1413"/>
           </w:tcPr>
           <w:p>
+            <w:pPr>
+              <w:spacing w:line="259" w:lineRule="auto" w:before="0" w:after="0"/>
+            </w:pPr>
             <w:r/>
             <w:r>
               <w:rPr>
@@ -8668,6 +9381,9 @@
             <w:tcW w:type="dxa" w:w="8338"/>
           </w:tcPr>
           <w:p>
+            <w:pPr>
+              <w:spacing w:line="259" w:lineRule="auto" w:before="0" w:after="0"/>
+            </w:pPr>
             <w:r/>
             <w:r>
               <w:rPr>
@@ -8727,6 +9443,7 @@
           <w:p>
             <w:pPr>
               <w:keepNext/>
+              <w:spacing w:line="259" w:lineRule="auto" w:before="0" w:after="0"/>
             </w:pPr>
             <w:r/>
             <w:r>
@@ -8748,6 +9465,7 @@
           <w:p>
             <w:pPr>
               <w:keepNext/>
+              <w:spacing w:line="259" w:lineRule="auto" w:before="0" w:after="0"/>
             </w:pPr>
             <w:r/>
             <w:r>
@@ -8773,6 +9491,7 @@
           <w:p>
             <w:pPr>
               <w:keepNext/>
+              <w:spacing w:line="259" w:lineRule="auto" w:before="0" w:after="0"/>
             </w:pPr>
             <w:r/>
             <w:r>
@@ -8792,6 +9511,7 @@
           <w:p>
             <w:pPr>
               <w:keepNext/>
+              <w:spacing w:line="259" w:lineRule="auto" w:before="0" w:after="0"/>
             </w:pPr>
             <w:r/>
             <w:r>
@@ -8816,6 +9536,7 @@
           <w:p>
             <w:pPr>
               <w:keepNext/>
+              <w:spacing w:line="259" w:lineRule="auto" w:before="0" w:after="0"/>
             </w:pPr>
             <w:r/>
             <w:r>
@@ -8835,6 +9556,7 @@
           <w:p>
             <w:pPr>
               <w:keepNext/>
+              <w:spacing w:line="259" w:lineRule="auto" w:before="0" w:after="0"/>
             </w:pPr>
             <w:r/>
             <w:r>
@@ -8859,6 +9581,7 @@
           <w:p>
             <w:pPr>
               <w:keepNext/>
+              <w:spacing w:line="259" w:lineRule="auto" w:before="0" w:after="0"/>
             </w:pPr>
             <w:r/>
             <w:r>
@@ -8878,6 +9601,7 @@
           <w:p>
             <w:pPr>
               <w:keepNext/>
+              <w:spacing w:line="259" w:lineRule="auto" w:before="0" w:after="0"/>
             </w:pPr>
             <w:r/>
             <w:r>
@@ -8900,6 +9624,9 @@
             <w:tcW w:type="dxa" w:w="1096"/>
           </w:tcPr>
           <w:p>
+            <w:pPr>
+              <w:spacing w:line="259" w:lineRule="auto" w:before="0" w:after="0"/>
+            </w:pPr>
             <w:r/>
             <w:r>
               <w:rPr>
@@ -8916,6 +9643,9 @@
             <w:tcW w:type="dxa" w:w="8656"/>
           </w:tcPr>
           <w:p>
+            <w:pPr>
+              <w:spacing w:line="259" w:lineRule="auto" w:before="0" w:after="0"/>
+            </w:pPr>
             <w:r/>
             <w:r>
               <w:rPr>
@@ -8975,6 +9705,7 @@
           <w:p>
             <w:pPr>
               <w:keepNext/>
+              <w:spacing w:line="259" w:lineRule="auto" w:before="0" w:after="0"/>
             </w:pPr>
             <w:r/>
             <w:r>
@@ -8996,6 +9727,7 @@
           <w:p>
             <w:pPr>
               <w:keepNext/>
+              <w:spacing w:line="259" w:lineRule="auto" w:before="0" w:after="0"/>
             </w:pPr>
             <w:r/>
             <w:r>
@@ -9021,6 +9753,7 @@
           <w:p>
             <w:pPr>
               <w:keepNext/>
+              <w:spacing w:line="259" w:lineRule="auto" w:before="0" w:after="0"/>
             </w:pPr>
             <w:r/>
             <w:r>
@@ -9040,6 +9773,7 @@
           <w:p>
             <w:pPr>
               <w:keepNext/>
+              <w:spacing w:line="259" w:lineRule="auto" w:before="0" w:after="0"/>
             </w:pPr>
             <w:r/>
             <w:r>
@@ -9064,6 +9798,7 @@
           <w:p>
             <w:pPr>
               <w:keepNext/>
+              <w:spacing w:line="259" w:lineRule="auto" w:before="0" w:after="0"/>
             </w:pPr>
             <w:r/>
             <w:r>
@@ -9083,6 +9818,7 @@
           <w:p>
             <w:pPr>
               <w:keepNext/>
+              <w:spacing w:line="259" w:lineRule="auto" w:before="0" w:after="0"/>
             </w:pPr>
             <w:r/>
             <w:r>
@@ -9105,6 +9841,9 @@
             <w:tcW w:type="dxa" w:w="1242"/>
           </w:tcPr>
           <w:p>
+            <w:pPr>
+              <w:spacing w:line="259" w:lineRule="auto" w:before="0" w:after="0"/>
+            </w:pPr>
             <w:r/>
             <w:r>
               <w:rPr>
@@ -9121,6 +9860,9 @@
             <w:tcW w:type="dxa" w:w="8509"/>
           </w:tcPr>
           <w:p>
+            <w:pPr>
+              <w:spacing w:line="259" w:lineRule="auto" w:before="0" w:after="0"/>
+            </w:pPr>
             <w:r/>
             <w:r>
               <w:rPr>
@@ -9214,12 +9956,13 @@
         </w:trPr>
         <w:tc>
           <w:tcPr>
-            <w:tcW w:type="dxa" w:w="1814"/>
+            <w:tcW w:type="dxa" w:w="1871"/>
             <w:shd w:val="clear" w:color="auto" w:fill="EEF1F7"/>
           </w:tcPr>
           <w:p>
             <w:pPr>
               <w:keepNext/>
+              <w:spacing w:line="259" w:lineRule="auto" w:before="0" w:after="0"/>
             </w:pPr>
             <w:r/>
             <w:r>
@@ -9241,6 +9984,7 @@
           <w:p>
             <w:pPr>
               <w:keepNext/>
+              <w:spacing w:line="259" w:lineRule="auto" w:before="0" w:after="0"/>
             </w:pPr>
             <w:r/>
             <w:r>
@@ -9256,12 +10000,13 @@
         </w:tc>
         <w:tc>
           <w:tcPr>
-            <w:tcW w:type="dxa" w:w="6248"/>
+            <w:tcW w:type="dxa" w:w="6191"/>
             <w:shd w:val="clear" w:color="auto" w:fill="EEF1F7"/>
           </w:tcPr>
           <w:p>
             <w:pPr>
               <w:keepNext/>
+              <w:spacing w:line="259" w:lineRule="auto" w:before="0" w:after="0"/>
             </w:pPr>
             <w:r/>
             <w:r>
@@ -9282,9 +10027,13 @@
         </w:trPr>
         <w:tc>
           <w:tcPr>
-            <w:tcW w:type="dxa" w:w="1814"/>
-          </w:tcPr>
-          <w:p>
+            <w:tcW w:type="dxa" w:w="1871"/>
+          </w:tcPr>
+          <w:p>
+            <w:pPr>
+              <w:keepNext/>
+              <w:spacing w:line="259" w:lineRule="auto" w:before="0" w:after="0"/>
+            </w:pPr>
             <w:r/>
             <w:r>
               <w:rPr>
@@ -9301,6 +10050,10 @@
             <w:tcW w:type="dxa" w:w="1689"/>
           </w:tcPr>
           <w:p>
+            <w:pPr>
+              <w:keepNext/>
+              <w:spacing w:line="259" w:lineRule="auto" w:before="0" w:after="0"/>
+            </w:pPr>
             <w:r/>
             <w:r>
               <w:rPr>
@@ -9314,9 +10067,13 @@
         </w:tc>
         <w:tc>
           <w:tcPr>
-            <w:tcW w:type="dxa" w:w="6248"/>
-          </w:tcPr>
-          <w:p>
+            <w:tcW w:type="dxa" w:w="6191"/>
+          </w:tcPr>
+          <w:p>
+            <w:pPr>
+              <w:keepNext/>
+              <w:spacing w:line="259" w:lineRule="auto" w:before="0" w:after="0"/>
+            </w:pPr>
             <w:r/>
             <w:r>
               <w:rPr>
@@ -9335,9 +10092,12 @@
         </w:trPr>
         <w:tc>
           <w:tcPr>
-            <w:tcW w:type="dxa" w:w="1814"/>
-          </w:tcPr>
-          <w:p>
+            <w:tcW w:type="dxa" w:w="1871"/>
+          </w:tcPr>
+          <w:p>
+            <w:pPr>
+              <w:spacing w:line="259" w:lineRule="auto" w:before="0" w:after="0"/>
+            </w:pPr>
             <w:r/>
             <w:r>
               <w:rPr>
@@ -9354,6 +10114,9 @@
             <w:tcW w:type="dxa" w:w="1689"/>
           </w:tcPr>
           <w:p>
+            <w:pPr>
+              <w:spacing w:line="259" w:lineRule="auto" w:before="0" w:after="0"/>
+            </w:pPr>
             <w:r/>
             <w:r>
               <w:rPr>
@@ -9367,9 +10130,12 @@
         </w:tc>
         <w:tc>
           <w:tcPr>
-            <w:tcW w:type="dxa" w:w="6248"/>
-          </w:tcPr>
-          <w:p>
+            <w:tcW w:type="dxa" w:w="6191"/>
+          </w:tcPr>
+          <w:p>
+            <w:pPr>
+              <w:spacing w:line="259" w:lineRule="auto" w:before="0" w:after="0"/>
+            </w:pPr>
             <w:r/>
             <w:r>
               <w:rPr>
@@ -9388,9 +10154,12 @@
         </w:trPr>
         <w:tc>
           <w:tcPr>
-            <w:tcW w:type="dxa" w:w="1814"/>
-          </w:tcPr>
-          <w:p>
+            <w:tcW w:type="dxa" w:w="1871"/>
+          </w:tcPr>
+          <w:p>
+            <w:pPr>
+              <w:spacing w:line="259" w:lineRule="auto" w:before="0" w:after="0"/>
+            </w:pPr>
             <w:r/>
             <w:r>
               <w:rPr>
@@ -9407,6 +10176,9 @@
             <w:tcW w:type="dxa" w:w="1689"/>
           </w:tcPr>
           <w:p>
+            <w:pPr>
+              <w:spacing w:line="259" w:lineRule="auto" w:before="0" w:after="0"/>
+            </w:pPr>
             <w:r/>
             <w:r>
               <w:rPr>
@@ -9420,9 +10192,12 @@
         </w:tc>
         <w:tc>
           <w:tcPr>
-            <w:tcW w:type="dxa" w:w="6248"/>
-          </w:tcPr>
-          <w:p>
+            <w:tcW w:type="dxa" w:w="6191"/>
+          </w:tcPr>
+          <w:p>
+            <w:pPr>
+              <w:spacing w:line="259" w:lineRule="auto" w:before="0" w:after="0"/>
+            </w:pPr>
             <w:r/>
             <w:r>
               <w:rPr>
@@ -9441,9 +10216,12 @@
         </w:trPr>
         <w:tc>
           <w:tcPr>
-            <w:tcW w:type="dxa" w:w="1814"/>
-          </w:tcPr>
-          <w:p>
+            <w:tcW w:type="dxa" w:w="1871"/>
+          </w:tcPr>
+          <w:p>
+            <w:pPr>
+              <w:spacing w:line="259" w:lineRule="auto" w:before="0" w:after="0"/>
+            </w:pPr>
             <w:r/>
             <w:r>
               <w:rPr>
@@ -9460,6 +10238,9 @@
             <w:tcW w:type="dxa" w:w="1689"/>
           </w:tcPr>
           <w:p>
+            <w:pPr>
+              <w:spacing w:line="259" w:lineRule="auto" w:before="0" w:after="0"/>
+            </w:pPr>
             <w:r/>
             <w:r>
               <w:rPr>
@@ -9473,9 +10254,12 @@
         </w:tc>
         <w:tc>
           <w:tcPr>
-            <w:tcW w:type="dxa" w:w="6248"/>
-          </w:tcPr>
-          <w:p>
+            <w:tcW w:type="dxa" w:w="6191"/>
+          </w:tcPr>
+          <w:p>
+            <w:pPr>
+              <w:spacing w:line="259" w:lineRule="auto" w:before="0" w:after="0"/>
+            </w:pPr>
             <w:r/>
             <w:r>
               <w:rPr>
@@ -9494,9 +10278,13 @@
         </w:trPr>
         <w:tc>
           <w:tcPr>
-            <w:tcW w:type="dxa" w:w="1814"/>
-          </w:tcPr>
-          <w:p>
+            <w:tcW w:type="dxa" w:w="1871"/>
+          </w:tcPr>
+          <w:p>
+            <w:pPr>
+              <w:keepNext/>
+              <w:spacing w:line="259" w:lineRule="auto" w:before="0" w:after="0"/>
+            </w:pPr>
             <w:r/>
             <w:r>
               <w:rPr>
@@ -9513,6 +10301,10 @@
             <w:tcW w:type="dxa" w:w="1689"/>
           </w:tcPr>
           <w:p>
+            <w:pPr>
+              <w:keepNext/>
+              <w:spacing w:line="259" w:lineRule="auto" w:before="0" w:after="0"/>
+            </w:pPr>
             <w:r/>
             <w:r>
               <w:rPr>
@@ -9526,9 +10318,13 @@
         </w:tc>
         <w:tc>
           <w:tcPr>
-            <w:tcW w:type="dxa" w:w="6248"/>
-          </w:tcPr>
-          <w:p>
+            <w:tcW w:type="dxa" w:w="6191"/>
+          </w:tcPr>
+          <w:p>
+            <w:pPr>
+              <w:keepNext/>
+              <w:spacing w:line="259" w:lineRule="auto" w:before="0" w:after="0"/>
+            </w:pPr>
             <w:r/>
             <w:r>
               <w:rPr>
@@ -9547,9 +10343,12 @@
         </w:trPr>
         <w:tc>
           <w:tcPr>
-            <w:tcW w:type="dxa" w:w="1814"/>
-          </w:tcPr>
-          <w:p>
+            <w:tcW w:type="dxa" w:w="1871"/>
+          </w:tcPr>
+          <w:p>
+            <w:pPr>
+              <w:spacing w:line="259" w:lineRule="auto" w:before="0" w:after="0"/>
+            </w:pPr>
             <w:r/>
             <w:r>
               <w:rPr>
@@ -9566,6 +10365,9 @@
             <w:tcW w:type="dxa" w:w="1689"/>
           </w:tcPr>
           <w:p>
+            <w:pPr>
+              <w:spacing w:line="259" w:lineRule="auto" w:before="0" w:after="0"/>
+            </w:pPr>
             <w:r/>
             <w:r>
               <w:rPr>
@@ -9579,9 +10381,12 @@
         </w:tc>
         <w:tc>
           <w:tcPr>
-            <w:tcW w:type="dxa" w:w="6248"/>
-          </w:tcPr>
-          <w:p>
+            <w:tcW w:type="dxa" w:w="6191"/>
+          </w:tcPr>
+          <w:p>
+            <w:pPr>
+              <w:spacing w:line="259" w:lineRule="auto" w:before="0" w:after="0"/>
+            </w:pPr>
             <w:r/>
             <w:r>
               <w:rPr>
@@ -9761,12 +10566,13 @@
         </w:trPr>
         <w:tc>
           <w:tcPr>
-            <w:tcW w:type="dxa" w:w="1982"/>
+            <w:tcW w:type="dxa" w:w="2154"/>
             <w:shd w:val="clear" w:color="auto" w:fill="EEF1F7"/>
           </w:tcPr>
           <w:p>
             <w:pPr>
               <w:keepNext/>
+              <w:spacing w:line="259" w:lineRule="auto" w:before="0" w:after="0"/>
             </w:pPr>
             <w:r/>
             <w:r>
@@ -9782,12 +10588,13 @@
         </w:tc>
         <w:tc>
           <w:tcPr>
-            <w:tcW w:type="dxa" w:w="7769"/>
+            <w:tcW w:type="dxa" w:w="7597"/>
             <w:shd w:val="clear" w:color="auto" w:fill="EEF1F7"/>
           </w:tcPr>
           <w:p>
             <w:pPr>
               <w:keepNext/>
+              <w:spacing w:line="259" w:lineRule="auto" w:before="0" w:after="0"/>
             </w:pPr>
             <w:r/>
             <w:r>
@@ -9808,11 +10615,12 @@
         </w:trPr>
         <w:tc>
           <w:tcPr>
-            <w:tcW w:type="dxa" w:w="1982"/>
+            <w:tcW w:type="dxa" w:w="2154"/>
           </w:tcPr>
           <w:p>
             <w:pPr>
               <w:keepNext/>
+              <w:spacing w:line="259" w:lineRule="auto" w:before="0" w:after="0"/>
             </w:pPr>
             <w:r/>
             <w:r>
@@ -9827,11 +10635,12 @@
         </w:tc>
         <w:tc>
           <w:tcPr>
-            <w:tcW w:type="dxa" w:w="7769"/>
+            <w:tcW w:type="dxa" w:w="7597"/>
           </w:tcPr>
           <w:p>
             <w:pPr>
               <w:keepNext/>
+              <w:spacing w:line="259" w:lineRule="auto" w:before="0" w:after="0"/>
             </w:pPr>
             <w:r/>
             <w:r>
@@ -9867,11 +10676,12 @@
         </w:trPr>
         <w:tc>
           <w:tcPr>
-            <w:tcW w:type="dxa" w:w="1982"/>
+            <w:tcW w:type="dxa" w:w="2154"/>
           </w:tcPr>
           <w:p>
             <w:pPr>
               <w:keepNext/>
+              <w:spacing w:line="259" w:lineRule="auto" w:before="0" w:after="0"/>
             </w:pPr>
             <w:r/>
             <w:r>
@@ -9886,11 +10696,12 @@
         </w:tc>
         <w:tc>
           <w:tcPr>
-            <w:tcW w:type="dxa" w:w="7769"/>
+            <w:tcW w:type="dxa" w:w="7597"/>
           </w:tcPr>
           <w:p>
             <w:pPr>
               <w:keepNext/>
+              <w:spacing w:line="259" w:lineRule="auto" w:before="0" w:after="0"/>
             </w:pPr>
             <w:r/>
             <w:r>
@@ -9910,9 +10721,12 @@
         </w:trPr>
         <w:tc>
           <w:tcPr>
-            <w:tcW w:type="dxa" w:w="1982"/>
-          </w:tcPr>
-          <w:p>
+            <w:tcW w:type="dxa" w:w="2154"/>
+          </w:tcPr>
+          <w:p>
+            <w:pPr>
+              <w:spacing w:line="259" w:lineRule="auto" w:before="0" w:after="0"/>
+            </w:pPr>
             <w:r/>
             <w:r>
               <w:rPr>
@@ -9926,9 +10740,12 @@
         </w:tc>
         <w:tc>
           <w:tcPr>
-            <w:tcW w:type="dxa" w:w="7769"/>
-          </w:tcPr>
-          <w:p>
+            <w:tcW w:type="dxa" w:w="7597"/>
+          </w:tcPr>
+          <w:p>
+            <w:pPr>
+              <w:spacing w:line="259" w:lineRule="auto" w:before="0" w:after="0"/>
+            </w:pPr>
             <w:r/>
             <w:r>
               <w:rPr>
@@ -10048,6 +10865,7 @@
           <w:p>
             <w:pPr>
               <w:keepNext/>
+              <w:spacing w:line="259" w:lineRule="auto" w:before="0" w:after="0"/>
             </w:pPr>
             <w:r/>
             <w:r>
@@ -10069,6 +10887,7 @@
           <w:p>
             <w:pPr>
               <w:keepNext/>
+              <w:spacing w:line="259" w:lineRule="auto" w:before="0" w:after="0"/>
             </w:pPr>
             <w:r/>
             <w:r>
@@ -10094,6 +10913,7 @@
           <w:p>
             <w:pPr>
               <w:keepNext/>
+              <w:spacing w:line="259" w:lineRule="auto" w:before="0" w:after="0"/>
             </w:pPr>
             <w:r/>
             <w:r>
@@ -10113,6 +10933,7 @@
           <w:p>
             <w:pPr>
               <w:keepNext/>
+              <w:spacing w:line="259" w:lineRule="auto" w:before="0" w:after="0"/>
             </w:pPr>
             <w:r/>
             <w:r>
@@ -10143,6 +10964,9 @@
             <w:tcW w:type="dxa" w:w="2868"/>
           </w:tcPr>
           <w:p>
+            <w:pPr>
+              <w:spacing w:line="259" w:lineRule="auto" w:before="0" w:after="0"/>
+            </w:pPr>
             <w:r/>
             <w:r>
               <w:rPr>
@@ -10159,6 +10983,9 @@
             <w:tcW w:type="dxa" w:w="6883"/>
           </w:tcPr>
           <w:p>
+            <w:pPr>
+              <w:spacing w:line="259" w:lineRule="auto" w:before="0" w:after="0"/>
+            </w:pPr>
             <w:r/>
             <w:r>
               <w:rPr>
@@ -10218,6 +11045,7 @@
     <w:p>
       <w:pPr>
         <w:pStyle w:val="ListBullet"/>
+        <w:widowControl/>
         <w:spacing w:after="40"/>
       </w:pPr>
       <w:r>
@@ -10232,6 +11060,7 @@
     <w:p>
       <w:pPr>
         <w:pStyle w:val="ListBullet"/>
+        <w:widowControl/>
         <w:spacing w:after="40"/>
       </w:pPr>
       <w:r>
@@ -10262,6 +11091,7 @@
     <w:p>
       <w:pPr>
         <w:pStyle w:val="ListBullet"/>
+        <w:widowControl/>
         <w:spacing w:after="40"/>
       </w:pPr>
       <w:r>
@@ -10350,6 +11180,7 @@
     <w:p>
       <w:pPr>
         <w:pStyle w:val="ListBullet"/>
+        <w:widowControl/>
         <w:spacing w:after="40"/>
       </w:pPr>
       <w:r>
@@ -10380,6 +11211,7 @@
     <w:p>
       <w:pPr>
         <w:pStyle w:val="ListBullet"/>
+        <w:widowControl/>
         <w:spacing w:after="40"/>
       </w:pPr>
       <w:r>
@@ -10394,6 +11226,7 @@
     <w:p>
       <w:pPr>
         <w:pStyle w:val="ListBullet"/>
+        <w:widowControl/>
         <w:spacing w:after="40"/>
       </w:pPr>
       <w:r>
@@ -10408,6 +11241,7 @@
     <w:p>
       <w:pPr>
         <w:pStyle w:val="ListBullet"/>
+        <w:widowControl/>
         <w:spacing w:after="40"/>
       </w:pPr>
       <w:r>
@@ -10455,12 +11289,13 @@
         </w:trPr>
         <w:tc>
           <w:tcPr>
-            <w:tcW w:type="dxa" w:w="1814"/>
+            <w:tcW w:type="dxa" w:w="2154"/>
             <w:shd w:val="clear" w:color="auto" w:fill="EEF1F7"/>
           </w:tcPr>
           <w:p>
             <w:pPr>
               <w:keepNext/>
+              <w:spacing w:line="259" w:lineRule="auto" w:before="0" w:after="0"/>
             </w:pPr>
             <w:r/>
             <w:r>
@@ -10476,12 +11311,13 @@
         </w:tc>
         <w:tc>
           <w:tcPr>
-            <w:tcW w:type="dxa" w:w="2490"/>
+            <w:tcW w:type="dxa" w:w="2491"/>
             <w:shd w:val="clear" w:color="auto" w:fill="EEF1F7"/>
           </w:tcPr>
           <w:p>
             <w:pPr>
               <w:keepNext/>
+              <w:spacing w:line="259" w:lineRule="auto" w:before="0" w:after="0"/>
             </w:pPr>
             <w:r/>
             <w:r>
@@ -10497,12 +11333,13 @@
         </w:tc>
         <w:tc>
           <w:tcPr>
-            <w:tcW w:type="dxa" w:w="5447"/>
+            <w:tcW w:type="dxa" w:w="5106"/>
             <w:shd w:val="clear" w:color="auto" w:fill="EEF1F7"/>
           </w:tcPr>
           <w:p>
             <w:pPr>
               <w:keepNext/>
+              <w:spacing w:line="259" w:lineRule="auto" w:before="0" w:after="0"/>
             </w:pPr>
             <w:r/>
             <w:r>
@@ -10523,9 +11360,13 @@
         </w:trPr>
         <w:tc>
           <w:tcPr>
-            <w:tcW w:type="dxa" w:w="1814"/>
-          </w:tcPr>
-          <w:p>
+            <w:tcW w:type="dxa" w:w="2154"/>
+          </w:tcPr>
+          <w:p>
+            <w:pPr>
+              <w:keepNext/>
+              <w:spacing w:line="259" w:lineRule="auto" w:before="0" w:after="0"/>
+            </w:pPr>
             <w:r/>
             <w:r>
               <w:rPr>
@@ -10539,9 +11380,13 @@
         </w:tc>
         <w:tc>
           <w:tcPr>
-            <w:tcW w:type="dxa" w:w="2490"/>
-          </w:tcPr>
-          <w:p>
+            <w:tcW w:type="dxa" w:w="2491"/>
+          </w:tcPr>
+          <w:p>
+            <w:pPr>
+              <w:keepNext/>
+              <w:spacing w:line="259" w:lineRule="auto" w:before="0" w:after="0"/>
+            </w:pPr>
             <w:r/>
             <w:r>
               <w:rPr>
@@ -10555,9 +11400,13 @@
         </w:tc>
         <w:tc>
           <w:tcPr>
-            <w:tcW w:type="dxa" w:w="5447"/>
-          </w:tcPr>
-          <w:p>
+            <w:tcW w:type="dxa" w:w="5106"/>
+          </w:tcPr>
+          <w:p>
+            <w:pPr>
+              <w:keepNext/>
+              <w:spacing w:line="259" w:lineRule="auto" w:before="0" w:after="0"/>
+            </w:pPr>
             <w:r/>
             <w:r>
               <w:rPr>
@@ -10576,9 +11425,12 @@
         </w:trPr>
         <w:tc>
           <w:tcPr>
-            <w:tcW w:type="dxa" w:w="1814"/>
-          </w:tcPr>
-          <w:p>
+            <w:tcW w:type="dxa" w:w="2154"/>
+          </w:tcPr>
+          <w:p>
+            <w:pPr>
+              <w:spacing w:line="259" w:lineRule="auto" w:before="0" w:after="0"/>
+            </w:pPr>
             <w:r/>
             <w:r>
               <w:rPr>
@@ -10592,9 +11444,12 @@
         </w:tc>
         <w:tc>
           <w:tcPr>
-            <w:tcW w:type="dxa" w:w="2490"/>
-          </w:tcPr>
-          <w:p>
+            <w:tcW w:type="dxa" w:w="2491"/>
+          </w:tcPr>
+          <w:p>
+            <w:pPr>
+              <w:spacing w:line="259" w:lineRule="auto" w:before="0" w:after="0"/>
+            </w:pPr>
             <w:r/>
             <w:r>
               <w:rPr>
@@ -10608,9 +11463,12 @@
         </w:tc>
         <w:tc>
           <w:tcPr>
-            <w:tcW w:type="dxa" w:w="5447"/>
-          </w:tcPr>
-          <w:p>
+            <w:tcW w:type="dxa" w:w="5106"/>
+          </w:tcPr>
+          <w:p>
+            <w:pPr>
+              <w:spacing w:line="259" w:lineRule="auto" w:before="0" w:after="0"/>
+            </w:pPr>
             <w:r/>
             <w:r>
               <w:rPr>
@@ -10629,9 +11487,12 @@
         </w:trPr>
         <w:tc>
           <w:tcPr>
-            <w:tcW w:type="dxa" w:w="1814"/>
-          </w:tcPr>
-          <w:p>
+            <w:tcW w:type="dxa" w:w="2154"/>
+          </w:tcPr>
+          <w:p>
+            <w:pPr>
+              <w:spacing w:line="259" w:lineRule="auto" w:before="0" w:after="0"/>
+            </w:pPr>
             <w:r/>
             <w:r>
               <w:rPr>
@@ -10645,9 +11506,12 @@
         </w:tc>
         <w:tc>
           <w:tcPr>
-            <w:tcW w:type="dxa" w:w="2490"/>
-          </w:tcPr>
-          <w:p>
+            <w:tcW w:type="dxa" w:w="2491"/>
+          </w:tcPr>
+          <w:p>
+            <w:pPr>
+              <w:spacing w:line="259" w:lineRule="auto" w:before="0" w:after="0"/>
+            </w:pPr>
             <w:r/>
             <w:r>
               <w:rPr>
@@ -10661,9 +11525,12 @@
         </w:tc>
         <w:tc>
           <w:tcPr>
-            <w:tcW w:type="dxa" w:w="5447"/>
-          </w:tcPr>
-          <w:p>
+            <w:tcW w:type="dxa" w:w="5106"/>
+          </w:tcPr>
+          <w:p>
+            <w:pPr>
+              <w:spacing w:line="259" w:lineRule="auto" w:before="0" w:after="0"/>
+            </w:pPr>
             <w:r/>
             <w:r>
               <w:rPr>
@@ -10698,9 +11565,12 @@
         </w:trPr>
         <w:tc>
           <w:tcPr>
-            <w:tcW w:type="dxa" w:w="1814"/>
-          </w:tcPr>
-          <w:p>
+            <w:tcW w:type="dxa" w:w="2154"/>
+          </w:tcPr>
+          <w:p>
+            <w:pPr>
+              <w:spacing w:line="259" w:lineRule="auto" w:before="0" w:after="0"/>
+            </w:pPr>
             <w:r/>
             <w:r>
               <w:rPr>
@@ -10714,9 +11584,12 @@
         </w:tc>
         <w:tc>
           <w:tcPr>
-            <w:tcW w:type="dxa" w:w="2490"/>
-          </w:tcPr>
-          <w:p>
+            <w:tcW w:type="dxa" w:w="2491"/>
+          </w:tcPr>
+          <w:p>
+            <w:pPr>
+              <w:spacing w:line="259" w:lineRule="auto" w:before="0" w:after="0"/>
+            </w:pPr>
             <w:r/>
             <w:r>
               <w:rPr>
@@ -10730,9 +11603,12 @@
         </w:tc>
         <w:tc>
           <w:tcPr>
-            <w:tcW w:type="dxa" w:w="5447"/>
-          </w:tcPr>
-          <w:p>
+            <w:tcW w:type="dxa" w:w="5106"/>
+          </w:tcPr>
+          <w:p>
+            <w:pPr>
+              <w:spacing w:line="259" w:lineRule="auto" w:before="0" w:after="0"/>
+            </w:pPr>
             <w:r/>
             <w:r>
               <w:rPr>
@@ -10751,9 +11627,13 @@
         </w:trPr>
         <w:tc>
           <w:tcPr>
-            <w:tcW w:type="dxa" w:w="1814"/>
-          </w:tcPr>
-          <w:p>
+            <w:tcW w:type="dxa" w:w="2154"/>
+          </w:tcPr>
+          <w:p>
+            <w:pPr>
+              <w:keepNext/>
+              <w:spacing w:line="259" w:lineRule="auto" w:before="0" w:after="0"/>
+            </w:pPr>
             <w:r/>
             <w:r>
               <w:rPr>
@@ -10767,9 +11647,13 @@
         </w:tc>
         <w:tc>
           <w:tcPr>
-            <w:tcW w:type="dxa" w:w="2490"/>
-          </w:tcPr>
-          <w:p>
+            <w:tcW w:type="dxa" w:w="2491"/>
+          </w:tcPr>
+          <w:p>
+            <w:pPr>
+              <w:keepNext/>
+              <w:spacing w:line="259" w:lineRule="auto" w:before="0" w:after="0"/>
+            </w:pPr>
             <w:r/>
             <w:r>
               <w:rPr>
@@ -10783,9 +11667,13 @@
         </w:tc>
         <w:tc>
           <w:tcPr>
-            <w:tcW w:type="dxa" w:w="5447"/>
-          </w:tcPr>
-          <w:p>
+            <w:tcW w:type="dxa" w:w="5106"/>
+          </w:tcPr>
+          <w:p>
+            <w:pPr>
+              <w:keepNext/>
+              <w:spacing w:line="259" w:lineRule="auto" w:before="0" w:after="0"/>
+            </w:pPr>
             <w:r/>
             <w:r>
               <w:rPr>
@@ -10804,9 +11692,12 @@
         </w:trPr>
         <w:tc>
           <w:tcPr>
-            <w:tcW w:type="dxa" w:w="1814"/>
-          </w:tcPr>
-          <w:p>
+            <w:tcW w:type="dxa" w:w="2154"/>
+          </w:tcPr>
+          <w:p>
+            <w:pPr>
+              <w:spacing w:line="259" w:lineRule="auto" w:before="0" w:after="0"/>
+            </w:pPr>
             <w:r/>
             <w:r>
               <w:rPr>
@@ -10820,9 +11711,12 @@
         </w:tc>
         <w:tc>
           <w:tcPr>
-            <w:tcW w:type="dxa" w:w="2490"/>
-          </w:tcPr>
-          <w:p>
+            <w:tcW w:type="dxa" w:w="2491"/>
+          </w:tcPr>
+          <w:p>
+            <w:pPr>
+              <w:spacing w:line="259" w:lineRule="auto" w:before="0" w:after="0"/>
+            </w:pPr>
             <w:r/>
             <w:r>
               <w:rPr>
@@ -10836,9 +11730,12 @@
         </w:tc>
         <w:tc>
           <w:tcPr>
-            <w:tcW w:type="dxa" w:w="5447"/>
-          </w:tcPr>
-          <w:p>
+            <w:tcW w:type="dxa" w:w="5106"/>
+          </w:tcPr>
+          <w:p>
+            <w:pPr>
+              <w:spacing w:line="259" w:lineRule="auto" w:before="0" w:after="0"/>
+            </w:pPr>
             <w:r/>
             <w:r>
               <w:rPr>
@@ -10876,6 +11773,7 @@
     <w:p>
       <w:pPr>
         <w:pStyle w:val="ListBullet"/>
+        <w:widowControl/>
         <w:spacing w:after="40"/>
       </w:pPr>
       <w:r>
@@ -10906,6 +11804,7 @@
     <w:p>
       <w:pPr>
         <w:pStyle w:val="ListBullet"/>
+        <w:widowControl/>
         <w:spacing w:after="40"/>
       </w:pPr>
       <w:r>
@@ -10920,6 +11819,7 @@
     <w:p>
       <w:pPr>
         <w:pStyle w:val="ListBullet"/>
+        <w:widowControl/>
         <w:spacing w:after="40"/>
       </w:pPr>
       <w:r>
@@ -10980,6 +11880,7 @@
     <w:p>
       <w:pPr>
         <w:pStyle w:val="ListBullet"/>
+        <w:widowControl/>
         <w:spacing w:after="40"/>
       </w:pPr>
       <w:r>
@@ -10994,6 +11895,7 @@
     <w:p>
       <w:pPr>
         <w:pStyle w:val="ListBullet"/>
+        <w:widowControl/>
         <w:spacing w:after="40"/>
       </w:pPr>
       <w:r>
@@ -11008,6 +11910,7 @@
     <w:p>
       <w:pPr>
         <w:pStyle w:val="ListBullet"/>
+        <w:widowControl/>
         <w:spacing w:after="40"/>
       </w:pPr>
       <w:r>

--- a/docs/倫理審査資料_SP-PS.docx
+++ b/docs/倫理審査資料_SP-PS.docx
@@ -3323,7 +3323,7 @@
           <w:b w:val="0"/>
           <w:sz w:val="21"/>
         </w:rPr>
-        <w:t>発音の点数は、以下の3項目の合計（100点満点）で算出する。</w:t>
+        <w:t>発音の点数は、以下の3項目の合計（100点満点）から、声と口の動きのタイミングのずれによる減点を引いて算出する。</w:t>
       </w:r>
     </w:p>
     <w:tbl>
@@ -3346,7 +3346,7 @@
         </w:trPr>
         <w:tc>
           <w:tcPr>
-            <w:tcW w:type="dxa" w:w="1308"/>
+            <w:tcW w:type="dxa" w:w="1871"/>
             <w:shd w:val="clear" w:color="auto" w:fill="EEF1F7"/>
           </w:tcPr>
           <w:p>
@@ -3368,7 +3368,7 @@
         </w:tc>
         <w:tc>
           <w:tcPr>
-            <w:tcW w:type="dxa" w:w="1189"/>
+            <w:tcW w:type="dxa" w:w="2052"/>
             <w:shd w:val="clear" w:color="auto" w:fill="EEF1F7"/>
           </w:tcPr>
           <w:p>
@@ -3390,7 +3390,7 @@
         </w:tc>
         <w:tc>
           <w:tcPr>
-            <w:tcW w:type="dxa" w:w="7254"/>
+            <w:tcW w:type="dxa" w:w="5828"/>
             <w:shd w:val="clear" w:color="auto" w:fill="EEF1F7"/>
           </w:tcPr>
           <w:p>
@@ -3417,7 +3417,7 @@
         </w:trPr>
         <w:tc>
           <w:tcPr>
-            <w:tcW w:type="dxa" w:w="1308"/>
+            <w:tcW w:type="dxa" w:w="1871"/>
           </w:tcPr>
           <w:p>
             <w:pPr>
@@ -3437,7 +3437,7 @@
         </w:tc>
         <w:tc>
           <w:tcPr>
-            <w:tcW w:type="dxa" w:w="1189"/>
+            <w:tcW w:type="dxa" w:w="2052"/>
           </w:tcPr>
           <w:p>
             <w:pPr>
@@ -3457,7 +3457,7 @@
         </w:tc>
         <w:tc>
           <w:tcPr>
-            <w:tcW w:type="dxa" w:w="7254"/>
+            <w:tcW w:type="dxa" w:w="5828"/>
           </w:tcPr>
           <w:p>
             <w:pPr>
@@ -3482,7 +3482,7 @@
         </w:trPr>
         <w:tc>
           <w:tcPr>
-            <w:tcW w:type="dxa" w:w="1308"/>
+            <w:tcW w:type="dxa" w:w="1871"/>
           </w:tcPr>
           <w:p>
             <w:pPr>
@@ -3502,7 +3502,7 @@
         </w:tc>
         <w:tc>
           <w:tcPr>
-            <w:tcW w:type="dxa" w:w="1189"/>
+            <w:tcW w:type="dxa" w:w="2052"/>
           </w:tcPr>
           <w:p>
             <w:pPr>
@@ -3522,7 +3522,7 @@
         </w:tc>
         <w:tc>
           <w:tcPr>
-            <w:tcW w:type="dxa" w:w="7254"/>
+            <w:tcW w:type="dxa" w:w="5828"/>
           </w:tcPr>
           <w:p>
             <w:pPr>
@@ -3547,10 +3547,11 @@
         </w:trPr>
         <w:tc>
           <w:tcPr>
-            <w:tcW w:type="dxa" w:w="1308"/>
-          </w:tcPr>
-          <w:p>
-            <w:pPr>
+            <w:tcW w:type="dxa" w:w="1871"/>
+          </w:tcPr>
+          <w:p>
+            <w:pPr>
+              <w:keepNext/>
               <w:spacing w:line="259" w:lineRule="auto" w:before="0" w:after="0"/>
             </w:pPr>
             <w:r/>
@@ -3566,10 +3567,11 @@
         </w:tc>
         <w:tc>
           <w:tcPr>
-            <w:tcW w:type="dxa" w:w="1189"/>
-          </w:tcPr>
-          <w:p>
-            <w:pPr>
+            <w:tcW w:type="dxa" w:w="2052"/>
+          </w:tcPr>
+          <w:p>
+            <w:pPr>
+              <w:keepNext/>
               <w:spacing w:line="259" w:lineRule="auto" w:before="0" w:after="0"/>
             </w:pPr>
             <w:r/>
@@ -3585,10 +3587,11 @@
         </w:tc>
         <w:tc>
           <w:tcPr>
-            <w:tcW w:type="dxa" w:w="7254"/>
-          </w:tcPr>
-          <w:p>
-            <w:pPr>
+            <w:tcW w:type="dxa" w:w="5828"/>
+          </w:tcPr>
+          <w:p>
+            <w:pPr>
+              <w:keepNext/>
               <w:spacing w:line="259" w:lineRule="auto" w:before="0" w:after="0"/>
             </w:pPr>
             <w:r/>
@@ -3599,6 +3602,68 @@
                 <w:sz w:val="18"/>
               </w:rPr>
               <w:t>母音の音色がお手本とどれだけ近いか</w:t>
+            </w:r>
+          </w:p>
+        </w:tc>
+      </w:tr>
+      <w:tr>
+        <w:trPr>
+          <w:cantSplit/>
+        </w:trPr>
+        <w:tc>
+          <w:tcPr>
+            <w:tcW w:type="dxa" w:w="1871"/>
+          </w:tcPr>
+          <w:p>
+            <w:pPr>
+              <w:spacing w:line="259" w:lineRule="auto" w:before="0" w:after="0"/>
+            </w:pPr>
+            <w:r/>
+            <w:r>
+              <w:rPr>
+                <w:rFonts w:ascii="游ゴシック" w:hAnsi="游ゴシック" w:eastAsia="游ゴシック"/>
+                <w:b w:val="0"/>
+                <w:sz w:val="18"/>
+              </w:rPr>
+              <w:t>声と口のタイミング</w:t>
+            </w:r>
+          </w:p>
+        </w:tc>
+        <w:tc>
+          <w:tcPr>
+            <w:tcW w:type="dxa" w:w="2052"/>
+          </w:tcPr>
+          <w:p>
+            <w:pPr>
+              <w:spacing w:line="259" w:lineRule="auto" w:before="0" w:after="0"/>
+            </w:pPr>
+            <w:r/>
+            <w:r>
+              <w:rPr>
+                <w:rFonts w:ascii="游ゴシック" w:hAnsi="游ゴシック" w:eastAsia="游ゴシック"/>
+                <w:b w:val="0"/>
+                <w:sz w:val="18"/>
+              </w:rPr>
+              <w:t>減点のみ（0〜5点）</w:t>
+            </w:r>
+          </w:p>
+        </w:tc>
+        <w:tc>
+          <w:tcPr>
+            <w:tcW w:type="dxa" w:w="5828"/>
+          </w:tcPr>
+          <w:p>
+            <w:pPr>
+              <w:spacing w:line="259" w:lineRule="auto" w:before="0" w:after="0"/>
+            </w:pPr>
+            <w:r/>
+            <w:r>
+              <w:rPr>
+                <w:rFonts w:ascii="游ゴシック" w:hAnsi="游ゴシック" w:eastAsia="游ゴシック"/>
+                <w:b w:val="0"/>
+                <w:sz w:val="18"/>
+              </w:rPr>
+              <w:t>声と口の動きのずれが、人が気づく範囲を超えた音があるときだけ引く</w:t>
             </w:r>
           </w:p>
         </w:tc>
@@ -3608,6 +3673,20 @@
       <w:pPr>
         <w:spacing w:after="120"/>
       </w:pPr>
+    </w:p>
+    <w:p>
+      <w:pPr>
+        <w:widowControl/>
+        <w:spacing w:after="160" w:line="336" w:lineRule="auto"/>
+      </w:pPr>
+      <w:r>
+        <w:rPr>
+          <w:rFonts w:ascii="游ゴシック" w:hAnsi="游ゴシック" w:eastAsia="游ゴシック"/>
+          <w:b w:val="0"/>
+          <w:sz w:val="21"/>
+        </w:rPr>
+        <w:t>減点しない範囲は、先行研究で人がずれに気づかず聞き取りも下がらないとされる幅（声が口より先に出る場合は 45 ミリ秒まで、口が声より先に動く場合は 200 ミリ秒まで）に、動画のコマの間隔による測定の誤差を加えたものとした（Grant ほか, 2003；ITU-R BT.1359-1 など）。減点の上限は、生徒の負担にならないよう小さく（最大5点）している。口の動きが録画できなかった回などは減点しない。減点したときは、結果画面に何点引いたかと、どの音でずれていたかを表示する。</w:t>
+      </w:r>
     </w:p>
     <w:p>
       <w:pPr>
@@ -3666,7 +3745,7 @@
           <w:b w:val="0"/>
           <w:sz w:val="20"/>
         </w:rPr>
-        <w:t>声と口の動きのタイミングのずれ（ミリ秒単位）</w:t>
+        <w:t>声と口の動きのタイミングのずれ（ミリ秒単位、音ごと）</w:t>
       </w:r>
     </w:p>
     <w:p>
@@ -5661,7 +5740,7 @@
         </w:trPr>
         <w:tc>
           <w:tcPr>
-            <w:tcW w:type="dxa" w:w="611"/>
+            <w:tcW w:type="dxa" w:w="489"/>
             <w:shd w:val="clear" w:color="auto" w:fill="EEF1F7"/>
           </w:tcPr>
           <w:p>
@@ -5705,7 +5784,7 @@
         </w:tc>
         <w:tc>
           <w:tcPr>
-            <w:tcW w:type="dxa" w:w="2477"/>
+            <w:tcW w:type="dxa" w:w="2799"/>
             <w:shd w:val="clear" w:color="auto" w:fill="EEF1F7"/>
           </w:tcPr>
           <w:p>
@@ -5749,7 +5828,7 @@
         </w:tc>
         <w:tc>
           <w:tcPr>
-            <w:tcW w:type="dxa" w:w="2354"/>
+            <w:tcW w:type="dxa" w:w="2154"/>
             <w:shd w:val="clear" w:color="auto" w:fill="EEF1F7"/>
           </w:tcPr>
           <w:p>
@@ -5776,7 +5855,7 @@
         </w:trPr>
         <w:tc>
           <w:tcPr>
-            <w:tcW w:type="dxa" w:w="611"/>
+            <w:tcW w:type="dxa" w:w="489"/>
           </w:tcPr>
           <w:p>
             <w:pPr>
@@ -5816,7 +5895,7 @@
         </w:tc>
         <w:tc>
           <w:tcPr>
-            <w:tcW w:type="dxa" w:w="2477"/>
+            <w:tcW w:type="dxa" w:w="2799"/>
           </w:tcPr>
           <w:p>
             <w:pPr>
@@ -5830,7 +5909,7 @@
                 <w:b w:val="0"/>
                 <w:sz w:val="18"/>
               </w:rPr>
-              <w:t>総合点、アクセント・長さ・母音の各点数</w:t>
+              <w:t>総合点、アクセント・長さ・母音の各点数、声と口のタイミングによる減点とそのもとになったずれの大きさ（ミリ秒）</w:t>
             </w:r>
           </w:p>
         </w:tc>
@@ -5856,7 +5935,7 @@
         </w:tc>
         <w:tc>
           <w:tcPr>
-            <w:tcW w:type="dxa" w:w="2354"/>
+            <w:tcW w:type="dxa" w:w="2154"/>
           </w:tcPr>
           <w:p>
             <w:pPr>
@@ -5881,7 +5960,7 @@
         </w:trPr>
         <w:tc>
           <w:tcPr>
-            <w:tcW w:type="dxa" w:w="611"/>
+            <w:tcW w:type="dxa" w:w="489"/>
           </w:tcPr>
           <w:p>
             <w:pPr>
@@ -5919,7 +5998,7 @@
         </w:tc>
         <w:tc>
           <w:tcPr>
-            <w:tcW w:type="dxa" w:w="2477"/>
+            <w:tcW w:type="dxa" w:w="2799"/>
           </w:tcPr>
           <w:p>
             <w:pPr>
@@ -5957,7 +6036,7 @@
         </w:tc>
         <w:tc>
           <w:tcPr>
-            <w:tcW w:type="dxa" w:w="2354"/>
+            <w:tcW w:type="dxa" w:w="2154"/>
           </w:tcPr>
           <w:p>
             <w:pPr>
@@ -5981,7 +6060,7 @@
         </w:trPr>
         <w:tc>
           <w:tcPr>
-            <w:tcW w:type="dxa" w:w="611"/>
+            <w:tcW w:type="dxa" w:w="489"/>
           </w:tcPr>
           <w:p>
             <w:pPr>
@@ -6019,7 +6098,7 @@
         </w:tc>
         <w:tc>
           <w:tcPr>
-            <w:tcW w:type="dxa" w:w="2477"/>
+            <w:tcW w:type="dxa" w:w="2799"/>
           </w:tcPr>
           <w:p>
             <w:pPr>
@@ -6057,7 +6136,7 @@
         </w:tc>
         <w:tc>
           <w:tcPr>
-            <w:tcW w:type="dxa" w:w="2354"/>
+            <w:tcW w:type="dxa" w:w="2154"/>
           </w:tcPr>
           <w:p>
             <w:pPr>
@@ -6081,7 +6160,7 @@
         </w:trPr>
         <w:tc>
           <w:tcPr>
-            <w:tcW w:type="dxa" w:w="611"/>
+            <w:tcW w:type="dxa" w:w="489"/>
           </w:tcPr>
           <w:p>
             <w:pPr>
@@ -6119,7 +6198,7 @@
         </w:tc>
         <w:tc>
           <w:tcPr>
-            <w:tcW w:type="dxa" w:w="2477"/>
+            <w:tcW w:type="dxa" w:w="2799"/>
           </w:tcPr>
           <w:p>
             <w:pPr>
@@ -6157,7 +6236,7 @@
         </w:tc>
         <w:tc>
           <w:tcPr>
-            <w:tcW w:type="dxa" w:w="2354"/>
+            <w:tcW w:type="dxa" w:w="2154"/>
           </w:tcPr>
           <w:p>
             <w:pPr>
@@ -6181,7 +6260,7 @@
         </w:trPr>
         <w:tc>
           <w:tcPr>
-            <w:tcW w:type="dxa" w:w="611"/>
+            <w:tcW w:type="dxa" w:w="489"/>
           </w:tcPr>
           <w:p>
             <w:pPr>
@@ -6219,7 +6298,7 @@
         </w:tc>
         <w:tc>
           <w:tcPr>
-            <w:tcW w:type="dxa" w:w="2477"/>
+            <w:tcW w:type="dxa" w:w="2799"/>
           </w:tcPr>
           <w:p>
             <w:pPr>
@@ -6257,7 +6336,7 @@
         </w:tc>
         <w:tc>
           <w:tcPr>
-            <w:tcW w:type="dxa" w:w="2354"/>
+            <w:tcW w:type="dxa" w:w="2154"/>
           </w:tcPr>
           <w:p>
             <w:pPr>
@@ -6281,7 +6360,7 @@
         </w:trPr>
         <w:tc>
           <w:tcPr>
-            <w:tcW w:type="dxa" w:w="611"/>
+            <w:tcW w:type="dxa" w:w="489"/>
           </w:tcPr>
           <w:p>
             <w:pPr>
@@ -6319,7 +6398,7 @@
         </w:tc>
         <w:tc>
           <w:tcPr>
-            <w:tcW w:type="dxa" w:w="2477"/>
+            <w:tcW w:type="dxa" w:w="2799"/>
           </w:tcPr>
           <w:p>
             <w:pPr>
@@ -6357,7 +6436,7 @@
         </w:tc>
         <w:tc>
           <w:tcPr>
-            <w:tcW w:type="dxa" w:w="2354"/>
+            <w:tcW w:type="dxa" w:w="2154"/>
           </w:tcPr>
           <w:p>
             <w:pPr>
@@ -6381,7 +6460,7 @@
         </w:trPr>
         <w:tc>
           <w:tcPr>
-            <w:tcW w:type="dxa" w:w="611"/>
+            <w:tcW w:type="dxa" w:w="489"/>
           </w:tcPr>
           <w:p>
             <w:pPr>
@@ -6421,7 +6500,7 @@
         </w:tc>
         <w:tc>
           <w:tcPr>
-            <w:tcW w:type="dxa" w:w="2477"/>
+            <w:tcW w:type="dxa" w:w="2799"/>
           </w:tcPr>
           <w:p>
             <w:pPr>
@@ -6461,7 +6540,7 @@
         </w:tc>
         <w:tc>
           <w:tcPr>
-            <w:tcW w:type="dxa" w:w="2354"/>
+            <w:tcW w:type="dxa" w:w="2154"/>
           </w:tcPr>
           <w:p>
             <w:pPr>
@@ -6486,7 +6565,7 @@
         </w:trPr>
         <w:tc>
           <w:tcPr>
-            <w:tcW w:type="dxa" w:w="611"/>
+            <w:tcW w:type="dxa" w:w="489"/>
           </w:tcPr>
           <w:p>
             <w:pPr>
@@ -6524,7 +6603,7 @@
         </w:tc>
         <w:tc>
           <w:tcPr>
-            <w:tcW w:type="dxa" w:w="2477"/>
+            <w:tcW w:type="dxa" w:w="2799"/>
           </w:tcPr>
           <w:p>
             <w:pPr>
@@ -6562,7 +6641,7 @@
         </w:tc>
         <w:tc>
           <w:tcPr>
-            <w:tcW w:type="dxa" w:w="2354"/>
+            <w:tcW w:type="dxa" w:w="2154"/>
           </w:tcPr>
           <w:p>
             <w:pPr>
@@ -6627,6 +6706,10 @@
         <w:t xml:space="preserve">  "長さ":       21.0,</w:t>
         <w:br/>
         <w:t xml:space="preserve">  "母音":       14.5,</w:t>
+        <w:br/>
+        <w:t xml:space="preserve">  "声と口のタイミングの減点": 0.0,</w:t>
+        <w:br/>
+        <w:t xml:space="preserve">  "声と口のずれのばらつき（ミリ秒）": 45,</w:t>
         <w:br/>
         <w:t xml:space="preserve">  "音ごとの点数": [</w:t>
         <w:br/>
